--- a/4.质量管理/1.流程制度规范类文件/040106-客户满意度调查程序.docx
+++ b/4.质量管理/1.流程制度规范类文件/040106-客户满意度调查程序.docx
@@ -1,14 +1,19 @@
 
 <file path=word/document.xml><?xml version="1.0" encoding="utf-8"?>
-<w:document xmlns:wpc="http://schemas.microsoft.com/office/word/2010/wordprocessingCanvas" xmlns:mc="http://schemas.openxmlformats.org/markup-compatibility/2006" xmlns:o="urn:schemas-microsoft-com:office:office" xmlns:r="http://schemas.openxmlformats.org/officeDocument/2006/relationships" xmlns:m="http://schemas.openxmlformats.org/officeDocument/2006/math" xmlns:v="urn:schemas-microsoft-com:vml" xmlns:wp14="http://schemas.microsoft.com/office/word/2010/wordprocessingDrawing" xmlns:wp="http://schemas.openxmlformats.org/drawingml/2006/wordprocessingDrawing" xmlns:w10="urn:schemas-microsoft-com:office:word" xmlns:w="http://schemas.openxmlformats.org/wordprocessingml/2006/main" xmlns:w14="http://schemas.microsoft.com/office/word/2010/wordml" xmlns:w15="http://schemas.microsoft.com/office/word/2012/wordml" xmlns:wne="http://schemas.microsoft.com/office/word/2006/wordml" xmlns:wpg="http://schemas.microsoft.com/office/word/2010/wordprocessingGroup" xmlns:wpi="http://schemas.microsoft.com/office/word/2010/wordprocessingInk" xmlns:wps="http://schemas.microsoft.com/office/word/2010/wordprocessingShape" mc:Ignorable="w14 w15 wp14">
-  <!-- Generated by Aspose.Words for .NET 13.3.0.1 -->
+<w:document xmlns:wpc="http://schemas.microsoft.com/office/word/2010/wordprocessingCanvas" xmlns:mc="http://schemas.openxmlformats.org/markup-compatibility/2006" xmlns:o="urn:schemas-microsoft-com:office:office" xmlns:r="http://schemas.openxmlformats.org/officeDocument/2006/relationships" xmlns:m="http://schemas.openxmlformats.org/officeDocument/2006/math" xmlns:v="urn:schemas-microsoft-com:vml" xmlns:wp14="http://schemas.microsoft.com/office/word/2010/wordprocessingDrawing" xmlns:wp="http://schemas.openxmlformats.org/drawingml/2006/wordprocessingDrawing" xmlns:w="http://schemas.openxmlformats.org/wordprocessingml/2006/main" xmlns:w14="http://schemas.microsoft.com/office/word/2010/wordml" xmlns:w10="urn:schemas-microsoft-com:office:word" xmlns:w15="http://schemas.microsoft.com/office/word/2012/wordml" xmlns:wpg="http://schemas.microsoft.com/office/word/2010/wordprocessingGroup" xmlns:wpi="http://schemas.microsoft.com/office/word/2010/wordprocessingInk" xmlns:wne="http://schemas.microsoft.com/office/word/2006/wordml" xmlns:wps="http://schemas.microsoft.com/office/word/2010/wordprocessingShape" xmlns:wpsCustomData="http://www.wps.cn/officeDocument/2013/wpsCustomData" mc:Ignorable="w14 w15 wp14">
   <w:body>
     <w:p>
       <w:pPr>
-        <w:pStyle w:val="a1"/>
+        <w:pStyle w:val="31"/>
         <w:bidi w:val="0"/>
       </w:pPr>
-      <w:bookmarkStart w:id="0" w:name="_Toc19975"/>
+      <w:bookmarkStart w:id="0" w:name="_Toc18016"/>
+    </w:p>
+    <w:p>
+      <w:pPr>
+        <w:pStyle w:val="31"/>
+        <w:bidi w:val="0"/>
+      </w:pPr>
       <w:r>
         <w:t>客户满意度调查程序</w:t>
       </w:r>
@@ -16,21 +21,23 @@
     </w:p>
     <w:p>
       <w:pPr>
-        <w:pStyle w:val="a2"/>
+        <w:pStyle w:val="32"/>
         <w:bidi w:val="0"/>
       </w:pPr>
+      <w:bookmarkStart w:id="1" w:name="_Toc22402"/>
       <w:r>
         <w:t>甘肃国邦信息科技有限公司</w:t>
       </w:r>
-    </w:p>
-    <w:p>
-      <w:pPr>
-        <w:pStyle w:val="BodyText"/>
+      <w:bookmarkEnd w:id="1"/>
+    </w:p>
+    <w:p>
+      <w:pPr>
+        <w:pStyle w:val="12"/>
         <w:spacing w:line="363" w:lineRule="auto"/>
-        <w:ind w:left="0" w:right="0" w:firstLine="0" w:leftChars="0" w:rightChars="0" w:firstLineChars="0"/>
+        <w:ind w:left="0" w:leftChars="0" w:right="0" w:rightChars="0" w:firstLine="0" w:firstLineChars="0"/>
         <w:jc w:val="center"/>
         <w:rPr>
-          <w:rFonts w:ascii="宋体" w:eastAsia="宋体" w:hAnsi="宋体" w:cs="宋体" w:hint="eastAsia"/>
+          <w:rFonts w:hint="eastAsia" w:ascii="宋体" w:hAnsi="宋体" w:eastAsia="宋体" w:cs="宋体"/>
           <w:sz w:val="36"/>
           <w:szCs w:val="36"/>
           <w:lang w:val="en-US" w:eastAsia="zh-CN"/>
@@ -38,7 +45,7 @@
       </w:pPr>
       <w:r>
         <w:rPr>
-          <w:rFonts w:ascii="宋体" w:eastAsia="宋体" w:hAnsi="宋体" w:cs="宋体" w:hint="eastAsia"/>
+          <w:rFonts w:hint="eastAsia" w:ascii="宋体" w:hAnsi="宋体" w:eastAsia="宋体" w:cs="宋体"/>
           <w:sz w:val="36"/>
           <w:szCs w:val="36"/>
           <w:lang w:val="en-US" w:eastAsia="zh-CN"/>
@@ -49,7 +56,7 @@
     <w:p>
       <w:pPr>
         <w:rPr>
-          <w:rFonts w:ascii="宋体" w:eastAsia="宋体" w:hAnsi="宋体" w:cs="宋体" w:hint="eastAsia"/>
+          <w:rFonts w:hint="eastAsia" w:ascii="宋体" w:hAnsi="宋体" w:eastAsia="宋体" w:cs="宋体"/>
           <w:sz w:val="36"/>
           <w:szCs w:val="36"/>
           <w:lang w:val="en-US" w:eastAsia="zh-CN"/>
@@ -57,15 +64,13 @@
       </w:pPr>
       <w:r>
         <w:rPr>
-          <w:rFonts w:ascii="宋体" w:eastAsia="宋体" w:hAnsi="宋体" w:cs="宋体" w:hint="eastAsia"/>
+          <w:rFonts w:hint="eastAsia" w:ascii="宋体" w:hAnsi="宋体" w:eastAsia="宋体" w:cs="宋体"/>
           <w:sz w:val="36"/>
           <w:szCs w:val="36"/>
           <w:lang w:val="en-US" w:eastAsia="zh-CN"/>
         </w:rPr>
         <w:br w:type="page"/>
       </w:r>
-      <w:bookmarkStart w:id="1" w:name="_GoBack"/>
-      <w:bookmarkEnd w:id="1"/>
     </w:p>
     <w:p>
       <w:pPr>
@@ -73,15 +78,15 @@
         <w:ind w:left="3710"/>
         <w:outlineLvl w:val="0"/>
         <w:rPr>
-          <w:rFonts w:ascii="宋体" w:eastAsia="宋体" w:hAnsi="宋体" w:cs="宋体"/>
+          <w:rFonts w:ascii="宋体" w:hAnsi="宋体" w:eastAsia="宋体" w:cs="宋体"/>
           <w:sz w:val="28"/>
           <w:szCs w:val="28"/>
         </w:rPr>
       </w:pPr>
-      <w:bookmarkStart w:id="2" w:name="_Toc14443"/>
-      <w:r>
-        <w:rPr>
-          <w:rFonts w:ascii="宋体" w:eastAsia="宋体" w:hAnsi="宋体" w:cs="宋体"/>
+      <w:bookmarkStart w:id="2" w:name="_Toc11608"/>
+      <w:r>
+        <w:rPr>
+          <w:rFonts w:ascii="宋体" w:hAnsi="宋体" w:eastAsia="宋体" w:cs="宋体"/>
           <w:spacing w:val="-3"/>
           <w:sz w:val="28"/>
           <w:szCs w:val="28"/>
@@ -97,16 +102,16 @@
     </w:p>
     <w:tbl>
       <w:tblPr>
-        <w:tblStyle w:val="TableNormal0"/>
+        <w:tblStyle w:val="24"/>
         <w:tblW w:w="9072" w:type="dxa"/>
         <w:tblInd w:w="5" w:type="dxa"/>
         <w:tblBorders>
-          <w:top w:val="single" w:sz="4" w:space="0" w:color="000000"/>
-          <w:left w:val="single" w:sz="4" w:space="0" w:color="000000"/>
-          <w:bottom w:val="single" w:sz="4" w:space="0" w:color="000000"/>
-          <w:right w:val="single" w:sz="4" w:space="0" w:color="000000"/>
-          <w:insideH w:val="single" w:sz="4" w:space="0" w:color="000000"/>
-          <w:insideV w:val="single" w:sz="4" w:space="0" w:color="000000"/>
+          <w:top w:val="single" w:color="000000" w:sz="4" w:space="0"/>
+          <w:left w:val="single" w:color="000000" w:sz="4" w:space="0"/>
+          <w:bottom w:val="single" w:color="000000" w:sz="4" w:space="0"/>
+          <w:right w:val="single" w:color="000000" w:sz="4" w:space="0"/>
+          <w:insideH w:val="single" w:color="000000" w:sz="4" w:space="0"/>
+          <w:insideV w:val="single" w:color="000000" w:sz="4" w:space="0"/>
         </w:tblBorders>
         <w:tblLayout w:type="fixed"/>
         <w:tblCellMar>
@@ -125,17 +130,14 @@
       </w:tblGrid>
       <w:tr>
         <w:tblPrEx>
-          <w:tblW w:w="9072" w:type="dxa"/>
-          <w:tblInd w:w="5" w:type="dxa"/>
           <w:tblBorders>
-            <w:top w:val="single" w:sz="4" w:space="0" w:color="000000"/>
-            <w:left w:val="single" w:sz="4" w:space="0" w:color="000000"/>
-            <w:bottom w:val="single" w:sz="4" w:space="0" w:color="000000"/>
-            <w:right w:val="single" w:sz="4" w:space="0" w:color="000000"/>
-            <w:insideH w:val="single" w:sz="4" w:space="0" w:color="000000"/>
-            <w:insideV w:val="single" w:sz="4" w:space="0" w:color="000000"/>
+            <w:top w:val="single" w:color="000000" w:sz="4" w:space="0"/>
+            <w:left w:val="single" w:color="000000" w:sz="4" w:space="0"/>
+            <w:bottom w:val="single" w:color="000000" w:sz="4" w:space="0"/>
+            <w:right w:val="single" w:color="000000" w:sz="4" w:space="0"/>
+            <w:insideH w:val="single" w:color="000000" w:sz="4" w:space="0"/>
+            <w:insideV w:val="single" w:color="000000" w:sz="4" w:space="0"/>
           </w:tblBorders>
-          <w:tblLayout w:type="fixed"/>
           <w:tblCellMar>
             <w:top w:w="0" w:type="dxa"/>
             <w:left w:w="0" w:type="dxa"/>
@@ -144,7 +146,7 @@
           </w:tblCellMar>
         </w:tblPrEx>
         <w:trPr>
-          <w:trHeight w:val="611"/>
+          <w:trHeight w:val="611" w:hRule="atLeast"/>
         </w:trPr>
         <w:tc>
           <w:tcPr>
@@ -155,14 +157,14 @@
               <w:spacing w:before="185" w:line="220" w:lineRule="auto"/>
               <w:ind w:left="207"/>
               <w:rPr>
-                <w:rFonts w:ascii="宋体" w:eastAsia="宋体" w:hAnsi="宋体" w:cs="宋体"/>
+                <w:rFonts w:ascii="宋体" w:hAnsi="宋体" w:eastAsia="宋体" w:cs="宋体"/>
                 <w:sz w:val="24"/>
                 <w:szCs w:val="24"/>
               </w:rPr>
             </w:pPr>
             <w:r>
               <w:rPr>
-                <w:rFonts w:ascii="宋体" w:eastAsia="宋体" w:hAnsi="宋体" w:cs="宋体"/>
+                <w:rFonts w:ascii="宋体" w:hAnsi="宋体" w:eastAsia="宋体" w:cs="宋体"/>
                 <w:spacing w:val="-2"/>
                 <w:sz w:val="24"/>
                 <w:szCs w:val="24"/>
@@ -181,14 +183,14 @@
               <w:spacing w:before="185" w:line="220" w:lineRule="auto"/>
               <w:ind w:left="111"/>
               <w:rPr>
-                <w:rFonts w:ascii="宋体" w:eastAsia="宋体" w:hAnsi="宋体" w:cs="宋体"/>
+                <w:rFonts w:ascii="宋体" w:hAnsi="宋体" w:eastAsia="宋体" w:cs="宋体"/>
                 <w:sz w:val="24"/>
                 <w:szCs w:val="24"/>
               </w:rPr>
             </w:pPr>
             <w:r>
               <w:rPr>
-                <w:rFonts w:ascii="宋体" w:eastAsia="宋体" w:hAnsi="宋体" w:cs="宋体"/>
+                <w:rFonts w:ascii="宋体" w:hAnsi="宋体" w:eastAsia="宋体" w:cs="宋体"/>
                 <w:spacing w:val="-1"/>
                 <w:sz w:val="24"/>
                 <w:szCs w:val="24"/>
@@ -200,9 +202,14 @@
       </w:tr>
       <w:tr>
         <w:tblPrEx>
-          <w:tblW w:w="9072" w:type="dxa"/>
-          <w:tblInd w:w="5" w:type="dxa"/>
-          <w:tblLayout w:type="fixed"/>
+          <w:tblBorders>
+            <w:top w:val="single" w:color="000000" w:sz="4" w:space="0"/>
+            <w:left w:val="single" w:color="000000" w:sz="4" w:space="0"/>
+            <w:bottom w:val="single" w:color="000000" w:sz="4" w:space="0"/>
+            <w:right w:val="single" w:color="000000" w:sz="4" w:space="0"/>
+            <w:insideH w:val="single" w:color="000000" w:sz="4" w:space="0"/>
+            <w:insideV w:val="single" w:color="000000" w:sz="4" w:space="0"/>
+          </w:tblBorders>
           <w:tblCellMar>
             <w:top w:w="0" w:type="dxa"/>
             <w:left w:w="0" w:type="dxa"/>
@@ -211,7 +218,7 @@
           </w:tblCellMar>
         </w:tblPrEx>
         <w:trPr>
-          <w:trHeight w:val="607"/>
+          <w:trHeight w:val="607" w:hRule="atLeast"/>
         </w:trPr>
         <w:tc>
           <w:tcPr>
@@ -222,14 +229,14 @@
               <w:spacing w:before="182" w:line="220" w:lineRule="auto"/>
               <w:ind w:left="447"/>
               <w:rPr>
-                <w:rFonts w:ascii="宋体" w:eastAsia="宋体" w:hAnsi="宋体" w:cs="宋体"/>
+                <w:rFonts w:ascii="宋体" w:hAnsi="宋体" w:eastAsia="宋体" w:cs="宋体"/>
                 <w:sz w:val="24"/>
                 <w:szCs w:val="24"/>
               </w:rPr>
             </w:pPr>
             <w:r>
               <w:rPr>
-                <w:rFonts w:ascii="宋体" w:eastAsia="宋体" w:hAnsi="宋体" w:cs="宋体"/>
+                <w:rFonts w:ascii="宋体" w:hAnsi="宋体" w:eastAsia="宋体" w:cs="宋体"/>
                 <w:spacing w:val="-3"/>
                 <w:sz w:val="24"/>
                 <w:szCs w:val="24"/>
@@ -248,14 +255,14 @@
               <w:spacing w:before="182" w:line="219" w:lineRule="auto"/>
               <w:ind w:left="109"/>
               <w:rPr>
-                <w:rFonts w:ascii="宋体" w:eastAsia="宋体" w:hAnsi="宋体" w:cs="宋体"/>
+                <w:rFonts w:ascii="宋体" w:hAnsi="宋体" w:eastAsia="宋体" w:cs="宋体"/>
                 <w:sz w:val="24"/>
                 <w:szCs w:val="24"/>
               </w:rPr>
             </w:pPr>
             <w:r>
               <w:rPr>
-                <w:rFonts w:ascii="宋体" w:eastAsia="宋体" w:hAnsi="宋体" w:cs="宋体"/>
+                <w:rFonts w:ascii="宋体" w:hAnsi="宋体" w:eastAsia="宋体" w:cs="宋体"/>
                 <w:spacing w:val="-1"/>
                 <w:sz w:val="24"/>
                 <w:szCs w:val="24"/>
@@ -267,9 +274,14 @@
       </w:tr>
       <w:tr>
         <w:tblPrEx>
-          <w:tblW w:w="9072" w:type="dxa"/>
-          <w:tblInd w:w="5" w:type="dxa"/>
-          <w:tblLayout w:type="fixed"/>
+          <w:tblBorders>
+            <w:top w:val="single" w:color="000000" w:sz="4" w:space="0"/>
+            <w:left w:val="single" w:color="000000" w:sz="4" w:space="0"/>
+            <w:bottom w:val="single" w:color="000000" w:sz="4" w:space="0"/>
+            <w:right w:val="single" w:color="000000" w:sz="4" w:space="0"/>
+            <w:insideH w:val="single" w:color="000000" w:sz="4" w:space="0"/>
+            <w:insideV w:val="single" w:color="000000" w:sz="4" w:space="0"/>
+          </w:tblBorders>
           <w:tblCellMar>
             <w:top w:w="0" w:type="dxa"/>
             <w:left w:w="0" w:type="dxa"/>
@@ -278,7 +290,7 @@
           </w:tblCellMar>
         </w:tblPrEx>
         <w:trPr>
-          <w:trHeight w:val="607"/>
+          <w:trHeight w:val="607" w:hRule="atLeast"/>
         </w:trPr>
         <w:tc>
           <w:tcPr>
@@ -289,14 +301,14 @@
               <w:spacing w:before="183" w:line="219" w:lineRule="auto"/>
               <w:ind w:left="447"/>
               <w:rPr>
-                <w:rFonts w:ascii="宋体" w:eastAsia="宋体" w:hAnsi="宋体" w:cs="宋体"/>
+                <w:rFonts w:ascii="宋体" w:hAnsi="宋体" w:eastAsia="宋体" w:cs="宋体"/>
                 <w:sz w:val="24"/>
                 <w:szCs w:val="24"/>
               </w:rPr>
             </w:pPr>
             <w:r>
               <w:rPr>
-                <w:rFonts w:ascii="宋体" w:eastAsia="宋体" w:hAnsi="宋体" w:cs="宋体"/>
+                <w:rFonts w:ascii="宋体" w:hAnsi="宋体" w:eastAsia="宋体" w:cs="宋体"/>
                 <w:spacing w:val="-3"/>
                 <w:sz w:val="24"/>
                 <w:szCs w:val="24"/>
@@ -314,14 +326,14 @@
               <w:spacing w:before="183" w:line="219" w:lineRule="auto"/>
               <w:ind w:left="229"/>
               <w:rPr>
-                <w:rFonts w:ascii="宋体" w:eastAsia="宋体" w:hAnsi="宋体" w:cs="宋体"/>
+                <w:rFonts w:ascii="宋体" w:hAnsi="宋体" w:eastAsia="宋体" w:cs="宋体"/>
                 <w:sz w:val="24"/>
                 <w:szCs w:val="24"/>
               </w:rPr>
             </w:pPr>
             <w:r>
               <w:rPr>
-                <w:rFonts w:ascii="宋体" w:eastAsia="宋体" w:hAnsi="宋体" w:cs="宋体"/>
+                <w:rFonts w:ascii="宋体" w:hAnsi="宋体" w:eastAsia="宋体" w:cs="宋体"/>
                 <w:spacing w:val="-2"/>
                 <w:sz w:val="24"/>
                 <w:szCs w:val="24"/>
@@ -339,14 +351,14 @@
               <w:spacing w:before="183" w:line="219" w:lineRule="auto"/>
               <w:ind w:left="676"/>
               <w:rPr>
-                <w:rFonts w:ascii="宋体" w:eastAsia="宋体" w:hAnsi="宋体" w:cs="宋体"/>
+                <w:rFonts w:ascii="宋体" w:hAnsi="宋体" w:eastAsia="宋体" w:cs="宋体"/>
                 <w:sz w:val="24"/>
                 <w:szCs w:val="24"/>
               </w:rPr>
             </w:pPr>
             <w:r>
               <w:rPr>
-                <w:rFonts w:ascii="宋体" w:eastAsia="宋体" w:hAnsi="宋体" w:cs="宋体"/>
+                <w:rFonts w:ascii="宋体" w:hAnsi="宋体" w:eastAsia="宋体" w:cs="宋体"/>
                 <w:spacing w:val="-2"/>
                 <w:sz w:val="24"/>
                 <w:szCs w:val="24"/>
@@ -364,14 +376,14 @@
               <w:spacing w:before="184" w:line="220" w:lineRule="auto"/>
               <w:ind w:left="545"/>
               <w:rPr>
-                <w:rFonts w:ascii="宋体" w:eastAsia="宋体" w:hAnsi="宋体" w:cs="宋体"/>
+                <w:rFonts w:ascii="宋体" w:hAnsi="宋体" w:eastAsia="宋体" w:cs="宋体"/>
                 <w:sz w:val="24"/>
                 <w:szCs w:val="24"/>
               </w:rPr>
             </w:pPr>
             <w:r>
               <w:rPr>
-                <w:rFonts w:ascii="宋体" w:eastAsia="宋体" w:hAnsi="宋体" w:cs="宋体"/>
+                <w:rFonts w:ascii="宋体" w:hAnsi="宋体" w:eastAsia="宋体" w:cs="宋体"/>
                 <w:spacing w:val="-3"/>
                 <w:sz w:val="24"/>
                 <w:szCs w:val="24"/>
@@ -389,14 +401,14 @@
               <w:spacing w:before="184" w:line="220" w:lineRule="auto"/>
               <w:ind w:left="754"/>
               <w:rPr>
-                <w:rFonts w:ascii="宋体" w:eastAsia="宋体" w:hAnsi="宋体" w:cs="宋体"/>
+                <w:rFonts w:ascii="宋体" w:hAnsi="宋体" w:eastAsia="宋体" w:cs="宋体"/>
                 <w:sz w:val="24"/>
                 <w:szCs w:val="24"/>
               </w:rPr>
             </w:pPr>
             <w:r>
               <w:rPr>
-                <w:rFonts w:ascii="宋体" w:eastAsia="宋体" w:hAnsi="宋体" w:cs="宋体"/>
+                <w:rFonts w:ascii="宋体" w:hAnsi="宋体" w:eastAsia="宋体" w:cs="宋体"/>
                 <w:spacing w:val="-6"/>
                 <w:sz w:val="24"/>
                 <w:szCs w:val="24"/>
@@ -408,9 +420,14 @@
       </w:tr>
       <w:tr>
         <w:tblPrEx>
-          <w:tblW w:w="9072" w:type="dxa"/>
-          <w:tblInd w:w="5" w:type="dxa"/>
-          <w:tblLayout w:type="fixed"/>
+          <w:tblBorders>
+            <w:top w:val="single" w:color="000000" w:sz="4" w:space="0"/>
+            <w:left w:val="single" w:color="000000" w:sz="4" w:space="0"/>
+            <w:bottom w:val="single" w:color="000000" w:sz="4" w:space="0"/>
+            <w:right w:val="single" w:color="000000" w:sz="4" w:space="0"/>
+            <w:insideH w:val="single" w:color="000000" w:sz="4" w:space="0"/>
+            <w:insideV w:val="single" w:color="000000" w:sz="4" w:space="0"/>
+          </w:tblBorders>
           <w:tblCellMar>
             <w:top w:w="0" w:type="dxa"/>
             <w:left w:w="0" w:type="dxa"/>
@@ -419,7 +436,7 @@
           </w:tblCellMar>
         </w:tblPrEx>
         <w:trPr>
-          <w:trHeight w:val="474"/>
+          <w:trHeight w:val="474" w:hRule="atLeast"/>
         </w:trPr>
         <w:tc>
           <w:tcPr>
@@ -430,14 +447,14 @@
               <w:spacing w:before="162" w:line="239" w:lineRule="auto"/>
               <w:ind w:left="709"/>
               <w:rPr>
-                <w:rFonts w:ascii="宋体" w:eastAsia="宋体" w:hAnsi="宋体" w:cs="宋体"/>
+                <w:rFonts w:ascii="宋体" w:hAnsi="宋体" w:eastAsia="宋体" w:cs="宋体"/>
                 <w:sz w:val="21"/>
                 <w:szCs w:val="21"/>
               </w:rPr>
             </w:pPr>
             <w:r>
               <w:rPr>
-                <w:rFonts w:ascii="宋体" w:eastAsia="宋体" w:hAnsi="宋体" w:cs="宋体"/>
+                <w:rFonts w:ascii="宋体" w:hAnsi="宋体" w:eastAsia="宋体" w:cs="宋体"/>
                 <w:spacing w:val="-1"/>
                 <w:sz w:val="21"/>
                 <w:szCs w:val="21"/>
@@ -455,14 +472,14 @@
               <w:spacing w:before="162"/>
               <w:ind w:left="290"/>
               <w:rPr>
-                <w:rFonts w:ascii="宋体" w:eastAsia="宋体" w:hAnsi="宋体" w:cs="宋体"/>
+                <w:rFonts w:ascii="宋体" w:hAnsi="宋体" w:eastAsia="宋体" w:cs="宋体"/>
                 <w:sz w:val="21"/>
                 <w:szCs w:val="21"/>
               </w:rPr>
             </w:pPr>
             <w:r>
               <w:rPr>
-                <w:rFonts w:ascii="宋体" w:eastAsia="宋体" w:hAnsi="宋体" w:cs="宋体"/>
+                <w:rFonts w:ascii="宋体" w:hAnsi="宋体" w:eastAsia="宋体" w:cs="宋体"/>
                 <w:spacing w:val="-2"/>
                 <w:sz w:val="21"/>
                 <w:szCs w:val="21"/>
@@ -480,14 +497,14 @@
               <w:spacing w:before="132" w:line="219" w:lineRule="auto"/>
               <w:ind w:left="738"/>
               <w:rPr>
-                <w:rFonts w:ascii="宋体" w:eastAsia="宋体" w:hAnsi="宋体" w:cs="宋体"/>
+                <w:rFonts w:ascii="宋体" w:hAnsi="宋体" w:eastAsia="宋体" w:cs="宋体"/>
                 <w:sz w:val="21"/>
                 <w:szCs w:val="21"/>
               </w:rPr>
             </w:pPr>
             <w:r>
               <w:rPr>
-                <w:rFonts w:ascii="宋体" w:eastAsia="宋体" w:hAnsi="宋体" w:cs="宋体"/>
+                <w:rFonts w:ascii="宋体" w:hAnsi="宋体" w:eastAsia="宋体" w:cs="宋体"/>
                 <w:spacing w:val="-3"/>
                 <w:sz w:val="21"/>
                 <w:szCs w:val="21"/>
@@ -505,7 +522,7 @@
               <w:spacing w:before="132" w:line="220" w:lineRule="auto"/>
               <w:ind w:left="470"/>
               <w:rPr>
-                <w:rFonts w:ascii="宋体" w:eastAsia="宋体" w:hAnsi="宋体" w:cs="宋体" w:hint="eastAsia"/>
+                <w:rFonts w:hint="eastAsia" w:ascii="宋体" w:hAnsi="宋体" w:eastAsia="宋体" w:cs="宋体"/>
                 <w:sz w:val="21"/>
                 <w:szCs w:val="21"/>
                 <w:lang w:val="en-US" w:eastAsia="zh-CN"/>
@@ -513,7 +530,7 @@
             </w:pPr>
             <w:r>
               <w:rPr>
-                <w:rFonts w:ascii="宋体" w:eastAsia="宋体" w:hAnsi="宋体" w:cs="宋体" w:hint="eastAsia"/>
+                <w:rFonts w:hint="eastAsia" w:ascii="宋体" w:hAnsi="宋体" w:eastAsia="宋体" w:cs="宋体"/>
                 <w:sz w:val="21"/>
                 <w:szCs w:val="21"/>
                 <w:lang w:val="en-US" w:eastAsia="zh-CN"/>
@@ -531,7 +548,7 @@
               <w:spacing w:before="133" w:line="220" w:lineRule="auto"/>
               <w:ind w:left="676"/>
               <w:rPr>
-                <w:rFonts w:ascii="宋体" w:eastAsia="宋体" w:hAnsi="宋体" w:cs="宋体" w:hint="eastAsia"/>
+                <w:rFonts w:hint="eastAsia" w:ascii="宋体" w:hAnsi="宋体" w:eastAsia="宋体" w:cs="宋体"/>
                 <w:sz w:val="21"/>
                 <w:szCs w:val="21"/>
                 <w:lang w:val="en-US" w:eastAsia="zh-CN"/>
@@ -539,7 +556,7 @@
             </w:pPr>
             <w:r>
               <w:rPr>
-                <w:rFonts w:ascii="宋体" w:eastAsia="宋体" w:hAnsi="宋体" w:cs="宋体" w:hint="eastAsia"/>
+                <w:rFonts w:hint="eastAsia" w:ascii="宋体" w:hAnsi="宋体" w:eastAsia="宋体" w:cs="宋体"/>
                 <w:sz w:val="21"/>
                 <w:szCs w:val="21"/>
                 <w:lang w:val="en-US" w:eastAsia="zh-CN"/>
@@ -551,9 +568,14 @@
       </w:tr>
       <w:tr>
         <w:tblPrEx>
-          <w:tblW w:w="9072" w:type="dxa"/>
-          <w:tblInd w:w="5" w:type="dxa"/>
-          <w:tblLayout w:type="fixed"/>
+          <w:tblBorders>
+            <w:top w:val="single" w:color="000000" w:sz="4" w:space="0"/>
+            <w:left w:val="single" w:color="000000" w:sz="4" w:space="0"/>
+            <w:bottom w:val="single" w:color="000000" w:sz="4" w:space="0"/>
+            <w:right w:val="single" w:color="000000" w:sz="4" w:space="0"/>
+            <w:insideH w:val="single" w:color="000000" w:sz="4" w:space="0"/>
+            <w:insideV w:val="single" w:color="000000" w:sz="4" w:space="0"/>
+          </w:tblBorders>
           <w:tblCellMar>
             <w:top w:w="0" w:type="dxa"/>
             <w:left w:w="0" w:type="dxa"/>
@@ -562,7 +584,7 @@
           </w:tblCellMar>
         </w:tblPrEx>
         <w:trPr>
-          <w:trHeight w:val="474"/>
+          <w:trHeight w:val="474" w:hRule="atLeast"/>
         </w:trPr>
         <w:tc>
           <w:tcPr>
@@ -570,7 +592,7 @@
           </w:tcPr>
           <w:p>
             <w:pPr>
-              <w:pStyle w:val="TableText"/>
+              <w:pStyle w:val="25"/>
             </w:pPr>
           </w:p>
         </w:tc>
@@ -580,7 +602,7 @@
           </w:tcPr>
           <w:p>
             <w:pPr>
-              <w:pStyle w:val="TableText"/>
+              <w:pStyle w:val="25"/>
             </w:pPr>
           </w:p>
         </w:tc>
@@ -590,7 +612,7 @@
           </w:tcPr>
           <w:p>
             <w:pPr>
-              <w:pStyle w:val="TableText"/>
+              <w:pStyle w:val="25"/>
             </w:pPr>
           </w:p>
         </w:tc>
@@ -600,7 +622,7 @@
           </w:tcPr>
           <w:p>
             <w:pPr>
-              <w:pStyle w:val="TableText"/>
+              <w:pStyle w:val="25"/>
             </w:pPr>
           </w:p>
         </w:tc>
@@ -610,16 +632,21 @@
           </w:tcPr>
           <w:p>
             <w:pPr>
-              <w:pStyle w:val="TableText"/>
+              <w:pStyle w:val="25"/>
             </w:pPr>
           </w:p>
         </w:tc>
       </w:tr>
       <w:tr>
         <w:tblPrEx>
-          <w:tblW w:w="9072" w:type="dxa"/>
-          <w:tblInd w:w="5" w:type="dxa"/>
-          <w:tblLayout w:type="fixed"/>
+          <w:tblBorders>
+            <w:top w:val="single" w:color="000000" w:sz="4" w:space="0"/>
+            <w:left w:val="single" w:color="000000" w:sz="4" w:space="0"/>
+            <w:bottom w:val="single" w:color="000000" w:sz="4" w:space="0"/>
+            <w:right w:val="single" w:color="000000" w:sz="4" w:space="0"/>
+            <w:insideH w:val="single" w:color="000000" w:sz="4" w:space="0"/>
+            <w:insideV w:val="single" w:color="000000" w:sz="4" w:space="0"/>
+          </w:tblBorders>
           <w:tblCellMar>
             <w:top w:w="0" w:type="dxa"/>
             <w:left w:w="0" w:type="dxa"/>
@@ -628,7 +655,7 @@
           </w:tblCellMar>
         </w:tblPrEx>
         <w:trPr>
-          <w:trHeight w:val="474"/>
+          <w:trHeight w:val="474" w:hRule="atLeast"/>
         </w:trPr>
         <w:tc>
           <w:tcPr>
@@ -636,7 +663,7 @@
           </w:tcPr>
           <w:p>
             <w:pPr>
-              <w:pStyle w:val="TableText"/>
+              <w:pStyle w:val="25"/>
             </w:pPr>
           </w:p>
         </w:tc>
@@ -646,7 +673,7 @@
           </w:tcPr>
           <w:p>
             <w:pPr>
-              <w:pStyle w:val="TableText"/>
+              <w:pStyle w:val="25"/>
             </w:pPr>
           </w:p>
         </w:tc>
@@ -656,7 +683,7 @@
           </w:tcPr>
           <w:p>
             <w:pPr>
-              <w:pStyle w:val="TableText"/>
+              <w:pStyle w:val="25"/>
             </w:pPr>
           </w:p>
         </w:tc>
@@ -666,7 +693,7 @@
           </w:tcPr>
           <w:p>
             <w:pPr>
-              <w:pStyle w:val="TableText"/>
+              <w:pStyle w:val="25"/>
             </w:pPr>
           </w:p>
         </w:tc>
@@ -676,16 +703,21 @@
           </w:tcPr>
           <w:p>
             <w:pPr>
-              <w:pStyle w:val="TableText"/>
+              <w:pStyle w:val="25"/>
             </w:pPr>
           </w:p>
         </w:tc>
       </w:tr>
       <w:tr>
         <w:tblPrEx>
-          <w:tblW w:w="9072" w:type="dxa"/>
-          <w:tblInd w:w="5" w:type="dxa"/>
-          <w:tblLayout w:type="fixed"/>
+          <w:tblBorders>
+            <w:top w:val="single" w:color="000000" w:sz="4" w:space="0"/>
+            <w:left w:val="single" w:color="000000" w:sz="4" w:space="0"/>
+            <w:bottom w:val="single" w:color="000000" w:sz="4" w:space="0"/>
+            <w:right w:val="single" w:color="000000" w:sz="4" w:space="0"/>
+            <w:insideH w:val="single" w:color="000000" w:sz="4" w:space="0"/>
+            <w:insideV w:val="single" w:color="000000" w:sz="4" w:space="0"/>
+          </w:tblBorders>
           <w:tblCellMar>
             <w:top w:w="0" w:type="dxa"/>
             <w:left w:w="0" w:type="dxa"/>
@@ -694,7 +726,7 @@
           </w:tblCellMar>
         </w:tblPrEx>
         <w:trPr>
-          <w:trHeight w:val="474"/>
+          <w:trHeight w:val="474" w:hRule="atLeast"/>
         </w:trPr>
         <w:tc>
           <w:tcPr>
@@ -702,7 +734,7 @@
           </w:tcPr>
           <w:p>
             <w:pPr>
-              <w:pStyle w:val="TableText"/>
+              <w:pStyle w:val="25"/>
             </w:pPr>
           </w:p>
         </w:tc>
@@ -712,7 +744,7 @@
           </w:tcPr>
           <w:p>
             <w:pPr>
-              <w:pStyle w:val="TableText"/>
+              <w:pStyle w:val="25"/>
             </w:pPr>
           </w:p>
         </w:tc>
@@ -722,7 +754,7 @@
           </w:tcPr>
           <w:p>
             <w:pPr>
-              <w:pStyle w:val="TableText"/>
+              <w:pStyle w:val="25"/>
             </w:pPr>
           </w:p>
         </w:tc>
@@ -732,7 +764,7 @@
           </w:tcPr>
           <w:p>
             <w:pPr>
-              <w:pStyle w:val="TableText"/>
+              <w:pStyle w:val="25"/>
             </w:pPr>
           </w:p>
         </w:tc>
@@ -742,16 +774,21 @@
           </w:tcPr>
           <w:p>
             <w:pPr>
-              <w:pStyle w:val="TableText"/>
+              <w:pStyle w:val="25"/>
             </w:pPr>
           </w:p>
         </w:tc>
       </w:tr>
       <w:tr>
         <w:tblPrEx>
-          <w:tblW w:w="9072" w:type="dxa"/>
-          <w:tblInd w:w="5" w:type="dxa"/>
-          <w:tblLayout w:type="fixed"/>
+          <w:tblBorders>
+            <w:top w:val="single" w:color="000000" w:sz="4" w:space="0"/>
+            <w:left w:val="single" w:color="000000" w:sz="4" w:space="0"/>
+            <w:bottom w:val="single" w:color="000000" w:sz="4" w:space="0"/>
+            <w:right w:val="single" w:color="000000" w:sz="4" w:space="0"/>
+            <w:insideH w:val="single" w:color="000000" w:sz="4" w:space="0"/>
+            <w:insideV w:val="single" w:color="000000" w:sz="4" w:space="0"/>
+          </w:tblBorders>
           <w:tblCellMar>
             <w:top w:w="0" w:type="dxa"/>
             <w:left w:w="0" w:type="dxa"/>
@@ -760,7 +797,7 @@
           </w:tblCellMar>
         </w:tblPrEx>
         <w:trPr>
-          <w:trHeight w:val="474"/>
+          <w:trHeight w:val="474" w:hRule="atLeast"/>
         </w:trPr>
         <w:tc>
           <w:tcPr>
@@ -768,7 +805,7 @@
           </w:tcPr>
           <w:p>
             <w:pPr>
-              <w:pStyle w:val="TableText"/>
+              <w:pStyle w:val="25"/>
             </w:pPr>
           </w:p>
         </w:tc>
@@ -778,7 +815,7 @@
           </w:tcPr>
           <w:p>
             <w:pPr>
-              <w:pStyle w:val="TableText"/>
+              <w:pStyle w:val="25"/>
             </w:pPr>
           </w:p>
         </w:tc>
@@ -788,7 +825,7 @@
           </w:tcPr>
           <w:p>
             <w:pPr>
-              <w:pStyle w:val="TableText"/>
+              <w:pStyle w:val="25"/>
             </w:pPr>
           </w:p>
         </w:tc>
@@ -798,7 +835,7 @@
           </w:tcPr>
           <w:p>
             <w:pPr>
-              <w:pStyle w:val="TableText"/>
+              <w:pStyle w:val="25"/>
             </w:pPr>
           </w:p>
         </w:tc>
@@ -808,16 +845,21 @@
           </w:tcPr>
           <w:p>
             <w:pPr>
-              <w:pStyle w:val="TableText"/>
+              <w:pStyle w:val="25"/>
             </w:pPr>
           </w:p>
         </w:tc>
       </w:tr>
       <w:tr>
         <w:tblPrEx>
-          <w:tblW w:w="9072" w:type="dxa"/>
-          <w:tblInd w:w="5" w:type="dxa"/>
-          <w:tblLayout w:type="fixed"/>
+          <w:tblBorders>
+            <w:top w:val="single" w:color="000000" w:sz="4" w:space="0"/>
+            <w:left w:val="single" w:color="000000" w:sz="4" w:space="0"/>
+            <w:bottom w:val="single" w:color="000000" w:sz="4" w:space="0"/>
+            <w:right w:val="single" w:color="000000" w:sz="4" w:space="0"/>
+            <w:insideH w:val="single" w:color="000000" w:sz="4" w:space="0"/>
+            <w:insideV w:val="single" w:color="000000" w:sz="4" w:space="0"/>
+          </w:tblBorders>
           <w:tblCellMar>
             <w:top w:w="0" w:type="dxa"/>
             <w:left w:w="0" w:type="dxa"/>
@@ -826,7 +868,7 @@
           </w:tblCellMar>
         </w:tblPrEx>
         <w:trPr>
-          <w:trHeight w:val="589"/>
+          <w:trHeight w:val="589" w:hRule="atLeast"/>
         </w:trPr>
         <w:tc>
           <w:tcPr>
@@ -834,7 +876,7 @@
           </w:tcPr>
           <w:p>
             <w:pPr>
-              <w:pStyle w:val="TableText"/>
+              <w:pStyle w:val="25"/>
             </w:pPr>
           </w:p>
         </w:tc>
@@ -844,7 +886,7 @@
           </w:tcPr>
           <w:p>
             <w:pPr>
-              <w:pStyle w:val="TableText"/>
+              <w:pStyle w:val="25"/>
             </w:pPr>
           </w:p>
         </w:tc>
@@ -854,7 +896,7 @@
           </w:tcPr>
           <w:p>
             <w:pPr>
-              <w:pStyle w:val="TableText"/>
+              <w:pStyle w:val="25"/>
             </w:pPr>
           </w:p>
         </w:tc>
@@ -864,7 +906,7 @@
           </w:tcPr>
           <w:p>
             <w:pPr>
-              <w:pStyle w:val="TableText"/>
+              <w:pStyle w:val="25"/>
             </w:pPr>
           </w:p>
         </w:tc>
@@ -874,7 +916,7 @@
           </w:tcPr>
           <w:p>
             <w:pPr>
-              <w:pStyle w:val="TableText"/>
+              <w:pStyle w:val="25"/>
             </w:pPr>
           </w:p>
         </w:tc>
@@ -882,7 +924,7 @@
     </w:tbl>
     <w:p>
       <w:pPr>
-        <w:pStyle w:val="BodyText"/>
+        <w:pStyle w:val="12"/>
       </w:pPr>
     </w:p>
     <w:p>
@@ -890,14 +932,14 @@
         <w:sectPr>
           <w:pgSz w:w="11906" w:h="16839"/>
           <w:pgMar w:top="1431" w:right="1127" w:bottom="0" w:left="1696" w:header="0" w:footer="0" w:gutter="0"/>
-          <w:cols w:num="1" w:space="720"/>
+          <w:cols w:space="720" w:num="1"/>
         </w:sectPr>
       </w:pPr>
     </w:p>
     <w:sdt>
       <w:sdtPr>
         <w:rPr>
-          <w:rFonts w:ascii="宋体" w:eastAsia="宋体" w:hAnsi="宋体" w:cs="Arial"/>
+          <w:rFonts w:ascii="宋体" w:hAnsi="宋体" w:eastAsia="宋体" w:cs="Arial"/>
           <w:snapToGrid w:val="0"/>
           <w:color w:val="000000"/>
           <w:kern w:val="0"/>
@@ -913,7 +955,7 @@
       </w:sdtPr>
       <w:sdtEndPr>
         <w:rPr>
-          <w:rFonts w:ascii="Times New Roman" w:eastAsia="Times New Roman" w:hAnsi="Times New Roman" w:cs="Times New Roman"/>
+          <w:rFonts w:ascii="Times New Roman" w:hAnsi="Times New Roman" w:eastAsia="Times New Roman" w:cs="Times New Roman"/>
           <w:snapToGrid w:val="0"/>
           <w:color w:val="000000"/>
           <w:kern w:val="0"/>
@@ -926,17 +968,17 @@
         <w:p>
           <w:pPr>
             <w:spacing w:before="0" w:beforeLines="0" w:after="0" w:afterLines="0" w:line="240" w:lineRule="auto"/>
-            <w:ind w:left="0" w:right="0" w:firstLine="0" w:leftChars="0" w:rightChars="0" w:firstLineChars="0"/>
+            <w:ind w:left="0" w:leftChars="0" w:right="0" w:rightChars="0" w:firstLine="0" w:firstLineChars="0"/>
             <w:jc w:val="center"/>
             <w:rPr>
-              <w:rFonts w:ascii="Microsoft JhengHei" w:eastAsia="Microsoft JhengHei" w:hAnsi="Microsoft JhengHei" w:cs="Microsoft JhengHei" w:hint="eastAsia"/>
+              <w:rFonts w:hint="eastAsia" w:ascii="Microsoft JhengHei" w:hAnsi="Microsoft JhengHei" w:eastAsia="Microsoft JhengHei" w:cs="Microsoft JhengHei"/>
               <w:sz w:val="24"/>
               <w:szCs w:val="24"/>
             </w:rPr>
           </w:pPr>
           <w:r>
             <w:rPr>
-              <w:rFonts w:ascii="Microsoft JhengHei" w:eastAsia="Microsoft JhengHei" w:hAnsi="Microsoft JhengHei" w:cs="Microsoft JhengHei" w:hint="eastAsia"/>
+              <w:rFonts w:hint="eastAsia" w:ascii="Microsoft JhengHei" w:hAnsi="Microsoft JhengHei" w:eastAsia="Microsoft JhengHei" w:cs="Microsoft JhengHei"/>
               <w:sz w:val="24"/>
               <w:szCs w:val="24"/>
             </w:rPr>
@@ -945,126 +987,80 @@
         </w:p>
         <w:p>
           <w:pPr>
-            <w:pStyle w:val="TOC1"/>
+            <w:pStyle w:val="16"/>
             <w:tabs>
               <w:tab w:val="right" w:leader="dot" w:pos="8497"/>
             </w:tabs>
-            <w:rPr>
-              <w:rFonts w:ascii="Microsoft JhengHei" w:eastAsia="Microsoft JhengHei" w:hAnsi="Microsoft JhengHei" w:cs="Microsoft JhengHei" w:hint="eastAsia"/>
+          </w:pPr>
+          <w:r>
+            <w:rPr>
+              <w:rFonts w:hint="eastAsia" w:ascii="Microsoft JhengHei" w:hAnsi="Microsoft JhengHei" w:eastAsia="Microsoft JhengHei" w:cs="Microsoft JhengHei"/>
               <w:sz w:val="24"/>
               <w:szCs w:val="24"/>
             </w:rPr>
-          </w:pPr>
-          <w:r>
-            <w:rPr>
-              <w:rFonts w:ascii="Microsoft JhengHei" w:eastAsia="Microsoft JhengHei" w:hAnsi="Microsoft JhengHei" w:cs="Microsoft JhengHei" w:hint="eastAsia"/>
+            <w:fldChar w:fldCharType="begin"/>
+          </w:r>
+          <w:r>
+            <w:rPr>
+              <w:rFonts w:hint="eastAsia" w:ascii="Microsoft JhengHei" w:hAnsi="Microsoft JhengHei" w:eastAsia="Microsoft JhengHei" w:cs="Microsoft JhengHei"/>
               <w:sz w:val="24"/>
               <w:szCs w:val="24"/>
             </w:rPr>
+            <w:instrText xml:space="preserve">TOC \o "1-3" \h \u </w:instrText>
+          </w:r>
+          <w:r>
+            <w:rPr>
+              <w:rFonts w:hint="eastAsia" w:ascii="Microsoft JhengHei" w:hAnsi="Microsoft JhengHei" w:eastAsia="Microsoft JhengHei" w:cs="Microsoft JhengHei"/>
+              <w:sz w:val="24"/>
+              <w:szCs w:val="24"/>
+            </w:rPr>
+            <w:fldChar w:fldCharType="separate"/>
+          </w:r>
+          <w:r>
+            <w:rPr>
+              <w:rFonts w:hint="eastAsia" w:ascii="Microsoft JhengHei" w:hAnsi="Microsoft JhengHei" w:eastAsia="Microsoft JhengHei" w:cs="Microsoft JhengHei"/>
+              <w:szCs w:val="24"/>
+            </w:rPr>
             <w:fldChar w:fldCharType="begin"/>
           </w:r>
           <w:r>
             <w:rPr>
-              <w:rFonts w:ascii="Microsoft JhengHei" w:eastAsia="Microsoft JhengHei" w:hAnsi="Microsoft JhengHei" w:cs="Microsoft JhengHei" w:hint="eastAsia"/>
-              <w:sz w:val="24"/>
-              <w:szCs w:val="24"/>
-            </w:rPr>
-            <w:instrText xml:space="preserve">TOC \o "1-3" \h \u </w:instrText>
-          </w:r>
-          <w:r>
-            <w:rPr>
-              <w:rFonts w:ascii="Microsoft JhengHei" w:eastAsia="Microsoft JhengHei" w:hAnsi="Microsoft JhengHei" w:cs="Microsoft JhengHei" w:hint="eastAsia"/>
-              <w:sz w:val="24"/>
+              <w:rFonts w:hint="eastAsia" w:ascii="Microsoft JhengHei" w:hAnsi="Microsoft JhengHei" w:eastAsia="Microsoft JhengHei" w:cs="Microsoft JhengHei"/>
+              <w:szCs w:val="24"/>
+            </w:rPr>
+            <w:instrText xml:space="preserve"> HYPERLINK \l _Toc18016 </w:instrText>
+          </w:r>
+          <w:r>
+            <w:rPr>
+              <w:rFonts w:hint="eastAsia" w:ascii="Microsoft JhengHei" w:hAnsi="Microsoft JhengHei" w:eastAsia="Microsoft JhengHei" w:cs="Microsoft JhengHei"/>
               <w:szCs w:val="24"/>
             </w:rPr>
             <w:fldChar w:fldCharType="separate"/>
           </w:r>
           <w:r>
-            <w:rPr>
-              <w:rFonts w:ascii="Microsoft JhengHei" w:eastAsia="Microsoft JhengHei" w:hAnsi="Microsoft JhengHei" w:cs="Microsoft JhengHei" w:hint="eastAsia"/>
-              <w:sz w:val="24"/>
-              <w:szCs w:val="24"/>
-            </w:rPr>
+            <w:t>客户满意度调查程序</w:t>
+          </w:r>
+          <w:r>
+            <w:tab/>
+          </w:r>
+          <w:r>
             <w:fldChar w:fldCharType="begin"/>
           </w:r>
           <w:r>
-            <w:rPr>
-              <w:rFonts w:ascii="Microsoft JhengHei" w:eastAsia="Microsoft JhengHei" w:hAnsi="Microsoft JhengHei" w:cs="Microsoft JhengHei" w:hint="eastAsia"/>
-              <w:sz w:val="24"/>
-              <w:szCs w:val="24"/>
-            </w:rPr>
-            <w:instrText xml:space="preserve"> HYPERLINK \l _Toc19975 </w:instrText>
-          </w:r>
-          <w:r>
-            <w:rPr>
-              <w:rFonts w:ascii="Microsoft JhengHei" w:eastAsia="Microsoft JhengHei" w:hAnsi="Microsoft JhengHei" w:cs="Microsoft JhengHei" w:hint="eastAsia"/>
-              <w:sz w:val="24"/>
-              <w:szCs w:val="24"/>
-            </w:rPr>
+            <w:instrText xml:space="preserve"> PAGEREF _Toc18016 \h </w:instrText>
+          </w:r>
+          <w:r>
             <w:fldChar w:fldCharType="separate"/>
           </w:r>
           <w:r>
-            <w:rPr>
-              <w:rFonts w:ascii="Microsoft JhengHei" w:eastAsia="Microsoft JhengHei" w:hAnsi="Microsoft JhengHei" w:cs="Microsoft JhengHei" w:hint="eastAsia"/>
-              <w:bCs/>
-              <w:spacing w:val="-8"/>
-              <w:sz w:val="24"/>
-              <w:szCs w:val="24"/>
-            </w:rPr>
-            <w:t>客户满意度调查程序</w:t>
-          </w:r>
-          <w:r>
-            <w:rPr>
-              <w:rFonts w:ascii="Microsoft JhengHei" w:eastAsia="Microsoft JhengHei" w:hAnsi="Microsoft JhengHei" w:cs="Microsoft JhengHei" w:hint="eastAsia"/>
-              <w:sz w:val="24"/>
-              <w:szCs w:val="24"/>
-            </w:rPr>
-            <w:tab/>
-          </w:r>
-          <w:r>
-            <w:rPr>
-              <w:rFonts w:ascii="Microsoft JhengHei" w:eastAsia="Microsoft JhengHei" w:hAnsi="Microsoft JhengHei" w:cs="Microsoft JhengHei" w:hint="eastAsia"/>
-              <w:sz w:val="24"/>
-              <w:szCs w:val="24"/>
-            </w:rPr>
-            <w:fldChar w:fldCharType="begin"/>
-          </w:r>
-          <w:r>
-            <w:rPr>
-              <w:rFonts w:ascii="Microsoft JhengHei" w:eastAsia="Microsoft JhengHei" w:hAnsi="Microsoft JhengHei" w:cs="Microsoft JhengHei" w:hint="eastAsia"/>
-              <w:sz w:val="24"/>
-              <w:szCs w:val="24"/>
-            </w:rPr>
-            <w:instrText xml:space="preserve"> PAGEREF _Toc19975 \h </w:instrText>
-          </w:r>
-          <w:r>
-            <w:rPr>
-              <w:rFonts w:ascii="Microsoft JhengHei" w:eastAsia="Microsoft JhengHei" w:hAnsi="Microsoft JhengHei" w:cs="Microsoft JhengHei" w:hint="eastAsia"/>
-              <w:sz w:val="24"/>
-              <w:szCs w:val="24"/>
-            </w:rPr>
-            <w:fldChar w:fldCharType="separate"/>
-          </w:r>
-          <w:r>
-            <w:rPr>
-              <w:rFonts w:ascii="Microsoft JhengHei" w:eastAsia="Microsoft JhengHei" w:hAnsi="Microsoft JhengHei" w:cs="Microsoft JhengHei" w:hint="eastAsia"/>
-              <w:sz w:val="24"/>
-              <w:szCs w:val="24"/>
-            </w:rPr>
             <w:t>1</w:t>
           </w:r>
           <w:r>
-            <w:rPr>
-              <w:rFonts w:ascii="Microsoft JhengHei" w:eastAsia="Microsoft JhengHei" w:hAnsi="Microsoft JhengHei" w:cs="Microsoft JhengHei" w:hint="eastAsia"/>
-              <w:sz w:val="24"/>
-              <w:szCs w:val="24"/>
-            </w:rPr>
             <w:fldChar w:fldCharType="end"/>
           </w:r>
           <w:r>
             <w:rPr>
-              <w:rFonts w:ascii="Microsoft JhengHei" w:eastAsia="Microsoft JhengHei" w:hAnsi="Microsoft JhengHei" w:cs="Microsoft JhengHei" w:hint="eastAsia"/>
-              <w:sz w:val="24"/>
+              <w:rFonts w:hint="eastAsia" w:ascii="Microsoft JhengHei" w:hAnsi="Microsoft JhengHei" w:eastAsia="Microsoft JhengHei" w:cs="Microsoft JhengHei"/>
               <w:szCs w:val="24"/>
             </w:rPr>
             <w:fldChar w:fldCharType="end"/>
@@ -1072,101 +1068,56 @@
         </w:p>
         <w:p>
           <w:pPr>
-            <w:pStyle w:val="TOC1"/>
+            <w:pStyle w:val="16"/>
             <w:tabs>
               <w:tab w:val="right" w:leader="dot" w:pos="8497"/>
             </w:tabs>
-            <w:rPr>
-              <w:rFonts w:ascii="Microsoft JhengHei" w:eastAsia="Microsoft JhengHei" w:hAnsi="Microsoft JhengHei" w:cs="Microsoft JhengHei" w:hint="eastAsia"/>
-              <w:sz w:val="24"/>
-              <w:szCs w:val="24"/>
-            </w:rPr>
           </w:pPr>
           <w:r>
             <w:rPr>
-              <w:rFonts w:ascii="Microsoft JhengHei" w:eastAsia="Microsoft JhengHei" w:hAnsi="Microsoft JhengHei" w:cs="Microsoft JhengHei" w:hint="eastAsia"/>
-              <w:sz w:val="24"/>
+              <w:rFonts w:hint="eastAsia" w:ascii="Microsoft JhengHei" w:hAnsi="Microsoft JhengHei" w:eastAsia="Microsoft JhengHei" w:cs="Microsoft JhengHei"/>
               <w:szCs w:val="24"/>
             </w:rPr>
             <w:fldChar w:fldCharType="begin"/>
           </w:r>
           <w:r>
             <w:rPr>
-              <w:rFonts w:ascii="Microsoft JhengHei" w:eastAsia="Microsoft JhengHei" w:hAnsi="Microsoft JhengHei" w:cs="Microsoft JhengHei" w:hint="eastAsia"/>
-              <w:sz w:val="24"/>
-              <w:szCs w:val="24"/>
-            </w:rPr>
-            <w:instrText xml:space="preserve"> HYPERLINK \l _Toc14443 </w:instrText>
-          </w:r>
-          <w:r>
-            <w:rPr>
-              <w:rFonts w:ascii="Microsoft JhengHei" w:eastAsia="Microsoft JhengHei" w:hAnsi="Microsoft JhengHei" w:cs="Microsoft JhengHei" w:hint="eastAsia"/>
-              <w:sz w:val="24"/>
+              <w:rFonts w:hint="eastAsia" w:ascii="Microsoft JhengHei" w:hAnsi="Microsoft JhengHei" w:eastAsia="Microsoft JhengHei" w:cs="Microsoft JhengHei"/>
+              <w:szCs w:val="24"/>
+            </w:rPr>
+            <w:instrText xml:space="preserve"> HYPERLINK \l _Toc22402 </w:instrText>
+          </w:r>
+          <w:r>
+            <w:rPr>
+              <w:rFonts w:hint="eastAsia" w:ascii="Microsoft JhengHei" w:hAnsi="Microsoft JhengHei" w:eastAsia="Microsoft JhengHei" w:cs="Microsoft JhengHei"/>
               <w:szCs w:val="24"/>
             </w:rPr>
             <w:fldChar w:fldCharType="separate"/>
           </w:r>
           <w:r>
-            <w:rPr>
-              <w:rFonts w:ascii="Microsoft JhengHei" w:eastAsia="Microsoft JhengHei" w:hAnsi="Microsoft JhengHei" w:cs="Microsoft JhengHei" w:hint="eastAsia"/>
-              <w:spacing w:val="-3"/>
-              <w:sz w:val="24"/>
-              <w:szCs w:val="24"/>
-            </w:rPr>
-            <w:t>文档信息</w:t>
-          </w:r>
-          <w:r>
-            <w:rPr>
-              <w:rFonts w:ascii="Microsoft JhengHei" w:eastAsia="Microsoft JhengHei" w:hAnsi="Microsoft JhengHei" w:cs="Microsoft JhengHei" w:hint="eastAsia"/>
-              <w:sz w:val="24"/>
-              <w:szCs w:val="24"/>
-            </w:rPr>
+            <w:t>甘肃国邦信息科技有限公司</w:t>
+          </w:r>
+          <w:r>
             <w:tab/>
           </w:r>
           <w:r>
-            <w:rPr>
-              <w:rFonts w:ascii="Microsoft JhengHei" w:eastAsia="Microsoft JhengHei" w:hAnsi="Microsoft JhengHei" w:cs="Microsoft JhengHei" w:hint="eastAsia"/>
-              <w:sz w:val="24"/>
-              <w:szCs w:val="24"/>
-            </w:rPr>
             <w:fldChar w:fldCharType="begin"/>
           </w:r>
           <w:r>
-            <w:rPr>
-              <w:rFonts w:ascii="Microsoft JhengHei" w:eastAsia="Microsoft JhengHei" w:hAnsi="Microsoft JhengHei" w:cs="Microsoft JhengHei" w:hint="eastAsia"/>
-              <w:sz w:val="24"/>
-              <w:szCs w:val="24"/>
-            </w:rPr>
-            <w:instrText xml:space="preserve"> PAGEREF _Toc14443 \h </w:instrText>
-          </w:r>
-          <w:r>
-            <w:rPr>
-              <w:rFonts w:ascii="Microsoft JhengHei" w:eastAsia="Microsoft JhengHei" w:hAnsi="Microsoft JhengHei" w:cs="Microsoft JhengHei" w:hint="eastAsia"/>
-              <w:sz w:val="24"/>
-              <w:szCs w:val="24"/>
-            </w:rPr>
+            <w:instrText xml:space="preserve"> PAGEREF _Toc22402 \h </w:instrText>
+          </w:r>
+          <w:r>
             <w:fldChar w:fldCharType="separate"/>
           </w:r>
           <w:r>
-            <w:rPr>
-              <w:rFonts w:ascii="Microsoft JhengHei" w:eastAsia="Microsoft JhengHei" w:hAnsi="Microsoft JhengHei" w:cs="Microsoft JhengHei" w:hint="eastAsia"/>
-              <w:sz w:val="24"/>
-              <w:szCs w:val="24"/>
-            </w:rPr>
-            <w:t>2</w:t>
-          </w:r>
-          <w:r>
-            <w:rPr>
-              <w:rFonts w:ascii="Microsoft JhengHei" w:eastAsia="Microsoft JhengHei" w:hAnsi="Microsoft JhengHei" w:cs="Microsoft JhengHei" w:hint="eastAsia"/>
-              <w:sz w:val="24"/>
-              <w:szCs w:val="24"/>
-            </w:rPr>
+            <w:t>1</w:t>
+          </w:r>
+          <w:r>
             <w:fldChar w:fldCharType="end"/>
           </w:r>
           <w:r>
             <w:rPr>
-              <w:rFonts w:ascii="Microsoft JhengHei" w:eastAsia="Microsoft JhengHei" w:hAnsi="Microsoft JhengHei" w:cs="Microsoft JhengHei" w:hint="eastAsia"/>
-              <w:sz w:val="24"/>
+              <w:rFonts w:hint="eastAsia" w:ascii="Microsoft JhengHei" w:hAnsi="Microsoft JhengHei" w:eastAsia="Microsoft JhengHei" w:cs="Microsoft JhengHei"/>
               <w:szCs w:val="24"/>
             </w:rPr>
             <w:fldChar w:fldCharType="end"/>
@@ -1174,109 +1125,61 @@
         </w:p>
         <w:p>
           <w:pPr>
-            <w:pStyle w:val="TOC1"/>
+            <w:pStyle w:val="16"/>
             <w:tabs>
               <w:tab w:val="right" w:leader="dot" w:pos="8497"/>
             </w:tabs>
-            <w:rPr>
-              <w:rFonts w:ascii="Microsoft JhengHei" w:eastAsia="Microsoft JhengHei" w:hAnsi="Microsoft JhengHei" w:cs="Microsoft JhengHei" w:hint="eastAsia"/>
-              <w:sz w:val="24"/>
-              <w:szCs w:val="24"/>
-            </w:rPr>
           </w:pPr>
           <w:r>
             <w:rPr>
-              <w:rFonts w:ascii="Microsoft JhengHei" w:eastAsia="Microsoft JhengHei" w:hAnsi="Microsoft JhengHei" w:cs="Microsoft JhengHei" w:hint="eastAsia"/>
-              <w:sz w:val="24"/>
+              <w:rFonts w:hint="eastAsia" w:ascii="Microsoft JhengHei" w:hAnsi="Microsoft JhengHei" w:eastAsia="Microsoft JhengHei" w:cs="Microsoft JhengHei"/>
               <w:szCs w:val="24"/>
             </w:rPr>
             <w:fldChar w:fldCharType="begin"/>
           </w:r>
           <w:r>
             <w:rPr>
-              <w:rFonts w:ascii="Microsoft JhengHei" w:eastAsia="Microsoft JhengHei" w:hAnsi="Microsoft JhengHei" w:cs="Microsoft JhengHei" w:hint="eastAsia"/>
-              <w:sz w:val="24"/>
-              <w:szCs w:val="24"/>
-            </w:rPr>
-            <w:instrText xml:space="preserve"> HYPERLINK \l _Toc19633 </w:instrText>
-          </w:r>
-          <w:r>
-            <w:rPr>
-              <w:rFonts w:ascii="Microsoft JhengHei" w:eastAsia="Microsoft JhengHei" w:hAnsi="Microsoft JhengHei" w:cs="Microsoft JhengHei" w:hint="eastAsia"/>
-              <w:sz w:val="24"/>
+              <w:rFonts w:hint="eastAsia" w:ascii="Microsoft JhengHei" w:hAnsi="Microsoft JhengHei" w:eastAsia="Microsoft JhengHei" w:cs="Microsoft JhengHei"/>
+              <w:szCs w:val="24"/>
+            </w:rPr>
+            <w:instrText xml:space="preserve"> HYPERLINK \l _Toc11608 </w:instrText>
+          </w:r>
+          <w:r>
+            <w:rPr>
+              <w:rFonts w:hint="eastAsia" w:ascii="Microsoft JhengHei" w:hAnsi="Microsoft JhengHei" w:eastAsia="Microsoft JhengHei" w:cs="Microsoft JhengHei"/>
               <w:szCs w:val="24"/>
             </w:rPr>
             <w:fldChar w:fldCharType="separate"/>
           </w:r>
           <w:r>
             <w:rPr>
-              <w:rFonts w:ascii="Microsoft JhengHei" w:eastAsia="Microsoft JhengHei" w:hAnsi="Microsoft JhengHei" w:cs="Microsoft JhengHei" w:hint="eastAsia"/>
-              <w:sz w:val="24"/>
-              <w:szCs w:val="24"/>
-            </w:rPr>
-            <w:t xml:space="preserve">1. </w:t>
-          </w:r>
-          <w:r>
-            <w:rPr>
-              <w:rFonts w:ascii="Microsoft JhengHei" w:eastAsia="Microsoft JhengHei" w:hAnsi="Microsoft JhengHei" w:cs="Microsoft JhengHei" w:hint="eastAsia"/>
-              <w:sz w:val="24"/>
-              <w:szCs w:val="24"/>
-              <w:lang w:val="en-US" w:eastAsia="zh-CN"/>
-            </w:rPr>
-            <w:t>目的</w:t>
-          </w:r>
-          <w:r>
-            <w:rPr>
-              <w:rFonts w:ascii="Microsoft JhengHei" w:eastAsia="Microsoft JhengHei" w:hAnsi="Microsoft JhengHei" w:cs="Microsoft JhengHei" w:hint="eastAsia"/>
-              <w:sz w:val="24"/>
-              <w:szCs w:val="24"/>
-            </w:rPr>
+              <w:rFonts w:ascii="宋体" w:hAnsi="宋体" w:eastAsia="宋体" w:cs="宋体"/>
+              <w:spacing w:val="-3"/>
+              <w:szCs w:val="28"/>
+            </w:rPr>
+            <w:t>文档信息</w:t>
+          </w:r>
+          <w:r>
             <w:tab/>
           </w:r>
           <w:r>
-            <w:rPr>
-              <w:rFonts w:ascii="Microsoft JhengHei" w:eastAsia="Microsoft JhengHei" w:hAnsi="Microsoft JhengHei" w:cs="Microsoft JhengHei" w:hint="eastAsia"/>
-              <w:sz w:val="24"/>
-              <w:szCs w:val="24"/>
-            </w:rPr>
             <w:fldChar w:fldCharType="begin"/>
           </w:r>
           <w:r>
-            <w:rPr>
-              <w:rFonts w:ascii="Microsoft JhengHei" w:eastAsia="Microsoft JhengHei" w:hAnsi="Microsoft JhengHei" w:cs="Microsoft JhengHei" w:hint="eastAsia"/>
-              <w:sz w:val="24"/>
-              <w:szCs w:val="24"/>
-            </w:rPr>
-            <w:instrText xml:space="preserve"> PAGEREF _Toc19633 \h </w:instrText>
-          </w:r>
-          <w:r>
-            <w:rPr>
-              <w:rFonts w:ascii="Microsoft JhengHei" w:eastAsia="Microsoft JhengHei" w:hAnsi="Microsoft JhengHei" w:cs="Microsoft JhengHei" w:hint="eastAsia"/>
-              <w:sz w:val="24"/>
-              <w:szCs w:val="24"/>
-            </w:rPr>
+            <w:instrText xml:space="preserve"> PAGEREF _Toc11608 \h </w:instrText>
+          </w:r>
+          <w:r>
             <w:fldChar w:fldCharType="separate"/>
           </w:r>
           <w:r>
-            <w:rPr>
-              <w:rFonts w:ascii="Microsoft JhengHei" w:eastAsia="Microsoft JhengHei" w:hAnsi="Microsoft JhengHei" w:cs="Microsoft JhengHei" w:hint="eastAsia"/>
-              <w:sz w:val="24"/>
-              <w:szCs w:val="24"/>
-            </w:rPr>
-            <w:t>4</w:t>
-          </w:r>
-          <w:r>
-            <w:rPr>
-              <w:rFonts w:ascii="Microsoft JhengHei" w:eastAsia="Microsoft JhengHei" w:hAnsi="Microsoft JhengHei" w:cs="Microsoft JhengHei" w:hint="eastAsia"/>
-              <w:sz w:val="24"/>
-              <w:szCs w:val="24"/>
-            </w:rPr>
+            <w:t>2</w:t>
+          </w:r>
+          <w:r>
             <w:fldChar w:fldCharType="end"/>
           </w:r>
           <w:r>
             <w:rPr>
-              <w:rFonts w:ascii="Microsoft JhengHei" w:eastAsia="Microsoft JhengHei" w:hAnsi="Microsoft JhengHei" w:cs="Microsoft JhengHei" w:hint="eastAsia"/>
-              <w:sz w:val="24"/>
+              <w:rFonts w:hint="eastAsia" w:ascii="Microsoft JhengHei" w:hAnsi="Microsoft JhengHei" w:eastAsia="Microsoft JhengHei" w:cs="Microsoft JhengHei"/>
               <w:szCs w:val="24"/>
             </w:rPr>
             <w:fldChar w:fldCharType="end"/>
@@ -1284,100 +1187,66 @@
         </w:p>
         <w:p>
           <w:pPr>
-            <w:pStyle w:val="TOC1"/>
+            <w:pStyle w:val="16"/>
             <w:tabs>
               <w:tab w:val="right" w:leader="dot" w:pos="8497"/>
             </w:tabs>
-            <w:rPr>
-              <w:rFonts w:ascii="Microsoft JhengHei" w:eastAsia="Microsoft JhengHei" w:hAnsi="Microsoft JhengHei" w:cs="Microsoft JhengHei" w:hint="eastAsia"/>
-              <w:sz w:val="24"/>
-              <w:szCs w:val="24"/>
-            </w:rPr>
           </w:pPr>
           <w:r>
             <w:rPr>
-              <w:rFonts w:ascii="Microsoft JhengHei" w:eastAsia="Microsoft JhengHei" w:hAnsi="Microsoft JhengHei" w:cs="Microsoft JhengHei" w:hint="eastAsia"/>
-              <w:sz w:val="24"/>
+              <w:rFonts w:hint="eastAsia" w:ascii="Microsoft JhengHei" w:hAnsi="Microsoft JhengHei" w:eastAsia="Microsoft JhengHei" w:cs="Microsoft JhengHei"/>
               <w:szCs w:val="24"/>
             </w:rPr>
             <w:fldChar w:fldCharType="begin"/>
           </w:r>
           <w:r>
             <w:rPr>
-              <w:rFonts w:ascii="Microsoft JhengHei" w:eastAsia="Microsoft JhengHei" w:hAnsi="Microsoft JhengHei" w:cs="Microsoft JhengHei" w:hint="eastAsia"/>
-              <w:sz w:val="24"/>
-              <w:szCs w:val="24"/>
-            </w:rPr>
-            <w:instrText xml:space="preserve"> HYPERLINK \l _Toc17917 </w:instrText>
-          </w:r>
-          <w:r>
-            <w:rPr>
-              <w:rFonts w:ascii="Microsoft JhengHei" w:eastAsia="Microsoft JhengHei" w:hAnsi="Microsoft JhengHei" w:cs="Microsoft JhengHei" w:hint="eastAsia"/>
-              <w:sz w:val="24"/>
+              <w:rFonts w:hint="eastAsia" w:ascii="Microsoft JhengHei" w:hAnsi="Microsoft JhengHei" w:eastAsia="Microsoft JhengHei" w:cs="Microsoft JhengHei"/>
+              <w:szCs w:val="24"/>
+            </w:rPr>
+            <w:instrText xml:space="preserve"> HYPERLINK \l _Toc10067 </w:instrText>
+          </w:r>
+          <w:r>
+            <w:rPr>
+              <w:rFonts w:hint="eastAsia" w:ascii="Microsoft JhengHei" w:hAnsi="Microsoft JhengHei" w:eastAsia="Microsoft JhengHei" w:cs="Microsoft JhengHei"/>
               <w:szCs w:val="24"/>
             </w:rPr>
             <w:fldChar w:fldCharType="separate"/>
           </w:r>
           <w:r>
             <w:rPr>
-              <w:rFonts w:ascii="Microsoft JhengHei" w:eastAsia="Microsoft JhengHei" w:hAnsi="Microsoft JhengHei" w:cs="Microsoft JhengHei" w:hint="eastAsia"/>
-              <w:sz w:val="24"/>
-              <w:szCs w:val="24"/>
-            </w:rPr>
-            <w:t>2. 适用范围</w:t>
-          </w:r>
-          <w:r>
-            <w:rPr>
-              <w:rFonts w:ascii="Microsoft JhengHei" w:eastAsia="Microsoft JhengHei" w:hAnsi="Microsoft JhengHei" w:cs="Microsoft JhengHei" w:hint="eastAsia"/>
-              <w:sz w:val="24"/>
-              <w:szCs w:val="24"/>
-            </w:rPr>
+              <w:rFonts w:hint="default"/>
+            </w:rPr>
+            <w:t xml:space="preserve">1. </w:t>
+          </w:r>
+          <w:r>
+            <w:rPr>
+              <w:rFonts w:hint="eastAsia"/>
+              <w:lang w:val="en-US" w:eastAsia="zh-CN"/>
+            </w:rPr>
+            <w:t>目的</w:t>
+          </w:r>
+          <w:r>
             <w:tab/>
           </w:r>
           <w:r>
-            <w:rPr>
-              <w:rFonts w:ascii="Microsoft JhengHei" w:eastAsia="Microsoft JhengHei" w:hAnsi="Microsoft JhengHei" w:cs="Microsoft JhengHei" w:hint="eastAsia"/>
-              <w:sz w:val="24"/>
-              <w:szCs w:val="24"/>
-            </w:rPr>
             <w:fldChar w:fldCharType="begin"/>
           </w:r>
           <w:r>
-            <w:rPr>
-              <w:rFonts w:ascii="Microsoft JhengHei" w:eastAsia="Microsoft JhengHei" w:hAnsi="Microsoft JhengHei" w:cs="Microsoft JhengHei" w:hint="eastAsia"/>
-              <w:sz w:val="24"/>
-              <w:szCs w:val="24"/>
-            </w:rPr>
-            <w:instrText xml:space="preserve"> PAGEREF _Toc17917 \h </w:instrText>
-          </w:r>
-          <w:r>
-            <w:rPr>
-              <w:rFonts w:ascii="Microsoft JhengHei" w:eastAsia="Microsoft JhengHei" w:hAnsi="Microsoft JhengHei" w:cs="Microsoft JhengHei" w:hint="eastAsia"/>
-              <w:sz w:val="24"/>
-              <w:szCs w:val="24"/>
-            </w:rPr>
+            <w:instrText xml:space="preserve"> PAGEREF _Toc10067 \h </w:instrText>
+          </w:r>
+          <w:r>
             <w:fldChar w:fldCharType="separate"/>
           </w:r>
           <w:r>
-            <w:rPr>
-              <w:rFonts w:ascii="Microsoft JhengHei" w:eastAsia="Microsoft JhengHei" w:hAnsi="Microsoft JhengHei" w:cs="Microsoft JhengHei" w:hint="eastAsia"/>
-              <w:sz w:val="24"/>
-              <w:szCs w:val="24"/>
-            </w:rPr>
             <w:t>4</w:t>
           </w:r>
           <w:r>
-            <w:rPr>
-              <w:rFonts w:ascii="Microsoft JhengHei" w:eastAsia="Microsoft JhengHei" w:hAnsi="Microsoft JhengHei" w:cs="Microsoft JhengHei" w:hint="eastAsia"/>
-              <w:sz w:val="24"/>
-              <w:szCs w:val="24"/>
-            </w:rPr>
             <w:fldChar w:fldCharType="end"/>
           </w:r>
           <w:r>
             <w:rPr>
-              <w:rFonts w:ascii="Microsoft JhengHei" w:eastAsia="Microsoft JhengHei" w:hAnsi="Microsoft JhengHei" w:cs="Microsoft JhengHei" w:hint="eastAsia"/>
-              <w:sz w:val="24"/>
+              <w:rFonts w:hint="eastAsia" w:ascii="Microsoft JhengHei" w:hAnsi="Microsoft JhengHei" w:eastAsia="Microsoft JhengHei" w:cs="Microsoft JhengHei"/>
               <w:szCs w:val="24"/>
             </w:rPr>
             <w:fldChar w:fldCharType="end"/>
@@ -1385,100 +1254,62 @@
         </w:p>
         <w:p>
           <w:pPr>
-            <w:pStyle w:val="TOC1"/>
+            <w:pStyle w:val="16"/>
             <w:tabs>
               <w:tab w:val="right" w:leader="dot" w:pos="8497"/>
             </w:tabs>
-            <w:rPr>
-              <w:rFonts w:ascii="Microsoft JhengHei" w:eastAsia="Microsoft JhengHei" w:hAnsi="Microsoft JhengHei" w:cs="Microsoft JhengHei" w:hint="eastAsia"/>
-              <w:sz w:val="24"/>
-              <w:szCs w:val="24"/>
-            </w:rPr>
           </w:pPr>
           <w:r>
             <w:rPr>
-              <w:rFonts w:ascii="Microsoft JhengHei" w:eastAsia="Microsoft JhengHei" w:hAnsi="Microsoft JhengHei" w:cs="Microsoft JhengHei" w:hint="eastAsia"/>
-              <w:sz w:val="24"/>
+              <w:rFonts w:hint="eastAsia" w:ascii="Microsoft JhengHei" w:hAnsi="Microsoft JhengHei" w:eastAsia="Microsoft JhengHei" w:cs="Microsoft JhengHei"/>
               <w:szCs w:val="24"/>
             </w:rPr>
             <w:fldChar w:fldCharType="begin"/>
           </w:r>
           <w:r>
             <w:rPr>
-              <w:rFonts w:ascii="Microsoft JhengHei" w:eastAsia="Microsoft JhengHei" w:hAnsi="Microsoft JhengHei" w:cs="Microsoft JhengHei" w:hint="eastAsia"/>
-              <w:sz w:val="24"/>
-              <w:szCs w:val="24"/>
-            </w:rPr>
-            <w:instrText xml:space="preserve"> HYPERLINK \l _Toc26228 </w:instrText>
-          </w:r>
-          <w:r>
-            <w:rPr>
-              <w:rFonts w:ascii="Microsoft JhengHei" w:eastAsia="Microsoft JhengHei" w:hAnsi="Microsoft JhengHei" w:cs="Microsoft JhengHei" w:hint="eastAsia"/>
-              <w:sz w:val="24"/>
+              <w:rFonts w:hint="eastAsia" w:ascii="Microsoft JhengHei" w:hAnsi="Microsoft JhengHei" w:eastAsia="Microsoft JhengHei" w:cs="Microsoft JhengHei"/>
+              <w:szCs w:val="24"/>
+            </w:rPr>
+            <w:instrText xml:space="preserve"> HYPERLINK \l _Toc16734 </w:instrText>
+          </w:r>
+          <w:r>
+            <w:rPr>
+              <w:rFonts w:hint="eastAsia" w:ascii="Microsoft JhengHei" w:hAnsi="Microsoft JhengHei" w:eastAsia="Microsoft JhengHei" w:cs="Microsoft JhengHei"/>
               <w:szCs w:val="24"/>
             </w:rPr>
             <w:fldChar w:fldCharType="separate"/>
           </w:r>
           <w:r>
             <w:rPr>
-              <w:rFonts w:ascii="Microsoft JhengHei" w:eastAsia="Microsoft JhengHei" w:hAnsi="Microsoft JhengHei" w:cs="Microsoft JhengHei" w:hint="eastAsia"/>
-              <w:sz w:val="24"/>
-              <w:szCs w:val="24"/>
-            </w:rPr>
-            <w:t>3. 引用文件</w:t>
-          </w:r>
-          <w:r>
-            <w:rPr>
-              <w:rFonts w:ascii="Microsoft JhengHei" w:eastAsia="Microsoft JhengHei" w:hAnsi="Microsoft JhengHei" w:cs="Microsoft JhengHei" w:hint="eastAsia"/>
-              <w:sz w:val="24"/>
-              <w:szCs w:val="24"/>
-            </w:rPr>
+              <w:rFonts w:hint="default"/>
+            </w:rPr>
+            <w:t xml:space="preserve">2. </w:t>
+          </w:r>
+          <w:r>
+            <w:t>适用范围</w:t>
+          </w:r>
+          <w:r>
             <w:tab/>
           </w:r>
           <w:r>
-            <w:rPr>
-              <w:rFonts w:ascii="Microsoft JhengHei" w:eastAsia="Microsoft JhengHei" w:hAnsi="Microsoft JhengHei" w:cs="Microsoft JhengHei" w:hint="eastAsia"/>
-              <w:sz w:val="24"/>
-              <w:szCs w:val="24"/>
-            </w:rPr>
             <w:fldChar w:fldCharType="begin"/>
           </w:r>
           <w:r>
-            <w:rPr>
-              <w:rFonts w:ascii="Microsoft JhengHei" w:eastAsia="Microsoft JhengHei" w:hAnsi="Microsoft JhengHei" w:cs="Microsoft JhengHei" w:hint="eastAsia"/>
-              <w:sz w:val="24"/>
-              <w:szCs w:val="24"/>
-            </w:rPr>
-            <w:instrText xml:space="preserve"> PAGEREF _Toc26228 \h </w:instrText>
-          </w:r>
-          <w:r>
-            <w:rPr>
-              <w:rFonts w:ascii="Microsoft JhengHei" w:eastAsia="Microsoft JhengHei" w:hAnsi="Microsoft JhengHei" w:cs="Microsoft JhengHei" w:hint="eastAsia"/>
-              <w:sz w:val="24"/>
-              <w:szCs w:val="24"/>
-            </w:rPr>
+            <w:instrText xml:space="preserve"> PAGEREF _Toc16734 \h </w:instrText>
+          </w:r>
+          <w:r>
             <w:fldChar w:fldCharType="separate"/>
           </w:r>
           <w:r>
-            <w:rPr>
-              <w:rFonts w:ascii="Microsoft JhengHei" w:eastAsia="Microsoft JhengHei" w:hAnsi="Microsoft JhengHei" w:cs="Microsoft JhengHei" w:hint="eastAsia"/>
-              <w:sz w:val="24"/>
-              <w:szCs w:val="24"/>
-            </w:rPr>
             <w:t>4</w:t>
           </w:r>
           <w:r>
-            <w:rPr>
-              <w:rFonts w:ascii="Microsoft JhengHei" w:eastAsia="Microsoft JhengHei" w:hAnsi="Microsoft JhengHei" w:cs="Microsoft JhengHei" w:hint="eastAsia"/>
-              <w:sz w:val="24"/>
-              <w:szCs w:val="24"/>
-            </w:rPr>
             <w:fldChar w:fldCharType="end"/>
           </w:r>
           <w:r>
             <w:rPr>
-              <w:rFonts w:ascii="Microsoft JhengHei" w:eastAsia="Microsoft JhengHei" w:hAnsi="Microsoft JhengHei" w:cs="Microsoft JhengHei" w:hint="eastAsia"/>
-              <w:sz w:val="24"/>
+              <w:rFonts w:hint="eastAsia" w:ascii="Microsoft JhengHei" w:hAnsi="Microsoft JhengHei" w:eastAsia="Microsoft JhengHei" w:cs="Microsoft JhengHei"/>
               <w:szCs w:val="24"/>
             </w:rPr>
             <w:fldChar w:fldCharType="end"/>
@@ -1486,100 +1317,62 @@
         </w:p>
         <w:p>
           <w:pPr>
-            <w:pStyle w:val="TOC1"/>
+            <w:pStyle w:val="16"/>
             <w:tabs>
               <w:tab w:val="right" w:leader="dot" w:pos="8497"/>
             </w:tabs>
-            <w:rPr>
-              <w:rFonts w:ascii="Microsoft JhengHei" w:eastAsia="Microsoft JhengHei" w:hAnsi="Microsoft JhengHei" w:cs="Microsoft JhengHei" w:hint="eastAsia"/>
-              <w:sz w:val="24"/>
-              <w:szCs w:val="24"/>
-            </w:rPr>
           </w:pPr>
           <w:r>
             <w:rPr>
-              <w:rFonts w:ascii="Microsoft JhengHei" w:eastAsia="Microsoft JhengHei" w:hAnsi="Microsoft JhengHei" w:cs="Microsoft JhengHei" w:hint="eastAsia"/>
-              <w:sz w:val="24"/>
+              <w:rFonts w:hint="eastAsia" w:ascii="Microsoft JhengHei" w:hAnsi="Microsoft JhengHei" w:eastAsia="Microsoft JhengHei" w:cs="Microsoft JhengHei"/>
               <w:szCs w:val="24"/>
             </w:rPr>
             <w:fldChar w:fldCharType="begin"/>
           </w:r>
           <w:r>
             <w:rPr>
-              <w:rFonts w:ascii="Microsoft JhengHei" w:eastAsia="Microsoft JhengHei" w:hAnsi="Microsoft JhengHei" w:cs="Microsoft JhengHei" w:hint="eastAsia"/>
-              <w:sz w:val="24"/>
-              <w:szCs w:val="24"/>
-            </w:rPr>
-            <w:instrText xml:space="preserve"> HYPERLINK \l _Toc5099 </w:instrText>
-          </w:r>
-          <w:r>
-            <w:rPr>
-              <w:rFonts w:ascii="Microsoft JhengHei" w:eastAsia="Microsoft JhengHei" w:hAnsi="Microsoft JhengHei" w:cs="Microsoft JhengHei" w:hint="eastAsia"/>
-              <w:sz w:val="24"/>
+              <w:rFonts w:hint="eastAsia" w:ascii="Microsoft JhengHei" w:hAnsi="Microsoft JhengHei" w:eastAsia="Microsoft JhengHei" w:cs="Microsoft JhengHei"/>
+              <w:szCs w:val="24"/>
+            </w:rPr>
+            <w:instrText xml:space="preserve"> HYPERLINK \l _Toc11256 </w:instrText>
+          </w:r>
+          <w:r>
+            <w:rPr>
+              <w:rFonts w:hint="eastAsia" w:ascii="Microsoft JhengHei" w:hAnsi="Microsoft JhengHei" w:eastAsia="Microsoft JhengHei" w:cs="Microsoft JhengHei"/>
               <w:szCs w:val="24"/>
             </w:rPr>
             <w:fldChar w:fldCharType="separate"/>
           </w:r>
           <w:r>
             <w:rPr>
-              <w:rFonts w:ascii="Microsoft JhengHei" w:eastAsia="Microsoft JhengHei" w:hAnsi="Microsoft JhengHei" w:cs="Microsoft JhengHei" w:hint="eastAsia"/>
-              <w:sz w:val="24"/>
-              <w:szCs w:val="24"/>
-            </w:rPr>
-            <w:t>4. 术语与定义</w:t>
-          </w:r>
-          <w:r>
-            <w:rPr>
-              <w:rFonts w:ascii="Microsoft JhengHei" w:eastAsia="Microsoft JhengHei" w:hAnsi="Microsoft JhengHei" w:cs="Microsoft JhengHei" w:hint="eastAsia"/>
-              <w:sz w:val="24"/>
-              <w:szCs w:val="24"/>
-            </w:rPr>
+              <w:rFonts w:hint="default"/>
+            </w:rPr>
+            <w:t xml:space="preserve">3. </w:t>
+          </w:r>
+          <w:r>
+            <w:t>引用文件</w:t>
+          </w:r>
+          <w:r>
             <w:tab/>
           </w:r>
           <w:r>
-            <w:rPr>
-              <w:rFonts w:ascii="Microsoft JhengHei" w:eastAsia="Microsoft JhengHei" w:hAnsi="Microsoft JhengHei" w:cs="Microsoft JhengHei" w:hint="eastAsia"/>
-              <w:sz w:val="24"/>
-              <w:szCs w:val="24"/>
-            </w:rPr>
             <w:fldChar w:fldCharType="begin"/>
           </w:r>
           <w:r>
-            <w:rPr>
-              <w:rFonts w:ascii="Microsoft JhengHei" w:eastAsia="Microsoft JhengHei" w:hAnsi="Microsoft JhengHei" w:cs="Microsoft JhengHei" w:hint="eastAsia"/>
-              <w:sz w:val="24"/>
-              <w:szCs w:val="24"/>
-            </w:rPr>
-            <w:instrText xml:space="preserve"> PAGEREF _Toc5099 \h </w:instrText>
-          </w:r>
-          <w:r>
-            <w:rPr>
-              <w:rFonts w:ascii="Microsoft JhengHei" w:eastAsia="Microsoft JhengHei" w:hAnsi="Microsoft JhengHei" w:cs="Microsoft JhengHei" w:hint="eastAsia"/>
-              <w:sz w:val="24"/>
-              <w:szCs w:val="24"/>
-            </w:rPr>
+            <w:instrText xml:space="preserve"> PAGEREF _Toc11256 \h </w:instrText>
+          </w:r>
+          <w:r>
             <w:fldChar w:fldCharType="separate"/>
           </w:r>
           <w:r>
-            <w:rPr>
-              <w:rFonts w:ascii="Microsoft JhengHei" w:eastAsia="Microsoft JhengHei" w:hAnsi="Microsoft JhengHei" w:cs="Microsoft JhengHei" w:hint="eastAsia"/>
-              <w:sz w:val="24"/>
-              <w:szCs w:val="24"/>
-            </w:rPr>
             <w:t>4</w:t>
           </w:r>
           <w:r>
-            <w:rPr>
-              <w:rFonts w:ascii="Microsoft JhengHei" w:eastAsia="Microsoft JhengHei" w:hAnsi="Microsoft JhengHei" w:cs="Microsoft JhengHei" w:hint="eastAsia"/>
-              <w:sz w:val="24"/>
-              <w:szCs w:val="24"/>
-            </w:rPr>
             <w:fldChar w:fldCharType="end"/>
           </w:r>
           <w:r>
             <w:rPr>
-              <w:rFonts w:ascii="Microsoft JhengHei" w:eastAsia="Microsoft JhengHei" w:hAnsi="Microsoft JhengHei" w:cs="Microsoft JhengHei" w:hint="eastAsia"/>
-              <w:sz w:val="24"/>
+              <w:rFonts w:hint="eastAsia" w:ascii="Microsoft JhengHei" w:hAnsi="Microsoft JhengHei" w:eastAsia="Microsoft JhengHei" w:cs="Microsoft JhengHei"/>
               <w:szCs w:val="24"/>
             </w:rPr>
             <w:fldChar w:fldCharType="end"/>
@@ -1587,100 +1380,62 @@
         </w:p>
         <w:p>
           <w:pPr>
-            <w:pStyle w:val="TOC1"/>
+            <w:pStyle w:val="16"/>
             <w:tabs>
               <w:tab w:val="right" w:leader="dot" w:pos="8497"/>
             </w:tabs>
-            <w:rPr>
-              <w:rFonts w:ascii="Microsoft JhengHei" w:eastAsia="Microsoft JhengHei" w:hAnsi="Microsoft JhengHei" w:cs="Microsoft JhengHei" w:hint="eastAsia"/>
-              <w:sz w:val="24"/>
-              <w:szCs w:val="24"/>
-            </w:rPr>
           </w:pPr>
           <w:r>
             <w:rPr>
-              <w:rFonts w:ascii="Microsoft JhengHei" w:eastAsia="Microsoft JhengHei" w:hAnsi="Microsoft JhengHei" w:cs="Microsoft JhengHei" w:hint="eastAsia"/>
-              <w:sz w:val="24"/>
+              <w:rFonts w:hint="eastAsia" w:ascii="Microsoft JhengHei" w:hAnsi="Microsoft JhengHei" w:eastAsia="Microsoft JhengHei" w:cs="Microsoft JhengHei"/>
               <w:szCs w:val="24"/>
             </w:rPr>
             <w:fldChar w:fldCharType="begin"/>
           </w:r>
           <w:r>
             <w:rPr>
-              <w:rFonts w:ascii="Microsoft JhengHei" w:eastAsia="Microsoft JhengHei" w:hAnsi="Microsoft JhengHei" w:cs="Microsoft JhengHei" w:hint="eastAsia"/>
-              <w:sz w:val="24"/>
-              <w:szCs w:val="24"/>
-            </w:rPr>
-            <w:instrText xml:space="preserve"> HYPERLINK \l _Toc802 </w:instrText>
-          </w:r>
-          <w:r>
-            <w:rPr>
-              <w:rFonts w:ascii="Microsoft JhengHei" w:eastAsia="Microsoft JhengHei" w:hAnsi="Microsoft JhengHei" w:cs="Microsoft JhengHei" w:hint="eastAsia"/>
-              <w:sz w:val="24"/>
+              <w:rFonts w:hint="eastAsia" w:ascii="Microsoft JhengHei" w:hAnsi="Microsoft JhengHei" w:eastAsia="Microsoft JhengHei" w:cs="Microsoft JhengHei"/>
+              <w:szCs w:val="24"/>
+            </w:rPr>
+            <w:instrText xml:space="preserve"> HYPERLINK \l _Toc4075 </w:instrText>
+          </w:r>
+          <w:r>
+            <w:rPr>
+              <w:rFonts w:hint="eastAsia" w:ascii="Microsoft JhengHei" w:hAnsi="Microsoft JhengHei" w:eastAsia="Microsoft JhengHei" w:cs="Microsoft JhengHei"/>
               <w:szCs w:val="24"/>
             </w:rPr>
             <w:fldChar w:fldCharType="separate"/>
           </w:r>
           <w:r>
             <w:rPr>
-              <w:rFonts w:ascii="Microsoft JhengHei" w:eastAsia="Microsoft JhengHei" w:hAnsi="Microsoft JhengHei" w:cs="Microsoft JhengHei" w:hint="eastAsia"/>
-              <w:sz w:val="24"/>
-              <w:szCs w:val="24"/>
-            </w:rPr>
-            <w:t>5. 角色与职责</w:t>
-          </w:r>
-          <w:r>
-            <w:rPr>
-              <w:rFonts w:ascii="Microsoft JhengHei" w:eastAsia="Microsoft JhengHei" w:hAnsi="Microsoft JhengHei" w:cs="Microsoft JhengHei" w:hint="eastAsia"/>
-              <w:sz w:val="24"/>
-              <w:szCs w:val="24"/>
-            </w:rPr>
+              <w:rFonts w:hint="default"/>
+            </w:rPr>
+            <w:t xml:space="preserve">4. </w:t>
+          </w:r>
+          <w:r>
+            <w:t>术语与定义</w:t>
+          </w:r>
+          <w:r>
             <w:tab/>
           </w:r>
           <w:r>
-            <w:rPr>
-              <w:rFonts w:ascii="Microsoft JhengHei" w:eastAsia="Microsoft JhengHei" w:hAnsi="Microsoft JhengHei" w:cs="Microsoft JhengHei" w:hint="eastAsia"/>
-              <w:sz w:val="24"/>
-              <w:szCs w:val="24"/>
-            </w:rPr>
             <w:fldChar w:fldCharType="begin"/>
           </w:r>
           <w:r>
-            <w:rPr>
-              <w:rFonts w:ascii="Microsoft JhengHei" w:eastAsia="Microsoft JhengHei" w:hAnsi="Microsoft JhengHei" w:cs="Microsoft JhengHei" w:hint="eastAsia"/>
-              <w:sz w:val="24"/>
-              <w:szCs w:val="24"/>
-            </w:rPr>
-            <w:instrText xml:space="preserve"> PAGEREF _Toc802 \h </w:instrText>
-          </w:r>
-          <w:r>
-            <w:rPr>
-              <w:rFonts w:ascii="Microsoft JhengHei" w:eastAsia="Microsoft JhengHei" w:hAnsi="Microsoft JhengHei" w:cs="Microsoft JhengHei" w:hint="eastAsia"/>
-              <w:sz w:val="24"/>
-              <w:szCs w:val="24"/>
-            </w:rPr>
+            <w:instrText xml:space="preserve"> PAGEREF _Toc4075 \h </w:instrText>
+          </w:r>
+          <w:r>
             <w:fldChar w:fldCharType="separate"/>
           </w:r>
           <w:r>
-            <w:rPr>
-              <w:rFonts w:ascii="Microsoft JhengHei" w:eastAsia="Microsoft JhengHei" w:hAnsi="Microsoft JhengHei" w:cs="Microsoft JhengHei" w:hint="eastAsia"/>
-              <w:sz w:val="24"/>
-              <w:szCs w:val="24"/>
-            </w:rPr>
             <w:t>4</w:t>
           </w:r>
           <w:r>
-            <w:rPr>
-              <w:rFonts w:ascii="Microsoft JhengHei" w:eastAsia="Microsoft JhengHei" w:hAnsi="Microsoft JhengHei" w:cs="Microsoft JhengHei" w:hint="eastAsia"/>
-              <w:sz w:val="24"/>
-              <w:szCs w:val="24"/>
-            </w:rPr>
             <w:fldChar w:fldCharType="end"/>
           </w:r>
           <w:r>
             <w:rPr>
-              <w:rFonts w:ascii="Microsoft JhengHei" w:eastAsia="Microsoft JhengHei" w:hAnsi="Microsoft JhengHei" w:cs="Microsoft JhengHei" w:hint="eastAsia"/>
-              <w:sz w:val="24"/>
+              <w:rFonts w:hint="eastAsia" w:ascii="Microsoft JhengHei" w:hAnsi="Microsoft JhengHei" w:eastAsia="Microsoft JhengHei" w:cs="Microsoft JhengHei"/>
               <w:szCs w:val="24"/>
             </w:rPr>
             <w:fldChar w:fldCharType="end"/>
@@ -1688,100 +1443,62 @@
         </w:p>
         <w:p>
           <w:pPr>
-            <w:pStyle w:val="TOC1"/>
+            <w:pStyle w:val="16"/>
             <w:tabs>
               <w:tab w:val="right" w:leader="dot" w:pos="8497"/>
             </w:tabs>
-            <w:rPr>
-              <w:rFonts w:ascii="Microsoft JhengHei" w:eastAsia="Microsoft JhengHei" w:hAnsi="Microsoft JhengHei" w:cs="Microsoft JhengHei" w:hint="eastAsia"/>
-              <w:sz w:val="24"/>
-              <w:szCs w:val="24"/>
-            </w:rPr>
           </w:pPr>
           <w:r>
             <w:rPr>
-              <w:rFonts w:ascii="Microsoft JhengHei" w:eastAsia="Microsoft JhengHei" w:hAnsi="Microsoft JhengHei" w:cs="Microsoft JhengHei" w:hint="eastAsia"/>
-              <w:sz w:val="24"/>
+              <w:rFonts w:hint="eastAsia" w:ascii="Microsoft JhengHei" w:hAnsi="Microsoft JhengHei" w:eastAsia="Microsoft JhengHei" w:cs="Microsoft JhengHei"/>
               <w:szCs w:val="24"/>
             </w:rPr>
             <w:fldChar w:fldCharType="begin"/>
           </w:r>
           <w:r>
             <w:rPr>
-              <w:rFonts w:ascii="Microsoft JhengHei" w:eastAsia="Microsoft JhengHei" w:hAnsi="Microsoft JhengHei" w:cs="Microsoft JhengHei" w:hint="eastAsia"/>
-              <w:sz w:val="24"/>
-              <w:szCs w:val="24"/>
-            </w:rPr>
-            <w:instrText xml:space="preserve"> HYPERLINK \l _Toc8723 </w:instrText>
-          </w:r>
-          <w:r>
-            <w:rPr>
-              <w:rFonts w:ascii="Microsoft JhengHei" w:eastAsia="Microsoft JhengHei" w:hAnsi="Microsoft JhengHei" w:cs="Microsoft JhengHei" w:hint="eastAsia"/>
-              <w:sz w:val="24"/>
+              <w:rFonts w:hint="eastAsia" w:ascii="Microsoft JhengHei" w:hAnsi="Microsoft JhengHei" w:eastAsia="Microsoft JhengHei" w:cs="Microsoft JhengHei"/>
+              <w:szCs w:val="24"/>
+            </w:rPr>
+            <w:instrText xml:space="preserve"> HYPERLINK \l _Toc20225 </w:instrText>
+          </w:r>
+          <w:r>
+            <w:rPr>
+              <w:rFonts w:hint="eastAsia" w:ascii="Microsoft JhengHei" w:hAnsi="Microsoft JhengHei" w:eastAsia="Microsoft JhengHei" w:cs="Microsoft JhengHei"/>
               <w:szCs w:val="24"/>
             </w:rPr>
             <w:fldChar w:fldCharType="separate"/>
           </w:r>
           <w:r>
             <w:rPr>
-              <w:rFonts w:ascii="Microsoft JhengHei" w:eastAsia="Microsoft JhengHei" w:hAnsi="Microsoft JhengHei" w:cs="Microsoft JhengHei" w:hint="eastAsia"/>
-              <w:sz w:val="24"/>
-              <w:szCs w:val="24"/>
-            </w:rPr>
-            <w:t>6. 程序</w:t>
-          </w:r>
-          <w:r>
-            <w:rPr>
-              <w:rFonts w:ascii="Microsoft JhengHei" w:eastAsia="Microsoft JhengHei" w:hAnsi="Microsoft JhengHei" w:cs="Microsoft JhengHei" w:hint="eastAsia"/>
-              <w:sz w:val="24"/>
-              <w:szCs w:val="24"/>
-            </w:rPr>
+              <w:rFonts w:hint="default"/>
+            </w:rPr>
+            <w:t xml:space="preserve">5. </w:t>
+          </w:r>
+          <w:r>
+            <w:t>角色与职责</w:t>
+          </w:r>
+          <w:r>
             <w:tab/>
           </w:r>
           <w:r>
-            <w:rPr>
-              <w:rFonts w:ascii="Microsoft JhengHei" w:eastAsia="Microsoft JhengHei" w:hAnsi="Microsoft JhengHei" w:cs="Microsoft JhengHei" w:hint="eastAsia"/>
-              <w:sz w:val="24"/>
-              <w:szCs w:val="24"/>
-            </w:rPr>
             <w:fldChar w:fldCharType="begin"/>
           </w:r>
           <w:r>
-            <w:rPr>
-              <w:rFonts w:ascii="Microsoft JhengHei" w:eastAsia="Microsoft JhengHei" w:hAnsi="Microsoft JhengHei" w:cs="Microsoft JhengHei" w:hint="eastAsia"/>
-              <w:sz w:val="24"/>
-              <w:szCs w:val="24"/>
-            </w:rPr>
-            <w:instrText xml:space="preserve"> PAGEREF _Toc8723 \h </w:instrText>
-          </w:r>
-          <w:r>
-            <w:rPr>
-              <w:rFonts w:ascii="Microsoft JhengHei" w:eastAsia="Microsoft JhengHei" w:hAnsi="Microsoft JhengHei" w:cs="Microsoft JhengHei" w:hint="eastAsia"/>
-              <w:sz w:val="24"/>
-              <w:szCs w:val="24"/>
-            </w:rPr>
+            <w:instrText xml:space="preserve"> PAGEREF _Toc20225 \h </w:instrText>
+          </w:r>
+          <w:r>
             <w:fldChar w:fldCharType="separate"/>
           </w:r>
           <w:r>
-            <w:rPr>
-              <w:rFonts w:ascii="Microsoft JhengHei" w:eastAsia="Microsoft JhengHei" w:hAnsi="Microsoft JhengHei" w:cs="Microsoft JhengHei" w:hint="eastAsia"/>
-              <w:sz w:val="24"/>
-              <w:szCs w:val="24"/>
-            </w:rPr>
             <w:t>4</w:t>
           </w:r>
           <w:r>
-            <w:rPr>
-              <w:rFonts w:ascii="Microsoft JhengHei" w:eastAsia="Microsoft JhengHei" w:hAnsi="Microsoft JhengHei" w:cs="Microsoft JhengHei" w:hint="eastAsia"/>
-              <w:sz w:val="24"/>
-              <w:szCs w:val="24"/>
-            </w:rPr>
             <w:fldChar w:fldCharType="end"/>
           </w:r>
           <w:r>
             <w:rPr>
-              <w:rFonts w:ascii="Microsoft JhengHei" w:eastAsia="Microsoft JhengHei" w:hAnsi="Microsoft JhengHei" w:cs="Microsoft JhengHei" w:hint="eastAsia"/>
-              <w:sz w:val="24"/>
+              <w:rFonts w:hint="eastAsia" w:ascii="Microsoft JhengHei" w:hAnsi="Microsoft JhengHei" w:eastAsia="Microsoft JhengHei" w:cs="Microsoft JhengHei"/>
               <w:szCs w:val="24"/>
             </w:rPr>
             <w:fldChar w:fldCharType="end"/>
@@ -1789,100 +1506,62 @@
         </w:p>
         <w:p>
           <w:pPr>
-            <w:pStyle w:val="TOC2"/>
+            <w:pStyle w:val="16"/>
             <w:tabs>
               <w:tab w:val="right" w:leader="dot" w:pos="8497"/>
             </w:tabs>
-            <w:rPr>
-              <w:rFonts w:ascii="Microsoft JhengHei" w:eastAsia="Microsoft JhengHei" w:hAnsi="Microsoft JhengHei" w:cs="Microsoft JhengHei" w:hint="eastAsia"/>
-              <w:sz w:val="24"/>
-              <w:szCs w:val="24"/>
-            </w:rPr>
           </w:pPr>
           <w:r>
             <w:rPr>
-              <w:rFonts w:ascii="Microsoft JhengHei" w:eastAsia="Microsoft JhengHei" w:hAnsi="Microsoft JhengHei" w:cs="Microsoft JhengHei" w:hint="eastAsia"/>
-              <w:sz w:val="24"/>
+              <w:rFonts w:hint="eastAsia" w:ascii="Microsoft JhengHei" w:hAnsi="Microsoft JhengHei" w:eastAsia="Microsoft JhengHei" w:cs="Microsoft JhengHei"/>
               <w:szCs w:val="24"/>
             </w:rPr>
             <w:fldChar w:fldCharType="begin"/>
           </w:r>
           <w:r>
             <w:rPr>
-              <w:rFonts w:ascii="Microsoft JhengHei" w:eastAsia="Microsoft JhengHei" w:hAnsi="Microsoft JhengHei" w:cs="Microsoft JhengHei" w:hint="eastAsia"/>
-              <w:sz w:val="24"/>
-              <w:szCs w:val="24"/>
-            </w:rPr>
-            <w:instrText xml:space="preserve"> HYPERLINK \l _Toc17712 </w:instrText>
-          </w:r>
-          <w:r>
-            <w:rPr>
-              <w:rFonts w:ascii="Microsoft JhengHei" w:eastAsia="Microsoft JhengHei" w:hAnsi="Microsoft JhengHei" w:cs="Microsoft JhengHei" w:hint="eastAsia"/>
-              <w:sz w:val="24"/>
+              <w:rFonts w:hint="eastAsia" w:ascii="Microsoft JhengHei" w:hAnsi="Microsoft JhengHei" w:eastAsia="Microsoft JhengHei" w:cs="Microsoft JhengHei"/>
+              <w:szCs w:val="24"/>
+            </w:rPr>
+            <w:instrText xml:space="preserve"> HYPERLINK \l _Toc3676 </w:instrText>
+          </w:r>
+          <w:r>
+            <w:rPr>
+              <w:rFonts w:hint="eastAsia" w:ascii="Microsoft JhengHei" w:hAnsi="Microsoft JhengHei" w:eastAsia="Microsoft JhengHei" w:cs="Microsoft JhengHei"/>
               <w:szCs w:val="24"/>
             </w:rPr>
             <w:fldChar w:fldCharType="separate"/>
           </w:r>
           <w:r>
             <w:rPr>
-              <w:rFonts w:ascii="Microsoft JhengHei" w:eastAsia="Microsoft JhengHei" w:hAnsi="Microsoft JhengHei" w:cs="Microsoft JhengHei" w:hint="eastAsia"/>
-              <w:sz w:val="24"/>
-              <w:szCs w:val="24"/>
-            </w:rPr>
-            <w:t>6.1. 客户满意度调查的项目</w:t>
-          </w:r>
-          <w:r>
-            <w:rPr>
-              <w:rFonts w:ascii="Microsoft JhengHei" w:eastAsia="Microsoft JhengHei" w:hAnsi="Microsoft JhengHei" w:cs="Microsoft JhengHei" w:hint="eastAsia"/>
-              <w:sz w:val="24"/>
-              <w:szCs w:val="24"/>
-            </w:rPr>
+              <w:rFonts w:hint="default"/>
+            </w:rPr>
+            <w:t xml:space="preserve">6. </w:t>
+          </w:r>
+          <w:r>
+            <w:t>程序</w:t>
+          </w:r>
+          <w:r>
             <w:tab/>
           </w:r>
           <w:r>
-            <w:rPr>
-              <w:rFonts w:ascii="Microsoft JhengHei" w:eastAsia="Microsoft JhengHei" w:hAnsi="Microsoft JhengHei" w:cs="Microsoft JhengHei" w:hint="eastAsia"/>
-              <w:sz w:val="24"/>
-              <w:szCs w:val="24"/>
-            </w:rPr>
             <w:fldChar w:fldCharType="begin"/>
           </w:r>
           <w:r>
-            <w:rPr>
-              <w:rFonts w:ascii="Microsoft JhengHei" w:eastAsia="Microsoft JhengHei" w:hAnsi="Microsoft JhengHei" w:cs="Microsoft JhengHei" w:hint="eastAsia"/>
-              <w:sz w:val="24"/>
-              <w:szCs w:val="24"/>
-            </w:rPr>
-            <w:instrText xml:space="preserve"> PAGEREF _Toc17712 \h </w:instrText>
-          </w:r>
-          <w:r>
-            <w:rPr>
-              <w:rFonts w:ascii="Microsoft JhengHei" w:eastAsia="Microsoft JhengHei" w:hAnsi="Microsoft JhengHei" w:cs="Microsoft JhengHei" w:hint="eastAsia"/>
-              <w:sz w:val="24"/>
-              <w:szCs w:val="24"/>
-            </w:rPr>
+            <w:instrText xml:space="preserve"> PAGEREF _Toc3676 \h </w:instrText>
+          </w:r>
+          <w:r>
             <w:fldChar w:fldCharType="separate"/>
           </w:r>
           <w:r>
-            <w:rPr>
-              <w:rFonts w:ascii="Microsoft JhengHei" w:eastAsia="Microsoft JhengHei" w:hAnsi="Microsoft JhengHei" w:cs="Microsoft JhengHei" w:hint="eastAsia"/>
-              <w:sz w:val="24"/>
-              <w:szCs w:val="24"/>
-            </w:rPr>
             <w:t>4</w:t>
           </w:r>
           <w:r>
-            <w:rPr>
-              <w:rFonts w:ascii="Microsoft JhengHei" w:eastAsia="Microsoft JhengHei" w:hAnsi="Microsoft JhengHei" w:cs="Microsoft JhengHei" w:hint="eastAsia"/>
-              <w:sz w:val="24"/>
-              <w:szCs w:val="24"/>
-            </w:rPr>
             <w:fldChar w:fldCharType="end"/>
           </w:r>
           <w:r>
             <w:rPr>
-              <w:rFonts w:ascii="Microsoft JhengHei" w:eastAsia="Microsoft JhengHei" w:hAnsi="Microsoft JhengHei" w:cs="Microsoft JhengHei" w:hint="eastAsia"/>
-              <w:sz w:val="24"/>
+              <w:rFonts w:hint="eastAsia" w:ascii="Microsoft JhengHei" w:hAnsi="Microsoft JhengHei" w:eastAsia="Microsoft JhengHei" w:cs="Microsoft JhengHei"/>
               <w:szCs w:val="24"/>
             </w:rPr>
             <w:fldChar w:fldCharType="end"/>
@@ -1890,100 +1569,62 @@
         </w:p>
         <w:p>
           <w:pPr>
-            <w:pStyle w:val="TOC2"/>
+            <w:pStyle w:val="17"/>
             <w:tabs>
               <w:tab w:val="right" w:leader="dot" w:pos="8497"/>
             </w:tabs>
-            <w:rPr>
-              <w:rFonts w:ascii="Microsoft JhengHei" w:eastAsia="Microsoft JhengHei" w:hAnsi="Microsoft JhengHei" w:cs="Microsoft JhengHei" w:hint="eastAsia"/>
-              <w:sz w:val="24"/>
-              <w:szCs w:val="24"/>
-            </w:rPr>
           </w:pPr>
           <w:r>
             <w:rPr>
-              <w:rFonts w:ascii="Microsoft JhengHei" w:eastAsia="Microsoft JhengHei" w:hAnsi="Microsoft JhengHei" w:cs="Microsoft JhengHei" w:hint="eastAsia"/>
-              <w:sz w:val="24"/>
+              <w:rFonts w:hint="eastAsia" w:ascii="Microsoft JhengHei" w:hAnsi="Microsoft JhengHei" w:eastAsia="Microsoft JhengHei" w:cs="Microsoft JhengHei"/>
               <w:szCs w:val="24"/>
             </w:rPr>
             <w:fldChar w:fldCharType="begin"/>
           </w:r>
           <w:r>
             <w:rPr>
-              <w:rFonts w:ascii="Microsoft JhengHei" w:eastAsia="Microsoft JhengHei" w:hAnsi="Microsoft JhengHei" w:cs="Microsoft JhengHei" w:hint="eastAsia"/>
-              <w:sz w:val="24"/>
-              <w:szCs w:val="24"/>
-            </w:rPr>
-            <w:instrText xml:space="preserve"> HYPERLINK \l _Toc19197 </w:instrText>
-          </w:r>
-          <w:r>
-            <w:rPr>
-              <w:rFonts w:ascii="Microsoft JhengHei" w:eastAsia="Microsoft JhengHei" w:hAnsi="Microsoft JhengHei" w:cs="Microsoft JhengHei" w:hint="eastAsia"/>
-              <w:sz w:val="24"/>
+              <w:rFonts w:hint="eastAsia" w:ascii="Microsoft JhengHei" w:hAnsi="Microsoft JhengHei" w:eastAsia="Microsoft JhengHei" w:cs="Microsoft JhengHei"/>
+              <w:szCs w:val="24"/>
+            </w:rPr>
+            <w:instrText xml:space="preserve"> HYPERLINK \l _Toc25121 </w:instrText>
+          </w:r>
+          <w:r>
+            <w:rPr>
+              <w:rFonts w:hint="eastAsia" w:ascii="Microsoft JhengHei" w:hAnsi="Microsoft JhengHei" w:eastAsia="Microsoft JhengHei" w:cs="Microsoft JhengHei"/>
               <w:szCs w:val="24"/>
             </w:rPr>
             <w:fldChar w:fldCharType="separate"/>
           </w:r>
           <w:r>
             <w:rPr>
-              <w:rFonts w:ascii="Microsoft JhengHei" w:eastAsia="Microsoft JhengHei" w:hAnsi="Microsoft JhengHei" w:cs="Microsoft JhengHei" w:hint="eastAsia"/>
-              <w:sz w:val="24"/>
-              <w:szCs w:val="24"/>
-            </w:rPr>
-            <w:t>6.2. 客户满意度调查的信息来源</w:t>
-          </w:r>
-          <w:r>
-            <w:rPr>
-              <w:rFonts w:ascii="Microsoft JhengHei" w:eastAsia="Microsoft JhengHei" w:hAnsi="Microsoft JhengHei" w:cs="Microsoft JhengHei" w:hint="eastAsia"/>
-              <w:sz w:val="24"/>
-              <w:szCs w:val="24"/>
-            </w:rPr>
+              <w:rFonts w:hint="default"/>
+            </w:rPr>
+            <w:t xml:space="preserve">6.1. </w:t>
+          </w:r>
+          <w:r>
+            <w:t>客户满意度调查的项目</w:t>
+          </w:r>
+          <w:r>
             <w:tab/>
           </w:r>
           <w:r>
-            <w:rPr>
-              <w:rFonts w:ascii="Microsoft JhengHei" w:eastAsia="Microsoft JhengHei" w:hAnsi="Microsoft JhengHei" w:cs="Microsoft JhengHei" w:hint="eastAsia"/>
-              <w:sz w:val="24"/>
-              <w:szCs w:val="24"/>
-            </w:rPr>
             <w:fldChar w:fldCharType="begin"/>
           </w:r>
           <w:r>
-            <w:rPr>
-              <w:rFonts w:ascii="Microsoft JhengHei" w:eastAsia="Microsoft JhengHei" w:hAnsi="Microsoft JhengHei" w:cs="Microsoft JhengHei" w:hint="eastAsia"/>
-              <w:sz w:val="24"/>
-              <w:szCs w:val="24"/>
-            </w:rPr>
-            <w:instrText xml:space="preserve"> PAGEREF _Toc19197 \h </w:instrText>
-          </w:r>
-          <w:r>
-            <w:rPr>
-              <w:rFonts w:ascii="Microsoft JhengHei" w:eastAsia="Microsoft JhengHei" w:hAnsi="Microsoft JhengHei" w:cs="Microsoft JhengHei" w:hint="eastAsia"/>
-              <w:sz w:val="24"/>
-              <w:szCs w:val="24"/>
-            </w:rPr>
+            <w:instrText xml:space="preserve"> PAGEREF _Toc25121 \h </w:instrText>
+          </w:r>
+          <w:r>
             <w:fldChar w:fldCharType="separate"/>
           </w:r>
           <w:r>
-            <w:rPr>
-              <w:rFonts w:ascii="Microsoft JhengHei" w:eastAsia="Microsoft JhengHei" w:hAnsi="Microsoft JhengHei" w:cs="Microsoft JhengHei" w:hint="eastAsia"/>
-              <w:sz w:val="24"/>
-              <w:szCs w:val="24"/>
-            </w:rPr>
-            <w:t>5</w:t>
-          </w:r>
-          <w:r>
-            <w:rPr>
-              <w:rFonts w:ascii="Microsoft JhengHei" w:eastAsia="Microsoft JhengHei" w:hAnsi="Microsoft JhengHei" w:cs="Microsoft JhengHei" w:hint="eastAsia"/>
-              <w:sz w:val="24"/>
-              <w:szCs w:val="24"/>
-            </w:rPr>
+            <w:t>4</w:t>
+          </w:r>
+          <w:r>
             <w:fldChar w:fldCharType="end"/>
           </w:r>
           <w:r>
             <w:rPr>
-              <w:rFonts w:ascii="Microsoft JhengHei" w:eastAsia="Microsoft JhengHei" w:hAnsi="Microsoft JhengHei" w:cs="Microsoft JhengHei" w:hint="eastAsia"/>
-              <w:sz w:val="24"/>
+              <w:rFonts w:hint="eastAsia" w:ascii="Microsoft JhengHei" w:hAnsi="Microsoft JhengHei" w:eastAsia="Microsoft JhengHei" w:cs="Microsoft JhengHei"/>
               <w:szCs w:val="24"/>
             </w:rPr>
             <w:fldChar w:fldCharType="end"/>
@@ -1991,100 +1632,62 @@
         </w:p>
         <w:p>
           <w:pPr>
-            <w:pStyle w:val="TOC2"/>
+            <w:pStyle w:val="17"/>
             <w:tabs>
               <w:tab w:val="right" w:leader="dot" w:pos="8497"/>
             </w:tabs>
-            <w:rPr>
-              <w:rFonts w:ascii="Microsoft JhengHei" w:eastAsia="Microsoft JhengHei" w:hAnsi="Microsoft JhengHei" w:cs="Microsoft JhengHei" w:hint="eastAsia"/>
-              <w:sz w:val="24"/>
-              <w:szCs w:val="24"/>
-            </w:rPr>
           </w:pPr>
           <w:r>
             <w:rPr>
-              <w:rFonts w:ascii="Microsoft JhengHei" w:eastAsia="Microsoft JhengHei" w:hAnsi="Microsoft JhengHei" w:cs="Microsoft JhengHei" w:hint="eastAsia"/>
-              <w:sz w:val="24"/>
+              <w:rFonts w:hint="eastAsia" w:ascii="Microsoft JhengHei" w:hAnsi="Microsoft JhengHei" w:eastAsia="Microsoft JhengHei" w:cs="Microsoft JhengHei"/>
               <w:szCs w:val="24"/>
             </w:rPr>
             <w:fldChar w:fldCharType="begin"/>
           </w:r>
           <w:r>
             <w:rPr>
-              <w:rFonts w:ascii="Microsoft JhengHei" w:eastAsia="Microsoft JhengHei" w:hAnsi="Microsoft JhengHei" w:cs="Microsoft JhengHei" w:hint="eastAsia"/>
-              <w:sz w:val="24"/>
-              <w:szCs w:val="24"/>
-            </w:rPr>
-            <w:instrText xml:space="preserve"> HYPERLINK \l _Toc24411 </w:instrText>
-          </w:r>
-          <w:r>
-            <w:rPr>
-              <w:rFonts w:ascii="Microsoft JhengHei" w:eastAsia="Microsoft JhengHei" w:hAnsi="Microsoft JhengHei" w:cs="Microsoft JhengHei" w:hint="eastAsia"/>
-              <w:sz w:val="24"/>
+              <w:rFonts w:hint="eastAsia" w:ascii="Microsoft JhengHei" w:hAnsi="Microsoft JhengHei" w:eastAsia="Microsoft JhengHei" w:cs="Microsoft JhengHei"/>
+              <w:szCs w:val="24"/>
+            </w:rPr>
+            <w:instrText xml:space="preserve"> HYPERLINK \l _Toc23108 </w:instrText>
+          </w:r>
+          <w:r>
+            <w:rPr>
+              <w:rFonts w:hint="eastAsia" w:ascii="Microsoft JhengHei" w:hAnsi="Microsoft JhengHei" w:eastAsia="Microsoft JhengHei" w:cs="Microsoft JhengHei"/>
               <w:szCs w:val="24"/>
             </w:rPr>
             <w:fldChar w:fldCharType="separate"/>
           </w:r>
           <w:r>
             <w:rPr>
-              <w:rFonts w:ascii="Microsoft JhengHei" w:eastAsia="Microsoft JhengHei" w:hAnsi="Microsoft JhengHei" w:cs="Microsoft JhengHei" w:hint="eastAsia"/>
-              <w:sz w:val="24"/>
-              <w:szCs w:val="24"/>
-            </w:rPr>
-            <w:t>6.3. 调查过程</w:t>
-          </w:r>
-          <w:r>
-            <w:rPr>
-              <w:rFonts w:ascii="Microsoft JhengHei" w:eastAsia="Microsoft JhengHei" w:hAnsi="Microsoft JhengHei" w:cs="Microsoft JhengHei" w:hint="eastAsia"/>
-              <w:sz w:val="24"/>
-              <w:szCs w:val="24"/>
-            </w:rPr>
+              <w:rFonts w:hint="default"/>
+            </w:rPr>
+            <w:t xml:space="preserve">6.2. </w:t>
+          </w:r>
+          <w:r>
+            <w:t>客户满意度调查的信息来源</w:t>
+          </w:r>
+          <w:r>
             <w:tab/>
           </w:r>
           <w:r>
-            <w:rPr>
-              <w:rFonts w:ascii="Microsoft JhengHei" w:eastAsia="Microsoft JhengHei" w:hAnsi="Microsoft JhengHei" w:cs="Microsoft JhengHei" w:hint="eastAsia"/>
-              <w:sz w:val="24"/>
-              <w:szCs w:val="24"/>
-            </w:rPr>
             <w:fldChar w:fldCharType="begin"/>
           </w:r>
           <w:r>
-            <w:rPr>
-              <w:rFonts w:ascii="Microsoft JhengHei" w:eastAsia="Microsoft JhengHei" w:hAnsi="Microsoft JhengHei" w:cs="Microsoft JhengHei" w:hint="eastAsia"/>
-              <w:sz w:val="24"/>
-              <w:szCs w:val="24"/>
-            </w:rPr>
-            <w:instrText xml:space="preserve"> PAGEREF _Toc24411 \h </w:instrText>
-          </w:r>
-          <w:r>
-            <w:rPr>
-              <w:rFonts w:ascii="Microsoft JhengHei" w:eastAsia="Microsoft JhengHei" w:hAnsi="Microsoft JhengHei" w:cs="Microsoft JhengHei" w:hint="eastAsia"/>
-              <w:sz w:val="24"/>
-              <w:szCs w:val="24"/>
-            </w:rPr>
+            <w:instrText xml:space="preserve"> PAGEREF _Toc23108 \h </w:instrText>
+          </w:r>
+          <w:r>
             <w:fldChar w:fldCharType="separate"/>
           </w:r>
           <w:r>
-            <w:rPr>
-              <w:rFonts w:ascii="Microsoft JhengHei" w:eastAsia="Microsoft JhengHei" w:hAnsi="Microsoft JhengHei" w:cs="Microsoft JhengHei" w:hint="eastAsia"/>
-              <w:sz w:val="24"/>
-              <w:szCs w:val="24"/>
-            </w:rPr>
             <w:t>5</w:t>
           </w:r>
           <w:r>
-            <w:rPr>
-              <w:rFonts w:ascii="Microsoft JhengHei" w:eastAsia="Microsoft JhengHei" w:hAnsi="Microsoft JhengHei" w:cs="Microsoft JhengHei" w:hint="eastAsia"/>
-              <w:sz w:val="24"/>
-              <w:szCs w:val="24"/>
-            </w:rPr>
             <w:fldChar w:fldCharType="end"/>
           </w:r>
           <w:r>
             <w:rPr>
-              <w:rFonts w:ascii="Microsoft JhengHei" w:eastAsia="Microsoft JhengHei" w:hAnsi="Microsoft JhengHei" w:cs="Microsoft JhengHei" w:hint="eastAsia"/>
-              <w:sz w:val="24"/>
+              <w:rFonts w:hint="eastAsia" w:ascii="Microsoft JhengHei" w:hAnsi="Microsoft JhengHei" w:eastAsia="Microsoft JhengHei" w:cs="Microsoft JhengHei"/>
               <w:szCs w:val="24"/>
             </w:rPr>
             <w:fldChar w:fldCharType="end"/>
@@ -2092,100 +1695,62 @@
         </w:p>
         <w:p>
           <w:pPr>
-            <w:pStyle w:val="TOC3"/>
+            <w:pStyle w:val="17"/>
             <w:tabs>
               <w:tab w:val="right" w:leader="dot" w:pos="8497"/>
             </w:tabs>
-            <w:rPr>
-              <w:rFonts w:ascii="Microsoft JhengHei" w:eastAsia="Microsoft JhengHei" w:hAnsi="Microsoft JhengHei" w:cs="Microsoft JhengHei" w:hint="eastAsia"/>
-              <w:sz w:val="24"/>
-              <w:szCs w:val="24"/>
-            </w:rPr>
           </w:pPr>
           <w:r>
             <w:rPr>
-              <w:rFonts w:ascii="Microsoft JhengHei" w:eastAsia="Microsoft JhengHei" w:hAnsi="Microsoft JhengHei" w:cs="Microsoft JhengHei" w:hint="eastAsia"/>
-              <w:sz w:val="24"/>
+              <w:rFonts w:hint="eastAsia" w:ascii="Microsoft JhengHei" w:hAnsi="Microsoft JhengHei" w:eastAsia="Microsoft JhengHei" w:cs="Microsoft JhengHei"/>
               <w:szCs w:val="24"/>
             </w:rPr>
             <w:fldChar w:fldCharType="begin"/>
           </w:r>
           <w:r>
             <w:rPr>
-              <w:rFonts w:ascii="Microsoft JhengHei" w:eastAsia="Microsoft JhengHei" w:hAnsi="Microsoft JhengHei" w:cs="Microsoft JhengHei" w:hint="eastAsia"/>
-              <w:sz w:val="24"/>
-              <w:szCs w:val="24"/>
-            </w:rPr>
-            <w:instrText xml:space="preserve"> HYPERLINK \l _Toc5981 </w:instrText>
-          </w:r>
-          <w:r>
-            <w:rPr>
-              <w:rFonts w:ascii="Microsoft JhengHei" w:eastAsia="Microsoft JhengHei" w:hAnsi="Microsoft JhengHei" w:cs="Microsoft JhengHei" w:hint="eastAsia"/>
-              <w:sz w:val="24"/>
+              <w:rFonts w:hint="eastAsia" w:ascii="Microsoft JhengHei" w:hAnsi="Microsoft JhengHei" w:eastAsia="Microsoft JhengHei" w:cs="Microsoft JhengHei"/>
+              <w:szCs w:val="24"/>
+            </w:rPr>
+            <w:instrText xml:space="preserve"> HYPERLINK \l _Toc23740 </w:instrText>
+          </w:r>
+          <w:r>
+            <w:rPr>
+              <w:rFonts w:hint="eastAsia" w:ascii="Microsoft JhengHei" w:hAnsi="Microsoft JhengHei" w:eastAsia="Microsoft JhengHei" w:cs="Microsoft JhengHei"/>
               <w:szCs w:val="24"/>
             </w:rPr>
             <w:fldChar w:fldCharType="separate"/>
           </w:r>
           <w:r>
             <w:rPr>
-              <w:rFonts w:ascii="Microsoft JhengHei" w:eastAsia="Microsoft JhengHei" w:hAnsi="Microsoft JhengHei" w:cs="Microsoft JhengHei" w:hint="eastAsia"/>
-              <w:sz w:val="24"/>
-              <w:szCs w:val="24"/>
-            </w:rPr>
-            <w:t>6.3.1. 客户满意度调查</w:t>
-          </w:r>
-          <w:r>
-            <w:rPr>
-              <w:rFonts w:ascii="Microsoft JhengHei" w:eastAsia="Microsoft JhengHei" w:hAnsi="Microsoft JhengHei" w:cs="Microsoft JhengHei" w:hint="eastAsia"/>
-              <w:sz w:val="24"/>
-              <w:szCs w:val="24"/>
-            </w:rPr>
+              <w:rFonts w:hint="default"/>
+            </w:rPr>
+            <w:t xml:space="preserve">6.3. </w:t>
+          </w:r>
+          <w:r>
+            <w:t>调查过程</w:t>
+          </w:r>
+          <w:r>
             <w:tab/>
           </w:r>
           <w:r>
-            <w:rPr>
-              <w:rFonts w:ascii="Microsoft JhengHei" w:eastAsia="Microsoft JhengHei" w:hAnsi="Microsoft JhengHei" w:cs="Microsoft JhengHei" w:hint="eastAsia"/>
-              <w:sz w:val="24"/>
-              <w:szCs w:val="24"/>
-            </w:rPr>
             <w:fldChar w:fldCharType="begin"/>
           </w:r>
           <w:r>
-            <w:rPr>
-              <w:rFonts w:ascii="Microsoft JhengHei" w:eastAsia="Microsoft JhengHei" w:hAnsi="Microsoft JhengHei" w:cs="Microsoft JhengHei" w:hint="eastAsia"/>
-              <w:sz w:val="24"/>
-              <w:szCs w:val="24"/>
-            </w:rPr>
-            <w:instrText xml:space="preserve"> PAGEREF _Toc5981 \h </w:instrText>
-          </w:r>
-          <w:r>
-            <w:rPr>
-              <w:rFonts w:ascii="Microsoft JhengHei" w:eastAsia="Microsoft JhengHei" w:hAnsi="Microsoft JhengHei" w:cs="Microsoft JhengHei" w:hint="eastAsia"/>
-              <w:sz w:val="24"/>
-              <w:szCs w:val="24"/>
-            </w:rPr>
+            <w:instrText xml:space="preserve"> PAGEREF _Toc23740 \h </w:instrText>
+          </w:r>
+          <w:r>
             <w:fldChar w:fldCharType="separate"/>
           </w:r>
           <w:r>
-            <w:rPr>
-              <w:rFonts w:ascii="Microsoft JhengHei" w:eastAsia="Microsoft JhengHei" w:hAnsi="Microsoft JhengHei" w:cs="Microsoft JhengHei" w:hint="eastAsia"/>
-              <w:sz w:val="24"/>
-              <w:szCs w:val="24"/>
-            </w:rPr>
             <w:t>5</w:t>
           </w:r>
           <w:r>
-            <w:rPr>
-              <w:rFonts w:ascii="Microsoft JhengHei" w:eastAsia="Microsoft JhengHei" w:hAnsi="Microsoft JhengHei" w:cs="Microsoft JhengHei" w:hint="eastAsia"/>
-              <w:sz w:val="24"/>
-              <w:szCs w:val="24"/>
-            </w:rPr>
             <w:fldChar w:fldCharType="end"/>
           </w:r>
           <w:r>
             <w:rPr>
-              <w:rFonts w:ascii="Microsoft JhengHei" w:eastAsia="Microsoft JhengHei" w:hAnsi="Microsoft JhengHei" w:cs="Microsoft JhengHei" w:hint="eastAsia"/>
-              <w:sz w:val="24"/>
+              <w:rFonts w:hint="eastAsia" w:ascii="Microsoft JhengHei" w:hAnsi="Microsoft JhengHei" w:eastAsia="Microsoft JhengHei" w:cs="Microsoft JhengHei"/>
               <w:szCs w:val="24"/>
             </w:rPr>
             <w:fldChar w:fldCharType="end"/>
@@ -2193,100 +1758,62 @@
         </w:p>
         <w:p>
           <w:pPr>
-            <w:pStyle w:val="TOC3"/>
+            <w:pStyle w:val="13"/>
             <w:tabs>
               <w:tab w:val="right" w:leader="dot" w:pos="8497"/>
             </w:tabs>
-            <w:rPr>
-              <w:rFonts w:ascii="Microsoft JhengHei" w:eastAsia="Microsoft JhengHei" w:hAnsi="Microsoft JhengHei" w:cs="Microsoft JhengHei" w:hint="eastAsia"/>
-              <w:sz w:val="24"/>
-              <w:szCs w:val="24"/>
-            </w:rPr>
           </w:pPr>
           <w:r>
             <w:rPr>
-              <w:rFonts w:ascii="Microsoft JhengHei" w:eastAsia="Microsoft JhengHei" w:hAnsi="Microsoft JhengHei" w:cs="Microsoft JhengHei" w:hint="eastAsia"/>
-              <w:sz w:val="24"/>
+              <w:rFonts w:hint="eastAsia" w:ascii="Microsoft JhengHei" w:hAnsi="Microsoft JhengHei" w:eastAsia="Microsoft JhengHei" w:cs="Microsoft JhengHei"/>
               <w:szCs w:val="24"/>
             </w:rPr>
             <w:fldChar w:fldCharType="begin"/>
           </w:r>
           <w:r>
             <w:rPr>
-              <w:rFonts w:ascii="Microsoft JhengHei" w:eastAsia="Microsoft JhengHei" w:hAnsi="Microsoft JhengHei" w:cs="Microsoft JhengHei" w:hint="eastAsia"/>
-              <w:sz w:val="24"/>
-              <w:szCs w:val="24"/>
-            </w:rPr>
-            <w:instrText xml:space="preserve"> HYPERLINK \l _Toc7349 </w:instrText>
-          </w:r>
-          <w:r>
-            <w:rPr>
-              <w:rFonts w:ascii="Microsoft JhengHei" w:eastAsia="Microsoft JhengHei" w:hAnsi="Microsoft JhengHei" w:cs="Microsoft JhengHei" w:hint="eastAsia"/>
-              <w:sz w:val="24"/>
+              <w:rFonts w:hint="eastAsia" w:ascii="Microsoft JhengHei" w:hAnsi="Microsoft JhengHei" w:eastAsia="Microsoft JhengHei" w:cs="Microsoft JhengHei"/>
+              <w:szCs w:val="24"/>
+            </w:rPr>
+            <w:instrText xml:space="preserve"> HYPERLINK \l _Toc1312 </w:instrText>
+          </w:r>
+          <w:r>
+            <w:rPr>
+              <w:rFonts w:hint="eastAsia" w:ascii="Microsoft JhengHei" w:hAnsi="Microsoft JhengHei" w:eastAsia="Microsoft JhengHei" w:cs="Microsoft JhengHei"/>
               <w:szCs w:val="24"/>
             </w:rPr>
             <w:fldChar w:fldCharType="separate"/>
           </w:r>
           <w:r>
             <w:rPr>
-              <w:rFonts w:ascii="Microsoft JhengHei" w:eastAsia="Microsoft JhengHei" w:hAnsi="Microsoft JhengHei" w:cs="Microsoft JhengHei" w:hint="eastAsia"/>
-              <w:sz w:val="24"/>
-              <w:szCs w:val="24"/>
-            </w:rPr>
-            <w:t>6.3.2. 客户满意度调查项目</w:t>
-          </w:r>
-          <w:r>
-            <w:rPr>
-              <w:rFonts w:ascii="Microsoft JhengHei" w:eastAsia="Microsoft JhengHei" w:hAnsi="Microsoft JhengHei" w:cs="Microsoft JhengHei" w:hint="eastAsia"/>
-              <w:sz w:val="24"/>
-              <w:szCs w:val="24"/>
-            </w:rPr>
+              <w:rFonts w:hint="default"/>
+            </w:rPr>
+            <w:t xml:space="preserve">6.3.1. </w:t>
+          </w:r>
+          <w:r>
+            <w:t>客户满意度调查</w:t>
+          </w:r>
+          <w:r>
             <w:tab/>
           </w:r>
           <w:r>
-            <w:rPr>
-              <w:rFonts w:ascii="Microsoft JhengHei" w:eastAsia="Microsoft JhengHei" w:hAnsi="Microsoft JhengHei" w:cs="Microsoft JhengHei" w:hint="eastAsia"/>
-              <w:sz w:val="24"/>
-              <w:szCs w:val="24"/>
-            </w:rPr>
             <w:fldChar w:fldCharType="begin"/>
           </w:r>
           <w:r>
-            <w:rPr>
-              <w:rFonts w:ascii="Microsoft JhengHei" w:eastAsia="Microsoft JhengHei" w:hAnsi="Microsoft JhengHei" w:cs="Microsoft JhengHei" w:hint="eastAsia"/>
-              <w:sz w:val="24"/>
-              <w:szCs w:val="24"/>
-            </w:rPr>
-            <w:instrText xml:space="preserve"> PAGEREF _Toc7349 \h </w:instrText>
-          </w:r>
-          <w:r>
-            <w:rPr>
-              <w:rFonts w:ascii="Microsoft JhengHei" w:eastAsia="Microsoft JhengHei" w:hAnsi="Microsoft JhengHei" w:cs="Microsoft JhengHei" w:hint="eastAsia"/>
-              <w:sz w:val="24"/>
-              <w:szCs w:val="24"/>
-            </w:rPr>
+            <w:instrText xml:space="preserve"> PAGEREF _Toc1312 \h </w:instrText>
+          </w:r>
+          <w:r>
             <w:fldChar w:fldCharType="separate"/>
           </w:r>
           <w:r>
-            <w:rPr>
-              <w:rFonts w:ascii="Microsoft JhengHei" w:eastAsia="Microsoft JhengHei" w:hAnsi="Microsoft JhengHei" w:cs="Microsoft JhengHei" w:hint="eastAsia"/>
-              <w:sz w:val="24"/>
-              <w:szCs w:val="24"/>
-            </w:rPr>
             <w:t>5</w:t>
           </w:r>
           <w:r>
-            <w:rPr>
-              <w:rFonts w:ascii="Microsoft JhengHei" w:eastAsia="Microsoft JhengHei" w:hAnsi="Microsoft JhengHei" w:cs="Microsoft JhengHei" w:hint="eastAsia"/>
-              <w:sz w:val="24"/>
-              <w:szCs w:val="24"/>
-            </w:rPr>
             <w:fldChar w:fldCharType="end"/>
           </w:r>
           <w:r>
             <w:rPr>
-              <w:rFonts w:ascii="Microsoft JhengHei" w:eastAsia="Microsoft JhengHei" w:hAnsi="Microsoft JhengHei" w:cs="Microsoft JhengHei" w:hint="eastAsia"/>
-              <w:sz w:val="24"/>
+              <w:rFonts w:hint="eastAsia" w:ascii="Microsoft JhengHei" w:hAnsi="Microsoft JhengHei" w:eastAsia="Microsoft JhengHei" w:cs="Microsoft JhengHei"/>
               <w:szCs w:val="24"/>
             </w:rPr>
             <w:fldChar w:fldCharType="end"/>
@@ -2294,100 +1821,62 @@
         </w:p>
         <w:p>
           <w:pPr>
-            <w:pStyle w:val="TOC3"/>
+            <w:pStyle w:val="13"/>
             <w:tabs>
               <w:tab w:val="right" w:leader="dot" w:pos="8497"/>
             </w:tabs>
-            <w:rPr>
-              <w:rFonts w:ascii="Microsoft JhengHei" w:eastAsia="Microsoft JhengHei" w:hAnsi="Microsoft JhengHei" w:cs="Microsoft JhengHei" w:hint="eastAsia"/>
-              <w:sz w:val="24"/>
-              <w:szCs w:val="24"/>
-            </w:rPr>
           </w:pPr>
           <w:r>
             <w:rPr>
-              <w:rFonts w:ascii="Microsoft JhengHei" w:eastAsia="Microsoft JhengHei" w:hAnsi="Microsoft JhengHei" w:cs="Microsoft JhengHei" w:hint="eastAsia"/>
-              <w:sz w:val="24"/>
+              <w:rFonts w:hint="eastAsia" w:ascii="Microsoft JhengHei" w:hAnsi="Microsoft JhengHei" w:eastAsia="Microsoft JhengHei" w:cs="Microsoft JhengHei"/>
               <w:szCs w:val="24"/>
             </w:rPr>
             <w:fldChar w:fldCharType="begin"/>
           </w:r>
           <w:r>
             <w:rPr>
-              <w:rFonts w:ascii="Microsoft JhengHei" w:eastAsia="Microsoft JhengHei" w:hAnsi="Microsoft JhengHei" w:cs="Microsoft JhengHei" w:hint="eastAsia"/>
-              <w:sz w:val="24"/>
-              <w:szCs w:val="24"/>
-            </w:rPr>
-            <w:instrText xml:space="preserve"> HYPERLINK \l _Toc7812 </w:instrText>
-          </w:r>
-          <w:r>
-            <w:rPr>
-              <w:rFonts w:ascii="Microsoft JhengHei" w:eastAsia="Microsoft JhengHei" w:hAnsi="Microsoft JhengHei" w:cs="Microsoft JhengHei" w:hint="eastAsia"/>
-              <w:sz w:val="24"/>
+              <w:rFonts w:hint="eastAsia" w:ascii="Microsoft JhengHei" w:hAnsi="Microsoft JhengHei" w:eastAsia="Microsoft JhengHei" w:cs="Microsoft JhengHei"/>
+              <w:szCs w:val="24"/>
+            </w:rPr>
+            <w:instrText xml:space="preserve"> HYPERLINK \l _Toc27455 </w:instrText>
+          </w:r>
+          <w:r>
+            <w:rPr>
+              <w:rFonts w:hint="eastAsia" w:ascii="Microsoft JhengHei" w:hAnsi="Microsoft JhengHei" w:eastAsia="Microsoft JhengHei" w:cs="Microsoft JhengHei"/>
               <w:szCs w:val="24"/>
             </w:rPr>
             <w:fldChar w:fldCharType="separate"/>
           </w:r>
           <w:r>
             <w:rPr>
-              <w:rFonts w:ascii="Microsoft JhengHei" w:eastAsia="Microsoft JhengHei" w:hAnsi="Microsoft JhengHei" w:cs="Microsoft JhengHei" w:hint="eastAsia"/>
-              <w:sz w:val="24"/>
-              <w:szCs w:val="24"/>
-            </w:rPr>
-            <w:t>6.3.3. 客户满意度每项分数</w:t>
-          </w:r>
-          <w:r>
-            <w:rPr>
-              <w:rFonts w:ascii="Microsoft JhengHei" w:eastAsia="Microsoft JhengHei" w:hAnsi="Microsoft JhengHei" w:cs="Microsoft JhengHei" w:hint="eastAsia"/>
-              <w:sz w:val="24"/>
-              <w:szCs w:val="24"/>
-            </w:rPr>
+              <w:rFonts w:hint="default"/>
+            </w:rPr>
+            <w:t xml:space="preserve">6.3.2. </w:t>
+          </w:r>
+          <w:r>
+            <w:t>客户满意度调查项目</w:t>
+          </w:r>
+          <w:r>
             <w:tab/>
           </w:r>
           <w:r>
-            <w:rPr>
-              <w:rFonts w:ascii="Microsoft JhengHei" w:eastAsia="Microsoft JhengHei" w:hAnsi="Microsoft JhengHei" w:cs="Microsoft JhengHei" w:hint="eastAsia"/>
-              <w:sz w:val="24"/>
-              <w:szCs w:val="24"/>
-            </w:rPr>
             <w:fldChar w:fldCharType="begin"/>
           </w:r>
           <w:r>
-            <w:rPr>
-              <w:rFonts w:ascii="Microsoft JhengHei" w:eastAsia="Microsoft JhengHei" w:hAnsi="Microsoft JhengHei" w:cs="Microsoft JhengHei" w:hint="eastAsia"/>
-              <w:sz w:val="24"/>
-              <w:szCs w:val="24"/>
-            </w:rPr>
-            <w:instrText xml:space="preserve"> PAGEREF _Toc7812 \h </w:instrText>
-          </w:r>
-          <w:r>
-            <w:rPr>
-              <w:rFonts w:ascii="Microsoft JhengHei" w:eastAsia="Microsoft JhengHei" w:hAnsi="Microsoft JhengHei" w:cs="Microsoft JhengHei" w:hint="eastAsia"/>
-              <w:sz w:val="24"/>
-              <w:szCs w:val="24"/>
-            </w:rPr>
+            <w:instrText xml:space="preserve"> PAGEREF _Toc27455 \h </w:instrText>
+          </w:r>
+          <w:r>
             <w:fldChar w:fldCharType="separate"/>
           </w:r>
           <w:r>
-            <w:rPr>
-              <w:rFonts w:ascii="Microsoft JhengHei" w:eastAsia="Microsoft JhengHei" w:hAnsi="Microsoft JhengHei" w:cs="Microsoft JhengHei" w:hint="eastAsia"/>
-              <w:sz w:val="24"/>
-              <w:szCs w:val="24"/>
-            </w:rPr>
             <w:t>5</w:t>
           </w:r>
           <w:r>
-            <w:rPr>
-              <w:rFonts w:ascii="Microsoft JhengHei" w:eastAsia="Microsoft JhengHei" w:hAnsi="Microsoft JhengHei" w:cs="Microsoft JhengHei" w:hint="eastAsia"/>
-              <w:sz w:val="24"/>
-              <w:szCs w:val="24"/>
-            </w:rPr>
             <w:fldChar w:fldCharType="end"/>
           </w:r>
           <w:r>
             <w:rPr>
-              <w:rFonts w:ascii="Microsoft JhengHei" w:eastAsia="Microsoft JhengHei" w:hAnsi="Microsoft JhengHei" w:cs="Microsoft JhengHei" w:hint="eastAsia"/>
-              <w:sz w:val="24"/>
+              <w:rFonts w:hint="eastAsia" w:ascii="Microsoft JhengHei" w:hAnsi="Microsoft JhengHei" w:eastAsia="Microsoft JhengHei" w:cs="Microsoft JhengHei"/>
               <w:szCs w:val="24"/>
             </w:rPr>
             <w:fldChar w:fldCharType="end"/>
@@ -2395,100 +1884,62 @@
         </w:p>
         <w:p>
           <w:pPr>
-            <w:pStyle w:val="TOC3"/>
+            <w:pStyle w:val="13"/>
             <w:tabs>
               <w:tab w:val="right" w:leader="dot" w:pos="8497"/>
             </w:tabs>
-            <w:rPr>
-              <w:rFonts w:ascii="Microsoft JhengHei" w:eastAsia="Microsoft JhengHei" w:hAnsi="Microsoft JhengHei" w:cs="Microsoft JhengHei" w:hint="eastAsia"/>
-              <w:sz w:val="24"/>
-              <w:szCs w:val="24"/>
-            </w:rPr>
           </w:pPr>
           <w:r>
             <w:rPr>
-              <w:rFonts w:ascii="Microsoft JhengHei" w:eastAsia="Microsoft JhengHei" w:hAnsi="Microsoft JhengHei" w:cs="Microsoft JhengHei" w:hint="eastAsia"/>
-              <w:sz w:val="24"/>
+              <w:rFonts w:hint="eastAsia" w:ascii="Microsoft JhengHei" w:hAnsi="Microsoft JhengHei" w:eastAsia="Microsoft JhengHei" w:cs="Microsoft JhengHei"/>
               <w:szCs w:val="24"/>
             </w:rPr>
             <w:fldChar w:fldCharType="begin"/>
           </w:r>
           <w:r>
             <w:rPr>
-              <w:rFonts w:ascii="Microsoft JhengHei" w:eastAsia="Microsoft JhengHei" w:hAnsi="Microsoft JhengHei" w:cs="Microsoft JhengHei" w:hint="eastAsia"/>
-              <w:sz w:val="24"/>
-              <w:szCs w:val="24"/>
-            </w:rPr>
-            <w:instrText xml:space="preserve"> HYPERLINK \l _Toc21955 </w:instrText>
-          </w:r>
-          <w:r>
-            <w:rPr>
-              <w:rFonts w:ascii="Microsoft JhengHei" w:eastAsia="Microsoft JhengHei" w:hAnsi="Microsoft JhengHei" w:cs="Microsoft JhengHei" w:hint="eastAsia"/>
-              <w:sz w:val="24"/>
+              <w:rFonts w:hint="eastAsia" w:ascii="Microsoft JhengHei" w:hAnsi="Microsoft JhengHei" w:eastAsia="Microsoft JhengHei" w:cs="Microsoft JhengHei"/>
+              <w:szCs w:val="24"/>
+            </w:rPr>
+            <w:instrText xml:space="preserve"> HYPERLINK \l _Toc3822 </w:instrText>
+          </w:r>
+          <w:r>
+            <w:rPr>
+              <w:rFonts w:hint="eastAsia" w:ascii="Microsoft JhengHei" w:hAnsi="Microsoft JhengHei" w:eastAsia="Microsoft JhengHei" w:cs="Microsoft JhengHei"/>
               <w:szCs w:val="24"/>
             </w:rPr>
             <w:fldChar w:fldCharType="separate"/>
           </w:r>
           <w:r>
             <w:rPr>
-              <w:rFonts w:ascii="Microsoft JhengHei" w:eastAsia="Microsoft JhengHei" w:hAnsi="Microsoft JhengHei" w:cs="Microsoft JhengHei" w:hint="eastAsia"/>
-              <w:sz w:val="24"/>
-              <w:szCs w:val="24"/>
-            </w:rPr>
-            <w:t>6.3.4. 统计满意度得分</w:t>
-          </w:r>
-          <w:r>
-            <w:rPr>
-              <w:rFonts w:ascii="Microsoft JhengHei" w:eastAsia="Microsoft JhengHei" w:hAnsi="Microsoft JhengHei" w:cs="Microsoft JhengHei" w:hint="eastAsia"/>
-              <w:sz w:val="24"/>
-              <w:szCs w:val="24"/>
-            </w:rPr>
+              <w:rFonts w:hint="default"/>
+            </w:rPr>
+            <w:t xml:space="preserve">6.3.3. </w:t>
+          </w:r>
+          <w:r>
+            <w:t>客户满意度每项分数</w:t>
+          </w:r>
+          <w:r>
             <w:tab/>
           </w:r>
           <w:r>
-            <w:rPr>
-              <w:rFonts w:ascii="Microsoft JhengHei" w:eastAsia="Microsoft JhengHei" w:hAnsi="Microsoft JhengHei" w:cs="Microsoft JhengHei" w:hint="eastAsia"/>
-              <w:sz w:val="24"/>
-              <w:szCs w:val="24"/>
-            </w:rPr>
             <w:fldChar w:fldCharType="begin"/>
           </w:r>
           <w:r>
-            <w:rPr>
-              <w:rFonts w:ascii="Microsoft JhengHei" w:eastAsia="Microsoft JhengHei" w:hAnsi="Microsoft JhengHei" w:cs="Microsoft JhengHei" w:hint="eastAsia"/>
-              <w:sz w:val="24"/>
-              <w:szCs w:val="24"/>
-            </w:rPr>
-            <w:instrText xml:space="preserve"> PAGEREF _Toc21955 \h </w:instrText>
-          </w:r>
-          <w:r>
-            <w:rPr>
-              <w:rFonts w:ascii="Microsoft JhengHei" w:eastAsia="Microsoft JhengHei" w:hAnsi="Microsoft JhengHei" w:cs="Microsoft JhengHei" w:hint="eastAsia"/>
-              <w:sz w:val="24"/>
-              <w:szCs w:val="24"/>
-            </w:rPr>
+            <w:instrText xml:space="preserve"> PAGEREF _Toc3822 \h </w:instrText>
+          </w:r>
+          <w:r>
             <w:fldChar w:fldCharType="separate"/>
           </w:r>
           <w:r>
-            <w:rPr>
-              <w:rFonts w:ascii="Microsoft JhengHei" w:eastAsia="Microsoft JhengHei" w:hAnsi="Microsoft JhengHei" w:cs="Microsoft JhengHei" w:hint="eastAsia"/>
-              <w:sz w:val="24"/>
-              <w:szCs w:val="24"/>
-            </w:rPr>
-            <w:t>6</w:t>
-          </w:r>
-          <w:r>
-            <w:rPr>
-              <w:rFonts w:ascii="Microsoft JhengHei" w:eastAsia="Microsoft JhengHei" w:hAnsi="Microsoft JhengHei" w:cs="Microsoft JhengHei" w:hint="eastAsia"/>
-              <w:sz w:val="24"/>
-              <w:szCs w:val="24"/>
-            </w:rPr>
+            <w:t>5</w:t>
+          </w:r>
+          <w:r>
             <w:fldChar w:fldCharType="end"/>
           </w:r>
           <w:r>
             <w:rPr>
-              <w:rFonts w:ascii="Microsoft JhengHei" w:eastAsia="Microsoft JhengHei" w:hAnsi="Microsoft JhengHei" w:cs="Microsoft JhengHei" w:hint="eastAsia"/>
-              <w:sz w:val="24"/>
+              <w:rFonts w:hint="eastAsia" w:ascii="Microsoft JhengHei" w:hAnsi="Microsoft JhengHei" w:eastAsia="Microsoft JhengHei" w:cs="Microsoft JhengHei"/>
               <w:szCs w:val="24"/>
             </w:rPr>
             <w:fldChar w:fldCharType="end"/>
@@ -2496,100 +1947,62 @@
         </w:p>
         <w:p>
           <w:pPr>
-            <w:pStyle w:val="TOC3"/>
+            <w:pStyle w:val="13"/>
             <w:tabs>
               <w:tab w:val="right" w:leader="dot" w:pos="8497"/>
             </w:tabs>
-            <w:rPr>
-              <w:rFonts w:ascii="Microsoft JhengHei" w:eastAsia="Microsoft JhengHei" w:hAnsi="Microsoft JhengHei" w:cs="Microsoft JhengHei" w:hint="eastAsia"/>
-              <w:sz w:val="24"/>
-              <w:szCs w:val="24"/>
-            </w:rPr>
           </w:pPr>
           <w:r>
             <w:rPr>
-              <w:rFonts w:ascii="Microsoft JhengHei" w:eastAsia="Microsoft JhengHei" w:hAnsi="Microsoft JhengHei" w:cs="Microsoft JhengHei" w:hint="eastAsia"/>
-              <w:sz w:val="24"/>
+              <w:rFonts w:hint="eastAsia" w:ascii="Microsoft JhengHei" w:hAnsi="Microsoft JhengHei" w:eastAsia="Microsoft JhengHei" w:cs="Microsoft JhengHei"/>
               <w:szCs w:val="24"/>
             </w:rPr>
             <w:fldChar w:fldCharType="begin"/>
           </w:r>
           <w:r>
             <w:rPr>
-              <w:rFonts w:ascii="Microsoft JhengHei" w:eastAsia="Microsoft JhengHei" w:hAnsi="Microsoft JhengHei" w:cs="Microsoft JhengHei" w:hint="eastAsia"/>
-              <w:sz w:val="24"/>
-              <w:szCs w:val="24"/>
-            </w:rPr>
-            <w:instrText xml:space="preserve"> HYPERLINK \l _Toc25457 </w:instrText>
-          </w:r>
-          <w:r>
-            <w:rPr>
-              <w:rFonts w:ascii="Microsoft JhengHei" w:eastAsia="Microsoft JhengHei" w:hAnsi="Microsoft JhengHei" w:cs="Microsoft JhengHei" w:hint="eastAsia"/>
-              <w:sz w:val="24"/>
+              <w:rFonts w:hint="eastAsia" w:ascii="Microsoft JhengHei" w:hAnsi="Microsoft JhengHei" w:eastAsia="Microsoft JhengHei" w:cs="Microsoft JhengHei"/>
+              <w:szCs w:val="24"/>
+            </w:rPr>
+            <w:instrText xml:space="preserve"> HYPERLINK \l _Toc1518 </w:instrText>
+          </w:r>
+          <w:r>
+            <w:rPr>
+              <w:rFonts w:hint="eastAsia" w:ascii="Microsoft JhengHei" w:hAnsi="Microsoft JhengHei" w:eastAsia="Microsoft JhengHei" w:cs="Microsoft JhengHei"/>
               <w:szCs w:val="24"/>
             </w:rPr>
             <w:fldChar w:fldCharType="separate"/>
           </w:r>
           <w:r>
             <w:rPr>
-              <w:rFonts w:ascii="Microsoft JhengHei" w:eastAsia="Microsoft JhengHei" w:hAnsi="Microsoft JhengHei" w:cs="Microsoft JhengHei" w:hint="eastAsia"/>
-              <w:sz w:val="24"/>
-              <w:szCs w:val="24"/>
-            </w:rPr>
-            <w:t>6.3.5. 改进</w:t>
-          </w:r>
-          <w:r>
-            <w:rPr>
-              <w:rFonts w:ascii="Microsoft JhengHei" w:eastAsia="Microsoft JhengHei" w:hAnsi="Microsoft JhengHei" w:cs="Microsoft JhengHei" w:hint="eastAsia"/>
-              <w:sz w:val="24"/>
-              <w:szCs w:val="24"/>
-            </w:rPr>
+              <w:rFonts w:hint="default"/>
+            </w:rPr>
+            <w:t xml:space="preserve">6.3.4. </w:t>
+          </w:r>
+          <w:r>
+            <w:t>统计满意度得分</w:t>
+          </w:r>
+          <w:r>
             <w:tab/>
           </w:r>
           <w:r>
-            <w:rPr>
-              <w:rFonts w:ascii="Microsoft JhengHei" w:eastAsia="Microsoft JhengHei" w:hAnsi="Microsoft JhengHei" w:cs="Microsoft JhengHei" w:hint="eastAsia"/>
-              <w:sz w:val="24"/>
-              <w:szCs w:val="24"/>
-            </w:rPr>
             <w:fldChar w:fldCharType="begin"/>
           </w:r>
           <w:r>
-            <w:rPr>
-              <w:rFonts w:ascii="Microsoft JhengHei" w:eastAsia="Microsoft JhengHei" w:hAnsi="Microsoft JhengHei" w:cs="Microsoft JhengHei" w:hint="eastAsia"/>
-              <w:sz w:val="24"/>
-              <w:szCs w:val="24"/>
-            </w:rPr>
-            <w:instrText xml:space="preserve"> PAGEREF _Toc25457 \h </w:instrText>
-          </w:r>
-          <w:r>
-            <w:rPr>
-              <w:rFonts w:ascii="Microsoft JhengHei" w:eastAsia="Microsoft JhengHei" w:hAnsi="Microsoft JhengHei" w:cs="Microsoft JhengHei" w:hint="eastAsia"/>
-              <w:sz w:val="24"/>
-              <w:szCs w:val="24"/>
-            </w:rPr>
+            <w:instrText xml:space="preserve"> PAGEREF _Toc1518 \h </w:instrText>
+          </w:r>
+          <w:r>
             <w:fldChar w:fldCharType="separate"/>
           </w:r>
           <w:r>
-            <w:rPr>
-              <w:rFonts w:ascii="Microsoft JhengHei" w:eastAsia="Microsoft JhengHei" w:hAnsi="Microsoft JhengHei" w:cs="Microsoft JhengHei" w:hint="eastAsia"/>
-              <w:sz w:val="24"/>
-              <w:szCs w:val="24"/>
-            </w:rPr>
             <w:t>6</w:t>
           </w:r>
           <w:r>
-            <w:rPr>
-              <w:rFonts w:ascii="Microsoft JhengHei" w:eastAsia="Microsoft JhengHei" w:hAnsi="Microsoft JhengHei" w:cs="Microsoft JhengHei" w:hint="eastAsia"/>
-              <w:sz w:val="24"/>
-              <w:szCs w:val="24"/>
-            </w:rPr>
             <w:fldChar w:fldCharType="end"/>
           </w:r>
           <w:r>
             <w:rPr>
-              <w:rFonts w:ascii="Microsoft JhengHei" w:eastAsia="Microsoft JhengHei" w:hAnsi="Microsoft JhengHei" w:cs="Microsoft JhengHei" w:hint="eastAsia"/>
-              <w:sz w:val="24"/>
+              <w:rFonts w:hint="eastAsia" w:ascii="Microsoft JhengHei" w:hAnsi="Microsoft JhengHei" w:eastAsia="Microsoft JhengHei" w:cs="Microsoft JhengHei"/>
               <w:szCs w:val="24"/>
             </w:rPr>
             <w:fldChar w:fldCharType="end"/>
@@ -2597,101 +2010,62 @@
         </w:p>
         <w:p>
           <w:pPr>
-            <w:pStyle w:val="TOC1"/>
+            <w:pStyle w:val="13"/>
             <w:tabs>
               <w:tab w:val="right" w:leader="dot" w:pos="8497"/>
             </w:tabs>
-            <w:rPr>
-              <w:rFonts w:ascii="Microsoft JhengHei" w:eastAsia="Microsoft JhengHei" w:hAnsi="Microsoft JhengHei" w:cs="Microsoft JhengHei" w:hint="eastAsia"/>
-              <w:sz w:val="24"/>
-              <w:szCs w:val="24"/>
-            </w:rPr>
           </w:pPr>
           <w:r>
             <w:rPr>
-              <w:rFonts w:ascii="Microsoft JhengHei" w:eastAsia="Microsoft JhengHei" w:hAnsi="Microsoft JhengHei" w:cs="Microsoft JhengHei" w:hint="eastAsia"/>
-              <w:sz w:val="24"/>
+              <w:rFonts w:hint="eastAsia" w:ascii="Microsoft JhengHei" w:hAnsi="Microsoft JhengHei" w:eastAsia="Microsoft JhengHei" w:cs="Microsoft JhengHei"/>
               <w:szCs w:val="24"/>
             </w:rPr>
             <w:fldChar w:fldCharType="begin"/>
           </w:r>
           <w:r>
             <w:rPr>
-              <w:rFonts w:ascii="Microsoft JhengHei" w:eastAsia="Microsoft JhengHei" w:hAnsi="Microsoft JhengHei" w:cs="Microsoft JhengHei" w:hint="eastAsia"/>
-              <w:sz w:val="24"/>
-              <w:szCs w:val="24"/>
-            </w:rPr>
-            <w:instrText xml:space="preserve"> HYPERLINK \l _Toc9168 </w:instrText>
-          </w:r>
-          <w:r>
-            <w:rPr>
-              <w:rFonts w:ascii="Microsoft JhengHei" w:eastAsia="Microsoft JhengHei" w:hAnsi="Microsoft JhengHei" w:cs="Microsoft JhengHei" w:hint="eastAsia"/>
-              <w:sz w:val="24"/>
+              <w:rFonts w:hint="eastAsia" w:ascii="Microsoft JhengHei" w:hAnsi="Microsoft JhengHei" w:eastAsia="Microsoft JhengHei" w:cs="Microsoft JhengHei"/>
+              <w:szCs w:val="24"/>
+            </w:rPr>
+            <w:instrText xml:space="preserve"> HYPERLINK \l _Toc3637 </w:instrText>
+          </w:r>
+          <w:r>
+            <w:rPr>
+              <w:rFonts w:hint="eastAsia" w:ascii="Microsoft JhengHei" w:hAnsi="Microsoft JhengHei" w:eastAsia="Microsoft JhengHei" w:cs="Microsoft JhengHei"/>
               <w:szCs w:val="24"/>
             </w:rPr>
             <w:fldChar w:fldCharType="separate"/>
           </w:r>
           <w:r>
             <w:rPr>
-              <w:rFonts w:ascii="Microsoft JhengHei" w:eastAsia="Microsoft JhengHei" w:hAnsi="Microsoft JhengHei" w:cs="Microsoft JhengHei" w:hint="eastAsia"/>
-              <w:sz w:val="24"/>
-              <w:szCs w:val="24"/>
-              <w:lang w:val="en-US" w:eastAsia="zh-CN"/>
-            </w:rPr>
-            <w:t>7. 流程衡量指标</w:t>
-          </w:r>
-          <w:r>
-            <w:rPr>
-              <w:rFonts w:ascii="Microsoft JhengHei" w:eastAsia="Microsoft JhengHei" w:hAnsi="Microsoft JhengHei" w:cs="Microsoft JhengHei" w:hint="eastAsia"/>
-              <w:sz w:val="24"/>
-              <w:szCs w:val="24"/>
-            </w:rPr>
+              <w:rFonts w:hint="default"/>
+            </w:rPr>
+            <w:t xml:space="preserve">6.3.5. </w:t>
+          </w:r>
+          <w:r>
+            <w:t>改进</w:t>
+          </w:r>
+          <w:r>
             <w:tab/>
           </w:r>
           <w:r>
-            <w:rPr>
-              <w:rFonts w:ascii="Microsoft JhengHei" w:eastAsia="Microsoft JhengHei" w:hAnsi="Microsoft JhengHei" w:cs="Microsoft JhengHei" w:hint="eastAsia"/>
-              <w:sz w:val="24"/>
-              <w:szCs w:val="24"/>
-            </w:rPr>
             <w:fldChar w:fldCharType="begin"/>
           </w:r>
           <w:r>
-            <w:rPr>
-              <w:rFonts w:ascii="Microsoft JhengHei" w:eastAsia="Microsoft JhengHei" w:hAnsi="Microsoft JhengHei" w:cs="Microsoft JhengHei" w:hint="eastAsia"/>
-              <w:sz w:val="24"/>
-              <w:szCs w:val="24"/>
-            </w:rPr>
-            <w:instrText xml:space="preserve"> PAGEREF _Toc9168 \h </w:instrText>
-          </w:r>
-          <w:r>
-            <w:rPr>
-              <w:rFonts w:ascii="Microsoft JhengHei" w:eastAsia="Microsoft JhengHei" w:hAnsi="Microsoft JhengHei" w:cs="Microsoft JhengHei" w:hint="eastAsia"/>
-              <w:sz w:val="24"/>
-              <w:szCs w:val="24"/>
-            </w:rPr>
+            <w:instrText xml:space="preserve"> PAGEREF _Toc3637 \h </w:instrText>
+          </w:r>
+          <w:r>
             <w:fldChar w:fldCharType="separate"/>
           </w:r>
           <w:r>
-            <w:rPr>
-              <w:rFonts w:ascii="Microsoft JhengHei" w:eastAsia="Microsoft JhengHei" w:hAnsi="Microsoft JhengHei" w:cs="Microsoft JhengHei" w:hint="eastAsia"/>
-              <w:sz w:val="24"/>
-              <w:szCs w:val="24"/>
-            </w:rPr>
             <w:t>6</w:t>
           </w:r>
           <w:r>
-            <w:rPr>
-              <w:rFonts w:ascii="Microsoft JhengHei" w:eastAsia="Microsoft JhengHei" w:hAnsi="Microsoft JhengHei" w:cs="Microsoft JhengHei" w:hint="eastAsia"/>
-              <w:sz w:val="24"/>
-              <w:szCs w:val="24"/>
-            </w:rPr>
             <w:fldChar w:fldCharType="end"/>
           </w:r>
           <w:r>
             <w:rPr>
-              <w:rFonts w:ascii="Microsoft JhengHei" w:eastAsia="Microsoft JhengHei" w:hAnsi="Microsoft JhengHei" w:cs="Microsoft JhengHei" w:hint="eastAsia"/>
-              <w:sz w:val="24"/>
+              <w:rFonts w:hint="eastAsia" w:ascii="Microsoft JhengHei" w:hAnsi="Microsoft JhengHei" w:eastAsia="Microsoft JhengHei" w:cs="Microsoft JhengHei"/>
               <w:szCs w:val="24"/>
             </w:rPr>
             <w:fldChar w:fldCharType="end"/>
@@ -2699,100 +2073,67 @@
         </w:p>
         <w:p>
           <w:pPr>
-            <w:pStyle w:val="TOC1"/>
+            <w:pStyle w:val="16"/>
             <w:tabs>
               <w:tab w:val="right" w:leader="dot" w:pos="8497"/>
             </w:tabs>
-            <w:rPr>
-              <w:rFonts w:ascii="Microsoft JhengHei" w:eastAsia="Microsoft JhengHei" w:hAnsi="Microsoft JhengHei" w:cs="Microsoft JhengHei" w:hint="eastAsia"/>
-              <w:sz w:val="24"/>
-              <w:szCs w:val="24"/>
-            </w:rPr>
           </w:pPr>
           <w:r>
             <w:rPr>
-              <w:rFonts w:ascii="Microsoft JhengHei" w:eastAsia="Microsoft JhengHei" w:hAnsi="Microsoft JhengHei" w:cs="Microsoft JhengHei" w:hint="eastAsia"/>
-              <w:sz w:val="24"/>
+              <w:rFonts w:hint="eastAsia" w:ascii="Microsoft JhengHei" w:hAnsi="Microsoft JhengHei" w:eastAsia="Microsoft JhengHei" w:cs="Microsoft JhengHei"/>
               <w:szCs w:val="24"/>
             </w:rPr>
             <w:fldChar w:fldCharType="begin"/>
           </w:r>
           <w:r>
             <w:rPr>
-              <w:rFonts w:ascii="Microsoft JhengHei" w:eastAsia="Microsoft JhengHei" w:hAnsi="Microsoft JhengHei" w:cs="Microsoft JhengHei" w:hint="eastAsia"/>
-              <w:sz w:val="24"/>
-              <w:szCs w:val="24"/>
-            </w:rPr>
-            <w:instrText xml:space="preserve"> HYPERLINK \l _Toc23402 </w:instrText>
-          </w:r>
-          <w:r>
-            <w:rPr>
-              <w:rFonts w:ascii="Microsoft JhengHei" w:eastAsia="Microsoft JhengHei" w:hAnsi="Microsoft JhengHei" w:cs="Microsoft JhengHei" w:hint="eastAsia"/>
-              <w:sz w:val="24"/>
+              <w:rFonts w:hint="eastAsia" w:ascii="Microsoft JhengHei" w:hAnsi="Microsoft JhengHei" w:eastAsia="Microsoft JhengHei" w:cs="Microsoft JhengHei"/>
+              <w:szCs w:val="24"/>
+            </w:rPr>
+            <w:instrText xml:space="preserve"> HYPERLINK \l _Toc13117 </w:instrText>
+          </w:r>
+          <w:r>
+            <w:rPr>
+              <w:rFonts w:hint="eastAsia" w:ascii="Microsoft JhengHei" w:hAnsi="Microsoft JhengHei" w:eastAsia="Microsoft JhengHei" w:cs="Microsoft JhengHei"/>
               <w:szCs w:val="24"/>
             </w:rPr>
             <w:fldChar w:fldCharType="separate"/>
           </w:r>
           <w:r>
             <w:rPr>
-              <w:rFonts w:ascii="Microsoft JhengHei" w:eastAsia="Microsoft JhengHei" w:hAnsi="Microsoft JhengHei" w:cs="Microsoft JhengHei" w:hint="eastAsia"/>
-              <w:sz w:val="24"/>
-              <w:szCs w:val="24"/>
-            </w:rPr>
-            <w:t>8. 相关文档</w:t>
-          </w:r>
-          <w:r>
-            <w:rPr>
-              <w:rFonts w:ascii="Microsoft JhengHei" w:eastAsia="Microsoft JhengHei" w:hAnsi="Microsoft JhengHei" w:cs="Microsoft JhengHei" w:hint="eastAsia"/>
-              <w:sz w:val="24"/>
-              <w:szCs w:val="24"/>
-            </w:rPr>
+              <w:rFonts w:hint="default"/>
+              <w:lang w:val="en-US" w:eastAsia="zh-CN"/>
+            </w:rPr>
+            <w:t xml:space="preserve">7. </w:t>
+          </w:r>
+          <w:r>
+            <w:rPr>
+              <w:rFonts w:hint="eastAsia"/>
+              <w:lang w:val="en-US" w:eastAsia="zh-CN"/>
+            </w:rPr>
+            <w:t>流程衡量指标</w:t>
+          </w:r>
+          <w:r>
             <w:tab/>
           </w:r>
           <w:r>
-            <w:rPr>
-              <w:rFonts w:ascii="Microsoft JhengHei" w:eastAsia="Microsoft JhengHei" w:hAnsi="Microsoft JhengHei" w:cs="Microsoft JhengHei" w:hint="eastAsia"/>
-              <w:sz w:val="24"/>
-              <w:szCs w:val="24"/>
-            </w:rPr>
             <w:fldChar w:fldCharType="begin"/>
           </w:r>
           <w:r>
-            <w:rPr>
-              <w:rFonts w:ascii="Microsoft JhengHei" w:eastAsia="Microsoft JhengHei" w:hAnsi="Microsoft JhengHei" w:cs="Microsoft JhengHei" w:hint="eastAsia"/>
-              <w:sz w:val="24"/>
-              <w:szCs w:val="24"/>
-            </w:rPr>
-            <w:instrText xml:space="preserve"> PAGEREF _Toc23402 \h </w:instrText>
-          </w:r>
-          <w:r>
-            <w:rPr>
-              <w:rFonts w:ascii="Microsoft JhengHei" w:eastAsia="Microsoft JhengHei" w:hAnsi="Microsoft JhengHei" w:cs="Microsoft JhengHei" w:hint="eastAsia"/>
-              <w:sz w:val="24"/>
-              <w:szCs w:val="24"/>
-            </w:rPr>
+            <w:instrText xml:space="preserve"> PAGEREF _Toc13117 \h </w:instrText>
+          </w:r>
+          <w:r>
             <w:fldChar w:fldCharType="separate"/>
           </w:r>
           <w:r>
-            <w:rPr>
-              <w:rFonts w:ascii="Microsoft JhengHei" w:eastAsia="Microsoft JhengHei" w:hAnsi="Microsoft JhengHei" w:cs="Microsoft JhengHei" w:hint="eastAsia"/>
-              <w:sz w:val="24"/>
-              <w:szCs w:val="24"/>
-            </w:rPr>
             <w:t>6</w:t>
           </w:r>
           <w:r>
-            <w:rPr>
-              <w:rFonts w:ascii="Microsoft JhengHei" w:eastAsia="Microsoft JhengHei" w:hAnsi="Microsoft JhengHei" w:cs="Microsoft JhengHei" w:hint="eastAsia"/>
-              <w:sz w:val="24"/>
-              <w:szCs w:val="24"/>
-            </w:rPr>
             <w:fldChar w:fldCharType="end"/>
           </w:r>
           <w:r>
             <w:rPr>
-              <w:rFonts w:ascii="Microsoft JhengHei" w:eastAsia="Microsoft JhengHei" w:hAnsi="Microsoft JhengHei" w:cs="Microsoft JhengHei" w:hint="eastAsia"/>
-              <w:sz w:val="24"/>
+              <w:rFonts w:hint="eastAsia" w:ascii="Microsoft JhengHei" w:hAnsi="Microsoft JhengHei" w:eastAsia="Microsoft JhengHei" w:cs="Microsoft JhengHei"/>
               <w:szCs w:val="24"/>
             </w:rPr>
             <w:fldChar w:fldCharType="end"/>
@@ -2800,100 +2141,125 @@
         </w:p>
         <w:p>
           <w:pPr>
-            <w:pStyle w:val="TOC1"/>
+            <w:pStyle w:val="16"/>
             <w:tabs>
               <w:tab w:val="right" w:leader="dot" w:pos="8497"/>
             </w:tabs>
-            <w:rPr>
-              <w:rFonts w:ascii="Microsoft JhengHei" w:eastAsia="Microsoft JhengHei" w:hAnsi="Microsoft JhengHei" w:cs="Microsoft JhengHei" w:hint="eastAsia"/>
-              <w:sz w:val="24"/>
-              <w:szCs w:val="24"/>
-            </w:rPr>
           </w:pPr>
           <w:r>
             <w:rPr>
-              <w:rFonts w:ascii="Microsoft JhengHei" w:eastAsia="Microsoft JhengHei" w:hAnsi="Microsoft JhengHei" w:cs="Microsoft JhengHei" w:hint="eastAsia"/>
-              <w:sz w:val="24"/>
+              <w:rFonts w:hint="eastAsia" w:ascii="Microsoft JhengHei" w:hAnsi="Microsoft JhengHei" w:eastAsia="Microsoft JhengHei" w:cs="Microsoft JhengHei"/>
               <w:szCs w:val="24"/>
             </w:rPr>
             <w:fldChar w:fldCharType="begin"/>
           </w:r>
           <w:r>
             <w:rPr>
-              <w:rFonts w:ascii="Microsoft JhengHei" w:eastAsia="Microsoft JhengHei" w:hAnsi="Microsoft JhengHei" w:cs="Microsoft JhengHei" w:hint="eastAsia"/>
-              <w:sz w:val="24"/>
-              <w:szCs w:val="24"/>
-            </w:rPr>
-            <w:instrText xml:space="preserve"> HYPERLINK \l _Toc27560 </w:instrText>
-          </w:r>
-          <w:r>
-            <w:rPr>
-              <w:rFonts w:ascii="Microsoft JhengHei" w:eastAsia="Microsoft JhengHei" w:hAnsi="Microsoft JhengHei" w:cs="Microsoft JhengHei" w:hint="eastAsia"/>
-              <w:sz w:val="24"/>
+              <w:rFonts w:hint="eastAsia" w:ascii="Microsoft JhengHei" w:hAnsi="Microsoft JhengHei" w:eastAsia="Microsoft JhengHei" w:cs="Microsoft JhengHei"/>
+              <w:szCs w:val="24"/>
+            </w:rPr>
+            <w:instrText xml:space="preserve"> HYPERLINK \l _Toc14712 </w:instrText>
+          </w:r>
+          <w:r>
+            <w:rPr>
+              <w:rFonts w:hint="eastAsia" w:ascii="Microsoft JhengHei" w:hAnsi="Microsoft JhengHei" w:eastAsia="Microsoft JhengHei" w:cs="Microsoft JhengHei"/>
               <w:szCs w:val="24"/>
             </w:rPr>
             <w:fldChar w:fldCharType="separate"/>
           </w:r>
           <w:r>
             <w:rPr>
-              <w:rFonts w:ascii="Microsoft JhengHei" w:eastAsia="Microsoft JhengHei" w:hAnsi="Microsoft JhengHei" w:cs="Microsoft JhengHei" w:hint="eastAsia"/>
-              <w:sz w:val="24"/>
-              <w:szCs w:val="24"/>
-            </w:rPr>
-            <w:t>9. 附则</w:t>
-          </w:r>
-          <w:r>
-            <w:rPr>
-              <w:rFonts w:ascii="Microsoft JhengHei" w:eastAsia="Microsoft JhengHei" w:hAnsi="Microsoft JhengHei" w:cs="Microsoft JhengHei" w:hint="eastAsia"/>
-              <w:sz w:val="24"/>
-              <w:szCs w:val="24"/>
-            </w:rPr>
+              <w:rFonts w:hint="default"/>
+            </w:rPr>
+            <w:t xml:space="preserve">8. </w:t>
+          </w:r>
+          <w:r>
+            <w:t>相关文档</w:t>
+          </w:r>
+          <w:r>
             <w:tab/>
           </w:r>
           <w:r>
-            <w:rPr>
-              <w:rFonts w:ascii="Microsoft JhengHei" w:eastAsia="Microsoft JhengHei" w:hAnsi="Microsoft JhengHei" w:cs="Microsoft JhengHei" w:hint="eastAsia"/>
-              <w:sz w:val="24"/>
-              <w:szCs w:val="24"/>
-            </w:rPr>
             <w:fldChar w:fldCharType="begin"/>
           </w:r>
           <w:r>
-            <w:rPr>
-              <w:rFonts w:ascii="Microsoft JhengHei" w:eastAsia="Microsoft JhengHei" w:hAnsi="Microsoft JhengHei" w:cs="Microsoft JhengHei" w:hint="eastAsia"/>
-              <w:sz w:val="24"/>
-              <w:szCs w:val="24"/>
-            </w:rPr>
-            <w:instrText xml:space="preserve"> PAGEREF _Toc27560 \h </w:instrText>
-          </w:r>
-          <w:r>
-            <w:rPr>
-              <w:rFonts w:ascii="Microsoft JhengHei" w:eastAsia="Microsoft JhengHei" w:hAnsi="Microsoft JhengHei" w:cs="Microsoft JhengHei" w:hint="eastAsia"/>
-              <w:sz w:val="24"/>
-              <w:szCs w:val="24"/>
-            </w:rPr>
+            <w:instrText xml:space="preserve"> PAGEREF _Toc14712 \h </w:instrText>
+          </w:r>
+          <w:r>
             <w:fldChar w:fldCharType="separate"/>
           </w:r>
           <w:r>
-            <w:rPr>
-              <w:rFonts w:ascii="Microsoft JhengHei" w:eastAsia="Microsoft JhengHei" w:hAnsi="Microsoft JhengHei" w:cs="Microsoft JhengHei" w:hint="eastAsia"/>
-              <w:sz w:val="24"/>
-              <w:szCs w:val="24"/>
-            </w:rPr>
             <w:t>6</w:t>
           </w:r>
           <w:r>
-            <w:rPr>
-              <w:rFonts w:ascii="Microsoft JhengHei" w:eastAsia="Microsoft JhengHei" w:hAnsi="Microsoft JhengHei" w:cs="Microsoft JhengHei" w:hint="eastAsia"/>
-              <w:sz w:val="24"/>
-              <w:szCs w:val="24"/>
-            </w:rPr>
             <w:fldChar w:fldCharType="end"/>
           </w:r>
           <w:r>
             <w:rPr>
-              <w:rFonts w:ascii="Microsoft JhengHei" w:eastAsia="Microsoft JhengHei" w:hAnsi="Microsoft JhengHei" w:cs="Microsoft JhengHei" w:hint="eastAsia"/>
-              <w:sz w:val="24"/>
+              <w:rFonts w:hint="eastAsia" w:ascii="Microsoft JhengHei" w:hAnsi="Microsoft JhengHei" w:eastAsia="Microsoft JhengHei" w:cs="Microsoft JhengHei"/>
+              <w:szCs w:val="24"/>
+            </w:rPr>
+            <w:fldChar w:fldCharType="end"/>
+          </w:r>
+        </w:p>
+        <w:p>
+          <w:pPr>
+            <w:pStyle w:val="16"/>
+            <w:tabs>
+              <w:tab w:val="right" w:leader="dot" w:pos="8497"/>
+            </w:tabs>
+          </w:pPr>
+          <w:r>
+            <w:rPr>
+              <w:rFonts w:hint="eastAsia" w:ascii="Microsoft JhengHei" w:hAnsi="Microsoft JhengHei" w:eastAsia="Microsoft JhengHei" w:cs="Microsoft JhengHei"/>
+              <w:szCs w:val="24"/>
+            </w:rPr>
+            <w:fldChar w:fldCharType="begin"/>
+          </w:r>
+          <w:r>
+            <w:rPr>
+              <w:rFonts w:hint="eastAsia" w:ascii="Microsoft JhengHei" w:hAnsi="Microsoft JhengHei" w:eastAsia="Microsoft JhengHei" w:cs="Microsoft JhengHei"/>
+              <w:szCs w:val="24"/>
+            </w:rPr>
+            <w:instrText xml:space="preserve"> HYPERLINK \l _Toc31232 </w:instrText>
+          </w:r>
+          <w:r>
+            <w:rPr>
+              <w:rFonts w:hint="eastAsia" w:ascii="Microsoft JhengHei" w:hAnsi="Microsoft JhengHei" w:eastAsia="Microsoft JhengHei" w:cs="Microsoft JhengHei"/>
+              <w:szCs w:val="24"/>
+            </w:rPr>
+            <w:fldChar w:fldCharType="separate"/>
+          </w:r>
+          <w:r>
+            <w:rPr>
+              <w:rFonts w:hint="default"/>
+            </w:rPr>
+            <w:t xml:space="preserve">9. </w:t>
+          </w:r>
+          <w:r>
+            <w:t>附则</w:t>
+          </w:r>
+          <w:r>
+            <w:tab/>
+          </w:r>
+          <w:r>
+            <w:fldChar w:fldCharType="begin"/>
+          </w:r>
+          <w:r>
+            <w:instrText xml:space="preserve"> PAGEREF _Toc31232 \h </w:instrText>
+          </w:r>
+          <w:r>
+            <w:fldChar w:fldCharType="separate"/>
+          </w:r>
+          <w:r>
+            <w:t>6</w:t>
+          </w:r>
+          <w:r>
+            <w:fldChar w:fldCharType="end"/>
+          </w:r>
+          <w:r>
+            <w:rPr>
+              <w:rFonts w:hint="eastAsia" w:ascii="Microsoft JhengHei" w:hAnsi="Microsoft JhengHei" w:eastAsia="Microsoft JhengHei" w:cs="Microsoft JhengHei"/>
               <w:szCs w:val="24"/>
             </w:rPr>
             <w:fldChar w:fldCharType="end"/>
@@ -2903,7 +2269,7 @@
           <w:pPr>
             <w:spacing w:line="219" w:lineRule="auto"/>
             <w:rPr>
-              <w:rFonts w:ascii="Times New Roman" w:eastAsia="Times New Roman" w:hAnsi="Times New Roman" w:cs="Times New Roman"/>
+              <w:rFonts w:ascii="Times New Roman" w:hAnsi="Times New Roman" w:eastAsia="Times New Roman" w:cs="Times New Roman"/>
               <w:snapToGrid w:val="0"/>
               <w:color w:val="000000"/>
               <w:kern w:val="0"/>
@@ -2914,8 +2280,7 @@
           </w:pPr>
           <w:r>
             <w:rPr>
-              <w:rFonts w:ascii="Microsoft JhengHei" w:eastAsia="Microsoft JhengHei" w:hAnsi="Microsoft JhengHei" w:cs="Microsoft JhengHei" w:hint="eastAsia"/>
-              <w:sz w:val="24"/>
+              <w:rFonts w:hint="eastAsia" w:ascii="Microsoft JhengHei" w:hAnsi="Microsoft JhengHei" w:eastAsia="Microsoft JhengHei" w:cs="Microsoft JhengHei"/>
               <w:szCs w:val="24"/>
             </w:rPr>
             <w:fldChar w:fldCharType="end"/>
@@ -2927,7 +2292,7 @@
       <w:pPr>
         <w:spacing w:line="219" w:lineRule="auto"/>
         <w:rPr>
-          <w:rFonts w:ascii="Times New Roman" w:eastAsia="Times New Roman" w:hAnsi="Times New Roman" w:cs="Times New Roman"/>
+          <w:rFonts w:ascii="Times New Roman" w:hAnsi="Times New Roman" w:eastAsia="Times New Roman" w:cs="Times New Roman"/>
           <w:snapToGrid w:val="0"/>
           <w:color w:val="000000"/>
           <w:kern w:val="0"/>
@@ -2938,16 +2303,16 @@
         <w:sectPr>
           <w:pgSz w:w="11906" w:h="16839"/>
           <w:pgMar w:top="1431" w:right="1700" w:bottom="0" w:left="1709" w:header="0" w:footer="0" w:gutter="0"/>
-          <w:cols w:num="1" w:space="720"/>
+          <w:cols w:space="720" w:num="1"/>
         </w:sectPr>
       </w:pPr>
     </w:p>
     <w:p>
       <w:pPr>
-        <w:pStyle w:val="1"/>
+        <w:pStyle w:val="26"/>
         <w:bidi w:val="0"/>
       </w:pPr>
-      <w:bookmarkStart w:id="3" w:name="_Toc19633"/>
+      <w:bookmarkStart w:id="3" w:name="_Toc10067"/>
       <w:r>
         <w:rPr>
           <w:rFonts w:hint="eastAsia"/>
@@ -2973,17 +2338,17 @@
         <w:adjustRightInd w:val="0"/>
         <w:snapToGrid w:val="0"/>
         <w:spacing w:line="360" w:lineRule="auto"/>
-        <w:ind w:left="0" w:right="0" w:firstLine="420" w:firstLineChars="200"/>
+        <w:ind w:left="0" w:right="0" w:firstLine="472" w:firstLineChars="200"/>
         <w:textAlignment w:val="baseline"/>
         <w:rPr>
-          <w:rFonts w:ascii="宋体" w:eastAsia="宋体" w:hAnsi="宋体" w:cs="宋体"/>
-          <w:sz w:val="24"/>
-          <w:szCs w:val="24"/>
-        </w:rPr>
-      </w:pPr>
-      <w:r>
-        <w:rPr>
-          <w:rFonts w:ascii="宋体" w:eastAsia="宋体" w:hAnsi="宋体" w:cs="宋体"/>
+          <w:rFonts w:ascii="宋体" w:hAnsi="宋体" w:eastAsia="宋体" w:cs="宋体"/>
+          <w:sz w:val="24"/>
+          <w:szCs w:val="24"/>
+        </w:rPr>
+      </w:pPr>
+      <w:r>
+        <w:rPr>
+          <w:rFonts w:ascii="宋体" w:hAnsi="宋体" w:eastAsia="宋体" w:cs="宋体"/>
           <w:spacing w:val="-2"/>
           <w:sz w:val="24"/>
           <w:szCs w:val="24"/>
@@ -2993,10 +2358,10 @@
     </w:p>
     <w:p>
       <w:pPr>
-        <w:pStyle w:val="1"/>
+        <w:pStyle w:val="26"/>
         <w:bidi w:val="0"/>
       </w:pPr>
-      <w:bookmarkStart w:id="4" w:name="_Toc17917"/>
+      <w:bookmarkStart w:id="4" w:name="_Toc16734"/>
       <w:r>
         <w:t>适用范围</w:t>
       </w:r>
@@ -3018,18 +2383,18 @@
         <w:adjustRightInd w:val="0"/>
         <w:snapToGrid w:val="0"/>
         <w:spacing w:line="360" w:lineRule="auto"/>
-        <w:ind w:left="0" w:right="0" w:firstLine="420" w:firstLineChars="200"/>
+        <w:ind w:left="0" w:right="0" w:firstLine="472" w:firstLineChars="200"/>
         <w:textAlignment w:val="baseline"/>
         <w:rPr>
-          <w:rFonts w:ascii="宋体" w:eastAsia="宋体" w:hAnsi="宋体" w:cs="宋体"/>
-          <w:spacing w:val="-2"/>
-          <w:sz w:val="24"/>
-          <w:szCs w:val="24"/>
-        </w:rPr>
-      </w:pPr>
-      <w:r>
-        <w:rPr>
-          <w:rFonts w:ascii="宋体" w:eastAsia="宋体" w:hAnsi="宋体" w:cs="宋体"/>
+          <w:rFonts w:ascii="宋体" w:hAnsi="宋体" w:eastAsia="宋体" w:cs="宋体"/>
+          <w:spacing w:val="-2"/>
+          <w:sz w:val="24"/>
+          <w:szCs w:val="24"/>
+        </w:rPr>
+      </w:pPr>
+      <w:r>
+        <w:rPr>
+          <w:rFonts w:ascii="宋体" w:hAnsi="宋体" w:eastAsia="宋体" w:cs="宋体"/>
           <w:spacing w:val="-2"/>
           <w:sz w:val="24"/>
           <w:szCs w:val="24"/>
@@ -3039,10 +2404,10 @@
     </w:p>
     <w:p>
       <w:pPr>
-        <w:pStyle w:val="1"/>
+        <w:pStyle w:val="26"/>
         <w:bidi w:val="0"/>
       </w:pPr>
-      <w:bookmarkStart w:id="5" w:name="_Toc26228"/>
+      <w:bookmarkStart w:id="5" w:name="_Toc11256"/>
       <w:r>
         <w:t>引用文件</w:t>
       </w:r>
@@ -3064,17 +2429,17 @@
         <w:adjustRightInd w:val="0"/>
         <w:snapToGrid w:val="0"/>
         <w:spacing w:line="360" w:lineRule="auto"/>
-        <w:ind w:left="472" w:hanging="420" w:hangingChars="200"/>
+        <w:ind w:left="472" w:hanging="472" w:hangingChars="200"/>
         <w:textAlignment w:val="baseline"/>
         <w:rPr>
-          <w:rFonts w:ascii="宋体" w:eastAsia="宋体" w:hAnsi="宋体" w:cs="宋体"/>
-          <w:sz w:val="24"/>
-          <w:szCs w:val="24"/>
-        </w:rPr>
-      </w:pPr>
-      <w:r>
-        <w:rPr>
-          <w:rFonts w:ascii="宋体" w:eastAsia="宋体" w:hAnsi="宋体" w:cs="宋体"/>
+          <w:rFonts w:ascii="宋体" w:hAnsi="宋体" w:eastAsia="宋体" w:cs="宋体"/>
+          <w:sz w:val="24"/>
+          <w:szCs w:val="24"/>
+        </w:rPr>
+      </w:pPr>
+      <w:r>
+        <w:rPr>
+          <w:rFonts w:ascii="宋体" w:hAnsi="宋体" w:eastAsia="宋体" w:cs="宋体"/>
           <w:spacing w:val="-2"/>
           <w:sz w:val="24"/>
           <w:szCs w:val="24"/>
@@ -3083,7 +2448,7 @@
       </w:r>
       <w:r>
         <w:rPr>
-          <w:rFonts w:ascii="宋体" w:eastAsia="宋体" w:hAnsi="宋体" w:cs="宋体" w:hint="eastAsia"/>
+          <w:rFonts w:hint="eastAsia" w:ascii="宋体" w:hAnsi="宋体" w:eastAsia="宋体" w:cs="宋体"/>
           <w:spacing w:val="-2"/>
           <w:sz w:val="24"/>
           <w:szCs w:val="24"/>
@@ -3092,7 +2457,7 @@
       </w:r>
       <w:r>
         <w:rPr>
-          <w:rFonts w:ascii="宋体" w:eastAsia="宋体" w:hAnsi="宋体" w:cs="宋体"/>
+          <w:rFonts w:ascii="宋体" w:hAnsi="宋体" w:eastAsia="宋体" w:cs="宋体"/>
           <w:spacing w:val="-2"/>
           <w:sz w:val="24"/>
           <w:szCs w:val="24"/>
@@ -3116,18 +2481,18 @@
         <w:adjustRightInd w:val="0"/>
         <w:snapToGrid w:val="0"/>
         <w:spacing w:line="360" w:lineRule="auto"/>
-        <w:ind w:left="472" w:hanging="420" w:hangingChars="200"/>
+        <w:ind w:left="472" w:hanging="472" w:hangingChars="200"/>
         <w:textAlignment w:val="baseline"/>
         <w:rPr>
-          <w:rFonts w:ascii="宋体" w:eastAsia="宋体" w:hAnsi="宋体" w:cs="宋体"/>
-          <w:spacing w:val="-2"/>
-          <w:sz w:val="24"/>
-          <w:szCs w:val="24"/>
-        </w:rPr>
-      </w:pPr>
-      <w:r>
-        <w:rPr>
-          <w:rFonts w:ascii="宋体" w:eastAsia="宋体" w:hAnsi="宋体" w:cs="宋体"/>
+          <w:rFonts w:ascii="宋体" w:hAnsi="宋体" w:eastAsia="宋体" w:cs="宋体"/>
+          <w:spacing w:val="-2"/>
+          <w:sz w:val="24"/>
+          <w:szCs w:val="24"/>
+        </w:rPr>
+      </w:pPr>
+      <w:r>
+        <w:rPr>
+          <w:rFonts w:ascii="宋体" w:hAnsi="宋体" w:eastAsia="宋体" w:cs="宋体"/>
           <w:spacing w:val="-2"/>
           <w:sz w:val="24"/>
           <w:szCs w:val="24"/>
@@ -3151,18 +2516,18 @@
         <w:adjustRightInd w:val="0"/>
         <w:snapToGrid w:val="0"/>
         <w:spacing w:line="360" w:lineRule="auto"/>
-        <w:ind w:left="472" w:hanging="420" w:hangingChars="200"/>
+        <w:ind w:left="472" w:hanging="472" w:hangingChars="200"/>
         <w:textAlignment w:val="baseline"/>
         <w:rPr>
-          <w:rFonts w:ascii="宋体" w:eastAsia="宋体" w:hAnsi="宋体" w:cs="宋体"/>
-          <w:spacing w:val="-2"/>
-          <w:sz w:val="24"/>
-          <w:szCs w:val="24"/>
-        </w:rPr>
-      </w:pPr>
-      <w:r>
-        <w:rPr>
-          <w:rFonts w:ascii="宋体" w:eastAsia="宋体" w:hAnsi="宋体" w:cs="宋体"/>
+          <w:rFonts w:ascii="宋体" w:hAnsi="宋体" w:eastAsia="宋体" w:cs="宋体"/>
+          <w:spacing w:val="-2"/>
+          <w:sz w:val="24"/>
+          <w:szCs w:val="24"/>
+        </w:rPr>
+      </w:pPr>
+      <w:r>
+        <w:rPr>
+          <w:rFonts w:ascii="宋体" w:hAnsi="宋体" w:eastAsia="宋体" w:cs="宋体"/>
           <w:spacing w:val="-2"/>
           <w:sz w:val="24"/>
           <w:szCs w:val="24"/>
@@ -3186,18 +2551,18 @@
         <w:adjustRightInd w:val="0"/>
         <w:snapToGrid w:val="0"/>
         <w:spacing w:line="360" w:lineRule="auto"/>
-        <w:ind w:left="472" w:hanging="420" w:hangingChars="200"/>
+        <w:ind w:left="472" w:hanging="472" w:hangingChars="200"/>
         <w:textAlignment w:val="baseline"/>
         <w:rPr>
-          <w:rFonts w:ascii="宋体" w:eastAsia="宋体" w:hAnsi="宋体" w:cs="宋体"/>
-          <w:spacing w:val="-2"/>
-          <w:sz w:val="24"/>
-          <w:szCs w:val="24"/>
-        </w:rPr>
-      </w:pPr>
-      <w:r>
-        <w:rPr>
-          <w:rFonts w:ascii="宋体" w:eastAsia="宋体" w:hAnsi="宋体" w:cs="宋体"/>
+          <w:rFonts w:ascii="宋体" w:hAnsi="宋体" w:eastAsia="宋体" w:cs="宋体"/>
+          <w:spacing w:val="-2"/>
+          <w:sz w:val="24"/>
+          <w:szCs w:val="24"/>
+        </w:rPr>
+      </w:pPr>
+      <w:r>
+        <w:rPr>
+          <w:rFonts w:ascii="宋体" w:hAnsi="宋体" w:eastAsia="宋体" w:cs="宋体"/>
           <w:spacing w:val="-2"/>
           <w:sz w:val="24"/>
           <w:szCs w:val="24"/>
@@ -3221,18 +2586,18 @@
         <w:adjustRightInd w:val="0"/>
         <w:snapToGrid w:val="0"/>
         <w:spacing w:line="360" w:lineRule="auto"/>
-        <w:ind w:left="472" w:hanging="420" w:hangingChars="200"/>
+        <w:ind w:left="472" w:hanging="472" w:hangingChars="200"/>
         <w:textAlignment w:val="baseline"/>
         <w:rPr>
-          <w:rFonts w:ascii="宋体" w:eastAsia="宋体" w:hAnsi="宋体" w:cs="宋体"/>
-          <w:spacing w:val="-2"/>
-          <w:sz w:val="24"/>
-          <w:szCs w:val="24"/>
-        </w:rPr>
-      </w:pPr>
-      <w:r>
-        <w:rPr>
-          <w:rFonts w:ascii="宋体" w:eastAsia="宋体" w:hAnsi="宋体" w:cs="宋体"/>
+          <w:rFonts w:ascii="宋体" w:hAnsi="宋体" w:eastAsia="宋体" w:cs="宋体"/>
+          <w:spacing w:val="-2"/>
+          <w:sz w:val="24"/>
+          <w:szCs w:val="24"/>
+        </w:rPr>
+      </w:pPr>
+      <w:r>
+        <w:rPr>
+          <w:rFonts w:ascii="宋体" w:hAnsi="宋体" w:eastAsia="宋体" w:cs="宋体"/>
           <w:spacing w:val="-2"/>
           <w:sz w:val="24"/>
           <w:szCs w:val="24"/>
@@ -3256,18 +2621,18 @@
         <w:adjustRightInd w:val="0"/>
         <w:snapToGrid w:val="0"/>
         <w:spacing w:line="360" w:lineRule="auto"/>
-        <w:ind w:left="472" w:hanging="420" w:hangingChars="200"/>
+        <w:ind w:left="472" w:hanging="472" w:hangingChars="200"/>
         <w:textAlignment w:val="baseline"/>
         <w:rPr>
-          <w:rFonts w:ascii="宋体" w:eastAsia="宋体" w:hAnsi="宋体" w:cs="宋体"/>
-          <w:spacing w:val="-2"/>
-          <w:sz w:val="24"/>
-          <w:szCs w:val="24"/>
-        </w:rPr>
-      </w:pPr>
-      <w:r>
-        <w:rPr>
-          <w:rFonts w:ascii="宋体" w:eastAsia="宋体" w:hAnsi="宋体" w:cs="宋体"/>
+          <w:rFonts w:ascii="宋体" w:hAnsi="宋体" w:eastAsia="宋体" w:cs="宋体"/>
+          <w:spacing w:val="-2"/>
+          <w:sz w:val="24"/>
+          <w:szCs w:val="24"/>
+        </w:rPr>
+      </w:pPr>
+      <w:r>
+        <w:rPr>
+          <w:rFonts w:ascii="宋体" w:hAnsi="宋体" w:eastAsia="宋体" w:cs="宋体"/>
           <w:spacing w:val="-2"/>
           <w:sz w:val="24"/>
           <w:szCs w:val="24"/>
@@ -3277,10 +2642,10 @@
     </w:p>
     <w:p>
       <w:pPr>
-        <w:pStyle w:val="1"/>
+        <w:pStyle w:val="26"/>
         <w:bidi w:val="0"/>
       </w:pPr>
-      <w:bookmarkStart w:id="6" w:name="_Toc5099"/>
+      <w:bookmarkStart w:id="6" w:name="_Toc4075"/>
       <w:r>
         <w:t>术语与定义</w:t>
       </w:r>
@@ -3291,14 +2656,14 @@
         <w:spacing w:before="100" w:line="220" w:lineRule="auto"/>
         <w:ind w:left="544"/>
         <w:rPr>
-          <w:rFonts w:ascii="宋体" w:eastAsia="宋体" w:hAnsi="宋体" w:cs="宋体"/>
-          <w:sz w:val="24"/>
-          <w:szCs w:val="24"/>
-        </w:rPr>
-      </w:pPr>
-      <w:r>
-        <w:rPr>
-          <w:rFonts w:ascii="宋体" w:eastAsia="宋体" w:hAnsi="宋体" w:cs="宋体"/>
+          <w:rFonts w:ascii="宋体" w:hAnsi="宋体" w:eastAsia="宋体" w:cs="宋体"/>
+          <w:sz w:val="24"/>
+          <w:szCs w:val="24"/>
+        </w:rPr>
+      </w:pPr>
+      <w:r>
+        <w:rPr>
+          <w:rFonts w:ascii="宋体" w:hAnsi="宋体" w:eastAsia="宋体" w:cs="宋体"/>
           <w:sz w:val="24"/>
           <w:szCs w:val="24"/>
         </w:rPr>
@@ -3307,10 +2672,10 @@
     </w:p>
     <w:p>
       <w:pPr>
-        <w:pStyle w:val="1"/>
+        <w:pStyle w:val="26"/>
         <w:bidi w:val="0"/>
       </w:pPr>
-      <w:bookmarkStart w:id="7" w:name="_Toc802"/>
+      <w:bookmarkStart w:id="7" w:name="_Toc20225"/>
       <w:r>
         <w:t>角色与职责</w:t>
       </w:r>
@@ -3323,16 +2688,16 @@
     </w:p>
     <w:tbl>
       <w:tblPr>
-        <w:tblStyle w:val="TableNormal0"/>
+        <w:tblStyle w:val="24"/>
         <w:tblW w:w="8522" w:type="dxa"/>
         <w:tblInd w:w="5" w:type="dxa"/>
         <w:tblBorders>
-          <w:top w:val="single" w:sz="4" w:space="0" w:color="000000"/>
-          <w:left w:val="single" w:sz="4" w:space="0" w:color="000000"/>
-          <w:bottom w:val="single" w:sz="4" w:space="0" w:color="000000"/>
-          <w:right w:val="single" w:sz="4" w:space="0" w:color="000000"/>
-          <w:insideH w:val="single" w:sz="4" w:space="0" w:color="000000"/>
-          <w:insideV w:val="single" w:sz="4" w:space="0" w:color="000000"/>
+          <w:top w:val="single" w:color="000000" w:sz="4" w:space="0"/>
+          <w:left w:val="single" w:color="000000" w:sz="4" w:space="0"/>
+          <w:bottom w:val="single" w:color="000000" w:sz="4" w:space="0"/>
+          <w:right w:val="single" w:color="000000" w:sz="4" w:space="0"/>
+          <w:insideH w:val="single" w:color="000000" w:sz="4" w:space="0"/>
+          <w:insideV w:val="single" w:color="000000" w:sz="4" w:space="0"/>
         </w:tblBorders>
         <w:tblLayout w:type="fixed"/>
         <w:tblCellMar>
@@ -3349,17 +2714,14 @@
       </w:tblGrid>
       <w:tr>
         <w:tblPrEx>
-          <w:tblW w:w="8522" w:type="dxa"/>
-          <w:tblInd w:w="5" w:type="dxa"/>
           <w:tblBorders>
-            <w:top w:val="single" w:sz="4" w:space="0" w:color="000000"/>
-            <w:left w:val="single" w:sz="4" w:space="0" w:color="000000"/>
-            <w:bottom w:val="single" w:sz="4" w:space="0" w:color="000000"/>
-            <w:right w:val="single" w:sz="4" w:space="0" w:color="000000"/>
-            <w:insideH w:val="single" w:sz="4" w:space="0" w:color="000000"/>
-            <w:insideV w:val="single" w:sz="4" w:space="0" w:color="000000"/>
+            <w:top w:val="single" w:color="000000" w:sz="4" w:space="0"/>
+            <w:left w:val="single" w:color="000000" w:sz="4" w:space="0"/>
+            <w:bottom w:val="single" w:color="000000" w:sz="4" w:space="0"/>
+            <w:right w:val="single" w:color="000000" w:sz="4" w:space="0"/>
+            <w:insideH w:val="single" w:color="000000" w:sz="4" w:space="0"/>
+            <w:insideV w:val="single" w:color="000000" w:sz="4" w:space="0"/>
           </w:tblBorders>
-          <w:tblLayout w:type="fixed"/>
           <w:tblCellMar>
             <w:top w:w="0" w:type="dxa"/>
             <w:left w:w="0" w:type="dxa"/>
@@ -3368,7 +2730,7 @@
           </w:tblCellMar>
         </w:tblPrEx>
         <w:trPr>
-          <w:trHeight w:val="625"/>
+          <w:trHeight w:val="625" w:hRule="atLeast"/>
         </w:trPr>
         <w:tc>
           <w:tcPr>
@@ -3380,14 +2742,14 @@
               <w:spacing w:before="52" w:line="219" w:lineRule="auto"/>
               <w:ind w:left="114"/>
               <w:rPr>
-                <w:rFonts w:ascii="宋体" w:eastAsia="宋体" w:hAnsi="宋体" w:cs="宋体"/>
+                <w:rFonts w:ascii="宋体" w:hAnsi="宋体" w:eastAsia="宋体" w:cs="宋体"/>
                 <w:sz w:val="21"/>
                 <w:szCs w:val="21"/>
               </w:rPr>
             </w:pPr>
             <w:r>
               <w:rPr>
-                <w:rFonts w:ascii="宋体" w:eastAsia="宋体" w:hAnsi="宋体" w:cs="宋体"/>
+                <w:rFonts w:ascii="宋体" w:hAnsi="宋体" w:eastAsia="宋体" w:cs="宋体"/>
                 <w:spacing w:val="-3"/>
                 <w:sz w:val="21"/>
                 <w:szCs w:val="21"/>
@@ -3406,14 +2768,14 @@
               <w:spacing w:before="52" w:line="221" w:lineRule="auto"/>
               <w:ind w:left="111"/>
               <w:rPr>
-                <w:rFonts w:ascii="宋体" w:eastAsia="宋体" w:hAnsi="宋体" w:cs="宋体"/>
+                <w:rFonts w:ascii="宋体" w:hAnsi="宋体" w:eastAsia="宋体" w:cs="宋体"/>
                 <w:sz w:val="21"/>
                 <w:szCs w:val="21"/>
               </w:rPr>
             </w:pPr>
             <w:r>
               <w:rPr>
-                <w:rFonts w:ascii="宋体" w:eastAsia="宋体" w:hAnsi="宋体" w:cs="宋体"/>
+                <w:rFonts w:ascii="宋体" w:hAnsi="宋体" w:eastAsia="宋体" w:cs="宋体"/>
                 <w:spacing w:val="-3"/>
                 <w:sz w:val="21"/>
                 <w:szCs w:val="21"/>
@@ -3432,14 +2794,14 @@
               <w:spacing w:before="53" w:line="247" w:lineRule="auto"/>
               <w:ind w:left="113" w:right="207" w:firstLine="22"/>
               <w:rPr>
-                <w:rFonts w:ascii="宋体" w:eastAsia="宋体" w:hAnsi="宋体" w:cs="宋体"/>
+                <w:rFonts w:ascii="宋体" w:hAnsi="宋体" w:eastAsia="宋体" w:cs="宋体"/>
                 <w:sz w:val="21"/>
                 <w:szCs w:val="21"/>
               </w:rPr>
             </w:pPr>
             <w:r>
               <w:rPr>
-                <w:rFonts w:ascii="宋体" w:eastAsia="宋体" w:hAnsi="宋体" w:cs="宋体"/>
+                <w:rFonts w:ascii="宋体" w:hAnsi="宋体" w:eastAsia="宋体" w:cs="宋体"/>
                 <w:spacing w:val="-3"/>
                 <w:sz w:val="21"/>
                 <w:szCs w:val="21"/>
@@ -3448,7 +2810,7 @@
             </w:r>
             <w:r>
               <w:rPr>
-                <w:rFonts w:ascii="宋体" w:eastAsia="宋体" w:hAnsi="宋体" w:cs="宋体"/>
+                <w:rFonts w:ascii="宋体" w:hAnsi="宋体" w:eastAsia="宋体" w:cs="宋体"/>
                 <w:spacing w:val="-5"/>
                 <w:sz w:val="21"/>
                 <w:szCs w:val="21"/>
@@ -3460,9 +2822,14 @@
       </w:tr>
       <w:tr>
         <w:tblPrEx>
-          <w:tblW w:w="8522" w:type="dxa"/>
-          <w:tblInd w:w="5" w:type="dxa"/>
-          <w:tblLayout w:type="fixed"/>
+          <w:tblBorders>
+            <w:top w:val="single" w:color="000000" w:sz="4" w:space="0"/>
+            <w:left w:val="single" w:color="000000" w:sz="4" w:space="0"/>
+            <w:bottom w:val="single" w:color="000000" w:sz="4" w:space="0"/>
+            <w:right w:val="single" w:color="000000" w:sz="4" w:space="0"/>
+            <w:insideH w:val="single" w:color="000000" w:sz="4" w:space="0"/>
+            <w:insideV w:val="single" w:color="000000" w:sz="4" w:space="0"/>
+          </w:tblBorders>
           <w:tblCellMar>
             <w:top w:w="0" w:type="dxa"/>
             <w:left w:w="0" w:type="dxa"/>
@@ -3471,7 +2838,7 @@
           </w:tblCellMar>
         </w:tblPrEx>
         <w:trPr>
-          <w:trHeight w:val="310"/>
+          <w:trHeight w:val="310" w:hRule="atLeast"/>
         </w:trPr>
         <w:tc>
           <w:tcPr>
@@ -3482,14 +2849,14 @@
               <w:spacing w:before="52" w:line="218" w:lineRule="auto"/>
               <w:ind w:left="110"/>
               <w:rPr>
-                <w:rFonts w:ascii="宋体" w:eastAsia="宋体" w:hAnsi="宋体" w:cs="宋体"/>
+                <w:rFonts w:ascii="宋体" w:hAnsi="宋体" w:eastAsia="宋体" w:cs="宋体"/>
                 <w:sz w:val="21"/>
                 <w:szCs w:val="21"/>
               </w:rPr>
             </w:pPr>
             <w:r>
               <w:rPr>
-                <w:rFonts w:ascii="宋体" w:eastAsia="宋体" w:hAnsi="宋体" w:cs="宋体"/>
+                <w:rFonts w:ascii="宋体" w:hAnsi="宋体" w:eastAsia="宋体" w:cs="宋体"/>
                 <w:spacing w:val="-2"/>
                 <w:sz w:val="21"/>
                 <w:szCs w:val="21"/>
@@ -3507,14 +2874,14 @@
               <w:spacing w:before="52" w:line="218" w:lineRule="auto"/>
               <w:ind w:left="118"/>
               <w:rPr>
-                <w:rFonts w:ascii="宋体" w:eastAsia="宋体" w:hAnsi="宋体" w:cs="宋体"/>
+                <w:rFonts w:ascii="宋体" w:hAnsi="宋体" w:eastAsia="宋体" w:cs="宋体"/>
                 <w:sz w:val="21"/>
                 <w:szCs w:val="21"/>
               </w:rPr>
             </w:pPr>
             <w:r>
               <w:rPr>
-                <w:rFonts w:ascii="宋体" w:eastAsia="宋体" w:hAnsi="宋体" w:cs="宋体"/>
+                <w:rFonts w:ascii="宋体" w:hAnsi="宋体" w:eastAsia="宋体" w:cs="宋体"/>
                 <w:spacing w:val="-2"/>
                 <w:sz w:val="21"/>
                 <w:szCs w:val="21"/>
@@ -3532,7 +2899,7 @@
               <w:spacing w:before="52" w:line="218" w:lineRule="auto"/>
               <w:ind w:left="114"/>
               <w:rPr>
-                <w:rFonts w:ascii="宋体" w:eastAsia="宋体" w:hAnsi="宋体" w:cs="宋体" w:hint="default"/>
+                <w:rFonts w:hint="default" w:ascii="宋体" w:hAnsi="宋体" w:eastAsia="宋体" w:cs="宋体"/>
                 <w:sz w:val="21"/>
                 <w:szCs w:val="21"/>
                 <w:lang w:val="en-US" w:eastAsia="zh-CN"/>
@@ -3540,7 +2907,7 @@
             </w:pPr>
             <w:r>
               <w:rPr>
-                <w:rFonts w:ascii="宋体" w:eastAsia="宋体" w:hAnsi="宋体" w:cs="宋体" w:hint="eastAsia"/>
+                <w:rFonts w:hint="eastAsia" w:ascii="宋体" w:hAnsi="宋体" w:eastAsia="宋体" w:cs="宋体"/>
                 <w:sz w:val="21"/>
                 <w:szCs w:val="21"/>
                 <w:lang w:val="en-US" w:eastAsia="zh-CN"/>
@@ -3552,9 +2919,14 @@
       </w:tr>
       <w:tr>
         <w:tblPrEx>
-          <w:tblW w:w="8522" w:type="dxa"/>
-          <w:tblInd w:w="5" w:type="dxa"/>
-          <w:tblLayout w:type="fixed"/>
+          <w:tblBorders>
+            <w:top w:val="single" w:color="000000" w:sz="4" w:space="0"/>
+            <w:left w:val="single" w:color="000000" w:sz="4" w:space="0"/>
+            <w:bottom w:val="single" w:color="000000" w:sz="4" w:space="0"/>
+            <w:right w:val="single" w:color="000000" w:sz="4" w:space="0"/>
+            <w:insideH w:val="single" w:color="000000" w:sz="4" w:space="0"/>
+            <w:insideV w:val="single" w:color="000000" w:sz="4" w:space="0"/>
+          </w:tblBorders>
           <w:tblCellMar>
             <w:top w:w="0" w:type="dxa"/>
             <w:left w:w="0" w:type="dxa"/>
@@ -3563,7 +2935,7 @@
           </w:tblCellMar>
         </w:tblPrEx>
         <w:trPr>
-          <w:trHeight w:val="310"/>
+          <w:trHeight w:val="310" w:hRule="atLeast"/>
         </w:trPr>
         <w:tc>
           <w:tcPr>
@@ -3574,14 +2946,14 @@
               <w:spacing w:before="53" w:line="217" w:lineRule="auto"/>
               <w:ind w:left="121"/>
               <w:rPr>
-                <w:rFonts w:ascii="宋体" w:eastAsia="宋体" w:hAnsi="宋体" w:cs="宋体"/>
+                <w:rFonts w:ascii="宋体" w:hAnsi="宋体" w:eastAsia="宋体" w:cs="宋体"/>
                 <w:sz w:val="21"/>
                 <w:szCs w:val="21"/>
               </w:rPr>
             </w:pPr>
             <w:r>
               <w:rPr>
-                <w:rFonts w:ascii="宋体" w:eastAsia="宋体" w:hAnsi="宋体" w:cs="宋体"/>
+                <w:rFonts w:ascii="宋体" w:hAnsi="宋体" w:eastAsia="宋体" w:cs="宋体"/>
                 <w:spacing w:val="-5"/>
                 <w:sz w:val="21"/>
                 <w:szCs w:val="21"/>
@@ -3599,14 +2971,14 @@
               <w:spacing w:before="53" w:line="217" w:lineRule="auto"/>
               <w:ind w:left="111"/>
               <w:rPr>
-                <w:rFonts w:ascii="宋体" w:eastAsia="宋体" w:hAnsi="宋体" w:cs="宋体"/>
+                <w:rFonts w:ascii="宋体" w:hAnsi="宋体" w:eastAsia="宋体" w:cs="宋体"/>
                 <w:sz w:val="21"/>
                 <w:szCs w:val="21"/>
               </w:rPr>
             </w:pPr>
             <w:r>
               <w:rPr>
-                <w:rFonts w:ascii="宋体" w:eastAsia="宋体" w:hAnsi="宋体" w:cs="宋体"/>
+                <w:rFonts w:ascii="宋体" w:hAnsi="宋体" w:eastAsia="宋体" w:cs="宋体"/>
                 <w:spacing w:val="-2"/>
                 <w:sz w:val="21"/>
                 <w:szCs w:val="21"/>
@@ -3624,14 +2996,14 @@
               <w:spacing w:before="53" w:line="217" w:lineRule="auto"/>
               <w:ind w:left="118"/>
               <w:rPr>
-                <w:rFonts w:ascii="宋体" w:eastAsia="宋体" w:hAnsi="宋体" w:cs="宋体"/>
+                <w:rFonts w:ascii="宋体" w:hAnsi="宋体" w:eastAsia="宋体" w:cs="宋体"/>
                 <w:sz w:val="21"/>
                 <w:szCs w:val="21"/>
               </w:rPr>
             </w:pPr>
             <w:r>
               <w:rPr>
-                <w:rFonts w:ascii="宋体" w:eastAsia="宋体" w:hAnsi="宋体" w:cs="宋体"/>
+                <w:rFonts w:ascii="宋体" w:hAnsi="宋体" w:eastAsia="宋体" w:cs="宋体"/>
                 <w:spacing w:val="-4"/>
                 <w:sz w:val="21"/>
                 <w:szCs w:val="21"/>
@@ -3643,9 +3015,14 @@
       </w:tr>
       <w:tr>
         <w:tblPrEx>
-          <w:tblW w:w="8522" w:type="dxa"/>
-          <w:tblInd w:w="5" w:type="dxa"/>
-          <w:tblLayout w:type="fixed"/>
+          <w:tblBorders>
+            <w:top w:val="single" w:color="000000" w:sz="4" w:space="0"/>
+            <w:left w:val="single" w:color="000000" w:sz="4" w:space="0"/>
+            <w:bottom w:val="single" w:color="000000" w:sz="4" w:space="0"/>
+            <w:right w:val="single" w:color="000000" w:sz="4" w:space="0"/>
+            <w:insideH w:val="single" w:color="000000" w:sz="4" w:space="0"/>
+            <w:insideV w:val="single" w:color="000000" w:sz="4" w:space="0"/>
+          </w:tblBorders>
           <w:tblCellMar>
             <w:top w:w="0" w:type="dxa"/>
             <w:left w:w="0" w:type="dxa"/>
@@ -3654,7 +3031,7 @@
           </w:tblCellMar>
         </w:tblPrEx>
         <w:trPr>
-          <w:trHeight w:val="314"/>
+          <w:trHeight w:val="314" w:hRule="atLeast"/>
         </w:trPr>
         <w:tc>
           <w:tcPr>
@@ -3665,14 +3042,14 @@
               <w:spacing w:before="56" w:line="218" w:lineRule="auto"/>
               <w:ind w:left="111"/>
               <w:rPr>
-                <w:rFonts w:ascii="宋体" w:eastAsia="宋体" w:hAnsi="宋体" w:cs="宋体"/>
+                <w:rFonts w:ascii="宋体" w:hAnsi="宋体" w:eastAsia="宋体" w:cs="宋体"/>
                 <w:sz w:val="21"/>
                 <w:szCs w:val="21"/>
               </w:rPr>
             </w:pPr>
             <w:r>
               <w:rPr>
-                <w:rFonts w:ascii="宋体" w:eastAsia="宋体" w:hAnsi="宋体" w:cs="宋体"/>
+                <w:rFonts w:ascii="宋体" w:hAnsi="宋体" w:eastAsia="宋体" w:cs="宋体"/>
                 <w:spacing w:val="-2"/>
                 <w:sz w:val="21"/>
                 <w:szCs w:val="21"/>
@@ -3690,14 +3067,14 @@
               <w:spacing w:before="56" w:line="218" w:lineRule="auto"/>
               <w:ind w:left="108"/>
               <w:rPr>
-                <w:rFonts w:ascii="宋体" w:eastAsia="宋体" w:hAnsi="宋体" w:cs="宋体"/>
+                <w:rFonts w:ascii="宋体" w:hAnsi="宋体" w:eastAsia="宋体" w:cs="宋体"/>
                 <w:sz w:val="21"/>
                 <w:szCs w:val="21"/>
               </w:rPr>
             </w:pPr>
             <w:r>
               <w:rPr>
-                <w:rFonts w:ascii="宋体" w:eastAsia="宋体" w:hAnsi="宋体" w:cs="宋体"/>
+                <w:rFonts w:ascii="宋体" w:hAnsi="宋体" w:eastAsia="宋体" w:cs="宋体"/>
                 <w:spacing w:val="-1"/>
                 <w:sz w:val="21"/>
                 <w:szCs w:val="21"/>
@@ -3715,14 +3092,14 @@
               <w:spacing w:before="56" w:line="218" w:lineRule="auto"/>
               <w:ind w:left="113"/>
               <w:rPr>
-                <w:rFonts w:ascii="宋体" w:eastAsia="宋体" w:hAnsi="宋体" w:cs="宋体"/>
+                <w:rFonts w:ascii="宋体" w:hAnsi="宋体" w:eastAsia="宋体" w:cs="宋体"/>
                 <w:sz w:val="21"/>
                 <w:szCs w:val="21"/>
               </w:rPr>
             </w:pPr>
             <w:r>
               <w:rPr>
-                <w:rFonts w:ascii="宋体" w:eastAsia="宋体" w:hAnsi="宋体" w:cs="宋体"/>
+                <w:rFonts w:ascii="宋体" w:hAnsi="宋体" w:eastAsia="宋体" w:cs="宋体"/>
                 <w:spacing w:val="-2"/>
                 <w:sz w:val="21"/>
                 <w:szCs w:val="21"/>
@@ -3735,10 +3112,10 @@
     </w:tbl>
     <w:p>
       <w:pPr>
-        <w:pStyle w:val="1"/>
+        <w:pStyle w:val="26"/>
         <w:bidi w:val="0"/>
       </w:pPr>
-      <w:bookmarkStart w:id="8" w:name="_Toc8723"/>
+      <w:bookmarkStart w:id="8" w:name="_Toc3676"/>
       <w:r>
         <w:t>程序</w:t>
       </w:r>
@@ -3746,12 +3123,12 @@
     </w:p>
     <w:p>
       <w:pPr>
-        <w:pStyle w:val="Heading2"/>
+        <w:pStyle w:val="3"/>
         <w:bidi w:val="0"/>
       </w:pPr>
       <w:bookmarkStart w:id="9" w:name="bookmark18"/>
       <w:bookmarkEnd w:id="9"/>
-      <w:bookmarkStart w:id="10" w:name="_Toc17712"/>
+      <w:bookmarkStart w:id="10" w:name="_Toc25121"/>
       <w:r>
         <w:t>客户满意度调查的项目</w:t>
       </w:r>
@@ -3777,18 +3154,18 @@
         <w:adjustRightInd w:val="0"/>
         <w:snapToGrid w:val="0"/>
         <w:spacing w:line="360" w:lineRule="auto"/>
-        <w:ind w:left="425" w:hanging="425" w:leftChars="0" w:firstLineChars="0"/>
+        <w:ind w:left="425" w:leftChars="0" w:hanging="425" w:firstLineChars="0"/>
         <w:textAlignment w:val="baseline"/>
         <w:rPr>
-          <w:rFonts w:ascii="宋体" w:eastAsia="宋体" w:hAnsi="宋体" w:cs="宋体"/>
-          <w:spacing w:val="-2"/>
-          <w:sz w:val="24"/>
-          <w:szCs w:val="24"/>
-        </w:rPr>
-      </w:pPr>
-      <w:r>
-        <w:rPr>
-          <w:rFonts w:ascii="宋体" w:eastAsia="宋体" w:hAnsi="宋体" w:cs="宋体"/>
+          <w:rFonts w:ascii="宋体" w:hAnsi="宋体" w:eastAsia="宋体" w:cs="宋体"/>
+          <w:spacing w:val="-2"/>
+          <w:sz w:val="24"/>
+          <w:szCs w:val="24"/>
+        </w:rPr>
+      </w:pPr>
+      <w:r>
+        <w:rPr>
+          <w:rFonts w:ascii="宋体" w:hAnsi="宋体" w:eastAsia="宋体" w:cs="宋体"/>
           <w:spacing w:val="-2"/>
           <w:sz w:val="24"/>
           <w:szCs w:val="24"/>
@@ -3816,18 +3193,18 @@
         <w:adjustRightInd w:val="0"/>
         <w:snapToGrid w:val="0"/>
         <w:spacing w:line="360" w:lineRule="auto"/>
-        <w:ind w:left="425" w:hanging="425" w:leftChars="0" w:firstLineChars="0"/>
+        <w:ind w:left="425" w:leftChars="0" w:hanging="425" w:firstLineChars="0"/>
         <w:textAlignment w:val="baseline"/>
         <w:rPr>
-          <w:rFonts w:ascii="宋体" w:eastAsia="宋体" w:hAnsi="宋体" w:cs="宋体"/>
-          <w:spacing w:val="-2"/>
-          <w:sz w:val="24"/>
-          <w:szCs w:val="24"/>
-        </w:rPr>
-      </w:pPr>
-      <w:r>
-        <w:rPr>
-          <w:rFonts w:ascii="宋体" w:eastAsia="宋体" w:hAnsi="宋体" w:cs="宋体"/>
+          <w:rFonts w:ascii="宋体" w:hAnsi="宋体" w:eastAsia="宋体" w:cs="宋体"/>
+          <w:spacing w:val="-2"/>
+          <w:sz w:val="24"/>
+          <w:szCs w:val="24"/>
+        </w:rPr>
+      </w:pPr>
+      <w:r>
+        <w:rPr>
+          <w:rFonts w:ascii="宋体" w:hAnsi="宋体" w:eastAsia="宋体" w:cs="宋体"/>
           <w:spacing w:val="-2"/>
           <w:sz w:val="24"/>
           <w:szCs w:val="24"/>
@@ -3855,18 +3232,18 @@
         <w:adjustRightInd w:val="0"/>
         <w:snapToGrid w:val="0"/>
         <w:spacing w:line="360" w:lineRule="auto"/>
-        <w:ind w:left="425" w:hanging="425" w:leftChars="0" w:firstLineChars="0"/>
+        <w:ind w:left="425" w:leftChars="0" w:hanging="425" w:firstLineChars="0"/>
         <w:textAlignment w:val="baseline"/>
         <w:rPr>
-          <w:rFonts w:ascii="宋体" w:eastAsia="宋体" w:hAnsi="宋体" w:cs="宋体"/>
-          <w:spacing w:val="-2"/>
-          <w:sz w:val="24"/>
-          <w:szCs w:val="24"/>
-        </w:rPr>
-      </w:pPr>
-      <w:r>
-        <w:rPr>
-          <w:rFonts w:ascii="宋体" w:eastAsia="宋体" w:hAnsi="宋体" w:cs="宋体"/>
+          <w:rFonts w:ascii="宋体" w:hAnsi="宋体" w:eastAsia="宋体" w:cs="宋体"/>
+          <w:spacing w:val="-2"/>
+          <w:sz w:val="24"/>
+          <w:szCs w:val="24"/>
+        </w:rPr>
+      </w:pPr>
+      <w:r>
+        <w:rPr>
+          <w:rFonts w:ascii="宋体" w:hAnsi="宋体" w:eastAsia="宋体" w:cs="宋体"/>
           <w:spacing w:val="-2"/>
           <w:sz w:val="24"/>
           <w:szCs w:val="24"/>
@@ -3894,18 +3271,18 @@
         <w:adjustRightInd w:val="0"/>
         <w:snapToGrid w:val="0"/>
         <w:spacing w:line="360" w:lineRule="auto"/>
-        <w:ind w:left="425" w:hanging="425" w:leftChars="0" w:firstLineChars="0"/>
+        <w:ind w:left="425" w:leftChars="0" w:hanging="425" w:firstLineChars="0"/>
         <w:textAlignment w:val="baseline"/>
         <w:rPr>
-          <w:rFonts w:ascii="宋体" w:eastAsia="宋体" w:hAnsi="宋体" w:cs="宋体"/>
-          <w:spacing w:val="-2"/>
-          <w:sz w:val="24"/>
-          <w:szCs w:val="24"/>
-        </w:rPr>
-      </w:pPr>
-      <w:r>
-        <w:rPr>
-          <w:rFonts w:ascii="宋体" w:eastAsia="宋体" w:hAnsi="宋体" w:cs="宋体"/>
+          <w:rFonts w:ascii="宋体" w:hAnsi="宋体" w:eastAsia="宋体" w:cs="宋体"/>
+          <w:spacing w:val="-2"/>
+          <w:sz w:val="24"/>
+          <w:szCs w:val="24"/>
+        </w:rPr>
+      </w:pPr>
+      <w:r>
+        <w:rPr>
+          <w:rFonts w:ascii="宋体" w:hAnsi="宋体" w:eastAsia="宋体" w:cs="宋体"/>
           <w:spacing w:val="-2"/>
           <w:sz w:val="24"/>
           <w:szCs w:val="24"/>
@@ -3914,7 +3291,7 @@
       </w:r>
       <w:r>
         <w:rPr>
-          <w:rFonts w:ascii="宋体" w:eastAsia="宋体" w:hAnsi="宋体" w:cs="宋体" w:hint="eastAsia"/>
+          <w:rFonts w:hint="eastAsia" w:ascii="宋体" w:hAnsi="宋体" w:eastAsia="宋体" w:cs="宋体"/>
           <w:spacing w:val="-2"/>
           <w:sz w:val="24"/>
           <w:szCs w:val="24"/>
@@ -3925,10 +3302,10 @@
     </w:p>
     <w:p>
       <w:pPr>
-        <w:pStyle w:val="Heading2"/>
+        <w:pStyle w:val="3"/>
         <w:bidi w:val="0"/>
       </w:pPr>
-      <w:bookmarkStart w:id="11" w:name="_Toc19197"/>
+      <w:bookmarkStart w:id="11" w:name="_Toc23108"/>
       <w:r>
         <w:t>客户满意度调查的信息来源</w:t>
       </w:r>
@@ -3954,18 +3331,18 @@
         <w:adjustRightInd w:val="0"/>
         <w:snapToGrid w:val="0"/>
         <w:spacing w:line="360" w:lineRule="auto"/>
-        <w:ind w:left="425" w:hanging="425" w:leftChars="0" w:firstLineChars="0"/>
+        <w:ind w:left="425" w:leftChars="0" w:hanging="425" w:firstLineChars="0"/>
         <w:textAlignment w:val="baseline"/>
         <w:rPr>
-          <w:rFonts w:ascii="宋体" w:eastAsia="宋体" w:hAnsi="宋体" w:cs="宋体"/>
-          <w:spacing w:val="-2"/>
-          <w:sz w:val="24"/>
-          <w:szCs w:val="24"/>
-        </w:rPr>
-      </w:pPr>
-      <w:r>
-        <w:rPr>
-          <w:rFonts w:ascii="宋体" w:eastAsia="宋体" w:hAnsi="宋体" w:cs="宋体"/>
+          <w:rFonts w:ascii="宋体" w:hAnsi="宋体" w:eastAsia="宋体" w:cs="宋体"/>
+          <w:spacing w:val="-2"/>
+          <w:sz w:val="24"/>
+          <w:szCs w:val="24"/>
+        </w:rPr>
+      </w:pPr>
+      <w:r>
+        <w:rPr>
+          <w:rFonts w:ascii="宋体" w:hAnsi="宋体" w:eastAsia="宋体" w:cs="宋体"/>
           <w:spacing w:val="-2"/>
           <w:sz w:val="24"/>
           <w:szCs w:val="24"/>
@@ -3993,18 +3370,18 @@
         <w:adjustRightInd w:val="0"/>
         <w:snapToGrid w:val="0"/>
         <w:spacing w:line="360" w:lineRule="auto"/>
-        <w:ind w:left="425" w:hanging="425" w:leftChars="0" w:firstLineChars="0"/>
+        <w:ind w:left="425" w:leftChars="0" w:hanging="425" w:firstLineChars="0"/>
         <w:textAlignment w:val="baseline"/>
         <w:rPr>
-          <w:rFonts w:ascii="宋体" w:eastAsia="宋体" w:hAnsi="宋体" w:cs="宋体"/>
-          <w:spacing w:val="-2"/>
-          <w:sz w:val="24"/>
-          <w:szCs w:val="24"/>
-        </w:rPr>
-      </w:pPr>
-      <w:r>
-        <w:rPr>
-          <w:rFonts w:ascii="宋体" w:eastAsia="宋体" w:hAnsi="宋体" w:cs="宋体"/>
+          <w:rFonts w:ascii="宋体" w:hAnsi="宋体" w:eastAsia="宋体" w:cs="宋体"/>
+          <w:spacing w:val="-2"/>
+          <w:sz w:val="24"/>
+          <w:szCs w:val="24"/>
+        </w:rPr>
+      </w:pPr>
+      <w:r>
+        <w:rPr>
+          <w:rFonts w:ascii="宋体" w:hAnsi="宋体" w:eastAsia="宋体" w:cs="宋体"/>
           <w:spacing w:val="-2"/>
           <w:sz w:val="24"/>
           <w:szCs w:val="24"/>
@@ -4032,18 +3409,18 @@
         <w:adjustRightInd w:val="0"/>
         <w:snapToGrid w:val="0"/>
         <w:spacing w:line="360" w:lineRule="auto"/>
-        <w:ind w:left="425" w:hanging="425" w:leftChars="0" w:firstLineChars="0"/>
+        <w:ind w:left="425" w:leftChars="0" w:hanging="425" w:firstLineChars="0"/>
         <w:textAlignment w:val="baseline"/>
         <w:rPr>
-          <w:rFonts w:ascii="宋体" w:eastAsia="宋体" w:hAnsi="宋体" w:cs="宋体"/>
-          <w:spacing w:val="-2"/>
-          <w:sz w:val="24"/>
-          <w:szCs w:val="24"/>
-        </w:rPr>
-      </w:pPr>
-      <w:r>
-        <w:rPr>
-          <w:rFonts w:ascii="宋体" w:eastAsia="宋体" w:hAnsi="宋体" w:cs="宋体"/>
+          <w:rFonts w:ascii="宋体" w:hAnsi="宋体" w:eastAsia="宋体" w:cs="宋体"/>
+          <w:spacing w:val="-2"/>
+          <w:sz w:val="24"/>
+          <w:szCs w:val="24"/>
+        </w:rPr>
+      </w:pPr>
+      <w:r>
+        <w:rPr>
+          <w:rFonts w:ascii="宋体" w:hAnsi="宋体" w:eastAsia="宋体" w:cs="宋体"/>
           <w:spacing w:val="-2"/>
           <w:sz w:val="24"/>
           <w:szCs w:val="24"/>
@@ -4071,18 +3448,18 @@
         <w:adjustRightInd w:val="0"/>
         <w:snapToGrid w:val="0"/>
         <w:spacing w:line="360" w:lineRule="auto"/>
-        <w:ind w:left="425" w:hanging="425" w:leftChars="0" w:firstLineChars="0"/>
+        <w:ind w:left="425" w:leftChars="0" w:hanging="425" w:firstLineChars="0"/>
         <w:textAlignment w:val="baseline"/>
         <w:rPr>
-          <w:rFonts w:ascii="宋体" w:eastAsia="宋体" w:hAnsi="宋体" w:cs="宋体"/>
-          <w:spacing w:val="-2"/>
-          <w:sz w:val="24"/>
-          <w:szCs w:val="24"/>
-        </w:rPr>
-      </w:pPr>
-      <w:r>
-        <w:rPr>
-          <w:rFonts w:ascii="宋体" w:eastAsia="宋体" w:hAnsi="宋体" w:cs="宋体"/>
+          <w:rFonts w:ascii="宋体" w:hAnsi="宋体" w:eastAsia="宋体" w:cs="宋体"/>
+          <w:spacing w:val="-2"/>
+          <w:sz w:val="24"/>
+          <w:szCs w:val="24"/>
+        </w:rPr>
+      </w:pPr>
+      <w:r>
+        <w:rPr>
+          <w:rFonts w:ascii="宋体" w:hAnsi="宋体" w:eastAsia="宋体" w:cs="宋体"/>
           <w:spacing w:val="-2"/>
           <w:sz w:val="24"/>
           <w:szCs w:val="24"/>
@@ -4110,18 +3487,18 @@
         <w:adjustRightInd w:val="0"/>
         <w:snapToGrid w:val="0"/>
         <w:spacing w:line="360" w:lineRule="auto"/>
-        <w:ind w:left="425" w:hanging="425" w:leftChars="0" w:firstLineChars="0"/>
+        <w:ind w:left="425" w:leftChars="0" w:hanging="425" w:firstLineChars="0"/>
         <w:textAlignment w:val="baseline"/>
         <w:rPr>
-          <w:rFonts w:ascii="宋体" w:eastAsia="宋体" w:hAnsi="宋体" w:cs="宋体"/>
-          <w:spacing w:val="-2"/>
-          <w:sz w:val="24"/>
-          <w:szCs w:val="24"/>
-        </w:rPr>
-      </w:pPr>
-      <w:r>
-        <w:rPr>
-          <w:rFonts w:ascii="宋体" w:eastAsia="宋体" w:hAnsi="宋体" w:cs="宋体"/>
+          <w:rFonts w:ascii="宋体" w:hAnsi="宋体" w:eastAsia="宋体" w:cs="宋体"/>
+          <w:spacing w:val="-2"/>
+          <w:sz w:val="24"/>
+          <w:szCs w:val="24"/>
+        </w:rPr>
+      </w:pPr>
+      <w:r>
+        <w:rPr>
+          <w:rFonts w:ascii="宋体" w:hAnsi="宋体" w:eastAsia="宋体" w:cs="宋体"/>
           <w:spacing w:val="-2"/>
           <w:sz w:val="24"/>
           <w:szCs w:val="24"/>
@@ -4131,10 +3508,10 @@
     </w:p>
     <w:p>
       <w:pPr>
-        <w:pStyle w:val="2"/>
+        <w:pStyle w:val="28"/>
         <w:bidi w:val="0"/>
       </w:pPr>
-      <w:bookmarkStart w:id="12" w:name="_Toc24411"/>
+      <w:bookmarkStart w:id="12" w:name="_Toc23740"/>
       <w:r>
         <w:t>调查过程</w:t>
       </w:r>
@@ -4142,12 +3519,12 @@
     </w:p>
     <w:p>
       <w:pPr>
-        <w:pStyle w:val="3"/>
+        <w:pStyle w:val="29"/>
         <w:bidi w:val="0"/>
       </w:pPr>
       <w:bookmarkStart w:id="13" w:name="bookmark19"/>
       <w:bookmarkEnd w:id="13"/>
-      <w:bookmarkStart w:id="14" w:name="_Toc5981"/>
+      <w:bookmarkStart w:id="14" w:name="_Toc1312"/>
       <w:r>
         <w:t>客户满意度调查</w:t>
       </w:r>
@@ -4169,18 +3546,18 @@
         <w:adjustRightInd w:val="0"/>
         <w:snapToGrid w:val="0"/>
         <w:spacing w:line="360" w:lineRule="auto"/>
-        <w:ind w:left="472" w:hanging="420" w:hangingChars="200"/>
+        <w:ind w:left="472" w:hanging="472" w:hangingChars="200"/>
         <w:textAlignment w:val="baseline"/>
         <w:rPr>
-          <w:rFonts w:ascii="宋体" w:eastAsia="宋体" w:hAnsi="宋体" w:cs="宋体"/>
-          <w:spacing w:val="-2"/>
-          <w:sz w:val="24"/>
-          <w:szCs w:val="24"/>
-        </w:rPr>
-      </w:pPr>
-      <w:r>
-        <w:rPr>
-          <w:rFonts w:ascii="宋体" w:eastAsia="宋体" w:hAnsi="宋体" w:cs="宋体"/>
+          <w:rFonts w:ascii="宋体" w:hAnsi="宋体" w:eastAsia="宋体" w:cs="宋体"/>
+          <w:spacing w:val="-2"/>
+          <w:sz w:val="24"/>
+          <w:szCs w:val="24"/>
+        </w:rPr>
+      </w:pPr>
+      <w:r>
+        <w:rPr>
+          <w:rFonts w:ascii="宋体" w:hAnsi="宋体" w:eastAsia="宋体" w:cs="宋体"/>
           <w:spacing w:val="-2"/>
           <w:sz w:val="24"/>
           <w:szCs w:val="24"/>
@@ -4204,18 +3581,18 @@
         <w:adjustRightInd w:val="0"/>
         <w:snapToGrid w:val="0"/>
         <w:spacing w:line="360" w:lineRule="auto"/>
-        <w:ind w:left="472" w:hanging="420" w:hangingChars="200"/>
+        <w:ind w:left="472" w:hanging="472" w:hangingChars="200"/>
         <w:textAlignment w:val="baseline"/>
         <w:rPr>
-          <w:rFonts w:ascii="宋体" w:eastAsia="宋体" w:hAnsi="宋体" w:cs="宋体"/>
-          <w:spacing w:val="-2"/>
-          <w:sz w:val="24"/>
-          <w:szCs w:val="24"/>
-        </w:rPr>
-      </w:pPr>
-      <w:r>
-        <w:rPr>
-          <w:rFonts w:ascii="宋体" w:eastAsia="宋体" w:hAnsi="宋体" w:cs="宋体"/>
+          <w:rFonts w:ascii="宋体" w:hAnsi="宋体" w:eastAsia="宋体" w:cs="宋体"/>
+          <w:spacing w:val="-2"/>
+          <w:sz w:val="24"/>
+          <w:szCs w:val="24"/>
+        </w:rPr>
+      </w:pPr>
+      <w:r>
+        <w:rPr>
+          <w:rFonts w:ascii="宋体" w:hAnsi="宋体" w:eastAsia="宋体" w:cs="宋体"/>
           <w:spacing w:val="-2"/>
           <w:sz w:val="24"/>
           <w:szCs w:val="24"/>
@@ -4225,10 +3602,10 @@
     </w:p>
     <w:p>
       <w:pPr>
-        <w:pStyle w:val="3"/>
+        <w:pStyle w:val="29"/>
         <w:bidi w:val="0"/>
       </w:pPr>
-      <w:bookmarkStart w:id="15" w:name="_Toc7349"/>
+      <w:bookmarkStart w:id="15" w:name="_Toc27455"/>
       <w:r>
         <w:t>客户满意度调查项目</w:t>
       </w:r>
@@ -4250,17 +3627,17 @@
         <w:adjustRightInd w:val="0"/>
         <w:snapToGrid w:val="0"/>
         <w:spacing w:line="360" w:lineRule="auto"/>
-        <w:ind w:left="0" w:right="0" w:firstLine="420" w:firstLineChars="200"/>
+        <w:ind w:left="0" w:right="0" w:firstLine="480" w:firstLineChars="200"/>
         <w:textAlignment w:val="baseline"/>
         <w:rPr>
-          <w:rFonts w:ascii="宋体" w:eastAsia="宋体" w:hAnsi="宋体" w:cs="宋体"/>
-          <w:sz w:val="24"/>
-          <w:szCs w:val="24"/>
-        </w:rPr>
-      </w:pPr>
-      <w:r>
-        <w:rPr>
-          <w:rFonts w:ascii="宋体" w:eastAsia="宋体" w:hAnsi="宋体" w:cs="宋体"/>
+          <w:rFonts w:ascii="宋体" w:hAnsi="宋体" w:eastAsia="宋体" w:cs="宋体"/>
+          <w:sz w:val="24"/>
+          <w:szCs w:val="24"/>
+        </w:rPr>
+      </w:pPr>
+      <w:r>
+        <w:rPr>
+          <w:rFonts w:ascii="宋体" w:hAnsi="宋体" w:eastAsia="宋体" w:cs="宋体"/>
           <w:sz w:val="24"/>
           <w:szCs w:val="24"/>
         </w:rPr>
@@ -4268,7 +3645,7 @@
       </w:r>
       <w:r>
         <w:rPr>
-          <w:rFonts w:ascii="宋体" w:eastAsia="宋体" w:hAnsi="宋体" w:cs="宋体"/>
+          <w:rFonts w:ascii="宋体" w:hAnsi="宋体" w:eastAsia="宋体" w:cs="宋体"/>
           <w:spacing w:val="-1"/>
           <w:sz w:val="24"/>
           <w:szCs w:val="24"/>
@@ -4277,7 +3654,7 @@
       </w:r>
       <w:r>
         <w:rPr>
-          <w:rFonts w:ascii="宋体" w:eastAsia="宋体" w:hAnsi="宋体" w:cs="宋体"/>
+          <w:rFonts w:ascii="宋体" w:hAnsi="宋体" w:eastAsia="宋体" w:cs="宋体"/>
           <w:spacing w:val="-2"/>
           <w:sz w:val="24"/>
           <w:szCs w:val="24"/>
@@ -4287,10 +3664,10 @@
     </w:p>
     <w:p>
       <w:pPr>
-        <w:pStyle w:val="3"/>
+        <w:pStyle w:val="29"/>
         <w:bidi w:val="0"/>
       </w:pPr>
-      <w:bookmarkStart w:id="16" w:name="_Toc7812"/>
+      <w:bookmarkStart w:id="16" w:name="_Toc3822"/>
       <w:r>
         <w:t>客户满意度每项分数</w:t>
       </w:r>
@@ -4312,18 +3689,18 @@
         <w:adjustRightInd w:val="0"/>
         <w:snapToGrid w:val="0"/>
         <w:spacing w:line="360" w:lineRule="auto"/>
-        <w:ind w:left="472" w:hanging="420" w:hangingChars="200"/>
+        <w:ind w:left="472" w:hanging="472" w:hangingChars="200"/>
         <w:textAlignment w:val="baseline"/>
         <w:rPr>
-          <w:rFonts w:ascii="宋体" w:eastAsia="宋体" w:hAnsi="宋体" w:cs="宋体"/>
-          <w:spacing w:val="-2"/>
-          <w:sz w:val="24"/>
-          <w:szCs w:val="24"/>
-        </w:rPr>
-      </w:pPr>
-      <w:r>
-        <w:rPr>
-          <w:rFonts w:ascii="宋体" w:eastAsia="宋体" w:hAnsi="宋体" w:cs="宋体"/>
+          <w:rFonts w:ascii="宋体" w:hAnsi="宋体" w:eastAsia="宋体" w:cs="宋体"/>
+          <w:spacing w:val="-2"/>
+          <w:sz w:val="24"/>
+          <w:szCs w:val="24"/>
+        </w:rPr>
+      </w:pPr>
+      <w:r>
+        <w:rPr>
+          <w:rFonts w:ascii="宋体" w:hAnsi="宋体" w:eastAsia="宋体" w:cs="宋体"/>
           <w:spacing w:val="-2"/>
           <w:sz w:val="24"/>
           <w:szCs w:val="24"/>
@@ -4347,18 +3724,18 @@
         <w:adjustRightInd w:val="0"/>
         <w:snapToGrid w:val="0"/>
         <w:spacing w:line="360" w:lineRule="auto"/>
-        <w:ind w:left="472" w:hanging="420" w:hangingChars="200"/>
+        <w:ind w:left="472" w:hanging="472" w:hangingChars="200"/>
         <w:textAlignment w:val="baseline"/>
         <w:rPr>
-          <w:rFonts w:ascii="宋体" w:eastAsia="宋体" w:hAnsi="宋体" w:cs="宋体"/>
-          <w:spacing w:val="-2"/>
-          <w:sz w:val="24"/>
-          <w:szCs w:val="24"/>
-        </w:rPr>
-      </w:pPr>
-      <w:r>
-        <w:rPr>
-          <w:rFonts w:ascii="宋体" w:eastAsia="宋体" w:hAnsi="宋体" w:cs="宋体"/>
+          <w:rFonts w:ascii="宋体" w:hAnsi="宋体" w:eastAsia="宋体" w:cs="宋体"/>
+          <w:spacing w:val="-2"/>
+          <w:sz w:val="24"/>
+          <w:szCs w:val="24"/>
+        </w:rPr>
+      </w:pPr>
+      <w:r>
+        <w:rPr>
+          <w:rFonts w:ascii="宋体" w:hAnsi="宋体" w:eastAsia="宋体" w:cs="宋体"/>
           <w:spacing w:val="-2"/>
           <w:sz w:val="24"/>
           <w:szCs w:val="24"/>
@@ -4377,7 +3754,7 @@
                     <pic:cNvPicPr/>
                   </pic:nvPicPr>
                   <pic:blipFill>
-                    <a:blip xmlns:r="http://schemas.openxmlformats.org/officeDocument/2006/relationships" r:embed="rId4"/>
+                    <a:blip r:embed="rId7"/>
                     <a:stretch>
                       <a:fillRect/>
                     </a:stretch>
@@ -4399,7 +3776,7 @@
       </w:r>
       <w:r>
         <w:rPr>
-          <w:rFonts w:ascii="宋体" w:eastAsia="宋体" w:hAnsi="宋体" w:cs="宋体"/>
+          <w:rFonts w:ascii="宋体" w:hAnsi="宋体" w:eastAsia="宋体" w:cs="宋体"/>
           <w:spacing w:val="-2"/>
           <w:sz w:val="24"/>
           <w:szCs w:val="24"/>
@@ -4423,18 +3800,18 @@
         <w:adjustRightInd w:val="0"/>
         <w:snapToGrid w:val="0"/>
         <w:spacing w:line="360" w:lineRule="auto"/>
-        <w:ind w:left="472" w:hanging="420" w:hangingChars="200"/>
+        <w:ind w:left="472" w:hanging="472" w:hangingChars="200"/>
         <w:textAlignment w:val="baseline"/>
         <w:rPr>
-          <w:rFonts w:ascii="宋体" w:eastAsia="宋体" w:hAnsi="宋体" w:cs="宋体"/>
-          <w:spacing w:val="-2"/>
-          <w:sz w:val="24"/>
-          <w:szCs w:val="24"/>
-        </w:rPr>
-      </w:pPr>
-      <w:r>
-        <w:rPr>
-          <w:rFonts w:ascii="宋体" w:eastAsia="宋体" w:hAnsi="宋体" w:cs="宋体"/>
+          <w:rFonts w:ascii="宋体" w:hAnsi="宋体" w:eastAsia="宋体" w:cs="宋体"/>
+          <w:spacing w:val="-2"/>
+          <w:sz w:val="24"/>
+          <w:szCs w:val="24"/>
+        </w:rPr>
+      </w:pPr>
+      <w:r>
+        <w:rPr>
+          <w:rFonts w:ascii="宋体" w:hAnsi="宋体" w:eastAsia="宋体" w:cs="宋体"/>
           <w:spacing w:val="-2"/>
           <w:sz w:val="24"/>
           <w:szCs w:val="24"/>
@@ -4453,7 +3830,7 @@
                     <pic:cNvPicPr/>
                   </pic:nvPicPr>
                   <pic:blipFill>
-                    <a:blip xmlns:r="http://schemas.openxmlformats.org/officeDocument/2006/relationships" r:embed="rId4"/>
+                    <a:blip r:embed="rId7"/>
                     <a:stretch>
                       <a:fillRect/>
                     </a:stretch>
@@ -4475,7 +3852,7 @@
       </w:r>
       <w:r>
         <w:rPr>
-          <w:rFonts w:ascii="宋体" w:eastAsia="宋体" w:hAnsi="宋体" w:cs="宋体"/>
+          <w:rFonts w:ascii="宋体" w:hAnsi="宋体" w:eastAsia="宋体" w:cs="宋体"/>
           <w:spacing w:val="-2"/>
           <w:sz w:val="24"/>
           <w:szCs w:val="24"/>
@@ -4499,18 +3876,18 @@
         <w:adjustRightInd w:val="0"/>
         <w:snapToGrid w:val="0"/>
         <w:spacing w:line="360" w:lineRule="auto"/>
-        <w:ind w:left="472" w:hanging="420" w:hangingChars="200"/>
+        <w:ind w:left="472" w:hanging="472" w:hangingChars="200"/>
         <w:textAlignment w:val="baseline"/>
         <w:rPr>
-          <w:rFonts w:ascii="宋体" w:eastAsia="宋体" w:hAnsi="宋体" w:cs="宋体"/>
-          <w:spacing w:val="-2"/>
-          <w:sz w:val="24"/>
-          <w:szCs w:val="24"/>
-        </w:rPr>
-      </w:pPr>
-      <w:r>
-        <w:rPr>
-          <w:rFonts w:ascii="宋体" w:eastAsia="宋体" w:hAnsi="宋体" w:cs="宋体"/>
+          <w:rFonts w:ascii="宋体" w:hAnsi="宋体" w:eastAsia="宋体" w:cs="宋体"/>
+          <w:spacing w:val="-2"/>
+          <w:sz w:val="24"/>
+          <w:szCs w:val="24"/>
+        </w:rPr>
+      </w:pPr>
+      <w:r>
+        <w:rPr>
+          <w:rFonts w:ascii="宋体" w:hAnsi="宋体" w:eastAsia="宋体" w:cs="宋体"/>
           <w:spacing w:val="-2"/>
           <w:sz w:val="24"/>
           <w:szCs w:val="24"/>
@@ -4529,7 +3906,7 @@
                     <pic:cNvPicPr/>
                   </pic:nvPicPr>
                   <pic:blipFill>
-                    <a:blip xmlns:r="http://schemas.openxmlformats.org/officeDocument/2006/relationships" r:embed="rId4"/>
+                    <a:blip r:embed="rId7"/>
                     <a:stretch>
                       <a:fillRect/>
                     </a:stretch>
@@ -4551,7 +3928,7 @@
       </w:r>
       <w:r>
         <w:rPr>
-          <w:rFonts w:ascii="宋体" w:eastAsia="宋体" w:hAnsi="宋体" w:cs="宋体"/>
+          <w:rFonts w:ascii="宋体" w:hAnsi="宋体" w:eastAsia="宋体" w:cs="宋体"/>
           <w:spacing w:val="-2"/>
           <w:sz w:val="24"/>
           <w:szCs w:val="24"/>
@@ -4575,18 +3952,18 @@
         <w:adjustRightInd w:val="0"/>
         <w:snapToGrid w:val="0"/>
         <w:spacing w:line="360" w:lineRule="auto"/>
-        <w:ind w:left="472" w:hanging="420" w:hangingChars="200"/>
+        <w:ind w:left="472" w:hanging="472" w:hangingChars="200"/>
         <w:textAlignment w:val="baseline"/>
         <w:rPr>
-          <w:rFonts w:ascii="宋体" w:eastAsia="宋体" w:hAnsi="宋体" w:cs="宋体"/>
-          <w:spacing w:val="-2"/>
-          <w:sz w:val="24"/>
-          <w:szCs w:val="24"/>
-        </w:rPr>
-      </w:pPr>
-      <w:r>
-        <w:rPr>
-          <w:rFonts w:ascii="宋体" w:eastAsia="宋体" w:hAnsi="宋体" w:cs="宋体"/>
+          <w:rFonts w:ascii="宋体" w:hAnsi="宋体" w:eastAsia="宋体" w:cs="宋体"/>
+          <w:spacing w:val="-2"/>
+          <w:sz w:val="24"/>
+          <w:szCs w:val="24"/>
+        </w:rPr>
+      </w:pPr>
+      <w:r>
+        <w:rPr>
+          <w:rFonts w:ascii="宋体" w:hAnsi="宋体" w:eastAsia="宋体" w:cs="宋体"/>
           <w:spacing w:val="-2"/>
           <w:sz w:val="24"/>
           <w:szCs w:val="24"/>
@@ -4605,7 +3982,7 @@
                     <pic:cNvPicPr/>
                   </pic:nvPicPr>
                   <pic:blipFill>
-                    <a:blip xmlns:r="http://schemas.openxmlformats.org/officeDocument/2006/relationships" r:embed="rId5"/>
+                    <a:blip r:embed="rId8"/>
                     <a:stretch>
                       <a:fillRect/>
                     </a:stretch>
@@ -4627,7 +4004,7 @@
       </w:r>
       <w:r>
         <w:rPr>
-          <w:rFonts w:ascii="宋体" w:eastAsia="宋体" w:hAnsi="宋体" w:cs="宋体"/>
+          <w:rFonts w:ascii="宋体" w:hAnsi="宋体" w:eastAsia="宋体" w:cs="宋体"/>
           <w:spacing w:val="-2"/>
           <w:sz w:val="24"/>
           <w:szCs w:val="24"/>
@@ -4651,23 +4028,23 @@
         <w:adjustRightInd w:val="0"/>
         <w:snapToGrid w:val="0"/>
         <w:spacing w:line="360" w:lineRule="auto"/>
-        <w:ind w:left="0" w:right="0" w:firstLine="420" w:firstLineChars="200"/>
+        <w:ind w:left="0" w:right="0" w:firstLine="472" w:firstLineChars="200"/>
         <w:textAlignment w:val="baseline"/>
         <w:rPr>
-          <w:rFonts w:ascii="宋体" w:eastAsia="宋体" w:hAnsi="宋体" w:cs="宋体"/>
-          <w:spacing w:val="-2"/>
-          <w:sz w:val="24"/>
-          <w:szCs w:val="24"/>
-        </w:rPr>
-      </w:pPr>
-      <w:r>
-        <w:rPr>
-          <w:rFonts w:ascii="宋体" w:eastAsia="宋体" w:hAnsi="宋体" w:cs="宋体"/>
-          <w:spacing w:val="-2"/>
-          <w:sz w:val="24"/>
-          <w:szCs w:val="24"/>
-        </w:rPr>
-        <w:t>如果任何一项的评定结果未达到该项之“满意 ”分数，或虽然达到“满意 ”分数，但某些方面客户反映不满意的，质量部要组织相关部门分析原因，制</w:t>
+          <w:rFonts w:ascii="宋体" w:hAnsi="宋体" w:eastAsia="宋体" w:cs="宋体"/>
+          <w:spacing w:val="-2"/>
+          <w:sz w:val="24"/>
+          <w:szCs w:val="24"/>
+        </w:rPr>
+      </w:pPr>
+      <w:r>
+        <w:rPr>
+          <w:rFonts w:ascii="宋体" w:hAnsi="宋体" w:eastAsia="宋体" w:cs="宋体"/>
+          <w:spacing w:val="-2"/>
+          <w:sz w:val="24"/>
+          <w:szCs w:val="24"/>
+        </w:rPr>
+        <w:t>如果任何一项的评定结果未达到该项之“满意 ”分数，或虽然达到“满意 ”分数，但某些方面客户反映不满意的，质量部要组织相关部门分析原因，制定改进措施，管理者代表要跟踪改进过程和结果；</w:t>
       </w:r>
     </w:p>
     <w:p>
@@ -4686,24 +4063,36 @@
         <w:adjustRightInd w:val="0"/>
         <w:snapToGrid w:val="0"/>
         <w:spacing w:line="360" w:lineRule="auto"/>
-        <w:ind w:left="0" w:right="0" w:firstLine="420" w:firstLineChars="200"/>
+        <w:ind w:left="0" w:right="0" w:firstLine="472" w:firstLineChars="200"/>
         <w:textAlignment w:val="baseline"/>
         <w:rPr>
-          <w:rFonts w:ascii="宋体" w:eastAsia="宋体" w:hAnsi="宋体" w:cs="宋体"/>
-          <w:spacing w:val="-2"/>
-          <w:sz w:val="24"/>
-          <w:szCs w:val="24"/>
-        </w:rPr>
-      </w:pPr>
-      <w:r>
-        <w:rPr>
-          <w:rFonts w:ascii="宋体" w:eastAsia="宋体" w:hAnsi="宋体" w:cs="宋体"/>
-          <w:spacing w:val="-2"/>
-          <w:sz w:val="24"/>
-          <w:szCs w:val="24"/>
-        </w:rPr>
-        <w:t>定改进措施，管理者代表要跟踪改进过程和结果；</w:t>
-      </w:r>
+          <w:rFonts w:ascii="宋体" w:hAnsi="宋体" w:eastAsia="宋体" w:cs="宋体"/>
+          <w:sz w:val="24"/>
+          <w:szCs w:val="24"/>
+        </w:rPr>
+      </w:pPr>
+      <w:r>
+        <w:rPr>
+          <w:rFonts w:ascii="宋体" w:hAnsi="宋体" w:eastAsia="宋体" w:cs="宋体"/>
+          <w:spacing w:val="-2"/>
+          <w:sz w:val="24"/>
+          <w:szCs w:val="24"/>
+        </w:rPr>
+        <w:t>对客户满意度调查结果进行汇总分析，并提交管理评审。</w:t>
+      </w:r>
+    </w:p>
+    <w:p>
+      <w:pPr>
+        <w:pStyle w:val="29"/>
+        <w:bidi w:val="0"/>
+      </w:pPr>
+      <w:bookmarkStart w:id="17" w:name="bookmark1"/>
+      <w:bookmarkEnd w:id="17"/>
+      <w:bookmarkStart w:id="18" w:name="_Toc1518"/>
+      <w:r>
+        <w:t>统计满意度得分</w:t>
+      </w:r>
+      <w:bookmarkEnd w:id="18"/>
     </w:p>
     <w:p>
       <w:pPr>
@@ -4721,36 +4110,47 @@
         <w:adjustRightInd w:val="0"/>
         <w:snapToGrid w:val="0"/>
         <w:spacing w:line="360" w:lineRule="auto"/>
-        <w:ind w:left="0" w:right="0" w:firstLine="420" w:firstLineChars="200"/>
+        <w:ind w:left="0" w:right="0" w:firstLine="472" w:firstLineChars="200"/>
         <w:textAlignment w:val="baseline"/>
         <w:rPr>
-          <w:rFonts w:ascii="宋体" w:eastAsia="宋体" w:hAnsi="宋体" w:cs="宋体"/>
-          <w:sz w:val="24"/>
-          <w:szCs w:val="24"/>
-        </w:rPr>
-      </w:pPr>
-      <w:r>
-        <w:rPr>
-          <w:rFonts w:ascii="宋体" w:eastAsia="宋体" w:hAnsi="宋体" w:cs="宋体"/>
-          <w:spacing w:val="-2"/>
-          <w:sz w:val="24"/>
-          <w:szCs w:val="24"/>
-        </w:rPr>
-        <w:t>对客户满意度调查结果进行汇总分析，并提交管理评审。</w:t>
-      </w:r>
-    </w:p>
-    <w:p>
-      <w:pPr>
-        <w:pStyle w:val="3"/>
+          <w:rFonts w:ascii="宋体" w:hAnsi="宋体" w:eastAsia="宋体" w:cs="宋体"/>
+          <w:spacing w:val="-2"/>
+          <w:sz w:val="24"/>
+          <w:szCs w:val="24"/>
+        </w:rPr>
+      </w:pPr>
+      <w:r>
+        <w:rPr>
+          <w:rFonts w:ascii="宋体" w:hAnsi="宋体" w:eastAsia="宋体" w:cs="宋体"/>
+          <w:spacing w:val="-2"/>
+          <w:sz w:val="24"/>
+          <w:szCs w:val="24"/>
+        </w:rPr>
+        <w:t>客户满意度平均分=满意度调查表总得分/收回的调查问卷总份数</w:t>
+      </w:r>
+    </w:p>
+    <w:p>
+      <w:pPr>
+        <w:pStyle w:val="29"/>
+        <w:tabs>
+          <w:tab w:val="left" w:pos="3758"/>
+        </w:tabs>
         <w:bidi w:val="0"/>
       </w:pPr>
-      <w:bookmarkStart w:id="17" w:name="bookmark1"/>
-      <w:bookmarkEnd w:id="17"/>
-      <w:bookmarkStart w:id="18" w:name="_Toc21955"/>
-      <w:r>
-        <w:t>统计满意度得分</w:t>
-      </w:r>
-      <w:bookmarkEnd w:id="18"/>
+      <w:bookmarkStart w:id="19" w:name="_Toc3637"/>
+      <w:r>
+        <w:t>改进</w:t>
+      </w:r>
+      <w:bookmarkEnd w:id="19"/>
+      <w:r>
+        <w:rPr>
+          <w:rFonts w:hint="eastAsia"/>
+          <w:lang w:eastAsia="zh-CN"/>
+        </w:rPr>
+        <w:tab/>
+      </w:r>
+      <w:bookmarkStart w:id="24" w:name="_GoBack"/>
+      <w:bookmarkEnd w:id="24"/>
     </w:p>
     <w:p>
       <w:pPr>
@@ -4768,35 +4168,43 @@
         <w:adjustRightInd w:val="0"/>
         <w:snapToGrid w:val="0"/>
         <w:spacing w:line="360" w:lineRule="auto"/>
-        <w:ind w:left="0" w:right="0" w:firstLine="420" w:firstLineChars="200"/>
+        <w:ind w:left="472" w:hanging="472" w:hangingChars="200"/>
         <w:textAlignment w:val="baseline"/>
         <w:rPr>
-          <w:rFonts w:ascii="宋体" w:eastAsia="宋体" w:hAnsi="宋体" w:cs="宋体"/>
-          <w:spacing w:val="-2"/>
-          <w:sz w:val="24"/>
-          <w:szCs w:val="24"/>
-        </w:rPr>
-      </w:pPr>
-      <w:r>
-        <w:rPr>
-          <w:rFonts w:ascii="宋体" w:eastAsia="宋体" w:hAnsi="宋体" w:cs="宋体"/>
-          <w:spacing w:val="-2"/>
-          <w:sz w:val="24"/>
-          <w:szCs w:val="24"/>
-        </w:rPr>
-        <w:t>客户满意度平均分=满意度调查表总得分/收回的调查问卷总份数</w:t>
-      </w:r>
-    </w:p>
-    <w:p>
-      <w:pPr>
-        <w:pStyle w:val="3"/>
-        <w:bidi w:val="0"/>
-      </w:pPr>
-      <w:bookmarkStart w:id="19" w:name="_Toc25457"/>
-      <w:r>
-        <w:t>改进</w:t>
-      </w:r>
-      <w:bookmarkEnd w:id="19"/>
+          <w:rFonts w:ascii="宋体" w:hAnsi="宋体" w:eastAsia="宋体" w:cs="宋体"/>
+          <w:spacing w:val="-2"/>
+          <w:sz w:val="24"/>
+          <w:szCs w:val="24"/>
+        </w:rPr>
+      </w:pPr>
+      <w:r>
+        <w:rPr>
+          <w:rFonts w:ascii="宋体" w:hAnsi="宋体" w:eastAsia="宋体" w:cs="宋体"/>
+          <w:spacing w:val="-2"/>
+          <w:sz w:val="24"/>
+          <w:szCs w:val="24"/>
+        </w:rPr>
+        <w:t>1.将《</w:t>
+      </w:r>
+      <w:r>
+        <w:rPr>
+          <w:rFonts w:hint="eastAsia" w:ascii="宋体" w:hAnsi="宋体" w:eastAsia="宋体" w:cs="宋体"/>
+          <w:spacing w:val="-2"/>
+          <w:sz w:val="24"/>
+          <w:szCs w:val="24"/>
+          <w:lang w:val="en-US" w:eastAsia="zh-CN"/>
+        </w:rPr>
+        <w:t>客户</w:t>
+      </w:r>
+      <w:r>
+        <w:rPr>
+          <w:rFonts w:ascii="宋体" w:hAnsi="宋体" w:eastAsia="宋体" w:cs="宋体"/>
+          <w:spacing w:val="-2"/>
+          <w:sz w:val="24"/>
+          <w:szCs w:val="24"/>
+        </w:rPr>
+        <w:t>满意度调查结果分析报告》发送给相关部门，包含公司领导层、运维部领导及相关部门负责人；</w:t>
+      </w:r>
     </w:p>
     <w:p>
       <w:pPr>
@@ -4814,42 +4222,23 @@
         <w:adjustRightInd w:val="0"/>
         <w:snapToGrid w:val="0"/>
         <w:spacing w:line="360" w:lineRule="auto"/>
-        <w:ind w:left="472" w:hanging="420" w:hangingChars="200"/>
+        <w:ind w:left="472" w:hanging="472" w:hangingChars="200"/>
         <w:textAlignment w:val="baseline"/>
         <w:rPr>
-          <w:rFonts w:ascii="宋体" w:eastAsia="宋体" w:hAnsi="宋体" w:cs="宋体"/>
-          <w:spacing w:val="-2"/>
-          <w:sz w:val="24"/>
-          <w:szCs w:val="24"/>
-        </w:rPr>
-      </w:pPr>
-      <w:r>
-        <w:rPr>
-          <w:rFonts w:ascii="宋体" w:eastAsia="宋体" w:hAnsi="宋体" w:cs="宋体"/>
-          <w:spacing w:val="-2"/>
-          <w:sz w:val="24"/>
-          <w:szCs w:val="24"/>
-        </w:rPr>
-        <w:t>1. 将《</w:t>
-      </w:r>
-      <w:r>
-        <w:rPr>
-          <w:rFonts w:ascii="宋体" w:eastAsia="宋体" w:hAnsi="宋体" w:cs="宋体" w:hint="eastAsia"/>
-          <w:spacing w:val="-2"/>
-          <w:sz w:val="24"/>
-          <w:szCs w:val="24"/>
-          <w:lang w:val="en-US" w:eastAsia="zh-CN"/>
-        </w:rPr>
-        <w:t>客户</w:t>
-      </w:r>
-      <w:r>
-        <w:rPr>
-          <w:rFonts w:ascii="宋体" w:eastAsia="宋体" w:hAnsi="宋体" w:cs="宋体"/>
-          <w:spacing w:val="-2"/>
-          <w:sz w:val="24"/>
-          <w:szCs w:val="24"/>
-        </w:rPr>
-        <w:t>满意度调查结果分析报告》发送给相关部门，包含公司领导层、运维部领导及相关部门负责人；</w:t>
+          <w:rFonts w:ascii="宋体" w:hAnsi="宋体" w:eastAsia="宋体" w:cs="宋体"/>
+          <w:spacing w:val="-2"/>
+          <w:sz w:val="24"/>
+          <w:szCs w:val="24"/>
+        </w:rPr>
+      </w:pPr>
+      <w:r>
+        <w:rPr>
+          <w:rFonts w:ascii="宋体" w:hAnsi="宋体" w:eastAsia="宋体" w:cs="宋体"/>
+          <w:spacing w:val="-2"/>
+          <w:sz w:val="24"/>
+          <w:szCs w:val="24"/>
+        </w:rPr>
+        <w:t>2.召开客户满意度服务改进会议，讨论改进措施；</w:t>
       </w:r>
     </w:p>
     <w:p>
@@ -4868,23 +4257,23 @@
         <w:adjustRightInd w:val="0"/>
         <w:snapToGrid w:val="0"/>
         <w:spacing w:line="360" w:lineRule="auto"/>
-        <w:ind w:left="472" w:hanging="420" w:hangingChars="200"/>
+        <w:ind w:left="472" w:hanging="472" w:hangingChars="200"/>
         <w:textAlignment w:val="baseline"/>
         <w:rPr>
-          <w:rFonts w:ascii="宋体" w:eastAsia="宋体" w:hAnsi="宋体" w:cs="宋体"/>
-          <w:spacing w:val="-2"/>
-          <w:sz w:val="24"/>
-          <w:szCs w:val="24"/>
-        </w:rPr>
-      </w:pPr>
-      <w:r>
-        <w:rPr>
-          <w:rFonts w:ascii="宋体" w:eastAsia="宋体" w:hAnsi="宋体" w:cs="宋体"/>
-          <w:spacing w:val="-2"/>
-          <w:sz w:val="24"/>
-          <w:szCs w:val="24"/>
-        </w:rPr>
-        <w:t>2. 召开客户满意度服务改进会议，讨论改进措施；</w:t>
+          <w:rFonts w:ascii="宋体" w:hAnsi="宋体" w:eastAsia="宋体" w:cs="宋体"/>
+          <w:spacing w:val="-2"/>
+          <w:sz w:val="24"/>
+          <w:szCs w:val="24"/>
+        </w:rPr>
+      </w:pPr>
+      <w:r>
+        <w:rPr>
+          <w:rFonts w:ascii="宋体" w:hAnsi="宋体" w:eastAsia="宋体" w:cs="宋体"/>
+          <w:spacing w:val="-2"/>
+          <w:sz w:val="24"/>
+          <w:szCs w:val="24"/>
+        </w:rPr>
+        <w:t>3.各相关部门负责人部署落实改进措施；</w:t>
       </w:r>
     </w:p>
     <w:p>
@@ -4903,25 +4292,458 @@
         <w:adjustRightInd w:val="0"/>
         <w:snapToGrid w:val="0"/>
         <w:spacing w:line="360" w:lineRule="auto"/>
-        <w:ind w:left="472" w:hanging="420" w:hangingChars="200"/>
+        <w:ind w:left="472" w:hanging="472" w:hangingChars="200"/>
         <w:textAlignment w:val="baseline"/>
         <w:rPr>
-          <w:rFonts w:ascii="宋体" w:eastAsia="宋体" w:hAnsi="宋体" w:cs="宋体"/>
-          <w:spacing w:val="-2"/>
-          <w:sz w:val="24"/>
-          <w:szCs w:val="24"/>
-        </w:rPr>
-      </w:pPr>
-      <w:r>
-        <w:rPr>
-          <w:rFonts w:ascii="宋体" w:eastAsia="宋体" w:hAnsi="宋体" w:cs="宋体"/>
-          <w:spacing w:val="-2"/>
-          <w:sz w:val="24"/>
-          <w:szCs w:val="24"/>
-        </w:rPr>
-        <w:t>3. 各相关部门负责人部署落实改进措施；</w:t>
-      </w:r>
-    </w:p>
+          <w:rFonts w:ascii="宋体" w:hAnsi="宋体" w:eastAsia="宋体" w:cs="宋体"/>
+          <w:spacing w:val="-2"/>
+          <w:sz w:val="24"/>
+          <w:szCs w:val="24"/>
+        </w:rPr>
+      </w:pPr>
+      <w:r>
+        <w:rPr>
+          <w:rFonts w:ascii="宋体" w:hAnsi="宋体" w:eastAsia="宋体" w:cs="宋体"/>
+          <w:spacing w:val="-2"/>
+          <w:sz w:val="24"/>
+          <w:szCs w:val="24"/>
+        </w:rPr>
+        <w:t>4.质量部负责监控改进措施的落实情况。</w:t>
+      </w:r>
+    </w:p>
+    <w:p>
+      <w:pPr>
+        <w:pStyle w:val="26"/>
+        <w:bidi w:val="0"/>
+        <w:rPr>
+          <w:rFonts w:hint="default"/>
+          <w:lang w:val="en-US" w:eastAsia="zh-CN"/>
+        </w:rPr>
+      </w:pPr>
+      <w:bookmarkStart w:id="20" w:name="_Toc20969"/>
+      <w:bookmarkStart w:id="21" w:name="_Toc13117"/>
+      <w:r>
+        <w:rPr>
+          <w:rFonts w:hint="eastAsia"/>
+          <w:lang w:val="en-US" w:eastAsia="zh-CN"/>
+        </w:rPr>
+        <w:t>流程衡量指标</w:t>
+      </w:r>
+      <w:bookmarkEnd w:id="20"/>
+      <w:bookmarkEnd w:id="21"/>
+    </w:p>
+    <w:tbl>
+      <w:tblPr>
+        <w:tblStyle w:val="24"/>
+        <w:tblW w:w="8214" w:type="dxa"/>
+        <w:tblInd w:w="130" w:type="dxa"/>
+        <w:tblBorders>
+          <w:top w:val="single" w:color="000000" w:sz="2" w:space="0"/>
+          <w:left w:val="single" w:color="000000" w:sz="2" w:space="0"/>
+          <w:bottom w:val="single" w:color="000000" w:sz="2" w:space="0"/>
+          <w:right w:val="single" w:color="000000" w:sz="2" w:space="0"/>
+          <w:insideH w:val="single" w:color="000000" w:sz="2" w:space="0"/>
+          <w:insideV w:val="single" w:color="000000" w:sz="2" w:space="0"/>
+        </w:tblBorders>
+        <w:tblLayout w:type="fixed"/>
+        <w:tblCellMar>
+          <w:top w:w="0" w:type="dxa"/>
+          <w:left w:w="0" w:type="dxa"/>
+          <w:bottom w:w="0" w:type="dxa"/>
+          <w:right w:w="0" w:type="dxa"/>
+        </w:tblCellMar>
+      </w:tblPr>
+      <w:tblGrid>
+        <w:gridCol w:w="727"/>
+        <w:gridCol w:w="2099"/>
+        <w:gridCol w:w="2520"/>
+        <w:gridCol w:w="1434"/>
+        <w:gridCol w:w="1434"/>
+      </w:tblGrid>
+      <w:tr>
+        <w:tblPrEx>
+          <w:tblBorders>
+            <w:top w:val="single" w:color="000000" w:sz="2" w:space="0"/>
+            <w:left w:val="single" w:color="000000" w:sz="2" w:space="0"/>
+            <w:bottom w:val="single" w:color="000000" w:sz="2" w:space="0"/>
+            <w:right w:val="single" w:color="000000" w:sz="2" w:space="0"/>
+            <w:insideH w:val="single" w:color="000000" w:sz="2" w:space="0"/>
+            <w:insideV w:val="single" w:color="000000" w:sz="2" w:space="0"/>
+          </w:tblBorders>
+          <w:tblCellMar>
+            <w:top w:w="0" w:type="dxa"/>
+            <w:left w:w="0" w:type="dxa"/>
+            <w:bottom w:w="0" w:type="dxa"/>
+            <w:right w:w="0" w:type="dxa"/>
+          </w:tblCellMar>
+        </w:tblPrEx>
+        <w:trPr>
+          <w:trHeight w:val="583" w:hRule="atLeast"/>
+        </w:trPr>
+        <w:tc>
+          <w:tcPr>
+            <w:tcW w:w="727" w:type="dxa"/>
+            <w:tcBorders>
+              <w:top w:val="single" w:color="000000" w:sz="6" w:space="0"/>
+              <w:left w:val="single" w:color="000000" w:sz="6" w:space="0"/>
+              <w:bottom w:val="single" w:color="000000" w:sz="6" w:space="0"/>
+            </w:tcBorders>
+            <w:shd w:val="clear" w:color="auto" w:fill="C0C0C0"/>
+          </w:tcPr>
+          <w:p>
+            <w:pPr>
+              <w:spacing w:before="205" w:line="221" w:lineRule="auto"/>
+              <w:ind w:left="195"/>
+              <w:rPr>
+                <w:rFonts w:ascii="宋体" w:hAnsi="宋体" w:eastAsia="宋体" w:cs="宋体"/>
+                <w:b/>
+                <w:bCs/>
+                <w:spacing w:val="-7"/>
+                <w:sz w:val="24"/>
+                <w:szCs w:val="24"/>
+              </w:rPr>
+            </w:pPr>
+            <w:r>
+              <w:rPr>
+                <w:rFonts w:ascii="宋体" w:hAnsi="宋体" w:eastAsia="宋体" w:cs="宋体"/>
+                <w:b/>
+                <w:bCs/>
+                <w:spacing w:val="-7"/>
+                <w:sz w:val="24"/>
+                <w:szCs w:val="24"/>
+              </w:rPr>
+              <w:t>序号</w:t>
+            </w:r>
+          </w:p>
+        </w:tc>
+        <w:tc>
+          <w:tcPr>
+            <w:tcW w:w="2099" w:type="dxa"/>
+            <w:tcBorders>
+              <w:top w:val="single" w:color="000000" w:sz="6" w:space="0"/>
+              <w:bottom w:val="single" w:color="000000" w:sz="6" w:space="0"/>
+            </w:tcBorders>
+            <w:shd w:val="clear" w:color="auto" w:fill="C0C0C0"/>
+          </w:tcPr>
+          <w:p>
+            <w:pPr>
+              <w:spacing w:before="205" w:line="221" w:lineRule="auto"/>
+              <w:ind w:left="195"/>
+              <w:rPr>
+                <w:rFonts w:ascii="宋体" w:hAnsi="宋体" w:eastAsia="宋体" w:cs="宋体"/>
+                <w:b/>
+                <w:bCs/>
+                <w:spacing w:val="-7"/>
+                <w:sz w:val="24"/>
+                <w:szCs w:val="24"/>
+              </w:rPr>
+            </w:pPr>
+            <w:r>
+              <w:rPr>
+                <w:rFonts w:ascii="宋体" w:hAnsi="宋体" w:eastAsia="宋体" w:cs="宋体"/>
+                <w:b/>
+                <w:bCs/>
+                <w:spacing w:val="-7"/>
+                <w:sz w:val="24"/>
+                <w:szCs w:val="24"/>
+              </w:rPr>
+              <w:t>衡量指标</w:t>
+            </w:r>
+          </w:p>
+        </w:tc>
+        <w:tc>
+          <w:tcPr>
+            <w:tcW w:w="2520" w:type="dxa"/>
+            <w:tcBorders>
+              <w:top w:val="single" w:color="000000" w:sz="6" w:space="0"/>
+              <w:bottom w:val="single" w:color="000000" w:sz="6" w:space="0"/>
+              <w:right w:val="single" w:color="000000" w:sz="6" w:space="0"/>
+            </w:tcBorders>
+            <w:shd w:val="clear" w:color="auto" w:fill="C0C0C0"/>
+          </w:tcPr>
+          <w:p>
+            <w:pPr>
+              <w:spacing w:before="205" w:line="221" w:lineRule="auto"/>
+              <w:ind w:left="195"/>
+              <w:rPr>
+                <w:rFonts w:ascii="宋体" w:hAnsi="宋体" w:eastAsia="宋体" w:cs="宋体"/>
+                <w:b/>
+                <w:bCs/>
+                <w:spacing w:val="-7"/>
+                <w:sz w:val="24"/>
+                <w:szCs w:val="24"/>
+              </w:rPr>
+            </w:pPr>
+            <w:r>
+              <w:rPr>
+                <w:rFonts w:ascii="宋体" w:hAnsi="宋体" w:eastAsia="宋体" w:cs="宋体"/>
+                <w:b/>
+                <w:bCs/>
+                <w:spacing w:val="-7"/>
+                <w:sz w:val="24"/>
+                <w:szCs w:val="24"/>
+              </w:rPr>
+              <w:t>指标计算说明</w:t>
+            </w:r>
+          </w:p>
+        </w:tc>
+        <w:tc>
+          <w:tcPr>
+            <w:tcW w:w="1434" w:type="dxa"/>
+            <w:tcBorders>
+              <w:top w:val="single" w:color="000000" w:sz="6" w:space="0"/>
+              <w:bottom w:val="single" w:color="000000" w:sz="6" w:space="0"/>
+              <w:right w:val="single" w:color="000000" w:sz="6" w:space="0"/>
+            </w:tcBorders>
+            <w:shd w:val="clear" w:color="auto" w:fill="C0C0C0"/>
+          </w:tcPr>
+          <w:p>
+            <w:pPr>
+              <w:spacing w:before="205" w:line="221" w:lineRule="auto"/>
+              <w:ind w:left="195"/>
+              <w:rPr>
+                <w:rFonts w:hint="default" w:ascii="宋体" w:hAnsi="宋体" w:eastAsia="宋体" w:cs="宋体"/>
+                <w:b/>
+                <w:bCs/>
+                <w:spacing w:val="-7"/>
+                <w:sz w:val="24"/>
+                <w:szCs w:val="24"/>
+                <w:lang w:val="en-US" w:eastAsia="zh-CN"/>
+              </w:rPr>
+            </w:pPr>
+            <w:r>
+              <w:rPr>
+                <w:rFonts w:hint="eastAsia" w:ascii="宋体" w:hAnsi="宋体" w:eastAsia="宋体" w:cs="宋体"/>
+                <w:b/>
+                <w:bCs/>
+                <w:spacing w:val="-7"/>
+                <w:sz w:val="24"/>
+                <w:szCs w:val="24"/>
+                <w:lang w:val="en-US" w:eastAsia="zh-CN"/>
+              </w:rPr>
+              <w:t>考核频次</w:t>
+            </w:r>
+          </w:p>
+        </w:tc>
+        <w:tc>
+          <w:tcPr>
+            <w:tcW w:w="1434" w:type="dxa"/>
+            <w:tcBorders>
+              <w:top w:val="single" w:color="000000" w:sz="6" w:space="0"/>
+              <w:bottom w:val="single" w:color="000000" w:sz="6" w:space="0"/>
+              <w:right w:val="single" w:color="000000" w:sz="6" w:space="0"/>
+            </w:tcBorders>
+            <w:shd w:val="clear" w:color="auto" w:fill="C0C0C0"/>
+          </w:tcPr>
+          <w:p>
+            <w:pPr>
+              <w:spacing w:before="205" w:line="221" w:lineRule="auto"/>
+              <w:ind w:left="195"/>
+              <w:rPr>
+                <w:rFonts w:hint="default" w:ascii="宋体" w:hAnsi="宋体" w:eastAsia="宋体" w:cs="宋体"/>
+                <w:b/>
+                <w:bCs/>
+                <w:spacing w:val="-7"/>
+                <w:sz w:val="24"/>
+                <w:szCs w:val="24"/>
+                <w:lang w:val="en-US" w:eastAsia="zh-CN"/>
+              </w:rPr>
+            </w:pPr>
+            <w:r>
+              <w:rPr>
+                <w:rFonts w:hint="eastAsia" w:ascii="宋体" w:hAnsi="宋体" w:cs="宋体"/>
+                <w:b/>
+                <w:bCs/>
+                <w:spacing w:val="-7"/>
+                <w:sz w:val="24"/>
+                <w:szCs w:val="24"/>
+                <w:lang w:val="en-US" w:eastAsia="zh-CN"/>
+              </w:rPr>
+              <w:t>目标值</w:t>
+            </w:r>
+          </w:p>
+        </w:tc>
+      </w:tr>
+      <w:tr>
+        <w:tblPrEx>
+          <w:tblBorders>
+            <w:top w:val="single" w:color="000000" w:sz="2" w:space="0"/>
+            <w:left w:val="single" w:color="000000" w:sz="2" w:space="0"/>
+            <w:bottom w:val="single" w:color="000000" w:sz="2" w:space="0"/>
+            <w:right w:val="single" w:color="000000" w:sz="2" w:space="0"/>
+            <w:insideH w:val="single" w:color="000000" w:sz="2" w:space="0"/>
+            <w:insideV w:val="single" w:color="000000" w:sz="2" w:space="0"/>
+          </w:tblBorders>
+          <w:tblCellMar>
+            <w:top w:w="0" w:type="dxa"/>
+            <w:left w:w="0" w:type="dxa"/>
+            <w:bottom w:w="0" w:type="dxa"/>
+            <w:right w:w="0" w:type="dxa"/>
+          </w:tblCellMar>
+        </w:tblPrEx>
+        <w:trPr>
+          <w:trHeight w:val="549" w:hRule="atLeast"/>
+        </w:trPr>
+        <w:tc>
+          <w:tcPr>
+            <w:tcW w:w="727" w:type="dxa"/>
+            <w:tcBorders>
+              <w:top w:val="single" w:color="000000" w:sz="6" w:space="0"/>
+              <w:left w:val="single" w:color="000000" w:sz="6" w:space="0"/>
+            </w:tcBorders>
+          </w:tcPr>
+          <w:p>
+            <w:pPr>
+              <w:spacing w:before="194" w:line="219" w:lineRule="auto"/>
+              <w:ind w:left="123"/>
+              <w:rPr>
+                <w:rFonts w:hint="eastAsia" w:ascii="宋体" w:hAnsi="宋体" w:eastAsia="宋体" w:cs="宋体"/>
+                <w:spacing w:val="-2"/>
+                <w:sz w:val="24"/>
+                <w:szCs w:val="24"/>
+                <w:lang w:val="en-US" w:eastAsia="zh-CN"/>
+              </w:rPr>
+            </w:pPr>
+            <w:r>
+              <w:rPr>
+                <w:rFonts w:hint="eastAsia" w:ascii="宋体" w:hAnsi="宋体" w:eastAsia="宋体" w:cs="宋体"/>
+                <w:spacing w:val="-2"/>
+                <w:sz w:val="24"/>
+                <w:szCs w:val="24"/>
+                <w:lang w:val="en-US" w:eastAsia="zh-CN"/>
+              </w:rPr>
+              <w:t>1</w:t>
+            </w:r>
+          </w:p>
+        </w:tc>
+        <w:tc>
+          <w:tcPr>
+            <w:tcW w:w="2099" w:type="dxa"/>
+            <w:tcBorders>
+              <w:top w:val="single" w:color="000000" w:sz="6" w:space="0"/>
+            </w:tcBorders>
+          </w:tcPr>
+          <w:p>
+            <w:pPr>
+              <w:spacing w:before="194" w:line="219" w:lineRule="auto"/>
+              <w:ind w:left="123"/>
+              <w:rPr>
+                <w:rFonts w:hint="default" w:ascii="宋体" w:hAnsi="宋体" w:eastAsia="宋体" w:cs="宋体"/>
+                <w:spacing w:val="-2"/>
+                <w:sz w:val="24"/>
+                <w:szCs w:val="24"/>
+                <w:lang w:val="en-US" w:eastAsia="zh-CN"/>
+              </w:rPr>
+            </w:pPr>
+            <w:r>
+              <w:rPr>
+                <w:rFonts w:hint="eastAsia" w:ascii="宋体" w:hAnsi="宋体" w:eastAsia="宋体" w:cs="宋体"/>
+                <w:spacing w:val="-2"/>
+                <w:sz w:val="24"/>
+                <w:szCs w:val="24"/>
+                <w:lang w:val="en-US" w:eastAsia="zh-CN"/>
+              </w:rPr>
+              <w:t>客户满意度平均分</w:t>
+            </w:r>
+          </w:p>
+        </w:tc>
+        <w:tc>
+          <w:tcPr>
+            <w:tcW w:w="2520" w:type="dxa"/>
+            <w:tcBorders>
+              <w:top w:val="single" w:color="000000" w:sz="6" w:space="0"/>
+              <w:right w:val="single" w:color="000000" w:sz="6" w:space="0"/>
+            </w:tcBorders>
+          </w:tcPr>
+          <w:p>
+            <w:pPr>
+              <w:spacing w:before="194" w:line="219" w:lineRule="auto"/>
+              <w:ind w:left="123"/>
+              <w:rPr>
+                <w:rFonts w:hint="default" w:ascii="宋体" w:hAnsi="宋体" w:eastAsia="宋体" w:cs="宋体"/>
+                <w:spacing w:val="-2"/>
+                <w:sz w:val="24"/>
+                <w:szCs w:val="24"/>
+                <w:lang w:val="en-US" w:eastAsia="zh-CN"/>
+              </w:rPr>
+            </w:pPr>
+            <w:r>
+              <w:rPr>
+                <w:rFonts w:ascii="宋体" w:hAnsi="宋体" w:eastAsia="宋体" w:cs="宋体"/>
+                <w:spacing w:val="-2"/>
+                <w:sz w:val="24"/>
+                <w:szCs w:val="24"/>
+              </w:rPr>
+              <w:t>满意度调查表总得分/收回的调查问卷总份数</w:t>
+            </w:r>
+          </w:p>
+        </w:tc>
+        <w:tc>
+          <w:tcPr>
+            <w:tcW w:w="1434" w:type="dxa"/>
+            <w:tcBorders>
+              <w:top w:val="single" w:color="000000" w:sz="6" w:space="0"/>
+              <w:right w:val="single" w:color="000000" w:sz="6" w:space="0"/>
+            </w:tcBorders>
+          </w:tcPr>
+          <w:p>
+            <w:pPr>
+              <w:spacing w:before="194" w:line="219" w:lineRule="auto"/>
+              <w:ind w:left="123"/>
+              <w:rPr>
+                <w:rFonts w:hint="default" w:ascii="宋体" w:hAnsi="宋体" w:eastAsia="宋体" w:cs="宋体"/>
+                <w:spacing w:val="-2"/>
+                <w:sz w:val="24"/>
+                <w:szCs w:val="24"/>
+                <w:lang w:val="en-US" w:eastAsia="zh-CN"/>
+              </w:rPr>
+            </w:pPr>
+            <w:r>
+              <w:rPr>
+                <w:rFonts w:hint="eastAsia" w:ascii="宋体" w:hAnsi="宋体" w:eastAsia="宋体" w:cs="宋体"/>
+                <w:spacing w:val="-2"/>
+                <w:sz w:val="24"/>
+                <w:szCs w:val="24"/>
+                <w:lang w:val="en-US" w:eastAsia="zh-CN"/>
+              </w:rPr>
+              <w:t>按年</w:t>
+            </w:r>
+          </w:p>
+        </w:tc>
+        <w:tc>
+          <w:tcPr>
+            <w:tcW w:w="1434" w:type="dxa"/>
+            <w:tcBorders>
+              <w:top w:val="single" w:color="000000" w:sz="6" w:space="0"/>
+              <w:right w:val="single" w:color="000000" w:sz="6" w:space="0"/>
+            </w:tcBorders>
+          </w:tcPr>
+          <w:p>
+            <w:pPr>
+              <w:spacing w:before="194" w:line="219" w:lineRule="auto"/>
+              <w:ind w:left="123"/>
+              <w:rPr>
+                <w:rFonts w:hint="default" w:ascii="宋体" w:hAnsi="宋体" w:eastAsia="宋体" w:cs="宋体"/>
+                <w:spacing w:val="-2"/>
+                <w:sz w:val="24"/>
+                <w:szCs w:val="24"/>
+                <w:lang w:val="en-US" w:eastAsia="zh-CN"/>
+              </w:rPr>
+            </w:pPr>
+            <w:r>
+              <w:rPr>
+                <w:rFonts w:hint="eastAsia" w:ascii="宋体" w:hAnsi="宋体" w:cs="宋体"/>
+                <w:spacing w:val="-2"/>
+                <w:sz w:val="24"/>
+                <w:szCs w:val="24"/>
+                <w:lang w:val="en-US" w:eastAsia="zh-CN"/>
+              </w:rPr>
+              <w:t>≥95分</w:t>
+            </w:r>
+          </w:p>
+        </w:tc>
+      </w:tr>
+    </w:tbl>
     <w:p>
       <w:pPr>
         <w:keepNext w:val="0"/>
@@ -4938,385 +4760,27 @@
         <w:adjustRightInd w:val="0"/>
         <w:snapToGrid w:val="0"/>
         <w:spacing w:line="360" w:lineRule="auto"/>
-        <w:ind w:left="472" w:hanging="420" w:hangingChars="200"/>
+        <w:ind w:left="472" w:hanging="472" w:hangingChars="200"/>
         <w:textAlignment w:val="baseline"/>
         <w:rPr>
-          <w:rFonts w:ascii="宋体" w:eastAsia="宋体" w:hAnsi="宋体" w:cs="宋体"/>
-          <w:spacing w:val="-2"/>
-          <w:sz w:val="24"/>
-          <w:szCs w:val="24"/>
-        </w:rPr>
-      </w:pPr>
-      <w:r>
-        <w:rPr>
-          <w:rFonts w:ascii="宋体" w:eastAsia="宋体" w:hAnsi="宋体" w:cs="宋体"/>
-          <w:spacing w:val="-2"/>
-          <w:sz w:val="24"/>
-          <w:szCs w:val="24"/>
-        </w:rPr>
-        <w:t>4. 质量部负责监控改进措施的落实情况。</w:t>
-      </w:r>
-    </w:p>
-    <w:p>
-      <w:pPr>
-        <w:pStyle w:val="1"/>
+          <w:rFonts w:ascii="宋体" w:hAnsi="宋体" w:eastAsia="宋体" w:cs="宋体"/>
+          <w:spacing w:val="-2"/>
+          <w:sz w:val="24"/>
+          <w:szCs w:val="24"/>
+        </w:rPr>
+      </w:pPr>
+    </w:p>
+    <w:p>
+      <w:pPr>
+        <w:pStyle w:val="26"/>
         <w:bidi w:val="0"/>
-        <w:rPr>
-          <w:rFonts w:hint="default"/>
-          <w:lang w:val="en-US" w:eastAsia="zh-CN"/>
-        </w:rPr>
-      </w:pPr>
-      <w:bookmarkStart w:id="20" w:name="_Toc9168"/>
-      <w:bookmarkStart w:id="21" w:name="_Toc20969"/>
-      <w:r>
-        <w:rPr>
-          <w:rFonts w:hint="eastAsia"/>
-          <w:lang w:val="en-US" w:eastAsia="zh-CN"/>
-        </w:rPr>
-        <w:t>流程衡量指标</w:t>
-      </w:r>
-      <w:bookmarkEnd w:id="20"/>
-      <w:bookmarkEnd w:id="21"/>
-    </w:p>
-    <w:tbl>
-      <w:tblPr>
-        <w:tblStyle w:val="TableNormal0"/>
-        <w:tblW w:w="7710" w:type="dxa"/>
-        <w:tblInd w:w="130" w:type="dxa"/>
-        <w:tblBorders>
-          <w:top w:val="single" w:sz="2" w:space="0" w:color="000000"/>
-          <w:left w:val="single" w:sz="2" w:space="0" w:color="000000"/>
-          <w:bottom w:val="single" w:sz="2" w:space="0" w:color="000000"/>
-          <w:right w:val="single" w:sz="2" w:space="0" w:color="000000"/>
-          <w:insideH w:val="single" w:sz="2" w:space="0" w:color="000000"/>
-          <w:insideV w:val="single" w:sz="2" w:space="0" w:color="000000"/>
-        </w:tblBorders>
-        <w:tblLayout w:type="fixed"/>
-        <w:tblCellMar>
-          <w:top w:w="0" w:type="dxa"/>
-          <w:left w:w="0" w:type="dxa"/>
-          <w:bottom w:w="0" w:type="dxa"/>
-          <w:right w:w="0" w:type="dxa"/>
-        </w:tblCellMar>
-      </w:tblPr>
-      <w:tblGrid>
-        <w:gridCol w:w="727"/>
-        <w:gridCol w:w="2099"/>
-        <w:gridCol w:w="2520"/>
-        <w:gridCol w:w="2364"/>
-      </w:tblGrid>
-      <w:tr>
-        <w:tblPrEx>
-          <w:tblW w:w="7710" w:type="dxa"/>
-          <w:tblInd w:w="130" w:type="dxa"/>
-          <w:tblBorders>
-            <w:top w:val="single" w:sz="2" w:space="0" w:color="000000"/>
-            <w:left w:val="single" w:sz="2" w:space="0" w:color="000000"/>
-            <w:bottom w:val="single" w:sz="2" w:space="0" w:color="000000"/>
-            <w:right w:val="single" w:sz="2" w:space="0" w:color="000000"/>
-            <w:insideH w:val="single" w:sz="2" w:space="0" w:color="000000"/>
-            <w:insideV w:val="single" w:sz="2" w:space="0" w:color="000000"/>
-          </w:tblBorders>
-          <w:tblLayout w:type="fixed"/>
-          <w:tblCellMar>
-            <w:top w:w="0" w:type="dxa"/>
-            <w:left w:w="0" w:type="dxa"/>
-            <w:bottom w:w="0" w:type="dxa"/>
-            <w:right w:w="0" w:type="dxa"/>
-          </w:tblCellMar>
-        </w:tblPrEx>
-        <w:trPr>
-          <w:trHeight w:val="583"/>
-        </w:trPr>
-        <w:tc>
-          <w:tcPr>
-            <w:tcW w:w="727" w:type="dxa"/>
-            <w:tcBorders>
-              <w:top w:val="single" w:sz="6" w:space="0" w:color="000000"/>
-              <w:left w:val="single" w:sz="6" w:space="0" w:color="000000"/>
-              <w:bottom w:val="single" w:sz="6" w:space="0" w:color="000000"/>
-            </w:tcBorders>
-            <w:shd w:val="clear" w:color="auto" w:fill="C0C0C0"/>
-          </w:tcPr>
-          <w:p>
-            <w:pPr>
-              <w:spacing w:before="205" w:line="221" w:lineRule="auto"/>
-              <w:ind w:left="195"/>
-              <w:rPr>
-                <w:rFonts w:ascii="宋体" w:eastAsia="宋体" w:hAnsi="宋体" w:cs="宋体"/>
-                <w:b/>
-                <w:bCs/>
-                <w:spacing w:val="-7"/>
-                <w:sz w:val="24"/>
-                <w:szCs w:val="24"/>
-              </w:rPr>
-            </w:pPr>
-            <w:r>
-              <w:rPr>
-                <w:rFonts w:ascii="宋体" w:eastAsia="宋体" w:hAnsi="宋体" w:cs="宋体"/>
-                <w:b/>
-                <w:bCs/>
-                <w:spacing w:val="-7"/>
-                <w:sz w:val="24"/>
-                <w:szCs w:val="24"/>
-              </w:rPr>
-              <w:t>序号</w:t>
-            </w:r>
-          </w:p>
-        </w:tc>
-        <w:tc>
-          <w:tcPr>
-            <w:tcW w:w="2099" w:type="dxa"/>
-            <w:tcBorders>
-              <w:top w:val="single" w:sz="6" w:space="0" w:color="000000"/>
-              <w:bottom w:val="single" w:sz="6" w:space="0" w:color="000000"/>
-            </w:tcBorders>
-            <w:shd w:val="clear" w:color="auto" w:fill="C0C0C0"/>
-          </w:tcPr>
-          <w:p>
-            <w:pPr>
-              <w:spacing w:before="205" w:line="221" w:lineRule="auto"/>
-              <w:ind w:left="195"/>
-              <w:rPr>
-                <w:rFonts w:ascii="宋体" w:eastAsia="宋体" w:hAnsi="宋体" w:cs="宋体"/>
-                <w:b/>
-                <w:bCs/>
-                <w:spacing w:val="-7"/>
-                <w:sz w:val="24"/>
-                <w:szCs w:val="24"/>
-              </w:rPr>
-            </w:pPr>
-            <w:r>
-              <w:rPr>
-                <w:rFonts w:ascii="宋体" w:eastAsia="宋体" w:hAnsi="宋体" w:cs="宋体"/>
-                <w:b/>
-                <w:bCs/>
-                <w:spacing w:val="-7"/>
-                <w:sz w:val="24"/>
-                <w:szCs w:val="24"/>
-              </w:rPr>
-              <w:t>衡量指标</w:t>
-            </w:r>
-          </w:p>
-        </w:tc>
-        <w:tc>
-          <w:tcPr>
-            <w:tcW w:w="2520" w:type="dxa"/>
-            <w:tcBorders>
-              <w:top w:val="single" w:sz="6" w:space="0" w:color="000000"/>
-              <w:bottom w:val="single" w:sz="6" w:space="0" w:color="000000"/>
-              <w:right w:val="single" w:sz="6" w:space="0" w:color="000000"/>
-            </w:tcBorders>
-            <w:shd w:val="clear" w:color="auto" w:fill="C0C0C0"/>
-          </w:tcPr>
-          <w:p>
-            <w:pPr>
-              <w:spacing w:before="205" w:line="221" w:lineRule="auto"/>
-              <w:ind w:left="195"/>
-              <w:rPr>
-                <w:rFonts w:ascii="宋体" w:eastAsia="宋体" w:hAnsi="宋体" w:cs="宋体"/>
-                <w:b/>
-                <w:bCs/>
-                <w:spacing w:val="-7"/>
-                <w:sz w:val="24"/>
-                <w:szCs w:val="24"/>
-              </w:rPr>
-            </w:pPr>
-            <w:r>
-              <w:rPr>
-                <w:rFonts w:ascii="宋体" w:eastAsia="宋体" w:hAnsi="宋体" w:cs="宋体"/>
-                <w:b/>
-                <w:bCs/>
-                <w:spacing w:val="-7"/>
-                <w:sz w:val="24"/>
-                <w:szCs w:val="24"/>
-              </w:rPr>
-              <w:t>指标计算说明</w:t>
-            </w:r>
-          </w:p>
-        </w:tc>
-        <w:tc>
-          <w:tcPr>
-            <w:tcW w:w="2364" w:type="dxa"/>
-            <w:tcBorders>
-              <w:top w:val="single" w:sz="6" w:space="0" w:color="000000"/>
-              <w:bottom w:val="single" w:sz="6" w:space="0" w:color="000000"/>
-              <w:right w:val="single" w:sz="6" w:space="0" w:color="000000"/>
-            </w:tcBorders>
-            <w:shd w:val="clear" w:color="auto" w:fill="C0C0C0"/>
-          </w:tcPr>
-          <w:p>
-            <w:pPr>
-              <w:spacing w:before="205" w:line="221" w:lineRule="auto"/>
-              <w:ind w:left="195"/>
-              <w:rPr>
-                <w:rFonts w:ascii="宋体" w:eastAsia="宋体" w:hAnsi="宋体" w:cs="宋体" w:hint="default"/>
-                <w:b/>
-                <w:bCs/>
-                <w:spacing w:val="-7"/>
-                <w:sz w:val="24"/>
-                <w:szCs w:val="24"/>
-                <w:lang w:val="en-US" w:eastAsia="zh-CN"/>
-              </w:rPr>
-            </w:pPr>
-            <w:r>
-              <w:rPr>
-                <w:rFonts w:ascii="宋体" w:eastAsia="宋体" w:hAnsi="宋体" w:cs="宋体" w:hint="eastAsia"/>
-                <w:b/>
-                <w:bCs/>
-                <w:spacing w:val="-7"/>
-                <w:sz w:val="24"/>
-                <w:szCs w:val="24"/>
-                <w:lang w:val="en-US" w:eastAsia="zh-CN"/>
-              </w:rPr>
-              <w:t>考核频次</w:t>
-            </w:r>
-          </w:p>
-        </w:tc>
-      </w:tr>
-      <w:tr>
-        <w:tblPrEx>
-          <w:tblW w:w="7710" w:type="dxa"/>
-          <w:tblInd w:w="130" w:type="dxa"/>
-          <w:tblLayout w:type="fixed"/>
-          <w:tblCellMar>
-            <w:top w:w="0" w:type="dxa"/>
-            <w:left w:w="0" w:type="dxa"/>
-            <w:bottom w:w="0" w:type="dxa"/>
-            <w:right w:w="0" w:type="dxa"/>
-          </w:tblCellMar>
-        </w:tblPrEx>
-        <w:trPr>
-          <w:trHeight w:val="549"/>
-        </w:trPr>
-        <w:tc>
-          <w:tcPr>
-            <w:tcW w:w="727" w:type="dxa"/>
-            <w:tcBorders>
-              <w:top w:val="single" w:sz="6" w:space="0" w:color="000000"/>
-              <w:left w:val="single" w:sz="6" w:space="0" w:color="000000"/>
-            </w:tcBorders>
-          </w:tcPr>
-          <w:p>
-            <w:pPr>
-              <w:spacing w:before="194" w:line="219" w:lineRule="auto"/>
-              <w:ind w:left="123"/>
-              <w:rPr>
-                <w:rFonts w:ascii="宋体" w:eastAsia="宋体" w:hAnsi="宋体" w:cs="宋体" w:hint="eastAsia"/>
-                <w:spacing w:val="-2"/>
-                <w:sz w:val="24"/>
-                <w:szCs w:val="24"/>
-                <w:lang w:val="en-US" w:eastAsia="zh-CN"/>
-              </w:rPr>
-            </w:pPr>
-            <w:r>
-              <w:rPr>
-                <w:rFonts w:ascii="宋体" w:eastAsia="宋体" w:hAnsi="宋体" w:cs="宋体" w:hint="eastAsia"/>
-                <w:spacing w:val="-2"/>
-                <w:sz w:val="24"/>
-                <w:szCs w:val="24"/>
-                <w:lang w:val="en-US" w:eastAsia="zh-CN"/>
-              </w:rPr>
-              <w:t>1</w:t>
-            </w:r>
-          </w:p>
-        </w:tc>
-        <w:tc>
-          <w:tcPr>
-            <w:tcW w:w="2099" w:type="dxa"/>
-            <w:tcBorders>
-              <w:top w:val="single" w:sz="6" w:space="0" w:color="000000"/>
-            </w:tcBorders>
-          </w:tcPr>
-          <w:p>
-            <w:pPr>
-              <w:spacing w:before="194" w:line="219" w:lineRule="auto"/>
-              <w:ind w:left="123"/>
-              <w:rPr>
-                <w:rFonts w:ascii="宋体" w:eastAsia="宋体" w:hAnsi="宋体" w:cs="宋体" w:hint="default"/>
-                <w:spacing w:val="-2"/>
-                <w:sz w:val="24"/>
-                <w:szCs w:val="24"/>
-                <w:lang w:val="en-US" w:eastAsia="zh-CN"/>
-              </w:rPr>
-            </w:pPr>
-            <w:r>
-              <w:rPr>
-                <w:rFonts w:ascii="宋体" w:eastAsia="宋体" w:hAnsi="宋体" w:cs="宋体" w:hint="eastAsia"/>
-                <w:spacing w:val="-2"/>
-                <w:sz w:val="24"/>
-                <w:szCs w:val="24"/>
-                <w:lang w:val="en-US" w:eastAsia="zh-CN"/>
-              </w:rPr>
-              <w:t>客户满意度平均分</w:t>
-            </w:r>
-          </w:p>
-        </w:tc>
-        <w:tc>
-          <w:tcPr>
-            <w:tcW w:w="2520" w:type="dxa"/>
-            <w:tcBorders>
-              <w:top w:val="single" w:sz="6" w:space="0" w:color="000000"/>
-              <w:right w:val="single" w:sz="6" w:space="0" w:color="000000"/>
-            </w:tcBorders>
-          </w:tcPr>
-          <w:p>
-            <w:pPr>
-              <w:spacing w:before="194" w:line="219" w:lineRule="auto"/>
-              <w:ind w:left="123"/>
-              <w:rPr>
-                <w:rFonts w:ascii="宋体" w:eastAsia="宋体" w:hAnsi="宋体" w:cs="宋体" w:hint="default"/>
-                <w:spacing w:val="-2"/>
-                <w:sz w:val="24"/>
-                <w:szCs w:val="24"/>
-                <w:lang w:val="en-US" w:eastAsia="zh-CN"/>
-              </w:rPr>
-            </w:pPr>
-            <w:r>
-              <w:rPr>
-                <w:rFonts w:ascii="宋体" w:eastAsia="宋体" w:hAnsi="宋体" w:cs="宋体"/>
-                <w:spacing w:val="-2"/>
-                <w:sz w:val="24"/>
-                <w:szCs w:val="24"/>
-              </w:rPr>
-              <w:t>满意度调查表总得分/收回的调查问卷总份数</w:t>
-            </w:r>
-          </w:p>
-        </w:tc>
-        <w:tc>
-          <w:tcPr>
-            <w:tcW w:w="2364" w:type="dxa"/>
-            <w:tcBorders>
-              <w:top w:val="single" w:sz="6" w:space="0" w:color="000000"/>
-              <w:right w:val="single" w:sz="6" w:space="0" w:color="000000"/>
-            </w:tcBorders>
-          </w:tcPr>
-          <w:p>
-            <w:pPr>
-              <w:spacing w:before="194" w:line="219" w:lineRule="auto"/>
-              <w:ind w:left="123"/>
-              <w:rPr>
-                <w:rFonts w:ascii="宋体" w:eastAsia="宋体" w:hAnsi="宋体" w:cs="宋体" w:hint="default"/>
-                <w:spacing w:val="-2"/>
-                <w:sz w:val="24"/>
-                <w:szCs w:val="24"/>
-                <w:lang w:val="en-US" w:eastAsia="zh-CN"/>
-              </w:rPr>
-            </w:pPr>
-            <w:r>
-              <w:rPr>
-                <w:rFonts w:ascii="宋体" w:eastAsia="宋体" w:hAnsi="宋体" w:cs="宋体" w:hint="eastAsia"/>
-                <w:spacing w:val="-2"/>
-                <w:sz w:val="24"/>
-                <w:szCs w:val="24"/>
-                <w:lang w:val="en-US" w:eastAsia="zh-CN"/>
-              </w:rPr>
-              <w:t>按年</w:t>
-            </w:r>
-          </w:p>
-        </w:tc>
-      </w:tr>
-    </w:tbl>
+      </w:pPr>
+      <w:bookmarkStart w:id="22" w:name="_Toc14712"/>
+      <w:r>
+        <w:t>相关文档</w:t>
+      </w:r>
+      <w:bookmarkEnd w:id="22"/>
+    </w:p>
     <w:p>
       <w:pPr>
         <w:keepNext w:val="0"/>
@@ -5333,26 +4797,24 @@
         <w:adjustRightInd w:val="0"/>
         <w:snapToGrid w:val="0"/>
         <w:spacing w:line="360" w:lineRule="auto"/>
-        <w:ind w:left="472" w:hanging="420" w:hangingChars="200"/>
+        <w:ind w:left="472" w:hanging="472" w:hangingChars="200"/>
         <w:textAlignment w:val="baseline"/>
         <w:rPr>
-          <w:rFonts w:ascii="宋体" w:eastAsia="宋体" w:hAnsi="宋体" w:cs="宋体"/>
-          <w:spacing w:val="-2"/>
-          <w:sz w:val="24"/>
-          <w:szCs w:val="24"/>
-        </w:rPr>
-      </w:pPr>
-    </w:p>
-    <w:p>
-      <w:pPr>
-        <w:pStyle w:val="1"/>
-        <w:bidi w:val="0"/>
-      </w:pPr>
-      <w:bookmarkStart w:id="22" w:name="_Toc23402"/>
-      <w:r>
-        <w:t>相关文档</w:t>
-      </w:r>
-      <w:bookmarkEnd w:id="22"/>
+          <w:rFonts w:ascii="宋体" w:hAnsi="宋体" w:eastAsia="宋体" w:cs="宋体"/>
+          <w:spacing w:val="-2"/>
+          <w:sz w:val="24"/>
+          <w:szCs w:val="24"/>
+        </w:rPr>
+      </w:pPr>
+      <w:r>
+        <w:rPr>
+          <w:rFonts w:ascii="宋体" w:hAnsi="宋体" w:eastAsia="宋体" w:cs="宋体"/>
+          <w:spacing w:val="-2"/>
+          <w:sz w:val="24"/>
+          <w:szCs w:val="24"/>
+        </w:rPr>
+        <w:t>《客户满意度调查表》</w:t>
+      </w:r>
     </w:p>
     <w:p>
       <w:pPr>
@@ -5370,85 +4832,50 @@
         <w:adjustRightInd w:val="0"/>
         <w:snapToGrid w:val="0"/>
         <w:spacing w:line="360" w:lineRule="auto"/>
-        <w:ind w:left="472" w:hanging="420" w:hangingChars="200"/>
+        <w:ind w:left="472" w:hanging="472" w:hangingChars="200"/>
         <w:textAlignment w:val="baseline"/>
         <w:rPr>
-          <w:rFonts w:ascii="宋体" w:eastAsia="宋体" w:hAnsi="宋体" w:cs="宋体"/>
-          <w:spacing w:val="-2"/>
-          <w:sz w:val="24"/>
-          <w:szCs w:val="24"/>
-        </w:rPr>
-      </w:pPr>
-      <w:r>
-        <w:rPr>
-          <w:rFonts w:ascii="宋体" w:eastAsia="宋体" w:hAnsi="宋体" w:cs="宋体"/>
-          <w:spacing w:val="-2"/>
-          <w:sz w:val="24"/>
-          <w:szCs w:val="24"/>
-        </w:rPr>
-        <w:t>《客户满意度调查表》</w:t>
-      </w:r>
-    </w:p>
-    <w:p>
-      <w:pPr>
-        <w:keepNext w:val="0"/>
-        <w:keepLines w:val="0"/>
-        <w:pageBreakBefore w:val="0"/>
-        <w:widowControl/>
-        <w:kinsoku w:val="0"/>
-        <w:wordWrap/>
-        <w:overflowPunct/>
-        <w:topLinePunct w:val="0"/>
-        <w:autoSpaceDE w:val="0"/>
-        <w:autoSpaceDN w:val="0"/>
+          <w:rFonts w:ascii="宋体" w:hAnsi="宋体" w:eastAsia="宋体" w:cs="宋体"/>
+          <w:spacing w:val="-2"/>
+          <w:sz w:val="24"/>
+          <w:szCs w:val="24"/>
+        </w:rPr>
+      </w:pPr>
+      <w:r>
+        <w:rPr>
+          <w:rFonts w:ascii="宋体" w:hAnsi="宋体" w:eastAsia="宋体" w:cs="宋体"/>
+          <w:spacing w:val="-2"/>
+          <w:sz w:val="24"/>
+          <w:szCs w:val="24"/>
+        </w:rPr>
+        <w:t>《客户满意度调查</w:t>
+      </w:r>
+      <w:r>
+        <w:rPr>
+          <w:rFonts w:hint="eastAsia" w:ascii="宋体" w:hAnsi="宋体" w:eastAsia="宋体" w:cs="宋体"/>
+          <w:spacing w:val="-2"/>
+          <w:sz w:val="24"/>
+          <w:szCs w:val="24"/>
+          <w:lang w:val="en-US" w:eastAsia="zh-CN"/>
+        </w:rPr>
+        <w:t>报告</w:t>
+      </w:r>
+      <w:r>
+        <w:rPr>
+          <w:rFonts w:ascii="宋体" w:hAnsi="宋体" w:eastAsia="宋体" w:cs="宋体"/>
+          <w:spacing w:val="-2"/>
+          <w:sz w:val="24"/>
+          <w:szCs w:val="24"/>
+        </w:rPr>
+        <w:t>》</w:t>
+      </w:r>
+    </w:p>
+    <w:p>
+      <w:pPr>
+        <w:pStyle w:val="26"/>
         <w:bidi w:val="0"/>
-        <w:adjustRightInd w:val="0"/>
-        <w:snapToGrid w:val="0"/>
-        <w:spacing w:line="360" w:lineRule="auto"/>
-        <w:ind w:left="472" w:hanging="420" w:hangingChars="200"/>
-        <w:textAlignment w:val="baseline"/>
-        <w:rPr>
-          <w:rFonts w:ascii="宋体" w:eastAsia="宋体" w:hAnsi="宋体" w:cs="宋体"/>
-          <w:spacing w:val="-2"/>
-          <w:sz w:val="24"/>
-          <w:szCs w:val="24"/>
-        </w:rPr>
-      </w:pPr>
-      <w:r>
-        <w:rPr>
-          <w:rFonts w:ascii="宋体" w:eastAsia="宋体" w:hAnsi="宋体" w:cs="宋体"/>
-          <w:spacing w:val="-2"/>
-          <w:sz w:val="24"/>
-          <w:szCs w:val="24"/>
-        </w:rPr>
-        <w:t>《客户满意度调查</w:t>
-      </w:r>
-      <w:r>
-        <w:rPr>
-          <w:rFonts w:ascii="宋体" w:eastAsia="宋体" w:hAnsi="宋体" w:cs="宋体" w:hint="eastAsia"/>
-          <w:spacing w:val="-2"/>
-          <w:sz w:val="24"/>
-          <w:szCs w:val="24"/>
-          <w:lang w:val="en-US" w:eastAsia="zh-CN"/>
-        </w:rPr>
-        <w:t>报告</w:t>
-      </w:r>
-      <w:r>
-        <w:rPr>
-          <w:rFonts w:ascii="宋体" w:eastAsia="宋体" w:hAnsi="宋体" w:cs="宋体"/>
-          <w:spacing w:val="-2"/>
-          <w:sz w:val="24"/>
-          <w:szCs w:val="24"/>
-        </w:rPr>
-        <w:t>》</w:t>
-      </w:r>
-    </w:p>
-    <w:p>
-      <w:pPr>
-        <w:pStyle w:val="1"/>
-        <w:bidi w:val="0"/>
-      </w:pPr>
-      <w:bookmarkStart w:id="23" w:name="_Toc27560"/>
+      </w:pPr>
+      <w:bookmarkStart w:id="23" w:name="_Toc31232"/>
       <w:r>
         <w:t>附则</w:t>
       </w:r>
@@ -5459,14 +4886,14 @@
         <w:spacing w:before="179" w:line="219" w:lineRule="auto"/>
         <w:ind w:left="444"/>
         <w:rPr>
-          <w:rFonts w:ascii="宋体" w:eastAsia="宋体" w:hAnsi="宋体" w:cs="宋体"/>
-          <w:sz w:val="24"/>
-          <w:szCs w:val="24"/>
-        </w:rPr>
-      </w:pPr>
-      <w:r>
-        <w:rPr>
-          <w:rFonts w:ascii="宋体" w:eastAsia="宋体" w:hAnsi="宋体" w:cs="宋体"/>
+          <w:rFonts w:ascii="宋体" w:hAnsi="宋体" w:eastAsia="宋体" w:cs="宋体"/>
+          <w:sz w:val="24"/>
+          <w:szCs w:val="24"/>
+        </w:rPr>
+      </w:pPr>
+      <w:r>
+        <w:rPr>
+          <w:rFonts w:ascii="宋体" w:hAnsi="宋体" w:eastAsia="宋体" w:cs="宋体"/>
           <w:spacing w:val="-2"/>
           <w:sz w:val="24"/>
           <w:szCs w:val="24"/>
@@ -5475,30 +4902,55 @@
       </w:r>
     </w:p>
     <w:sectPr>
-      <w:footerReference w:type="default" r:id="rId6"/>
+      <w:footerReference r:id="rId5" w:type="default"/>
       <w:pgSz w:w="11906" w:h="16839"/>
       <w:pgMar w:top="1431" w:right="1785" w:bottom="1375" w:left="1785" w:header="0" w:footer="1211" w:gutter="0"/>
-      <w:cols w:num="1" w:space="720"/>
+      <w:cols w:space="720" w:num="1"/>
     </w:sectPr>
   </w:body>
 </w:document>
 </file>
 
+<file path=word/endnotes.xml><?xml version="1.0" encoding="utf-8"?>
+<w:endnotes xmlns:wpc="http://schemas.microsoft.com/office/word/2010/wordprocessingCanvas" xmlns:mc="http://schemas.openxmlformats.org/markup-compatibility/2006" xmlns:o="urn:schemas-microsoft-com:office:office" xmlns:r="http://schemas.openxmlformats.org/officeDocument/2006/relationships" xmlns:m="http://schemas.openxmlformats.org/officeDocument/2006/math" xmlns:v="urn:schemas-microsoft-com:vml" xmlns:wp14="http://schemas.microsoft.com/office/word/2010/wordprocessingDrawing" xmlns:wp="http://schemas.openxmlformats.org/drawingml/2006/wordprocessingDrawing" xmlns:w="http://schemas.openxmlformats.org/wordprocessingml/2006/main" xmlns:w14="http://schemas.microsoft.com/office/word/2010/wordml" xmlns:w15="http://schemas.microsoft.com/office/word/2012/wordml" xmlns:w10="urn:schemas-microsoft-com:office:word" xmlns:wpg="http://schemas.microsoft.com/office/word/2010/wordprocessingGroup" xmlns:wpi="http://schemas.microsoft.com/office/word/2010/wordprocessingInk" xmlns:wne="http://schemas.microsoft.com/office/word/2006/wordml" xmlns:wps="http://schemas.microsoft.com/office/word/2010/wordprocessingShape" xmlns:wpsCustomData="http://www.wps.cn/officeDocument/2013/wpsCustomData" mc:Ignorable="w14 w15 wp14">
+  <w:endnote w:type="separator" w:id="0">
+    <w:p>
+      <w:pPr>
+        <w:spacing w:line="240" w:lineRule="auto"/>
+      </w:pPr>
+      <w:r>
+        <w:separator/>
+      </w:r>
+    </w:p>
+  </w:endnote>
+  <w:endnote w:type="continuationSeparator" w:id="1">
+    <w:p>
+      <w:pPr>
+        <w:spacing w:line="240" w:lineRule="auto"/>
+      </w:pPr>
+      <w:r>
+        <w:continuationSeparator/>
+      </w:r>
+    </w:p>
+  </w:endnote>
+</w:endnotes>
+</file>
+
 <file path=word/footer1.xml><?xml version="1.0" encoding="utf-8"?>
-<w:ftr xmlns:wpc="http://schemas.microsoft.com/office/word/2010/wordprocessingCanvas" xmlns:mc="http://schemas.openxmlformats.org/markup-compatibility/2006" xmlns:o="urn:schemas-microsoft-com:office:office" xmlns:r="http://schemas.openxmlformats.org/officeDocument/2006/relationships" xmlns:m="http://schemas.openxmlformats.org/officeDocument/2006/math" xmlns:v="urn:schemas-microsoft-com:vml" xmlns:wp14="http://schemas.microsoft.com/office/word/2010/wordprocessingDrawing" xmlns:wp="http://schemas.openxmlformats.org/drawingml/2006/wordprocessingDrawing" xmlns:w10="urn:schemas-microsoft-com:office:word" xmlns:w="http://schemas.openxmlformats.org/wordprocessingml/2006/main" xmlns:w14="http://schemas.microsoft.com/office/word/2010/wordml" xmlns:w15="http://schemas.microsoft.com/office/word/2012/wordml" xmlns:wne="http://schemas.microsoft.com/office/word/2006/wordml" xmlns:wpg="http://schemas.microsoft.com/office/word/2010/wordprocessingGroup" xmlns:wpi="http://schemas.microsoft.com/office/word/2010/wordprocessingInk" xmlns:wps="http://schemas.microsoft.com/office/word/2010/wordprocessingShape" mc:Ignorable="w14 w15 wp14">
+<w:ftr xmlns:wpc="http://schemas.microsoft.com/office/word/2010/wordprocessingCanvas" xmlns:mc="http://schemas.openxmlformats.org/markup-compatibility/2006" xmlns:o="urn:schemas-microsoft-com:office:office" xmlns:r="http://schemas.openxmlformats.org/officeDocument/2006/relationships" xmlns:m="http://schemas.openxmlformats.org/officeDocument/2006/math" xmlns:v="urn:schemas-microsoft-com:vml" xmlns:wp14="http://schemas.microsoft.com/office/word/2010/wordprocessingDrawing" xmlns:wp="http://schemas.openxmlformats.org/drawingml/2006/wordprocessingDrawing" xmlns:w10="urn:schemas-microsoft-com:office:word" xmlns:w="http://schemas.openxmlformats.org/wordprocessingml/2006/main" xmlns:w14="http://schemas.microsoft.com/office/word/2010/wordml" xmlns:w15="http://schemas.microsoft.com/office/word/2012/wordml" xmlns:wpg="http://schemas.microsoft.com/office/word/2010/wordprocessingGroup" xmlns:wpi="http://schemas.microsoft.com/office/word/2010/wordprocessingInk" xmlns:wne="http://schemas.microsoft.com/office/word/2006/wordml" xmlns:wps="http://schemas.microsoft.com/office/word/2010/wordprocessingShape" xmlns:wpsCustomData="http://www.wps.cn/officeDocument/2013/wpsCustomData" mc:Ignorable="w14 w15 wp14">
   <w:p>
     <w:pPr>
       <w:spacing w:line="167" w:lineRule="auto"/>
       <w:ind w:left="4130"/>
       <w:rPr>
-        <w:rFonts w:ascii="Calibri" w:eastAsia="Calibri" w:hAnsi="Calibri" w:cs="Calibri"/>
+        <w:rFonts w:ascii="Calibri" w:hAnsi="Calibri" w:eastAsia="Calibri" w:cs="Calibri"/>
         <w:sz w:val="18"/>
         <w:szCs w:val="18"/>
       </w:rPr>
     </w:pPr>
     <w:r>
       <w:rPr>
-        <w:rFonts w:ascii="Calibri" w:eastAsia="Calibri" w:hAnsi="Calibri" w:cs="Calibri"/>
+        <w:rFonts w:ascii="Calibri" w:hAnsi="Calibri" w:eastAsia="Calibri" w:cs="Calibri"/>
         <w:sz w:val="18"/>
         <w:szCs w:val="18"/>
       </w:rPr>
@@ -5508,16 +4960,41 @@
 </w:ftr>
 </file>
 
+<file path=word/footnotes.xml><?xml version="1.0" encoding="utf-8"?>
+<w:footnotes xmlns:wpc="http://schemas.microsoft.com/office/word/2010/wordprocessingCanvas" xmlns:mc="http://schemas.openxmlformats.org/markup-compatibility/2006" xmlns:o="urn:schemas-microsoft-com:office:office" xmlns:r="http://schemas.openxmlformats.org/officeDocument/2006/relationships" xmlns:m="http://schemas.openxmlformats.org/officeDocument/2006/math" xmlns:v="urn:schemas-microsoft-com:vml" xmlns:wp14="http://schemas.microsoft.com/office/word/2010/wordprocessingDrawing" xmlns:wp="http://schemas.openxmlformats.org/drawingml/2006/wordprocessingDrawing" xmlns:w="http://schemas.openxmlformats.org/wordprocessingml/2006/main" xmlns:w14="http://schemas.microsoft.com/office/word/2010/wordml" xmlns:w15="http://schemas.microsoft.com/office/word/2012/wordml" xmlns:w10="urn:schemas-microsoft-com:office:word" xmlns:wpg="http://schemas.microsoft.com/office/word/2010/wordprocessingGroup" xmlns:wpi="http://schemas.microsoft.com/office/word/2010/wordprocessingInk" xmlns:wne="http://schemas.microsoft.com/office/word/2006/wordml" xmlns:wps="http://schemas.microsoft.com/office/word/2010/wordprocessingShape" xmlns:wpsCustomData="http://www.wps.cn/officeDocument/2013/wpsCustomData" mc:Ignorable="w14 w15 wp14">
+  <w:footnote w:type="separator" w:id="0">
+    <w:p>
+      <w:pPr>
+        <w:spacing w:line="360" w:lineRule="auto"/>
+      </w:pPr>
+      <w:r>
+        <w:separator/>
+      </w:r>
+    </w:p>
+  </w:footnote>
+  <w:footnote w:type="continuationSeparator" w:id="1">
+    <w:p>
+      <w:pPr>
+        <w:spacing w:line="360" w:lineRule="auto"/>
+      </w:pPr>
+      <w:r>
+        <w:continuationSeparator/>
+      </w:r>
+    </w:p>
+  </w:footnote>
+</w:footnotes>
+</file>
+
 <file path=word/numbering.xml><?xml version="1.0" encoding="utf-8"?>
-<w:numbering xmlns:wpc="http://schemas.microsoft.com/office/word/2010/wordprocessingCanvas" xmlns:mc="http://schemas.openxmlformats.org/markup-compatibility/2006" xmlns:o="urn:schemas-microsoft-com:office:office" xmlns:r="http://schemas.openxmlformats.org/officeDocument/2006/relationships" xmlns:m="http://schemas.openxmlformats.org/officeDocument/2006/math" xmlns:v="urn:schemas-microsoft-com:vml" xmlns:wp14="http://schemas.microsoft.com/office/word/2010/wordprocessingDrawing" xmlns:wp="http://schemas.openxmlformats.org/drawingml/2006/wordprocessingDrawing" xmlns:w10="urn:schemas-microsoft-com:office:word" xmlns:w="http://schemas.openxmlformats.org/wordprocessingml/2006/main" xmlns:w14="http://schemas.microsoft.com/office/word/2010/wordml" xmlns:w15="http://schemas.microsoft.com/office/word/2012/wordml" xmlns:wne="http://schemas.microsoft.com/office/word/2006/wordml" xmlns:wpg="http://schemas.microsoft.com/office/word/2010/wordprocessingGroup" xmlns:wpi="http://schemas.microsoft.com/office/word/2010/wordprocessingInk" xmlns:wps="http://schemas.microsoft.com/office/word/2010/wordprocessingShape" mc:Ignorable="w14 w15 wp14">
+<w:numbering xmlns:wpc="http://schemas.microsoft.com/office/word/2010/wordprocessingCanvas" xmlns:mc="http://schemas.openxmlformats.org/markup-compatibility/2006" xmlns:o="urn:schemas-microsoft-com:office:office" xmlns:r="http://schemas.openxmlformats.org/officeDocument/2006/relationships" xmlns:m="http://schemas.openxmlformats.org/officeDocument/2006/math" xmlns:v="urn:schemas-microsoft-com:vml" xmlns:wp14="http://schemas.microsoft.com/office/word/2010/wordprocessingDrawing" xmlns:wp="http://schemas.openxmlformats.org/drawingml/2006/wordprocessingDrawing" xmlns:w10="urn:schemas-microsoft-com:office:word" xmlns:w="http://schemas.openxmlformats.org/wordprocessingml/2006/main" xmlns:w14="http://schemas.microsoft.com/office/word/2010/wordml" xmlns:wpg="http://schemas.microsoft.com/office/word/2010/wordprocessingGroup" xmlns:wpi="http://schemas.microsoft.com/office/word/2010/wordprocessingInk" xmlns:wne="http://schemas.microsoft.com/office/word/2006/wordml" xmlns:wps="http://schemas.microsoft.com/office/word/2010/wordprocessingShape" xmlns:wpsCustomData="http://www.wps.cn/officeDocument/2013/wpsCustomData" mc:Ignorable="w14 wp14">
   <w:abstractNum w:abstractNumId="0">
     <w:nsid w:val="8E964DCE"/>
     <w:multiLevelType w:val="multilevel"/>
     <w:tmpl w:val="8E964DCE"/>
-    <w:lvl w:ilvl="0">
+    <w:lvl w:ilvl="0" w:tentative="0">
       <w:start w:val="1"/>
       <w:numFmt w:val="decimal"/>
-      <w:pStyle w:val="Heading1"/>
+      <w:pStyle w:val="2"/>
       <w:lvlText w:val="%1."/>
       <w:lvlJc w:val="left"/>
       <w:pPr>
@@ -5527,10 +5004,10 @@
         <w:rFonts w:hint="default"/>
       </w:rPr>
     </w:lvl>
-    <w:lvl w:ilvl="1">
+    <w:lvl w:ilvl="1" w:tentative="0">
       <w:start w:val="1"/>
       <w:numFmt w:val="decimal"/>
-      <w:pStyle w:val="Heading2"/>
+      <w:pStyle w:val="3"/>
       <w:lvlText w:val="%1.%2."/>
       <w:lvlJc w:val="left"/>
       <w:pPr>
@@ -5540,10 +5017,10 @@
         <w:rFonts w:hint="default"/>
       </w:rPr>
     </w:lvl>
-    <w:lvl w:ilvl="2">
+    <w:lvl w:ilvl="2" w:tentative="0">
       <w:start w:val="1"/>
       <w:numFmt w:val="decimal"/>
-      <w:pStyle w:val="Heading3"/>
+      <w:pStyle w:val="4"/>
       <w:lvlText w:val="%1.%2.%3."/>
       <w:lvlJc w:val="left"/>
       <w:pPr>
@@ -5553,10 +5030,10 @@
         <w:rFonts w:hint="default"/>
       </w:rPr>
     </w:lvl>
-    <w:lvl w:ilvl="3">
+    <w:lvl w:ilvl="3" w:tentative="0">
       <w:start w:val="1"/>
       <w:numFmt w:val="decimal"/>
-      <w:pStyle w:val="Heading4"/>
+      <w:pStyle w:val="5"/>
       <w:lvlText w:val="%1.%2.%3.%4."/>
       <w:lvlJc w:val="left"/>
       <w:pPr>
@@ -5566,10 +5043,10 @@
         <w:rFonts w:hint="default"/>
       </w:rPr>
     </w:lvl>
-    <w:lvl w:ilvl="4">
+    <w:lvl w:ilvl="4" w:tentative="0">
       <w:start w:val="1"/>
       <w:numFmt w:val="decimal"/>
-      <w:pStyle w:val="Heading5"/>
+      <w:pStyle w:val="6"/>
       <w:lvlText w:val="%1.%2.%3.%4.%5."/>
       <w:lvlJc w:val="left"/>
       <w:pPr>
@@ -5579,10 +5056,10 @@
         <w:rFonts w:hint="default"/>
       </w:rPr>
     </w:lvl>
-    <w:lvl w:ilvl="5">
+    <w:lvl w:ilvl="5" w:tentative="0">
       <w:start w:val="1"/>
       <w:numFmt w:val="decimal"/>
-      <w:pStyle w:val="Heading6"/>
+      <w:pStyle w:val="7"/>
       <w:lvlText w:val="%1.%2.%3.%4.%5.%6."/>
       <w:lvlJc w:val="left"/>
       <w:pPr>
@@ -5592,10 +5069,10 @@
         <w:rFonts w:hint="default"/>
       </w:rPr>
     </w:lvl>
-    <w:lvl w:ilvl="6">
+    <w:lvl w:ilvl="6" w:tentative="0">
       <w:start w:val="1"/>
       <w:numFmt w:val="decimal"/>
-      <w:pStyle w:val="Heading7"/>
+      <w:pStyle w:val="8"/>
       <w:lvlText w:val="%1.%2.%3.%4.%5.%6.%7."/>
       <w:lvlJc w:val="left"/>
       <w:pPr>
@@ -5605,10 +5082,10 @@
         <w:rFonts w:hint="default"/>
       </w:rPr>
     </w:lvl>
-    <w:lvl w:ilvl="7">
+    <w:lvl w:ilvl="7" w:tentative="0">
       <w:start w:val="1"/>
       <w:numFmt w:val="decimal"/>
-      <w:pStyle w:val="Heading8"/>
+      <w:pStyle w:val="9"/>
       <w:lvlText w:val="%1.%2.%3.%4.%5.%6.%7.%8."/>
       <w:lvlJc w:val="left"/>
       <w:pPr>
@@ -5618,10 +5095,10 @@
         <w:rFonts w:hint="default"/>
       </w:rPr>
     </w:lvl>
-    <w:lvl w:ilvl="8">
+    <w:lvl w:ilvl="8" w:tentative="0">
       <w:start w:val="1"/>
       <w:numFmt w:val="decimal"/>
-      <w:pStyle w:val="Heading9"/>
+      <w:pStyle w:val="10"/>
       <w:lvlText w:val="%1.%2.%3.%4.%5.%6.%7.%8.%9."/>
       <w:lvlJc w:val="left"/>
       <w:pPr>
@@ -5636,7 +5113,7 @@
     <w:nsid w:val="C5A2D392"/>
     <w:multiLevelType w:val="singleLevel"/>
     <w:tmpl w:val="C5A2D392"/>
-    <w:lvl w:ilvl="0">
+    <w:lvl w:ilvl="0" w:tentative="0">
       <w:start w:val="1"/>
       <w:numFmt w:val="decimal"/>
       <w:lvlText w:val="(%1)"/>
@@ -5653,7 +5130,7 @@
     <w:nsid w:val="2F3D91A5"/>
     <w:multiLevelType w:val="singleLevel"/>
     <w:tmpl w:val="2F3D91A5"/>
-    <w:lvl w:ilvl="0">
+    <w:lvl w:ilvl="0" w:tentative="0">
       <w:start w:val="1"/>
       <w:numFmt w:val="decimal"/>
       <w:lvlText w:val="(%1)"/>
@@ -5679,267 +5156,269 @@
 </file>
 
 <file path=word/styles.xml><?xml version="1.0" encoding="utf-8"?>
-<w:styles xmlns:mc="http://schemas.openxmlformats.org/markup-compatibility/2006" xmlns:r="http://schemas.openxmlformats.org/officeDocument/2006/relationships" xmlns:w="http://schemas.openxmlformats.org/wordprocessingml/2006/main" xmlns:w14="http://schemas.microsoft.com/office/word/2010/wordml" xmlns:w15="http://schemas.microsoft.com/office/word/2012/wordml" mc:Ignorable="w14 w15">
+<w:styles xmlns:mc="http://schemas.openxmlformats.org/markup-compatibility/2006" xmlns:o="urn:schemas-microsoft-com:office:office" xmlns:r="http://schemas.openxmlformats.org/officeDocument/2006/relationships" xmlns:m="http://schemas.openxmlformats.org/officeDocument/2006/math" xmlns:v="urn:schemas-microsoft-com:vml" xmlns:w="http://schemas.openxmlformats.org/wordprocessingml/2006/main" xmlns:w14="http://schemas.microsoft.com/office/word/2010/wordml" xmlns:w10="urn:schemas-microsoft-com:office:word" xmlns:sl="http://schemas.openxmlformats.org/schemaLibrary/2006/main" xmlns:wpsCustomData="http://www.wps.cn/officeDocument/2013/wpsCustomData" mc:Ignorable="w14">
   <w:docDefaults>
     <w:rPrDefault>
       <w:rPr>
-        <w:rFonts w:ascii="Arial" w:eastAsia="Arial" w:hAnsi="Arial" w:cs="Arial"/>
+        <w:rFonts w:ascii="Arial" w:hAnsi="Arial" w:eastAsia="Arial" w:cs="Arial"/>
       </w:rPr>
     </w:rPrDefault>
     <w:pPrDefault/>
   </w:docDefaults>
-  <w:latentStyles w:defLockedState="0" w:defUIPriority="99" w:defSemiHidden="1" w:defUnhideWhenUsed="1" w:defQFormat="0" w:count="260">
-    <w:lsdException w:name="Normal" w:semiHidden="0" w:uiPriority="0" w:unhideWhenUsed="0" w:qFormat="1"/>
-    <w:lsdException w:name="heading 1" w:semiHidden="0" w:uiPriority="0" w:unhideWhenUsed="0" w:qFormat="1"/>
-    <w:lsdException w:name="heading 2" w:semiHidden="0" w:uiPriority="0" w:qFormat="1"/>
-    <w:lsdException w:name="heading 3" w:uiPriority="0" w:qFormat="1"/>
-    <w:lsdException w:name="heading 4" w:semiHidden="0" w:uiPriority="0" w:qFormat="1"/>
-    <w:lsdException w:name="heading 5" w:uiPriority="0" w:qFormat="1"/>
-    <w:lsdException w:name="heading 6" w:uiPriority="0" w:qFormat="1"/>
-    <w:lsdException w:name="heading 7" w:uiPriority="0" w:qFormat="1"/>
-    <w:lsdException w:name="heading 8" w:uiPriority="0" w:qFormat="1"/>
-    <w:lsdException w:name="heading 9" w:uiPriority="0" w:qFormat="1"/>
-    <w:lsdException w:name="index 1" w:semiHidden="0" w:uiPriority="0" w:unhideWhenUsed="0"/>
-    <w:lsdException w:name="index 2" w:semiHidden="0" w:uiPriority="0" w:unhideWhenUsed="0"/>
-    <w:lsdException w:name="index 3" w:semiHidden="0" w:uiPriority="0" w:unhideWhenUsed="0"/>
-    <w:lsdException w:name="index 4" w:semiHidden="0" w:uiPriority="0" w:unhideWhenUsed="0"/>
-    <w:lsdException w:name="index 5" w:semiHidden="0" w:uiPriority="0" w:unhideWhenUsed="0"/>
-    <w:lsdException w:name="index 6" w:semiHidden="0" w:uiPriority="0" w:unhideWhenUsed="0"/>
-    <w:lsdException w:name="index 7" w:semiHidden="0" w:uiPriority="0" w:unhideWhenUsed="0"/>
-    <w:lsdException w:name="index 8" w:semiHidden="0" w:uiPriority="0" w:unhideWhenUsed="0"/>
-    <w:lsdException w:name="index 9" w:semiHidden="0" w:uiPriority="0" w:unhideWhenUsed="0"/>
-    <w:lsdException w:name="toc 1" w:semiHidden="0" w:uiPriority="0" w:unhideWhenUsed="0" w:qFormat="1"/>
-    <w:lsdException w:name="toc 2" w:semiHidden="0" w:uiPriority="0" w:unhideWhenUsed="0" w:qFormat="1"/>
-    <w:lsdException w:name="toc 3" w:semiHidden="0" w:uiPriority="0" w:unhideWhenUsed="0" w:qFormat="1"/>
-    <w:lsdException w:name="toc 4" w:semiHidden="0" w:uiPriority="0" w:unhideWhenUsed="0"/>
-    <w:lsdException w:name="toc 5" w:semiHidden="0" w:uiPriority="0" w:unhideWhenUsed="0"/>
-    <w:lsdException w:name="toc 6" w:semiHidden="0" w:uiPriority="0" w:unhideWhenUsed="0"/>
-    <w:lsdException w:name="toc 7" w:semiHidden="0" w:uiPriority="0" w:unhideWhenUsed="0"/>
-    <w:lsdException w:name="toc 8" w:semiHidden="0" w:uiPriority="0" w:unhideWhenUsed="0"/>
-    <w:lsdException w:name="toc 9" w:semiHidden="0" w:uiPriority="0" w:unhideWhenUsed="0"/>
-    <w:lsdException w:name="Normal Indent" w:semiHidden="0" w:uiPriority="0" w:unhideWhenUsed="0"/>
-    <w:lsdException w:name="footnote text" w:semiHidden="0" w:uiPriority="0" w:unhideWhenUsed="0"/>
-    <w:lsdException w:name="annotation text" w:semiHidden="0" w:uiPriority="0" w:unhideWhenUsed="0" w:qFormat="1"/>
-    <w:lsdException w:name="header" w:semiHidden="0" w:uiPriority="0" w:unhideWhenUsed="0" w:qFormat="1"/>
-    <w:lsdException w:name="footer" w:semiHidden="0" w:uiPriority="0" w:unhideWhenUsed="0" w:qFormat="1"/>
-    <w:lsdException w:name="index heading" w:semiHidden="0" w:uiPriority="0" w:unhideWhenUsed="0"/>
-    <w:lsdException w:name="caption" w:uiPriority="0" w:qFormat="1"/>
-    <w:lsdException w:name="table of figures" w:semiHidden="0" w:uiPriority="0" w:unhideWhenUsed="0"/>
-    <w:lsdException w:name="envelope address" w:semiHidden="0" w:uiPriority="0" w:unhideWhenUsed="0"/>
-    <w:lsdException w:name="envelope return" w:semiHidden="0" w:uiPriority="0" w:unhideWhenUsed="0"/>
-    <w:lsdException w:name="footnote reference" w:semiHidden="0" w:uiPriority="0" w:unhideWhenUsed="0"/>
-    <w:lsdException w:name="annotation reference" w:semiHidden="0" w:uiPriority="0" w:unhideWhenUsed="0"/>
-    <w:lsdException w:name="line number" w:semiHidden="0" w:uiPriority="0" w:unhideWhenUsed="0"/>
-    <w:lsdException w:name="page number" w:semiHidden="0" w:uiPriority="0" w:unhideWhenUsed="0"/>
-    <w:lsdException w:name="endnote reference" w:semiHidden="0" w:uiPriority="0" w:unhideWhenUsed="0"/>
-    <w:lsdException w:name="endnote text" w:semiHidden="0" w:uiPriority="0" w:unhideWhenUsed="0"/>
-    <w:lsdException w:name="table of authorities" w:semiHidden="0" w:uiPriority="0" w:unhideWhenUsed="0"/>
-    <w:lsdException w:name="macro" w:semiHidden="0" w:uiPriority="0" w:unhideWhenUsed="0"/>
-    <w:lsdException w:name="toa heading" w:semiHidden="0" w:uiPriority="0" w:unhideWhenUsed="0"/>
-    <w:lsdException w:name="List" w:semiHidden="0" w:uiPriority="0" w:unhideWhenUsed="0"/>
-    <w:lsdException w:name="List Bullet" w:semiHidden="0" w:uiPriority="0" w:unhideWhenUsed="0"/>
-    <w:lsdException w:name="List Number" w:semiHidden="0" w:uiPriority="0" w:unhideWhenUsed="0"/>
-    <w:lsdException w:name="List 2" w:semiHidden="0" w:uiPriority="0" w:unhideWhenUsed="0"/>
-    <w:lsdException w:name="List 3" w:semiHidden="0" w:uiPriority="0" w:unhideWhenUsed="0"/>
-    <w:lsdException w:name="List 4" w:semiHidden="0" w:uiPriority="0" w:unhideWhenUsed="0"/>
-    <w:lsdException w:name="List 5" w:semiHidden="0" w:uiPriority="0" w:unhideWhenUsed="0"/>
-    <w:lsdException w:name="List Bullet 2" w:semiHidden="0" w:uiPriority="0" w:unhideWhenUsed="0"/>
-    <w:lsdException w:name="List Bullet 3" w:semiHidden="0" w:uiPriority="0" w:unhideWhenUsed="0"/>
-    <w:lsdException w:name="List Bullet 4" w:semiHidden="0" w:uiPriority="0" w:unhideWhenUsed="0"/>
-    <w:lsdException w:name="List Bullet 5" w:semiHidden="0" w:uiPriority="0" w:unhideWhenUsed="0"/>
-    <w:lsdException w:name="List Number 2" w:semiHidden="0" w:uiPriority="0" w:unhideWhenUsed="0"/>
-    <w:lsdException w:name="List Number 3" w:semiHidden="0" w:uiPriority="0" w:unhideWhenUsed="0"/>
-    <w:lsdException w:name="List Number 4" w:semiHidden="0" w:uiPriority="0" w:unhideWhenUsed="0"/>
-    <w:lsdException w:name="List Number 5" w:semiHidden="0" w:uiPriority="0" w:unhideWhenUsed="0"/>
-    <w:lsdException w:name="Title" w:semiHidden="0" w:uiPriority="0" w:unhideWhenUsed="0" w:qFormat="1"/>
-    <w:lsdException w:name="Closing" w:semiHidden="0" w:uiPriority="0" w:unhideWhenUsed="0"/>
-    <w:lsdException w:name="Signature" w:semiHidden="0" w:uiPriority="0" w:unhideWhenUsed="0"/>
-    <w:lsdException w:name="Default Paragraph Font" w:uiPriority="0" w:unhideWhenUsed="0" w:qFormat="1"/>
-    <w:lsdException w:name="Body Text" w:uiPriority="0" w:unhideWhenUsed="0" w:qFormat="1"/>
-    <w:lsdException w:name="Body Text Indent" w:semiHidden="0" w:uiPriority="0" w:unhideWhenUsed="0"/>
-    <w:lsdException w:name="List Continue" w:semiHidden="0" w:uiPriority="0" w:unhideWhenUsed="0"/>
-    <w:lsdException w:name="List Continue 2" w:semiHidden="0" w:uiPriority="0" w:unhideWhenUsed="0"/>
-    <w:lsdException w:name="List Continue 3" w:semiHidden="0" w:uiPriority="0" w:unhideWhenUsed="0"/>
-    <w:lsdException w:name="List Continue 4" w:semiHidden="0" w:uiPriority="0" w:unhideWhenUsed="0"/>
-    <w:lsdException w:name="List Continue 5" w:semiHidden="0" w:uiPriority="0" w:unhideWhenUsed="0"/>
-    <w:lsdException w:name="Message Header" w:semiHidden="0" w:uiPriority="0" w:unhideWhenUsed="0"/>
-    <w:lsdException w:name="Subtitle" w:semiHidden="0" w:uiPriority="0" w:unhideWhenUsed="0" w:qFormat="1"/>
-    <w:lsdException w:name="Salutation" w:semiHidden="0" w:uiPriority="0" w:unhideWhenUsed="0"/>
-    <w:lsdException w:name="Date" w:semiHidden="0" w:uiPriority="0" w:unhideWhenUsed="0"/>
-    <w:lsdException w:name="Body Text First Indent" w:semiHidden="0" w:uiPriority="0" w:unhideWhenUsed="0"/>
-    <w:lsdException w:name="Body Text First Indent 2" w:semiHidden="0" w:uiPriority="0" w:unhideWhenUsed="0"/>
-    <w:lsdException w:name="Body Text 2" w:semiHidden="0" w:uiPriority="0" w:unhideWhenUsed="0"/>
-    <w:lsdException w:name="Body Text 3" w:semiHidden="0" w:uiPriority="0" w:unhideWhenUsed="0"/>
-    <w:lsdException w:name="Body Text Indent 2" w:semiHidden="0" w:uiPriority="0" w:unhideWhenUsed="0"/>
-    <w:lsdException w:name="Body Text Indent 3" w:semiHidden="0" w:uiPriority="0" w:unhideWhenUsed="0"/>
-    <w:lsdException w:name="Block Text" w:semiHidden="0" w:uiPriority="0" w:unhideWhenUsed="0"/>
-    <w:lsdException w:name="Hyperlink" w:semiHidden="0" w:uiPriority="0" w:unhideWhenUsed="0"/>
-    <w:lsdException w:name="FollowedHyperlink" w:semiHidden="0" w:uiPriority="0" w:unhideWhenUsed="0"/>
-    <w:lsdException w:name="Strong" w:semiHidden="0" w:uiPriority="0" w:unhideWhenUsed="0" w:qFormat="1"/>
-    <w:lsdException w:name="Emphasis" w:semiHidden="0" w:uiPriority="0" w:unhideWhenUsed="0" w:qFormat="1"/>
-    <w:lsdException w:name="Document Map" w:semiHidden="0" w:uiPriority="0" w:unhideWhenUsed="0"/>
-    <w:lsdException w:name="Plain Text" w:semiHidden="0" w:uiPriority="0" w:unhideWhenUsed="0"/>
-    <w:lsdException w:name="E-mail Signature" w:semiHidden="0" w:uiPriority="0" w:unhideWhenUsed="0"/>
-    <w:lsdException w:name="Normal (Web)" w:semiHidden="0" w:uiPriority="0" w:unhideWhenUsed="0" w:qFormat="1"/>
-    <w:lsdException w:name="HTML Acronym" w:semiHidden="0" w:uiPriority="0" w:unhideWhenUsed="0"/>
-    <w:lsdException w:name="HTML Address" w:semiHidden="0" w:uiPriority="0" w:unhideWhenUsed="0"/>
-    <w:lsdException w:name="HTML Cite" w:semiHidden="0" w:uiPriority="0" w:unhideWhenUsed="0"/>
-    <w:lsdException w:name="HTML Code" w:semiHidden="0" w:uiPriority="0" w:unhideWhenUsed="0"/>
-    <w:lsdException w:name="HTML Definition" w:semiHidden="0" w:uiPriority="0" w:unhideWhenUsed="0"/>
-    <w:lsdException w:name="HTML Keyboard" w:semiHidden="0" w:uiPriority="0" w:unhideWhenUsed="0"/>
-    <w:lsdException w:name="HTML Preformatted" w:semiHidden="0" w:uiPriority="0" w:unhideWhenUsed="0"/>
-    <w:lsdException w:name="HTML Sample" w:semiHidden="0" w:uiPriority="0" w:unhideWhenUsed="0"/>
-    <w:lsdException w:name="HTML Typewriter" w:semiHidden="0" w:uiPriority="0" w:unhideWhenUsed="0"/>
-    <w:lsdException w:name="HTML Variable" w:semiHidden="0" w:uiPriority="0" w:unhideWhenUsed="0"/>
-    <w:lsdException w:name="Normal Table" w:uiPriority="0" w:unhideWhenUsed="0" w:qFormat="1"/>
-    <w:lsdException w:name="annotation subject" w:semiHidden="0" w:uiPriority="0" w:unhideWhenUsed="0"/>
-    <w:lsdException w:name="Table Simple 1" w:semiHidden="0" w:uiPriority="0" w:unhideWhenUsed="0"/>
-    <w:lsdException w:name="Table Simple 2" w:semiHidden="0" w:uiPriority="0" w:unhideWhenUsed="0"/>
-    <w:lsdException w:name="Table Simple 3" w:semiHidden="0" w:uiPriority="0" w:unhideWhenUsed="0"/>
-    <w:lsdException w:name="Table Classic 1" w:semiHidden="0" w:uiPriority="0" w:unhideWhenUsed="0"/>
-    <w:lsdException w:name="Table Classic 2" w:semiHidden="0" w:uiPriority="0" w:unhideWhenUsed="0"/>
-    <w:lsdException w:name="Table Classic 3" w:semiHidden="0" w:uiPriority="0" w:unhideWhenUsed="0"/>
-    <w:lsdException w:name="Table Classic 4" w:semiHidden="0" w:uiPriority="0" w:unhideWhenUsed="0"/>
-    <w:lsdException w:name="Table Colorful 1" w:semiHidden="0" w:uiPriority="0" w:unhideWhenUsed="0"/>
-    <w:lsdException w:name="Table Colorful 2" w:semiHidden="0" w:uiPriority="0" w:unhideWhenUsed="0"/>
-    <w:lsdException w:name="Table Colorful 3" w:semiHidden="0" w:uiPriority="0" w:unhideWhenUsed="0"/>
-    <w:lsdException w:name="Table Columns 1" w:semiHidden="0" w:uiPriority="0" w:unhideWhenUsed="0"/>
-    <w:lsdException w:name="Table Columns 2" w:semiHidden="0" w:uiPriority="0" w:unhideWhenUsed="0"/>
-    <w:lsdException w:name="Table Columns 3" w:semiHidden="0" w:uiPriority="0" w:unhideWhenUsed="0"/>
-    <w:lsdException w:name="Table Columns 4" w:semiHidden="0" w:uiPriority="0" w:unhideWhenUsed="0"/>
-    <w:lsdException w:name="Table Columns 5" w:semiHidden="0" w:uiPriority="0" w:unhideWhenUsed="0"/>
-    <w:lsdException w:name="Table Grid 1" w:semiHidden="0" w:uiPriority="0" w:unhideWhenUsed="0"/>
-    <w:lsdException w:name="Table Grid 2" w:semiHidden="0" w:uiPriority="0" w:unhideWhenUsed="0"/>
-    <w:lsdException w:name="Table Grid 3" w:semiHidden="0" w:uiPriority="0" w:unhideWhenUsed="0"/>
-    <w:lsdException w:name="Table Grid 4" w:semiHidden="0" w:uiPriority="0" w:unhideWhenUsed="0"/>
-    <w:lsdException w:name="Table Grid 5" w:semiHidden="0" w:uiPriority="0" w:unhideWhenUsed="0"/>
-    <w:lsdException w:name="Table Grid 6" w:semiHidden="0" w:uiPriority="0" w:unhideWhenUsed="0"/>
-    <w:lsdException w:name="Table Grid 7" w:semiHidden="0" w:uiPriority="0" w:unhideWhenUsed="0"/>
-    <w:lsdException w:name="Table Grid 8" w:semiHidden="0" w:uiPriority="0" w:unhideWhenUsed="0"/>
-    <w:lsdException w:name="Table List 1" w:semiHidden="0" w:uiPriority="0" w:unhideWhenUsed="0"/>
-    <w:lsdException w:name="Table List 2" w:semiHidden="0" w:uiPriority="0" w:unhideWhenUsed="0"/>
-    <w:lsdException w:name="Table List 3" w:semiHidden="0" w:uiPriority="0" w:unhideWhenUsed="0"/>
-    <w:lsdException w:name="Table List 4" w:semiHidden="0" w:uiPriority="0" w:unhideWhenUsed="0"/>
-    <w:lsdException w:name="Table List 5" w:semiHidden="0" w:uiPriority="0" w:unhideWhenUsed="0"/>
-    <w:lsdException w:name="Table List 6" w:semiHidden="0" w:uiPriority="0" w:unhideWhenUsed="0"/>
-    <w:lsdException w:name="Table List 7" w:semiHidden="0" w:uiPriority="0" w:unhideWhenUsed="0"/>
-    <w:lsdException w:name="Table List 8" w:semiHidden="0" w:uiPriority="0" w:unhideWhenUsed="0"/>
-    <w:lsdException w:name="Table 3D effects 1" w:semiHidden="0" w:uiPriority="0" w:unhideWhenUsed="0"/>
-    <w:lsdException w:name="Table 3D effects 2" w:semiHidden="0" w:uiPriority="0" w:unhideWhenUsed="0"/>
-    <w:lsdException w:name="Table 3D effects 3" w:semiHidden="0" w:uiPriority="0" w:unhideWhenUsed="0"/>
-    <w:lsdException w:name="Table Contemporary" w:semiHidden="0" w:uiPriority="0" w:unhideWhenUsed="0"/>
-    <w:lsdException w:name="Table Elegant" w:semiHidden="0" w:uiPriority="0" w:unhideWhenUsed="0"/>
-    <w:lsdException w:name="Table Professional" w:semiHidden="0" w:uiPriority="0" w:unhideWhenUsed="0"/>
-    <w:lsdException w:name="Table Subtle 1" w:semiHidden="0" w:uiPriority="0" w:unhideWhenUsed="0"/>
-    <w:lsdException w:name="Table Subtle 2" w:semiHidden="0" w:uiPriority="0" w:unhideWhenUsed="0"/>
-    <w:lsdException w:name="Table Web 1" w:semiHidden="0" w:uiPriority="0" w:unhideWhenUsed="0"/>
-    <w:lsdException w:name="Table Web 2" w:semiHidden="0" w:uiPriority="0" w:unhideWhenUsed="0"/>
-    <w:lsdException w:name="Table Web 3" w:semiHidden="0" w:uiPriority="0" w:unhideWhenUsed="0"/>
-    <w:lsdException w:name="Balloon Text" w:semiHidden="0" w:uiPriority="0" w:unhideWhenUsed="0"/>
-    <w:lsdException w:name="Table Grid" w:semiHidden="0" w:uiPriority="0" w:unhideWhenUsed="0" w:qFormat="1"/>
-    <w:lsdException w:name="Table Theme" w:semiHidden="0" w:uiPriority="0" w:unhideWhenUsed="0"/>
-    <w:lsdException w:name="Light Shading" w:semiHidden="0" w:uiPriority="60" w:unhideWhenUsed="0"/>
-    <w:lsdException w:name="Light List" w:semiHidden="0" w:uiPriority="61" w:unhideWhenUsed="0"/>
-    <w:lsdException w:name="Light Grid" w:semiHidden="0" w:uiPriority="62" w:unhideWhenUsed="0"/>
-    <w:lsdException w:name="Medium Shading 1" w:semiHidden="0" w:uiPriority="63" w:unhideWhenUsed="0"/>
-    <w:lsdException w:name="Medium Shading 2" w:semiHidden="0" w:uiPriority="64" w:unhideWhenUsed="0"/>
-    <w:lsdException w:name="Medium List 1" w:semiHidden="0" w:uiPriority="65" w:unhideWhenUsed="0"/>
-    <w:lsdException w:name="Medium List 2" w:semiHidden="0" w:uiPriority="66" w:unhideWhenUsed="0"/>
-    <w:lsdException w:name="Medium Grid 1" w:semiHidden="0" w:uiPriority="67" w:unhideWhenUsed="0"/>
-    <w:lsdException w:name="Medium Grid 2" w:semiHidden="0" w:uiPriority="68" w:unhideWhenUsed="0"/>
-    <w:lsdException w:name="Medium Grid 3" w:semiHidden="0" w:uiPriority="69" w:unhideWhenUsed="0"/>
-    <w:lsdException w:name="Dark List" w:semiHidden="0" w:uiPriority="70" w:unhideWhenUsed="0"/>
-    <w:lsdException w:name="Colorful Shading" w:semiHidden="0" w:uiPriority="71" w:unhideWhenUsed="0"/>
-    <w:lsdException w:name="Colorful List" w:semiHidden="0" w:uiPriority="72" w:unhideWhenUsed="0"/>
-    <w:lsdException w:name="Colorful Grid" w:semiHidden="0" w:uiPriority="73" w:unhideWhenUsed="0"/>
-    <w:lsdException w:name="Light Shading Accent 1" w:semiHidden="0" w:uiPriority="60" w:unhideWhenUsed="0"/>
-    <w:lsdException w:name="Light List Accent 1" w:semiHidden="0" w:uiPriority="61" w:unhideWhenUsed="0"/>
-    <w:lsdException w:name="Light Grid Accent 1" w:semiHidden="0" w:uiPriority="62" w:unhideWhenUsed="0"/>
-    <w:lsdException w:name="Medium Shading 1 Accent 1" w:semiHidden="0" w:uiPriority="63" w:unhideWhenUsed="0"/>
-    <w:lsdException w:name="Medium Shading 2 Accent 1" w:semiHidden="0" w:uiPriority="64" w:unhideWhenUsed="0"/>
-    <w:lsdException w:name="Medium List 1 Accent 1" w:semiHidden="0" w:uiPriority="65" w:unhideWhenUsed="0"/>
-    <w:lsdException w:name="Medium List 2 Accent 1" w:semiHidden="0" w:uiPriority="66" w:unhideWhenUsed="0"/>
-    <w:lsdException w:name="Medium Grid 1 Accent 1" w:semiHidden="0" w:uiPriority="67" w:unhideWhenUsed="0"/>
-    <w:lsdException w:name="Medium Grid 2 Accent 1" w:semiHidden="0" w:uiPriority="68" w:unhideWhenUsed="0"/>
-    <w:lsdException w:name="Medium Grid 3 Accent 1" w:semiHidden="0" w:uiPriority="69" w:unhideWhenUsed="0"/>
-    <w:lsdException w:name="Dark List Accent 1" w:semiHidden="0" w:uiPriority="70" w:unhideWhenUsed="0"/>
-    <w:lsdException w:name="Colorful Shading Accent 1" w:semiHidden="0" w:uiPriority="71" w:unhideWhenUsed="0"/>
-    <w:lsdException w:name="Colorful List Accent 1" w:semiHidden="0" w:uiPriority="72" w:unhideWhenUsed="0"/>
-    <w:lsdException w:name="Colorful Grid Accent 1" w:semiHidden="0" w:uiPriority="73" w:unhideWhenUsed="0"/>
-    <w:lsdException w:name="Light Shading Accent 2" w:semiHidden="0" w:uiPriority="60" w:unhideWhenUsed="0"/>
-    <w:lsdException w:name="Light List Accent 2" w:semiHidden="0" w:uiPriority="61" w:unhideWhenUsed="0"/>
-    <w:lsdException w:name="Light Grid Accent 2" w:semiHidden="0" w:uiPriority="62" w:unhideWhenUsed="0"/>
-    <w:lsdException w:name="Medium Shading 1 Accent 2" w:semiHidden="0" w:uiPriority="63" w:unhideWhenUsed="0"/>
-    <w:lsdException w:name="Medium Shading 2 Accent 2" w:semiHidden="0" w:uiPriority="64" w:unhideWhenUsed="0"/>
-    <w:lsdException w:name="Medium List 1 Accent 2" w:semiHidden="0" w:uiPriority="65" w:unhideWhenUsed="0"/>
-    <w:lsdException w:name="Medium List 2 Accent 2" w:semiHidden="0" w:uiPriority="66" w:unhideWhenUsed="0"/>
-    <w:lsdException w:name="Medium Grid 1 Accent 2" w:semiHidden="0" w:uiPriority="67" w:unhideWhenUsed="0"/>
-    <w:lsdException w:name="Medium Grid 2 Accent 2" w:semiHidden="0" w:uiPriority="68" w:unhideWhenUsed="0"/>
-    <w:lsdException w:name="Medium Grid 3 Accent 2" w:semiHidden="0" w:uiPriority="69" w:unhideWhenUsed="0"/>
-    <w:lsdException w:name="Dark List Accent 2" w:semiHidden="0" w:uiPriority="70" w:unhideWhenUsed="0"/>
-    <w:lsdException w:name="Colorful Shading Accent 2" w:semiHidden="0" w:uiPriority="71" w:unhideWhenUsed="0"/>
-    <w:lsdException w:name="Colorful List Accent 2" w:semiHidden="0" w:uiPriority="72" w:unhideWhenUsed="0"/>
-    <w:lsdException w:name="Colorful Grid Accent 2" w:semiHidden="0" w:uiPriority="73" w:unhideWhenUsed="0"/>
-    <w:lsdException w:name="Light Shading Accent 3" w:semiHidden="0" w:uiPriority="60" w:unhideWhenUsed="0"/>
-    <w:lsdException w:name="Light List Accent 3" w:semiHidden="0" w:uiPriority="61" w:unhideWhenUsed="0"/>
-    <w:lsdException w:name="Light Grid Accent 3" w:semiHidden="0" w:uiPriority="62" w:unhideWhenUsed="0"/>
-    <w:lsdException w:name="Medium Shading 1 Accent 3" w:semiHidden="0" w:uiPriority="63" w:unhideWhenUsed="0"/>
-    <w:lsdException w:name="Medium Shading 2 Accent 3" w:semiHidden="0" w:uiPriority="64" w:unhideWhenUsed="0"/>
-    <w:lsdException w:name="Medium List 1 Accent 3" w:semiHidden="0" w:uiPriority="65" w:unhideWhenUsed="0"/>
-    <w:lsdException w:name="Medium List 2 Accent 3" w:semiHidden="0" w:uiPriority="66" w:unhideWhenUsed="0"/>
-    <w:lsdException w:name="Medium Grid 1 Accent 3" w:semiHidden="0" w:uiPriority="67" w:unhideWhenUsed="0"/>
-    <w:lsdException w:name="Medium Grid 2 Accent 3" w:semiHidden="0" w:uiPriority="68" w:unhideWhenUsed="0"/>
-    <w:lsdException w:name="Medium Grid 3 Accent 3" w:semiHidden="0" w:uiPriority="69" w:unhideWhenUsed="0"/>
-    <w:lsdException w:name="Dark List Accent 3" w:semiHidden="0" w:uiPriority="70" w:unhideWhenUsed="0"/>
-    <w:lsdException w:name="Colorful Shading Accent 3" w:semiHidden="0" w:uiPriority="71" w:unhideWhenUsed="0"/>
-    <w:lsdException w:name="Colorful List Accent 3" w:semiHidden="0" w:uiPriority="72" w:unhideWhenUsed="0"/>
-    <w:lsdException w:name="Colorful Grid Accent 3" w:semiHidden="0" w:uiPriority="73" w:unhideWhenUsed="0"/>
-    <w:lsdException w:name="Light Shading Accent 4" w:semiHidden="0" w:uiPriority="60" w:unhideWhenUsed="0"/>
-    <w:lsdException w:name="Light List Accent 4" w:semiHidden="0" w:uiPriority="61" w:unhideWhenUsed="0"/>
-    <w:lsdException w:name="Light Grid Accent 4" w:semiHidden="0" w:uiPriority="62" w:unhideWhenUsed="0"/>
-    <w:lsdException w:name="Medium Shading 1 Accent 4" w:semiHidden="0" w:uiPriority="63" w:unhideWhenUsed="0"/>
-    <w:lsdException w:name="Medium Shading 2 Accent 4" w:semiHidden="0" w:uiPriority="64" w:unhideWhenUsed="0"/>
-    <w:lsdException w:name="Medium List 1 Accent 4" w:semiHidden="0" w:uiPriority="65" w:unhideWhenUsed="0"/>
-    <w:lsdException w:name="Medium List 2 Accent 4" w:semiHidden="0" w:uiPriority="66" w:unhideWhenUsed="0"/>
-    <w:lsdException w:name="Medium Grid 1 Accent 4" w:semiHidden="0" w:uiPriority="67" w:unhideWhenUsed="0"/>
-    <w:lsdException w:name="Medium Grid 2 Accent 4" w:semiHidden="0" w:uiPriority="68" w:unhideWhenUsed="0"/>
-    <w:lsdException w:name="Medium Grid 3 Accent 4" w:semiHidden="0" w:uiPriority="69" w:unhideWhenUsed="0"/>
-    <w:lsdException w:name="Dark List Accent 4" w:semiHidden="0" w:uiPriority="70" w:unhideWhenUsed="0"/>
-    <w:lsdException w:name="Colorful Shading Accent 4" w:semiHidden="0" w:uiPriority="71" w:unhideWhenUsed="0"/>
-    <w:lsdException w:name="Colorful List Accent 4" w:semiHidden="0" w:uiPriority="72" w:unhideWhenUsed="0"/>
-    <w:lsdException w:name="Colorful Grid Accent 4" w:semiHidden="0" w:uiPriority="73" w:unhideWhenUsed="0"/>
-    <w:lsdException w:name="Light Shading Accent 5" w:semiHidden="0" w:uiPriority="60" w:unhideWhenUsed="0"/>
-    <w:lsdException w:name="Light List Accent 5" w:semiHidden="0" w:uiPriority="61" w:unhideWhenUsed="0"/>
-    <w:lsdException w:name="Light Grid Accent 5" w:semiHidden="0" w:uiPriority="62" w:unhideWhenUsed="0"/>
-    <w:lsdException w:name="Medium Shading 1 Accent 5" w:semiHidden="0" w:uiPriority="63" w:unhideWhenUsed="0"/>
-    <w:lsdException w:name="Medium Shading 2 Accent 5" w:semiHidden="0" w:uiPriority="64" w:unhideWhenUsed="0"/>
-    <w:lsdException w:name="Medium List 1 Accent 5" w:semiHidden="0" w:uiPriority="65" w:unhideWhenUsed="0"/>
-    <w:lsdException w:name="Medium List 2 Accent 5" w:semiHidden="0" w:uiPriority="66" w:unhideWhenUsed="0"/>
-    <w:lsdException w:name="Medium Grid 1 Accent 5" w:semiHidden="0" w:uiPriority="67" w:unhideWhenUsed="0"/>
-    <w:lsdException w:name="Medium Grid 2 Accent 5" w:semiHidden="0" w:uiPriority="68" w:unhideWhenUsed="0"/>
-    <w:lsdException w:name="Medium Grid 3 Accent 5" w:semiHidden="0" w:uiPriority="69" w:unhideWhenUsed="0"/>
-    <w:lsdException w:name="Dark List Accent 5" w:semiHidden="0" w:uiPriority="70" w:unhideWhenUsed="0"/>
-    <w:lsdException w:name="Colorful Shading Accent 5" w:semiHidden="0" w:uiPriority="71" w:unhideWhenUsed="0"/>
-    <w:lsdException w:name="Colorful List Accent 5" w:semiHidden="0" w:uiPriority="72" w:unhideWhenUsed="0"/>
-    <w:lsdException w:name="Colorful Grid Accent 5" w:semiHidden="0" w:uiPriority="73" w:unhideWhenUsed="0"/>
-    <w:lsdException w:name="Light Shading Accent 6" w:semiHidden="0" w:uiPriority="60" w:unhideWhenUsed="0"/>
-    <w:lsdException w:name="Light List Accent 6" w:semiHidden="0" w:uiPriority="61" w:unhideWhenUsed="0"/>
-    <w:lsdException w:name="Light Grid Accent 6" w:semiHidden="0" w:uiPriority="62" w:unhideWhenUsed="0"/>
-    <w:lsdException w:name="Medium Shading 1 Accent 6" w:semiHidden="0" w:uiPriority="63" w:unhideWhenUsed="0"/>
-    <w:lsdException w:name="Medium Shading 2 Accent 6" w:semiHidden="0" w:uiPriority="64" w:unhideWhenUsed="0"/>
-    <w:lsdException w:name="Medium List 1 Accent 6" w:semiHidden="0" w:uiPriority="65" w:unhideWhenUsed="0"/>
-    <w:lsdException w:name="Medium List 2 Accent 6" w:semiHidden="0" w:uiPriority="66" w:unhideWhenUsed="0"/>
-    <w:lsdException w:name="Medium Grid 1 Accent 6" w:semiHidden="0" w:uiPriority="67" w:unhideWhenUsed="0"/>
-    <w:lsdException w:name="Medium Grid 2 Accent 6" w:semiHidden="0" w:uiPriority="68" w:unhideWhenUsed="0"/>
-    <w:lsdException w:name="Medium Grid 3 Accent 6" w:semiHidden="0" w:uiPriority="69" w:unhideWhenUsed="0"/>
-    <w:lsdException w:name="Dark List Accent 6" w:semiHidden="0" w:uiPriority="70" w:unhideWhenUsed="0"/>
-    <w:lsdException w:name="Colorful Shading Accent 6" w:semiHidden="0" w:uiPriority="71" w:unhideWhenUsed="0"/>
-    <w:lsdException w:name="Colorful List Accent 6" w:semiHidden="0" w:uiPriority="72" w:unhideWhenUsed="0"/>
-    <w:lsdException w:name="Colorful Grid Accent 6" w:semiHidden="0" w:uiPriority="73" w:unhideWhenUsed="0"/>
+  <w:latentStyles w:count="260" w:defQFormat="0" w:defUnhideWhenUsed="1" w:defSemiHidden="1" w:defUIPriority="99" w:defLockedState="0">
+    <w:lsdException w:qFormat="1" w:unhideWhenUsed="0" w:uiPriority="0" w:semiHidden="0" w:name="Normal"/>
+    <w:lsdException w:qFormat="1" w:unhideWhenUsed="0" w:uiPriority="0" w:semiHidden="0" w:name="heading 1"/>
+    <w:lsdException w:qFormat="1" w:uiPriority="0" w:semiHidden="0" w:name="heading 2"/>
+    <w:lsdException w:qFormat="1" w:uiPriority="0" w:name="heading 3"/>
+    <w:lsdException w:qFormat="1" w:uiPriority="0" w:semiHidden="0" w:name="heading 4"/>
+    <w:lsdException w:qFormat="1" w:uiPriority="0" w:name="heading 5"/>
+    <w:lsdException w:qFormat="1" w:uiPriority="0" w:name="heading 6"/>
+    <w:lsdException w:qFormat="1" w:uiPriority="0" w:name="heading 7"/>
+    <w:lsdException w:qFormat="1" w:uiPriority="0" w:name="heading 8"/>
+    <w:lsdException w:qFormat="1" w:uiPriority="0" w:name="heading 9"/>
+    <w:lsdException w:unhideWhenUsed="0" w:uiPriority="0" w:semiHidden="0" w:name="index 1"/>
+    <w:lsdException w:unhideWhenUsed="0" w:uiPriority="0" w:semiHidden="0" w:name="index 2"/>
+    <w:lsdException w:unhideWhenUsed="0" w:uiPriority="0" w:semiHidden="0" w:name="index 3"/>
+    <w:lsdException w:unhideWhenUsed="0" w:uiPriority="0" w:semiHidden="0" w:name="index 4"/>
+    <w:lsdException w:unhideWhenUsed="0" w:uiPriority="0" w:semiHidden="0" w:name="index 5"/>
+    <w:lsdException w:unhideWhenUsed="0" w:uiPriority="0" w:semiHidden="0" w:name="index 6"/>
+    <w:lsdException w:unhideWhenUsed="0" w:uiPriority="0" w:semiHidden="0" w:name="index 7"/>
+    <w:lsdException w:unhideWhenUsed="0" w:uiPriority="0" w:semiHidden="0" w:name="index 8"/>
+    <w:lsdException w:unhideWhenUsed="0" w:uiPriority="0" w:semiHidden="0" w:name="index 9"/>
+    <w:lsdException w:qFormat="1" w:unhideWhenUsed="0" w:uiPriority="0" w:semiHidden="0" w:name="toc 1"/>
+    <w:lsdException w:qFormat="1" w:unhideWhenUsed="0" w:uiPriority="0" w:semiHidden="0" w:name="toc 2"/>
+    <w:lsdException w:qFormat="1" w:unhideWhenUsed="0" w:uiPriority="0" w:semiHidden="0" w:name="toc 3"/>
+    <w:lsdException w:unhideWhenUsed="0" w:uiPriority="0" w:semiHidden="0" w:name="toc 4"/>
+    <w:lsdException w:unhideWhenUsed="0" w:uiPriority="0" w:semiHidden="0" w:name="toc 5"/>
+    <w:lsdException w:unhideWhenUsed="0" w:uiPriority="0" w:semiHidden="0" w:name="toc 6"/>
+    <w:lsdException w:unhideWhenUsed="0" w:uiPriority="0" w:semiHidden="0" w:name="toc 7"/>
+    <w:lsdException w:unhideWhenUsed="0" w:uiPriority="0" w:semiHidden="0" w:name="toc 8"/>
+    <w:lsdException w:unhideWhenUsed="0" w:uiPriority="0" w:semiHidden="0" w:name="toc 9"/>
+    <w:lsdException w:unhideWhenUsed="0" w:uiPriority="0" w:semiHidden="0" w:name="Normal Indent"/>
+    <w:lsdException w:unhideWhenUsed="0" w:uiPriority="0" w:semiHidden="0" w:name="footnote text"/>
+    <w:lsdException w:qFormat="1" w:unhideWhenUsed="0" w:uiPriority="0" w:semiHidden="0" w:name="annotation text"/>
+    <w:lsdException w:qFormat="1" w:unhideWhenUsed="0" w:uiPriority="0" w:semiHidden="0" w:name="header"/>
+    <w:lsdException w:qFormat="1" w:unhideWhenUsed="0" w:uiPriority="0" w:semiHidden="0" w:name="footer"/>
+    <w:lsdException w:unhideWhenUsed="0" w:uiPriority="0" w:semiHidden="0" w:name="index heading"/>
+    <w:lsdException w:qFormat="1" w:uiPriority="0" w:name="caption"/>
+    <w:lsdException w:unhideWhenUsed="0" w:uiPriority="0" w:semiHidden="0" w:name="table of figures"/>
+    <w:lsdException w:unhideWhenUsed="0" w:uiPriority="0" w:semiHidden="0" w:name="envelope address"/>
+    <w:lsdException w:unhideWhenUsed="0" w:uiPriority="0" w:semiHidden="0" w:name="envelope return"/>
+    <w:lsdException w:unhideWhenUsed="0" w:uiPriority="0" w:semiHidden="0" w:name="footnote reference"/>
+    <w:lsdException w:unhideWhenUsed="0" w:uiPriority="0" w:semiHidden="0" w:name="annotation reference"/>
+    <w:lsdException w:unhideWhenUsed="0" w:uiPriority="0" w:semiHidden="0" w:name="line number"/>
+    <w:lsdException w:unhideWhenUsed="0" w:uiPriority="0" w:semiHidden="0" w:name="page number"/>
+    <w:lsdException w:unhideWhenUsed="0" w:uiPriority="0" w:semiHidden="0" w:name="endnote reference"/>
+    <w:lsdException w:unhideWhenUsed="0" w:uiPriority="0" w:semiHidden="0" w:name="endnote text"/>
+    <w:lsdException w:unhideWhenUsed="0" w:uiPriority="0" w:semiHidden="0" w:name="table of authorities"/>
+    <w:lsdException w:unhideWhenUsed="0" w:uiPriority="0" w:semiHidden="0" w:name="macro"/>
+    <w:lsdException w:unhideWhenUsed="0" w:uiPriority="0" w:semiHidden="0" w:name="toa heading"/>
+    <w:lsdException w:unhideWhenUsed="0" w:uiPriority="0" w:semiHidden="0" w:name="List"/>
+    <w:lsdException w:unhideWhenUsed="0" w:uiPriority="0" w:semiHidden="0" w:name="List Bullet"/>
+    <w:lsdException w:unhideWhenUsed="0" w:uiPriority="0" w:semiHidden="0" w:name="List Number"/>
+    <w:lsdException w:unhideWhenUsed="0" w:uiPriority="0" w:semiHidden="0" w:name="List 2"/>
+    <w:lsdException w:unhideWhenUsed="0" w:uiPriority="0" w:semiHidden="0" w:name="List 3"/>
+    <w:lsdException w:unhideWhenUsed="0" w:uiPriority="0" w:semiHidden="0" w:name="List 4"/>
+    <w:lsdException w:unhideWhenUsed="0" w:uiPriority="0" w:semiHidden="0" w:name="List 5"/>
+    <w:lsdException w:unhideWhenUsed="0" w:uiPriority="0" w:semiHidden="0" w:name="List Bullet 2"/>
+    <w:lsdException w:unhideWhenUsed="0" w:uiPriority="0" w:semiHidden="0" w:name="List Bullet 3"/>
+    <w:lsdException w:unhideWhenUsed="0" w:uiPriority="0" w:semiHidden="0" w:name="List Bullet 4"/>
+    <w:lsdException w:unhideWhenUsed="0" w:uiPriority="0" w:semiHidden="0" w:name="List Bullet 5"/>
+    <w:lsdException w:unhideWhenUsed="0" w:uiPriority="0" w:semiHidden="0" w:name="List Number 2"/>
+    <w:lsdException w:unhideWhenUsed="0" w:uiPriority="0" w:semiHidden="0" w:name="List Number 3"/>
+    <w:lsdException w:unhideWhenUsed="0" w:uiPriority="0" w:semiHidden="0" w:name="List Number 4"/>
+    <w:lsdException w:unhideWhenUsed="0" w:uiPriority="0" w:semiHidden="0" w:name="List Number 5"/>
+    <w:lsdException w:qFormat="1" w:unhideWhenUsed="0" w:uiPriority="0" w:semiHidden="0" w:name="Title"/>
+    <w:lsdException w:unhideWhenUsed="0" w:uiPriority="0" w:semiHidden="0" w:name="Closing"/>
+    <w:lsdException w:unhideWhenUsed="0" w:uiPriority="0" w:semiHidden="0" w:name="Signature"/>
+    <w:lsdException w:qFormat="1" w:unhideWhenUsed="0" w:uiPriority="0" w:name="Default Paragraph Font"/>
+    <w:lsdException w:qFormat="1" w:unhideWhenUsed="0" w:uiPriority="0" w:name="Body Text"/>
+    <w:lsdException w:unhideWhenUsed="0" w:uiPriority="0" w:semiHidden="0" w:name="Body Text Indent"/>
+    <w:lsdException w:unhideWhenUsed="0" w:uiPriority="0" w:semiHidden="0" w:name="List Continue"/>
+    <w:lsdException w:unhideWhenUsed="0" w:uiPriority="0" w:semiHidden="0" w:name="List Continue 2"/>
+    <w:lsdException w:unhideWhenUsed="0" w:uiPriority="0" w:semiHidden="0" w:name="List Continue 3"/>
+    <w:lsdException w:unhideWhenUsed="0" w:uiPriority="0" w:semiHidden="0" w:name="List Continue 4"/>
+    <w:lsdException w:unhideWhenUsed="0" w:uiPriority="0" w:semiHidden="0" w:name="List Continue 5"/>
+    <w:lsdException w:unhideWhenUsed="0" w:uiPriority="0" w:semiHidden="0" w:name="Message Header"/>
+    <w:lsdException w:qFormat="1" w:unhideWhenUsed="0" w:uiPriority="0" w:semiHidden="0" w:name="Subtitle"/>
+    <w:lsdException w:unhideWhenUsed="0" w:uiPriority="0" w:semiHidden="0" w:name="Salutation"/>
+    <w:lsdException w:unhideWhenUsed="0" w:uiPriority="0" w:semiHidden="0" w:name="Date"/>
+    <w:lsdException w:unhideWhenUsed="0" w:uiPriority="0" w:semiHidden="0" w:name="Body Text First Indent"/>
+    <w:lsdException w:unhideWhenUsed="0" w:uiPriority="0" w:semiHidden="0" w:name="Body Text First Indent 2"/>
+    <w:lsdException w:uiPriority="99" w:name="Note Heading"/>
+    <w:lsdException w:unhideWhenUsed="0" w:uiPriority="0" w:semiHidden="0" w:name="Body Text 2"/>
+    <w:lsdException w:unhideWhenUsed="0" w:uiPriority="0" w:semiHidden="0" w:name="Body Text 3"/>
+    <w:lsdException w:unhideWhenUsed="0" w:uiPriority="0" w:semiHidden="0" w:name="Body Text Indent 2"/>
+    <w:lsdException w:unhideWhenUsed="0" w:uiPriority="0" w:semiHidden="0" w:name="Body Text Indent 3"/>
+    <w:lsdException w:unhideWhenUsed="0" w:uiPriority="0" w:semiHidden="0" w:name="Block Text"/>
+    <w:lsdException w:unhideWhenUsed="0" w:uiPriority="0" w:semiHidden="0" w:name="Hyperlink"/>
+    <w:lsdException w:unhideWhenUsed="0" w:uiPriority="0" w:semiHidden="0" w:name="FollowedHyperlink"/>
+    <w:lsdException w:qFormat="1" w:unhideWhenUsed="0" w:uiPriority="0" w:semiHidden="0" w:name="Strong"/>
+    <w:lsdException w:qFormat="1" w:unhideWhenUsed="0" w:uiPriority="0" w:semiHidden="0" w:name="Emphasis"/>
+    <w:lsdException w:unhideWhenUsed="0" w:uiPriority="0" w:semiHidden="0" w:name="Document Map"/>
+    <w:lsdException w:unhideWhenUsed="0" w:uiPriority="0" w:semiHidden="0" w:name="Plain Text"/>
+    <w:lsdException w:unhideWhenUsed="0" w:uiPriority="0" w:semiHidden="0" w:name="E-mail Signature"/>
+    <w:lsdException w:qFormat="1" w:unhideWhenUsed="0" w:uiPriority="0" w:semiHidden="0" w:name="Normal (Web)"/>
+    <w:lsdException w:unhideWhenUsed="0" w:uiPriority="0" w:semiHidden="0" w:name="HTML Acronym"/>
+    <w:lsdException w:unhideWhenUsed="0" w:uiPriority="0" w:semiHidden="0" w:name="HTML Address"/>
+    <w:lsdException w:unhideWhenUsed="0" w:uiPriority="0" w:semiHidden="0" w:name="HTML Cite"/>
+    <w:lsdException w:unhideWhenUsed="0" w:uiPriority="0" w:semiHidden="0" w:name="HTML Code"/>
+    <w:lsdException w:unhideWhenUsed="0" w:uiPriority="0" w:semiHidden="0" w:name="HTML Definition"/>
+    <w:lsdException w:unhideWhenUsed="0" w:uiPriority="0" w:semiHidden="0" w:name="HTML Keyboard"/>
+    <w:lsdException w:unhideWhenUsed="0" w:uiPriority="0" w:semiHidden="0" w:name="HTML Preformatted"/>
+    <w:lsdException w:unhideWhenUsed="0" w:uiPriority="0" w:semiHidden="0" w:name="HTML Sample"/>
+    <w:lsdException w:unhideWhenUsed="0" w:uiPriority="0" w:semiHidden="0" w:name="HTML Typewriter"/>
+    <w:lsdException w:unhideWhenUsed="0" w:uiPriority="0" w:semiHidden="0" w:name="HTML Variable"/>
+    <w:lsdException w:qFormat="1" w:unhideWhenUsed="0" w:uiPriority="0" w:name="Normal Table"/>
+    <w:lsdException w:unhideWhenUsed="0" w:uiPriority="0" w:semiHidden="0" w:name="annotation subject"/>
+    <w:lsdException w:unhideWhenUsed="0" w:uiPriority="0" w:semiHidden="0" w:name="Table Simple 1"/>
+    <w:lsdException w:unhideWhenUsed="0" w:uiPriority="0" w:semiHidden="0" w:name="Table Simple 2"/>
+    <w:lsdException w:unhideWhenUsed="0" w:uiPriority="0" w:semiHidden="0" w:name="Table Simple 3"/>
+    <w:lsdException w:unhideWhenUsed="0" w:uiPriority="0" w:semiHidden="0" w:name="Table Classic 1"/>
+    <w:lsdException w:unhideWhenUsed="0" w:uiPriority="0" w:semiHidden="0" w:name="Table Classic 2"/>
+    <w:lsdException w:unhideWhenUsed="0" w:uiPriority="0" w:semiHidden="0" w:name="Table Classic 3"/>
+    <w:lsdException w:unhideWhenUsed="0" w:uiPriority="0" w:semiHidden="0" w:name="Table Classic 4"/>
+    <w:lsdException w:unhideWhenUsed="0" w:uiPriority="0" w:semiHidden="0" w:name="Table Colorful 1"/>
+    <w:lsdException w:unhideWhenUsed="0" w:uiPriority="0" w:semiHidden="0" w:name="Table Colorful 2"/>
+    <w:lsdException w:unhideWhenUsed="0" w:uiPriority="0" w:semiHidden="0" w:name="Table Colorful 3"/>
+    <w:lsdException w:unhideWhenUsed="0" w:uiPriority="0" w:semiHidden="0" w:name="Table Columns 1"/>
+    <w:lsdException w:unhideWhenUsed="0" w:uiPriority="0" w:semiHidden="0" w:name="Table Columns 2"/>
+    <w:lsdException w:unhideWhenUsed="0" w:uiPriority="0" w:semiHidden="0" w:name="Table Columns 3"/>
+    <w:lsdException w:unhideWhenUsed="0" w:uiPriority="0" w:semiHidden="0" w:name="Table Columns 4"/>
+    <w:lsdException w:unhideWhenUsed="0" w:uiPriority="0" w:semiHidden="0" w:name="Table Columns 5"/>
+    <w:lsdException w:unhideWhenUsed="0" w:uiPriority="0" w:semiHidden="0" w:name="Table Grid 1"/>
+    <w:lsdException w:unhideWhenUsed="0" w:uiPriority="0" w:semiHidden="0" w:name="Table Grid 2"/>
+    <w:lsdException w:unhideWhenUsed="0" w:uiPriority="0" w:semiHidden="0" w:name="Table Grid 3"/>
+    <w:lsdException w:unhideWhenUsed="0" w:uiPriority="0" w:semiHidden="0" w:name="Table Grid 4"/>
+    <w:lsdException w:unhideWhenUsed="0" w:uiPriority="0" w:semiHidden="0" w:name="Table Grid 5"/>
+    <w:lsdException w:unhideWhenUsed="0" w:uiPriority="0" w:semiHidden="0" w:name="Table Grid 6"/>
+    <w:lsdException w:unhideWhenUsed="0" w:uiPriority="0" w:semiHidden="0" w:name="Table Grid 7"/>
+    <w:lsdException w:unhideWhenUsed="0" w:uiPriority="0" w:semiHidden="0" w:name="Table Grid 8"/>
+    <w:lsdException w:unhideWhenUsed="0" w:uiPriority="0" w:semiHidden="0" w:name="Table List 1"/>
+    <w:lsdException w:unhideWhenUsed="0" w:uiPriority="0" w:semiHidden="0" w:name="Table List 2"/>
+    <w:lsdException w:unhideWhenUsed="0" w:uiPriority="0" w:semiHidden="0" w:name="Table List 3"/>
+    <w:lsdException w:unhideWhenUsed="0" w:uiPriority="0" w:semiHidden="0" w:name="Table List 4"/>
+    <w:lsdException w:unhideWhenUsed="0" w:uiPriority="0" w:semiHidden="0" w:name="Table List 5"/>
+    <w:lsdException w:unhideWhenUsed="0" w:uiPriority="0" w:semiHidden="0" w:name="Table List 6"/>
+    <w:lsdException w:unhideWhenUsed="0" w:uiPriority="0" w:semiHidden="0" w:name="Table List 7"/>
+    <w:lsdException w:unhideWhenUsed="0" w:uiPriority="0" w:semiHidden="0" w:name="Table List 8"/>
+    <w:lsdException w:unhideWhenUsed="0" w:uiPriority="0" w:semiHidden="0" w:name="Table 3D effects 1"/>
+    <w:lsdException w:unhideWhenUsed="0" w:uiPriority="0" w:semiHidden="0" w:name="Table 3D effects 2"/>
+    <w:lsdException w:unhideWhenUsed="0" w:uiPriority="0" w:semiHidden="0" w:name="Table 3D effects 3"/>
+    <w:lsdException w:unhideWhenUsed="0" w:uiPriority="0" w:semiHidden="0" w:name="Table Contemporary"/>
+    <w:lsdException w:unhideWhenUsed="0" w:uiPriority="0" w:semiHidden="0" w:name="Table Elegant"/>
+    <w:lsdException w:unhideWhenUsed="0" w:uiPriority="0" w:semiHidden="0" w:name="Table Professional"/>
+    <w:lsdException w:unhideWhenUsed="0" w:uiPriority="0" w:semiHidden="0" w:name="Table Subtle 1"/>
+    <w:lsdException w:unhideWhenUsed="0" w:uiPriority="0" w:semiHidden="0" w:name="Table Subtle 2"/>
+    <w:lsdException w:unhideWhenUsed="0" w:uiPriority="0" w:semiHidden="0" w:name="Table Web 1"/>
+    <w:lsdException w:unhideWhenUsed="0" w:uiPriority="0" w:semiHidden="0" w:name="Table Web 2"/>
+    <w:lsdException w:unhideWhenUsed="0" w:uiPriority="0" w:semiHidden="0" w:name="Table Web 3"/>
+    <w:lsdException w:unhideWhenUsed="0" w:uiPriority="0" w:semiHidden="0" w:name="Balloon Text"/>
+    <w:lsdException w:qFormat="1" w:unhideWhenUsed="0" w:uiPriority="0" w:semiHidden="0" w:name="Table Grid"/>
+    <w:lsdException w:unhideWhenUsed="0" w:uiPriority="0" w:semiHidden="0" w:name="Table Theme"/>
+    <w:lsdException w:unhideWhenUsed="0" w:uiPriority="60" w:semiHidden="0" w:name="Light Shading"/>
+    <w:lsdException w:unhideWhenUsed="0" w:uiPriority="61" w:semiHidden="0" w:name="Light List"/>
+    <w:lsdException w:unhideWhenUsed="0" w:uiPriority="62" w:semiHidden="0" w:name="Light Grid"/>
+    <w:lsdException w:unhideWhenUsed="0" w:uiPriority="63" w:semiHidden="0" w:name="Medium Shading 1"/>
+    <w:lsdException w:unhideWhenUsed="0" w:uiPriority="64" w:semiHidden="0" w:name="Medium Shading 2"/>
+    <w:lsdException w:unhideWhenUsed="0" w:uiPriority="65" w:semiHidden="0" w:name="Medium List 1"/>
+    <w:lsdException w:unhideWhenUsed="0" w:uiPriority="66" w:semiHidden="0" w:name="Medium List 2"/>
+    <w:lsdException w:unhideWhenUsed="0" w:uiPriority="67" w:semiHidden="0" w:name="Medium Grid 1"/>
+    <w:lsdException w:unhideWhenUsed="0" w:uiPriority="68" w:semiHidden="0" w:name="Medium Grid 2"/>
+    <w:lsdException w:unhideWhenUsed="0" w:uiPriority="69" w:semiHidden="0" w:name="Medium Grid 3"/>
+    <w:lsdException w:unhideWhenUsed="0" w:uiPriority="70" w:semiHidden="0" w:name="Dark List"/>
+    <w:lsdException w:unhideWhenUsed="0" w:uiPriority="71" w:semiHidden="0" w:name="Colorful Shading"/>
+    <w:lsdException w:unhideWhenUsed="0" w:uiPriority="72" w:semiHidden="0" w:name="Colorful List"/>
+    <w:lsdException w:unhideWhenUsed="0" w:uiPriority="73" w:semiHidden="0" w:name="Colorful Grid"/>
+    <w:lsdException w:unhideWhenUsed="0" w:uiPriority="60" w:semiHidden="0" w:name="Light Shading Accent 1"/>
+    <w:lsdException w:unhideWhenUsed="0" w:uiPriority="61" w:semiHidden="0" w:name="Light List Accent 1"/>
+    <w:lsdException w:unhideWhenUsed="0" w:uiPriority="62" w:semiHidden="0" w:name="Light Grid Accent 1"/>
+    <w:lsdException w:unhideWhenUsed="0" w:uiPriority="63" w:semiHidden="0" w:name="Medium Shading 1 Accent 1"/>
+    <w:lsdException w:unhideWhenUsed="0" w:uiPriority="64" w:semiHidden="0" w:name="Medium Shading 2 Accent 1"/>
+    <w:lsdException w:unhideWhenUsed="0" w:uiPriority="65" w:semiHidden="0" w:name="Medium List 1 Accent 1"/>
+    <w:lsdException w:unhideWhenUsed="0" w:uiPriority="66" w:semiHidden="0" w:name="Medium List 2 Accent 1"/>
+    <w:lsdException w:unhideWhenUsed="0" w:uiPriority="67" w:semiHidden="0" w:name="Medium Grid 1 Accent 1"/>
+    <w:lsdException w:unhideWhenUsed="0" w:uiPriority="68" w:semiHidden="0" w:name="Medium Grid 2 Accent 1"/>
+    <w:lsdException w:unhideWhenUsed="0" w:uiPriority="69" w:semiHidden="0" w:name="Medium Grid 3 Accent 1"/>
+    <w:lsdException w:unhideWhenUsed="0" w:uiPriority="70" w:semiHidden="0" w:name="Dark List Accent 1"/>
+    <w:lsdException w:unhideWhenUsed="0" w:uiPriority="71" w:semiHidden="0" w:name="Colorful Shading Accent 1"/>
+    <w:lsdException w:unhideWhenUsed="0" w:uiPriority="72" w:semiHidden="0" w:name="Colorful List Accent 1"/>
+    <w:lsdException w:unhideWhenUsed="0" w:uiPriority="73" w:semiHidden="0" w:name="Colorful Grid Accent 1"/>
+    <w:lsdException w:unhideWhenUsed="0" w:uiPriority="60" w:semiHidden="0" w:name="Light Shading Accent 2"/>
+    <w:lsdException w:unhideWhenUsed="0" w:uiPriority="61" w:semiHidden="0" w:name="Light List Accent 2"/>
+    <w:lsdException w:unhideWhenUsed="0" w:uiPriority="62" w:semiHidden="0" w:name="Light Grid Accent 2"/>
+    <w:lsdException w:unhideWhenUsed="0" w:uiPriority="63" w:semiHidden="0" w:name="Medium Shading 1 Accent 2"/>
+    <w:lsdException w:unhideWhenUsed="0" w:uiPriority="64" w:semiHidden="0" w:name="Medium Shading 2 Accent 2"/>
+    <w:lsdException w:unhideWhenUsed="0" w:uiPriority="65" w:semiHidden="0" w:name="Medium List 1 Accent 2"/>
+    <w:lsdException w:unhideWhenUsed="0" w:uiPriority="66" w:semiHidden="0" w:name="Medium List 2 Accent 2"/>
+    <w:lsdException w:unhideWhenUsed="0" w:uiPriority="67" w:semiHidden="0" w:name="Medium Grid 1 Accent 2"/>
+    <w:lsdException w:unhideWhenUsed="0" w:uiPriority="68" w:semiHidden="0" w:name="Medium Grid 2 Accent 2"/>
+    <w:lsdException w:unhideWhenUsed="0" w:uiPriority="69" w:semiHidden="0" w:name="Medium Grid 3 Accent 2"/>
+    <w:lsdException w:unhideWhenUsed="0" w:uiPriority="70" w:semiHidden="0" w:name="Dark List Accent 2"/>
+    <w:lsdException w:unhideWhenUsed="0" w:uiPriority="71" w:semiHidden="0" w:name="Colorful Shading Accent 2"/>
+    <w:lsdException w:unhideWhenUsed="0" w:uiPriority="72" w:semiHidden="0" w:name="Colorful List Accent 2"/>
+    <w:lsdException w:unhideWhenUsed="0" w:uiPriority="73" w:semiHidden="0" w:name="Colorful Grid Accent 2"/>
+    <w:lsdException w:unhideWhenUsed="0" w:uiPriority="60" w:semiHidden="0" w:name="Light Shading Accent 3"/>
+    <w:lsdException w:unhideWhenUsed="0" w:uiPriority="61" w:semiHidden="0" w:name="Light List Accent 3"/>
+    <w:lsdException w:unhideWhenUsed="0" w:uiPriority="62" w:semiHidden="0" w:name="Light Grid Accent 3"/>
+    <w:lsdException w:unhideWhenUsed="0" w:uiPriority="63" w:semiHidden="0" w:name="Medium Shading 1 Accent 3"/>
+    <w:lsdException w:unhideWhenUsed="0" w:uiPriority="64" w:semiHidden="0" w:name="Medium Shading 2 Accent 3"/>
+    <w:lsdException w:unhideWhenUsed="0" w:uiPriority="65" w:semiHidden="0" w:name="Medium List 1 Accent 3"/>
+    <w:lsdException w:unhideWhenUsed="0" w:uiPriority="66" w:semiHidden="0" w:name="Medium List 2 Accent 3"/>
+    <w:lsdException w:unhideWhenUsed="0" w:uiPriority="67" w:semiHidden="0" w:name="Medium Grid 1 Accent 3"/>
+    <w:lsdException w:unhideWhenUsed="0" w:uiPriority="68" w:semiHidden="0" w:name="Medium Grid 2 Accent 3"/>
+    <w:lsdException w:unhideWhenUsed="0" w:uiPriority="69" w:semiHidden="0" w:name="Medium Grid 3 Accent 3"/>
+    <w:lsdException w:unhideWhenUsed="0" w:uiPriority="70" w:semiHidden="0" w:name="Dark List Accent 3"/>
+    <w:lsdException w:unhideWhenUsed="0" w:uiPriority="71" w:semiHidden="0" w:name="Colorful Shading Accent 3"/>
+    <w:lsdException w:unhideWhenUsed="0" w:uiPriority="72" w:semiHidden="0" w:name="Colorful List Accent 3"/>
+    <w:lsdException w:unhideWhenUsed="0" w:uiPriority="73" w:semiHidden="0" w:name="Colorful Grid Accent 3"/>
+    <w:lsdException w:unhideWhenUsed="0" w:uiPriority="60" w:semiHidden="0" w:name="Light Shading Accent 4"/>
+    <w:lsdException w:unhideWhenUsed="0" w:uiPriority="61" w:semiHidden="0" w:name="Light List Accent 4"/>
+    <w:lsdException w:unhideWhenUsed="0" w:uiPriority="62" w:semiHidden="0" w:name="Light Grid Accent 4"/>
+    <w:lsdException w:unhideWhenUsed="0" w:uiPriority="63" w:semiHidden="0" w:name="Medium Shading 1 Accent 4"/>
+    <w:lsdException w:unhideWhenUsed="0" w:uiPriority="64" w:semiHidden="0" w:name="Medium Shading 2 Accent 4"/>
+    <w:lsdException w:unhideWhenUsed="0" w:uiPriority="65" w:semiHidden="0" w:name="Medium List 1 Accent 4"/>
+    <w:lsdException w:unhideWhenUsed="0" w:uiPriority="66" w:semiHidden="0" w:name="Medium List 2 Accent 4"/>
+    <w:lsdException w:unhideWhenUsed="0" w:uiPriority="67" w:semiHidden="0" w:name="Medium Grid 1 Accent 4"/>
+    <w:lsdException w:unhideWhenUsed="0" w:uiPriority="68" w:semiHidden="0" w:name="Medium Grid 2 Accent 4"/>
+    <w:lsdException w:unhideWhenUsed="0" w:uiPriority="69" w:semiHidden="0" w:name="Medium Grid 3 Accent 4"/>
+    <w:lsdException w:unhideWhenUsed="0" w:uiPriority="70" w:semiHidden="0" w:name="Dark List Accent 4"/>
+    <w:lsdException w:unhideWhenUsed="0" w:uiPriority="71" w:semiHidden="0" w:name="Colorful Shading Accent 4"/>
+    <w:lsdException w:unhideWhenUsed="0" w:uiPriority="72" w:semiHidden="0" w:name="Colorful List Accent 4"/>
+    <w:lsdException w:unhideWhenUsed="0" w:uiPriority="73" w:semiHidden="0" w:name="Colorful Grid Accent 4"/>
+    <w:lsdException w:unhideWhenUsed="0" w:uiPriority="60" w:semiHidden="0" w:name="Light Shading Accent 5"/>
+    <w:lsdException w:unhideWhenUsed="0" w:uiPriority="61" w:semiHidden="0" w:name="Light List Accent 5"/>
+    <w:lsdException w:unhideWhenUsed="0" w:uiPriority="62" w:semiHidden="0" w:name="Light Grid Accent 5"/>
+    <w:lsdException w:unhideWhenUsed="0" w:uiPriority="63" w:semiHidden="0" w:name="Medium Shading 1 Accent 5"/>
+    <w:lsdException w:unhideWhenUsed="0" w:uiPriority="64" w:semiHidden="0" w:name="Medium Shading 2 Accent 5"/>
+    <w:lsdException w:unhideWhenUsed="0" w:uiPriority="65" w:semiHidden="0" w:name="Medium List 1 Accent 5"/>
+    <w:lsdException w:unhideWhenUsed="0" w:uiPriority="66" w:semiHidden="0" w:name="Medium List 2 Accent 5"/>
+    <w:lsdException w:unhideWhenUsed="0" w:uiPriority="67" w:semiHidden="0" w:name="Medium Grid 1 Accent 5"/>
+    <w:lsdException w:unhideWhenUsed="0" w:uiPriority="68" w:semiHidden="0" w:name="Medium Grid 2 Accent 5"/>
+    <w:lsdException w:unhideWhenUsed="0" w:uiPriority="69" w:semiHidden="0" w:name="Medium Grid 3 Accent 5"/>
+    <w:lsdException w:unhideWhenUsed="0" w:uiPriority="70" w:semiHidden="0" w:name="Dark List Accent 5"/>
+    <w:lsdException w:unhideWhenUsed="0" w:uiPriority="71" w:semiHidden="0" w:name="Colorful Shading Accent 5"/>
+    <w:lsdException w:unhideWhenUsed="0" w:uiPriority="72" w:semiHidden="0" w:name="Colorful List Accent 5"/>
+    <w:lsdException w:unhideWhenUsed="0" w:uiPriority="73" w:semiHidden="0" w:name="Colorful Grid Accent 5"/>
+    <w:lsdException w:unhideWhenUsed="0" w:uiPriority="60" w:semiHidden="0" w:name="Light Shading Accent 6"/>
+    <w:lsdException w:unhideWhenUsed="0" w:uiPriority="61" w:semiHidden="0" w:name="Light List Accent 6"/>
+    <w:lsdException w:unhideWhenUsed="0" w:uiPriority="62" w:semiHidden="0" w:name="Light Grid Accent 6"/>
+    <w:lsdException w:unhideWhenUsed="0" w:uiPriority="63" w:semiHidden="0" w:name="Medium Shading 1 Accent 6"/>
+    <w:lsdException w:unhideWhenUsed="0" w:uiPriority="64" w:semiHidden="0" w:name="Medium Shading 2 Accent 6"/>
+    <w:lsdException w:unhideWhenUsed="0" w:uiPriority="65" w:semiHidden="0" w:name="Medium List 1 Accent 6"/>
+    <w:lsdException w:unhideWhenUsed="0" w:uiPriority="66" w:semiHidden="0" w:name="Medium List 2 Accent 6"/>
+    <w:lsdException w:unhideWhenUsed="0" w:uiPriority="67" w:semiHidden="0" w:name="Medium Grid 1 Accent 6"/>
+    <w:lsdException w:unhideWhenUsed="0" w:uiPriority="68" w:semiHidden="0" w:name="Medium Grid 2 Accent 6"/>
+    <w:lsdException w:unhideWhenUsed="0" w:uiPriority="69" w:semiHidden="0" w:name="Medium Grid 3 Accent 6"/>
+    <w:lsdException w:unhideWhenUsed="0" w:uiPriority="70" w:semiHidden="0" w:name="Dark List Accent 6"/>
+    <w:lsdException w:unhideWhenUsed="0" w:uiPriority="71" w:semiHidden="0" w:name="Colorful Shading Accent 6"/>
+    <w:lsdException w:unhideWhenUsed="0" w:uiPriority="72" w:semiHidden="0" w:name="Colorful List Accent 6"/>
+    <w:lsdException w:unhideWhenUsed="0" w:uiPriority="73" w:semiHidden="0" w:name="Colorful Grid Accent 6"/>
   </w:latentStyles>
-  <w:style w:type="paragraph" w:default="1" w:styleId="Normal">
+  <w:style w:type="paragraph" w:default="1" w:styleId="1">
     <w:name w:val="Normal"/>
     <w:qFormat/>
+    <w:uiPriority w:val="0"/>
     <w:pPr>
       <w:kinsoku w:val="0"/>
       <w:autoSpaceDE w:val="0"/>
@@ -5951,7 +5430,7 @@
       <w:textAlignment w:val="baseline"/>
     </w:pPr>
     <w:rPr>
-      <w:rFonts w:ascii="Arial" w:eastAsia="宋体" w:hAnsi="Arial" w:cs="Arial"/>
+      <w:rFonts w:ascii="Arial" w:hAnsi="Arial" w:eastAsia="宋体" w:cs="Arial"/>
       <w:snapToGrid w:val="0"/>
       <w:color w:val="000000"/>
       <w:kern w:val="0"/>
@@ -5960,11 +5439,12 @@
       <w:lang w:val="en-US" w:eastAsia="en-US" w:bidi="ar-SA"/>
     </w:rPr>
   </w:style>
-  <w:style w:type="paragraph" w:styleId="Heading1">
+  <w:style w:type="paragraph" w:styleId="2">
     <w:name w:val="heading 1"/>
-    <w:basedOn w:val="Normal"/>
-    <w:next w:val="Normal"/>
+    <w:basedOn w:val="1"/>
+    <w:next w:val="1"/>
     <w:qFormat/>
+    <w:uiPriority w:val="0"/>
     <w:pPr>
       <w:keepNext/>
       <w:keepLines/>
@@ -5982,12 +5462,13 @@
       <w:sz w:val="44"/>
     </w:rPr>
   </w:style>
-  <w:style w:type="paragraph" w:styleId="Heading2">
+  <w:style w:type="paragraph" w:styleId="3">
     <w:name w:val="heading 2"/>
-    <w:basedOn w:val="Normal"/>
-    <w:next w:val="Normal"/>
+    <w:basedOn w:val="1"/>
+    <w:next w:val="1"/>
     <w:unhideWhenUsed/>
     <w:qFormat/>
+    <w:uiPriority w:val="0"/>
     <w:pPr>
       <w:keepNext/>
       <w:keepLines/>
@@ -6000,18 +5481,19 @@
       <w:outlineLvl w:val="1"/>
     </w:pPr>
     <w:rPr>
-      <w:rFonts w:ascii="Arial" w:eastAsia="黑体" w:hAnsi="Arial"/>
+      <w:rFonts w:ascii="Arial" w:hAnsi="Arial" w:eastAsia="黑体"/>
       <w:b/>
       <w:sz w:val="32"/>
     </w:rPr>
   </w:style>
-  <w:style w:type="paragraph" w:styleId="Heading3">
+  <w:style w:type="paragraph" w:styleId="4">
     <w:name w:val="heading 3"/>
-    <w:basedOn w:val="Normal"/>
-    <w:next w:val="Normal"/>
+    <w:basedOn w:val="1"/>
+    <w:next w:val="1"/>
     <w:semiHidden/>
     <w:unhideWhenUsed/>
     <w:qFormat/>
+    <w:uiPriority w:val="0"/>
     <w:pPr>
       <w:keepNext/>
       <w:keepLines/>
@@ -6028,12 +5510,13 @@
       <w:sz w:val="32"/>
     </w:rPr>
   </w:style>
-  <w:style w:type="paragraph" w:styleId="Heading4">
+  <w:style w:type="paragraph" w:styleId="5">
     <w:name w:val="heading 4"/>
-    <w:basedOn w:val="Normal"/>
-    <w:next w:val="Normal"/>
+    <w:basedOn w:val="1"/>
+    <w:next w:val="1"/>
     <w:unhideWhenUsed/>
     <w:qFormat/>
+    <w:uiPriority w:val="0"/>
     <w:pPr>
       <w:keepNext/>
       <w:keepLines/>
@@ -6046,18 +5529,19 @@
       <w:outlineLvl w:val="3"/>
     </w:pPr>
     <w:rPr>
-      <w:rFonts w:ascii="Arial" w:eastAsia="黑体" w:hAnsi="Arial"/>
+      <w:rFonts w:ascii="Arial" w:hAnsi="Arial" w:eastAsia="黑体"/>
       <w:b/>
       <w:sz w:val="28"/>
     </w:rPr>
   </w:style>
-  <w:style w:type="paragraph" w:styleId="Heading5">
+  <w:style w:type="paragraph" w:styleId="6">
     <w:name w:val="heading 5"/>
-    <w:basedOn w:val="Normal"/>
-    <w:next w:val="Normal"/>
+    <w:basedOn w:val="1"/>
+    <w:next w:val="1"/>
     <w:semiHidden/>
     <w:unhideWhenUsed/>
     <w:qFormat/>
+    <w:uiPriority w:val="0"/>
     <w:pPr>
       <w:keepNext/>
       <w:keepLines/>
@@ -6074,13 +5558,14 @@
       <w:sz w:val="28"/>
     </w:rPr>
   </w:style>
-  <w:style w:type="paragraph" w:styleId="Heading6">
+  <w:style w:type="paragraph" w:styleId="7">
     <w:name w:val="heading 6"/>
-    <w:basedOn w:val="Normal"/>
-    <w:next w:val="Normal"/>
+    <w:basedOn w:val="1"/>
+    <w:next w:val="1"/>
     <w:semiHidden/>
     <w:unhideWhenUsed/>
     <w:qFormat/>
+    <w:uiPriority w:val="0"/>
     <w:pPr>
       <w:keepNext/>
       <w:keepLines/>
@@ -6093,18 +5578,19 @@
       <w:outlineLvl w:val="5"/>
     </w:pPr>
     <w:rPr>
-      <w:rFonts w:ascii="Arial" w:eastAsia="黑体" w:hAnsi="Arial"/>
+      <w:rFonts w:ascii="Arial" w:hAnsi="Arial" w:eastAsia="黑体"/>
       <w:b/>
       <w:sz w:val="24"/>
     </w:rPr>
   </w:style>
-  <w:style w:type="paragraph" w:styleId="Heading7">
+  <w:style w:type="paragraph" w:styleId="8">
     <w:name w:val="heading 7"/>
-    <w:basedOn w:val="Normal"/>
-    <w:next w:val="Normal"/>
+    <w:basedOn w:val="1"/>
+    <w:next w:val="1"/>
     <w:semiHidden/>
     <w:unhideWhenUsed/>
     <w:qFormat/>
+    <w:uiPriority w:val="0"/>
     <w:pPr>
       <w:keepNext/>
       <w:keepLines/>
@@ -6121,13 +5607,14 @@
       <w:sz w:val="24"/>
     </w:rPr>
   </w:style>
-  <w:style w:type="paragraph" w:styleId="Heading8">
+  <w:style w:type="paragraph" w:styleId="9">
     <w:name w:val="heading 8"/>
-    <w:basedOn w:val="Normal"/>
-    <w:next w:val="Normal"/>
+    <w:basedOn w:val="1"/>
+    <w:next w:val="1"/>
     <w:semiHidden/>
     <w:unhideWhenUsed/>
     <w:qFormat/>
+    <w:uiPriority w:val="0"/>
     <w:pPr>
       <w:keepNext/>
       <w:keepLines/>
@@ -6140,17 +5627,18 @@
       <w:outlineLvl w:val="7"/>
     </w:pPr>
     <w:rPr>
-      <w:rFonts w:ascii="Arial" w:eastAsia="黑体" w:hAnsi="Arial"/>
+      <w:rFonts w:ascii="Arial" w:hAnsi="Arial" w:eastAsia="黑体"/>
       <w:sz w:val="24"/>
     </w:rPr>
   </w:style>
-  <w:style w:type="paragraph" w:styleId="Heading9">
+  <w:style w:type="paragraph" w:styleId="10">
     <w:name w:val="heading 9"/>
-    <w:basedOn w:val="Normal"/>
-    <w:next w:val="Normal"/>
+    <w:basedOn w:val="1"/>
+    <w:next w:val="1"/>
     <w:semiHidden/>
     <w:unhideWhenUsed/>
     <w:qFormat/>
+    <w:uiPriority w:val="0"/>
     <w:pPr>
       <w:keepNext/>
       <w:keepLines/>
@@ -6163,19 +5651,21 @@
       <w:outlineLvl w:val="8"/>
     </w:pPr>
     <w:rPr>
-      <w:rFonts w:ascii="Arial" w:eastAsia="黑体" w:hAnsi="Arial"/>
+      <w:rFonts w:ascii="Arial" w:hAnsi="Arial" w:eastAsia="黑体"/>
       <w:sz w:val="21"/>
     </w:rPr>
   </w:style>
-  <w:style w:type="character" w:default="1" w:styleId="DefaultParagraphFont">
+  <w:style w:type="character" w:default="1" w:styleId="22">
     <w:name w:val="Default Paragraph Font"/>
     <w:semiHidden/>
     <w:qFormat/>
+    <w:uiPriority w:val="0"/>
   </w:style>
-  <w:style w:type="table" w:default="1" w:styleId="TableNormal">
+  <w:style w:type="table" w:default="1" w:styleId="20">
     <w:name w:val="Normal Table"/>
     <w:semiHidden/>
     <w:qFormat/>
+    <w:uiPriority w:val="0"/>
     <w:tblPr>
       <w:tblCellMar>
         <w:top w:w="0" w:type="dxa"/>
@@ -6185,39 +5675,43 @@
       </w:tblCellMar>
     </w:tblPr>
   </w:style>
-  <w:style w:type="paragraph" w:styleId="CommentText">
+  <w:style w:type="paragraph" w:styleId="11">
     <w:name w:val="annotation text"/>
-    <w:basedOn w:val="Normal"/>
+    <w:basedOn w:val="1"/>
     <w:qFormat/>
+    <w:uiPriority w:val="0"/>
     <w:pPr>
       <w:jc w:val="left"/>
     </w:pPr>
   </w:style>
-  <w:style w:type="paragraph" w:styleId="BodyText">
+  <w:style w:type="paragraph" w:styleId="12">
     <w:name w:val="Body Text"/>
-    <w:basedOn w:val="Normal"/>
+    <w:basedOn w:val="1"/>
     <w:semiHidden/>
     <w:qFormat/>
+    <w:uiPriority w:val="0"/>
     <w:rPr>
-      <w:rFonts w:ascii="Arial" w:eastAsia="Arial" w:hAnsi="Arial" w:cs="Arial"/>
+      <w:rFonts w:ascii="Arial" w:hAnsi="Arial" w:eastAsia="Arial" w:cs="Arial"/>
       <w:sz w:val="21"/>
       <w:szCs w:val="21"/>
       <w:lang w:val="en-US" w:eastAsia="en-US" w:bidi="ar-SA"/>
     </w:rPr>
   </w:style>
-  <w:style w:type="paragraph" w:styleId="TOC3">
+  <w:style w:type="paragraph" w:styleId="13">
     <w:name w:val="toc 3"/>
-    <w:basedOn w:val="Normal"/>
-    <w:next w:val="Normal"/>
+    <w:basedOn w:val="1"/>
+    <w:next w:val="1"/>
     <w:qFormat/>
+    <w:uiPriority w:val="0"/>
     <w:pPr>
       <w:ind w:left="840" w:leftChars="400"/>
     </w:pPr>
   </w:style>
-  <w:style w:type="paragraph" w:styleId="Footer">
+  <w:style w:type="paragraph" w:styleId="14">
     <w:name w:val="footer"/>
-    <w:basedOn w:val="Normal"/>
+    <w:basedOn w:val="1"/>
     <w:qFormat/>
+    <w:uiPriority w:val="0"/>
     <w:pPr>
       <w:tabs>
         <w:tab w:val="center" w:pos="4153"/>
@@ -6230,16 +5724,17 @@
       <w:sz w:val="18"/>
     </w:rPr>
   </w:style>
-  <w:style w:type="paragraph" w:styleId="Header">
+  <w:style w:type="paragraph" w:styleId="15">
     <w:name w:val="header"/>
-    <w:basedOn w:val="Normal"/>
+    <w:basedOn w:val="1"/>
     <w:qFormat/>
+    <w:uiPriority w:val="0"/>
     <w:pPr>
       <w:pBdr>
-        <w:top w:val="nil"/>
-        <w:left w:val="nil"/>
-        <w:bottom w:val="nil"/>
-        <w:right w:val="nil"/>
+        <w:top w:val="none" w:color="auto" w:sz="0" w:space="0"/>
+        <w:left w:val="none" w:color="auto" w:sz="0" w:space="0"/>
+        <w:bottom w:val="none" w:color="auto" w:sz="0" w:space="0"/>
+        <w:right w:val="none" w:color="auto" w:sz="0" w:space="0"/>
       </w:pBdr>
       <w:tabs>
         <w:tab w:val="center" w:pos="4153"/>
@@ -6254,37 +5749,41 @@
       <w:sz w:val="18"/>
     </w:rPr>
   </w:style>
-  <w:style w:type="paragraph" w:styleId="TOC1">
+  <w:style w:type="paragraph" w:styleId="16">
     <w:name w:val="toc 1"/>
-    <w:basedOn w:val="Normal"/>
-    <w:next w:val="Normal"/>
+    <w:basedOn w:val="1"/>
+    <w:next w:val="1"/>
     <w:qFormat/>
+    <w:uiPriority w:val="0"/>
     <w:rPr>
-      <w:rFonts w:ascii="Arial" w:eastAsia="Microsoft JhengHei" w:hAnsi="Arial"/>
+      <w:rFonts w:ascii="Arial" w:hAnsi="Arial" w:eastAsia="Microsoft JhengHei"/>
       <w:sz w:val="24"/>
     </w:rPr>
   </w:style>
-  <w:style w:type="paragraph" w:styleId="TOC2">
+  <w:style w:type="paragraph" w:styleId="17">
     <w:name w:val="toc 2"/>
-    <w:basedOn w:val="Normal"/>
-    <w:next w:val="Normal"/>
+    <w:basedOn w:val="1"/>
+    <w:next w:val="1"/>
     <w:qFormat/>
+    <w:uiPriority w:val="0"/>
     <w:pPr>
       <w:ind w:left="420" w:leftChars="200"/>
     </w:pPr>
   </w:style>
-  <w:style w:type="paragraph" w:styleId="NormalWeb">
+  <w:style w:type="paragraph" w:styleId="18">
     <w:name w:val="Normal (Web)"/>
-    <w:basedOn w:val="Normal"/>
+    <w:basedOn w:val="1"/>
     <w:qFormat/>
+    <w:uiPriority w:val="0"/>
     <w:rPr>
       <w:sz w:val="24"/>
     </w:rPr>
   </w:style>
-  <w:style w:type="paragraph" w:styleId="Title">
+  <w:style w:type="paragraph" w:styleId="19">
     <w:name w:val="Title"/>
-    <w:basedOn w:val="Normal"/>
+    <w:basedOn w:val="1"/>
     <w:qFormat/>
+    <w:uiPriority w:val="0"/>
     <w:pPr>
       <w:spacing w:before="240" w:beforeLines="0" w:beforeAutospacing="0" w:after="60" w:afterLines="0" w:afterAutospacing="0"/>
       <w:jc w:val="center"/>
@@ -6296,38 +5795,41 @@
       <w:sz w:val="32"/>
     </w:rPr>
   </w:style>
-  <w:style w:type="table" w:styleId="TableGrid">
+  <w:style w:type="table" w:styleId="21">
     <w:name w:val="Table Grid"/>
-    <w:basedOn w:val="TableNormal"/>
+    <w:basedOn w:val="20"/>
     <w:qFormat/>
+    <w:uiPriority w:val="0"/>
     <w:pPr>
       <w:widowControl w:val="0"/>
       <w:jc w:val="both"/>
     </w:pPr>
     <w:tblPr>
       <w:tblBorders>
-        <w:top w:val="single" w:sz="4" w:space="0" w:color="auto"/>
-        <w:left w:val="single" w:sz="4" w:space="0" w:color="auto"/>
-        <w:bottom w:val="single" w:sz="4" w:space="0" w:color="auto"/>
-        <w:right w:val="single" w:sz="4" w:space="0" w:color="auto"/>
-        <w:insideH w:val="single" w:sz="4" w:space="0" w:color="auto"/>
-        <w:insideV w:val="single" w:sz="4" w:space="0" w:color="auto"/>
+        <w:top w:val="single" w:color="auto" w:sz="4" w:space="0"/>
+        <w:left w:val="single" w:color="auto" w:sz="4" w:space="0"/>
+        <w:bottom w:val="single" w:color="auto" w:sz="4" w:space="0"/>
+        <w:right w:val="single" w:color="auto" w:sz="4" w:space="0"/>
+        <w:insideH w:val="single" w:color="auto" w:sz="4" w:space="0"/>
+        <w:insideV w:val="single" w:color="auto" w:sz="4" w:space="0"/>
       </w:tblBorders>
     </w:tblPr>
   </w:style>
-  <w:style w:type="character" w:styleId="Strong">
+  <w:style w:type="character" w:styleId="23">
     <w:name w:val="Strong"/>
-    <w:basedOn w:val="DefaultParagraphFont"/>
+    <w:basedOn w:val="22"/>
     <w:qFormat/>
+    <w:uiPriority w:val="0"/>
     <w:rPr>
       <w:b/>
     </w:rPr>
   </w:style>
-  <w:style w:type="table" w:customStyle="1" w:styleId="TableNormal0">
+  <w:style w:type="table" w:customStyle="1" w:styleId="24">
     <w:name w:val="Table Normal_0"/>
     <w:semiHidden/>
     <w:unhideWhenUsed/>
     <w:qFormat/>
+    <w:uiPriority w:val="0"/>
     <w:tblPr>
       <w:tblCellMar>
         <w:top w:w="0" w:type="dxa"/>
@@ -6337,81 +5839,87 @@
       </w:tblCellMar>
     </w:tblPr>
   </w:style>
-  <w:style w:type="paragraph" w:customStyle="1" w:styleId="TableText">
+  <w:style w:type="paragraph" w:customStyle="1" w:styleId="25">
     <w:name w:val="Table Text"/>
-    <w:basedOn w:val="Normal"/>
+    <w:basedOn w:val="1"/>
     <w:semiHidden/>
     <w:qFormat/>
+    <w:uiPriority w:val="0"/>
     <w:rPr>
-      <w:rFonts w:ascii="宋体" w:eastAsia="宋体" w:hAnsi="宋体" w:cs="宋体"/>
+      <w:rFonts w:ascii="宋体" w:hAnsi="宋体" w:eastAsia="宋体" w:cs="宋体"/>
       <w:sz w:val="21"/>
       <w:szCs w:val="21"/>
       <w:lang w:val="en-US" w:eastAsia="en-US" w:bidi="ar-SA"/>
     </w:rPr>
   </w:style>
-  <w:style w:type="paragraph" w:customStyle="1" w:styleId="1">
+  <w:style w:type="paragraph" w:customStyle="1" w:styleId="26">
     <w:name w:val="柴_标题1"/>
-    <w:basedOn w:val="Heading1"/>
-    <w:next w:val="a"/>
-    <w:link w:val="1Char"/>
+    <w:basedOn w:val="2"/>
+    <w:next w:val="27"/>
+    <w:link w:val="38"/>
     <w:qFormat/>
+    <w:uiPriority w:val="0"/>
     <w:pPr>
       <w:spacing w:before="100" w:after="90" w:line="360" w:lineRule="auto"/>
     </w:pPr>
     <w:rPr>
-      <w:rFonts w:ascii="Arial" w:eastAsia="宋体" w:hAnsi="Arial"/>
+      <w:rFonts w:ascii="Arial" w:hAnsi="Arial" w:eastAsia="宋体"/>
       <w:sz w:val="32"/>
     </w:rPr>
   </w:style>
-  <w:style w:type="paragraph" w:customStyle="1" w:styleId="a">
+  <w:style w:type="paragraph" w:customStyle="1" w:styleId="27">
     <w:name w:val="柴_正文"/>
-    <w:basedOn w:val="BodyText"/>
-    <w:link w:val="Char"/>
+    <w:basedOn w:val="12"/>
+    <w:link w:val="41"/>
     <w:qFormat/>
+    <w:uiPriority w:val="0"/>
     <w:pPr>
       <w:spacing w:line="360" w:lineRule="auto"/>
       <w:ind w:firstLine="470" w:firstLineChars="200"/>
     </w:pPr>
     <w:rPr>
-      <w:rFonts w:ascii="Arial" w:eastAsia="宋体" w:hAnsi="Arial"/>
+      <w:rFonts w:ascii="Arial" w:hAnsi="Arial" w:eastAsia="宋体"/>
       <w:sz w:val="24"/>
       <w:lang w:eastAsia="zh-CN"/>
     </w:rPr>
   </w:style>
-  <w:style w:type="paragraph" w:customStyle="1" w:styleId="2">
+  <w:style w:type="paragraph" w:customStyle="1" w:styleId="28">
     <w:name w:val="柴_标题2"/>
-    <w:basedOn w:val="Heading2"/>
-    <w:next w:val="a"/>
+    <w:basedOn w:val="3"/>
+    <w:next w:val="27"/>
     <w:qFormat/>
+    <w:uiPriority w:val="0"/>
     <w:pPr>
       <w:spacing w:line="360" w:lineRule="auto"/>
     </w:pPr>
     <w:rPr>
-      <w:rFonts w:ascii="Arial" w:eastAsia="宋体" w:hAnsi="Arial"/>
+      <w:rFonts w:ascii="Arial" w:hAnsi="Arial" w:eastAsia="宋体"/>
       <w:sz w:val="28"/>
     </w:rPr>
   </w:style>
-  <w:style w:type="paragraph" w:customStyle="1" w:styleId="3">
+  <w:style w:type="paragraph" w:customStyle="1" w:styleId="29">
     <w:name w:val="柴_标题3"/>
-    <w:basedOn w:val="Heading3"/>
-    <w:next w:val="a"/>
+    <w:basedOn w:val="4"/>
+    <w:next w:val="27"/>
     <w:qFormat/>
+    <w:uiPriority w:val="0"/>
     <w:pPr>
       <w:spacing w:line="360" w:lineRule="auto"/>
       <w:ind w:left="0" w:firstLine="472" w:firstLineChars="200"/>
     </w:pPr>
     <w:rPr>
-      <w:rFonts w:ascii="宋体" w:eastAsia="宋体" w:hAnsi="宋体" w:cs="宋体"/>
+      <w:rFonts w:ascii="宋体" w:hAnsi="宋体" w:eastAsia="宋体" w:cs="宋体"/>
       <w:spacing w:val="-2"/>
       <w:sz w:val="24"/>
       <w:szCs w:val="24"/>
     </w:rPr>
   </w:style>
-  <w:style w:type="paragraph" w:customStyle="1" w:styleId="a0">
+  <w:style w:type="paragraph" w:customStyle="1" w:styleId="30">
     <w:name w:val="柴_目录"/>
-    <w:basedOn w:val="Normal"/>
-    <w:next w:val="BodyText"/>
+    <w:basedOn w:val="1"/>
+    <w:next w:val="12"/>
     <w:qFormat/>
+    <w:uiPriority w:val="0"/>
     <w:pPr>
       <w:tabs>
         <w:tab w:val="right" w:leader="dot" w:pos="8442"/>
@@ -6419,89 +5927,96 @@
       <w:ind w:left="0" w:leftChars="0"/>
     </w:pPr>
     <w:rPr>
-      <w:rFonts w:ascii="Arial" w:eastAsia="Microsoft JhengHei" w:hAnsi="Arial"/>
+      <w:rFonts w:ascii="Arial" w:hAnsi="Arial" w:eastAsia="Microsoft JhengHei"/>
       <w:sz w:val="24"/>
     </w:rPr>
   </w:style>
-  <w:style w:type="paragraph" w:customStyle="1" w:styleId="a1">
+  <w:style w:type="paragraph" w:customStyle="1" w:styleId="31">
     <w:name w:val="柴_公司名"/>
-    <w:basedOn w:val="Title"/>
+    <w:basedOn w:val="19"/>
     <w:qFormat/>
+    <w:uiPriority w:val="0"/>
     <w:pPr>
       <w:spacing w:after="600" w:afterLines="600"/>
     </w:pPr>
     <w:rPr>
-      <w:rFonts w:ascii="宋体" w:eastAsia="宋体" w:hAnsi="宋体" w:cs="宋体" w:hint="eastAsia"/>
+      <w:rFonts w:hint="eastAsia" w:ascii="宋体" w:hAnsi="宋体" w:eastAsia="宋体" w:cs="宋体"/>
       <w:bCs/>
       <w:spacing w:val="-6"/>
       <w:sz w:val="52"/>
       <w:szCs w:val="52"/>
     </w:rPr>
   </w:style>
-  <w:style w:type="paragraph" w:customStyle="1" w:styleId="a2">
+  <w:style w:type="paragraph" w:customStyle="1" w:styleId="32">
     <w:name w:val="柴_文档名"/>
-    <w:basedOn w:val="Title"/>
+    <w:basedOn w:val="19"/>
     <w:qFormat/>
+    <w:uiPriority w:val="0"/>
     <w:pPr>
       <w:spacing w:after="900" w:afterLines="900"/>
     </w:pPr>
     <w:rPr>
-      <w:rFonts w:ascii="黑体" w:eastAsia="黑体" w:hAnsi="黑体" w:cs="黑体"/>
+      <w:rFonts w:ascii="黑体" w:hAnsi="黑体" w:eastAsia="黑体" w:cs="黑体"/>
       <w:bCs/>
       <w:spacing w:val="-7"/>
       <w:sz w:val="52"/>
       <w:szCs w:val="52"/>
     </w:rPr>
   </w:style>
-  <w:style w:type="paragraph" w:customStyle="1" w:styleId="WPSOffice1">
+  <w:style w:type="paragraph" w:customStyle="1" w:styleId="33">
     <w:name w:val="WPSOffice手动目录 1"/>
     <w:qFormat/>
+    <w:uiPriority w:val="0"/>
     <w:pPr>
       <w:ind w:leftChars="0"/>
     </w:pPr>
     <w:rPr>
-      <w:rFonts w:ascii="Times New Roman" w:eastAsia="宋体" w:hAnsi="Times New Roman" w:cs="Times New Roman"/>
+      <w:rFonts w:ascii="Times New Roman" w:hAnsi="Times New Roman" w:eastAsia="宋体" w:cs="Times New Roman"/>
       <w:sz w:val="20"/>
       <w:szCs w:val="20"/>
     </w:rPr>
   </w:style>
-  <w:style w:type="paragraph" w:customStyle="1" w:styleId="WPSOffice2">
+  <w:style w:type="paragraph" w:customStyle="1" w:styleId="34">
     <w:name w:val="WPSOffice手动目录 2"/>
     <w:qFormat/>
+    <w:uiPriority w:val="0"/>
     <w:pPr>
       <w:ind w:leftChars="200"/>
     </w:pPr>
     <w:rPr>
-      <w:rFonts w:ascii="Times New Roman" w:eastAsia="宋体" w:hAnsi="Times New Roman" w:cs="Times New Roman"/>
+      <w:rFonts w:ascii="Times New Roman" w:hAnsi="Times New Roman" w:eastAsia="宋体" w:cs="Times New Roman"/>
       <w:sz w:val="20"/>
       <w:szCs w:val="20"/>
     </w:rPr>
   </w:style>
-  <w:style w:type="paragraph" w:customStyle="1" w:styleId="WPSOffice3">
+  <w:style w:type="paragraph" w:customStyle="1" w:styleId="35">
     <w:name w:val="WPSOffice手动目录 3"/>
     <w:qFormat/>
+    <w:uiPriority w:val="0"/>
     <w:pPr>
       <w:ind w:leftChars="400"/>
     </w:pPr>
     <w:rPr>
-      <w:rFonts w:ascii="Times New Roman" w:eastAsia="宋体" w:hAnsi="Times New Roman" w:cs="Times New Roman"/>
+      <w:rFonts w:ascii="Times New Roman" w:hAnsi="Times New Roman" w:eastAsia="宋体" w:cs="Times New Roman"/>
       <w:sz w:val="20"/>
       <w:szCs w:val="20"/>
     </w:rPr>
   </w:style>
-  <w:style w:type="paragraph" w:customStyle="1" w:styleId="Compact">
+  <w:style w:type="paragraph" w:customStyle="1" w:styleId="36">
     <w:name w:val="Compact"/>
-    <w:basedOn w:val="BodyText"/>
+    <w:basedOn w:val="12"/>
     <w:qFormat/>
+    <w:uiPriority w:val="0"/>
     <w:pPr>
       <w:spacing w:before="36" w:after="36"/>
     </w:pPr>
   </w:style>
-  <w:style w:type="table" w:customStyle="1" w:styleId="Table">
+  <w:style w:type="table" w:customStyle="1" w:styleId="37">
     <w:name w:val="Table"/>
     <w:semiHidden/>
     <w:unhideWhenUsed/>
     <w:qFormat/>
+    <w:uiPriority w:val="0"/>
     <w:tblPr>
       <w:tblCellMar>
         <w:top w:w="0" w:type="dxa"/>
@@ -6513,25 +6028,27 @@
     <w:tblStylePr w:type="firstRow">
       <w:tcPr>
         <w:tcBorders>
-          <w:bottom w:val="single" w:sz="0" w:space="0" w:color="auto"/>
+          <w:bottom w:val="single" w:color="auto" w:sz="0" w:space="0"/>
         </w:tcBorders>
         <w:vAlign w:val="bottom"/>
       </w:tcPr>
     </w:tblStylePr>
   </w:style>
-  <w:style w:type="character" w:customStyle="1" w:styleId="1Char">
+  <w:style w:type="character" w:customStyle="1" w:styleId="38">
     <w:name w:val="柴_标题1 Char"/>
-    <w:link w:val="1"/>
+    <w:link w:val="26"/>
     <w:qFormat/>
+    <w:uiPriority w:val="0"/>
     <w:rPr>
-      <w:rFonts w:ascii="Arial" w:eastAsia="宋体" w:hAnsi="Arial"/>
+      <w:rFonts w:ascii="Arial" w:hAnsi="Arial" w:eastAsia="宋体"/>
       <w:sz w:val="32"/>
     </w:rPr>
   </w:style>
-  <w:style w:type="paragraph" w:customStyle="1" w:styleId="a3">
+  <w:style w:type="paragraph" w:customStyle="1" w:styleId="39">
     <w:name w:val="柴_正文_无缩进"/>
-    <w:basedOn w:val="Normal"/>
+    <w:basedOn w:val="1"/>
     <w:qFormat/>
+    <w:uiPriority w:val="0"/>
     <w:pPr>
       <w:ind w:firstLine="0" w:firstLineChars="0"/>
     </w:pPr>
@@ -6541,29 +6058,31 @@
       <w:lang w:eastAsia="zh-CN"/>
     </w:rPr>
   </w:style>
-  <w:style w:type="paragraph" w:customStyle="1" w:styleId="4">
+  <w:style w:type="paragraph" w:customStyle="1" w:styleId="40">
     <w:name w:val="柴_标题4"/>
-    <w:basedOn w:val="Heading4"/>
-    <w:next w:val="Normal"/>
+    <w:basedOn w:val="5"/>
+    <w:next w:val="1"/>
     <w:qFormat/>
+    <w:uiPriority w:val="0"/>
     <w:pPr>
       <w:widowControl w:val="0"/>
       <w:spacing w:before="160" w:line="360" w:lineRule="auto"/>
-      <w:ind w:left="981" w:hanging="862" w:leftChars="300"/>
+      <w:ind w:left="981" w:leftChars="300" w:hanging="862"/>
     </w:pPr>
     <w:rPr>
-      <w:rFonts w:ascii="Calibri" w:eastAsia="宋体" w:hAnsi="Calibri" w:cs="宋体" w:hint="eastAsia"/>
+      <w:rFonts w:hint="eastAsia" w:ascii="Calibri" w:hAnsi="Calibri" w:eastAsia="宋体" w:cs="宋体"/>
       <w:sz w:val="24"/>
       <w:szCs w:val="24"/>
       <w:lang w:eastAsia="zh-CN" w:bidi="zh-CN"/>
     </w:rPr>
   </w:style>
-  <w:style w:type="character" w:customStyle="1" w:styleId="Char">
+  <w:style w:type="character" w:customStyle="1" w:styleId="41">
     <w:name w:val="柴_正文 Char"/>
-    <w:link w:val="a"/>
+    <w:link w:val="27"/>
     <w:qFormat/>
+    <w:uiPriority w:val="0"/>
     <w:rPr>
-      <w:rFonts w:ascii="Arial" w:eastAsia="宋体" w:hAnsi="Arial"/>
+      <w:rFonts w:ascii="Arial" w:hAnsi="Arial" w:eastAsia="宋体"/>
       <w:sz w:val="24"/>
       <w:lang w:eastAsia="zh-CN"/>
     </w:rPr>
